--- a/BGIL_DBT/validation/DM-T/DM-T2_MAXIMUS.docx
+++ b/BGIL_DBT/validation/DM-T/DM-T2_MAXIMUS.docx
@@ -570,6 +570,12 @@
             <w:r>
               <w:t xml:space="preserve">HUB  HUB_DISTRIBUTION_CHANNEL</w:t>
             </w:r>
+            <w:r>
+              <w:rPr>
+                <w:b/>
+              </w:rPr>
+              <w:t xml:space="preserve"> [Partner LOB]</w:t>
+            </w:r>
           </w:p>
         </w:tc>
         <w:tc>
@@ -628,6 +634,12 @@
             <w:r>
               <w:t xml:space="preserve">HUB  HUB_DOCUMENT</w:t>
             </w:r>
+            <w:r>
+              <w:rPr>
+                <w:b/>
+              </w:rPr>
+              <w:t xml:space="preserve"> [Partner LOB]</w:t>
+            </w:r>
           </w:p>
         </w:tc>
         <w:tc>
@@ -686,6 +698,12 @@
             <w:r>
               <w:t xml:space="preserve">HUB  HUB_FINANCIAL_ACCOUNT</w:t>
             </w:r>
+            <w:r>
+              <w:rPr>
+                <w:b/>
+              </w:rPr>
+              <w:t xml:space="preserve"> [Partner LOB]</w:t>
+            </w:r>
           </w:p>
         </w:tc>
         <w:tc>
@@ -744,6 +762,12 @@
             <w:r>
               <w:t xml:space="preserve">HUB  HUB_LOCATION</w:t>
             </w:r>
+            <w:r>
+              <w:rPr>
+                <w:b/>
+              </w:rPr>
+              <w:t xml:space="preserve"> [Partner LOB]</w:t>
+            </w:r>
           </w:p>
         </w:tc>
         <w:tc>
@@ -802,6 +826,12 @@
             <w:r>
               <w:t xml:space="preserve">HUB  HUB_ORG_UNIT</w:t>
             </w:r>
+            <w:r>
+              <w:rPr>
+                <w:b/>
+              </w:rPr>
+              <w:t xml:space="preserve"> [Partner LOB]</w:t>
+            </w:r>
           </w:p>
         </w:tc>
         <w:tc>
@@ -860,6 +890,12 @@
             <w:r>
               <w:t xml:space="preserve">HUB  HUB_PARTY</w:t>
             </w:r>
+            <w:r>
+              <w:rPr>
+                <w:b/>
+              </w:rPr>
+              <w:t xml:space="preserve"> [Partner LOB]</w:t>
+            </w:r>
           </w:p>
         </w:tc>
         <w:tc>
@@ -918,6 +954,12 @@
             <w:r>
               <w:t xml:space="preserve">HUB  HUB_PAYMENT_INSTRUMENT</w:t>
             </w:r>
+            <w:r>
+              <w:rPr>
+                <w:b/>
+              </w:rPr>
+              <w:t xml:space="preserve"> [Partner LOB]</w:t>
+            </w:r>
           </w:p>
         </w:tc>
         <w:tc>
@@ -976,6 +1018,12 @@
             <w:r>
               <w:t xml:space="preserve">HUB  HUB_POLICY</w:t>
             </w:r>
+            <w:r>
+              <w:rPr>
+                <w:b/>
+              </w:rPr>
+              <w:t xml:space="preserve"> [Partner LOB]</w:t>
+            </w:r>
           </w:p>
         </w:tc>
         <w:tc>
@@ -1034,6 +1082,12 @@
             <w:r>
               <w:t xml:space="preserve">HUB  HUB_PRODUCT</w:t>
             </w:r>
+            <w:r>
+              <w:rPr>
+                <w:b/>
+              </w:rPr>
+              <w:t xml:space="preserve"> [Partner LOB]</w:t>
+            </w:r>
           </w:p>
         </w:tc>
         <w:tc>
@@ -1150,6 +1204,12 @@
             <w:r>
               <w:t xml:space="preserve">LINK  LNK_PARTY_LOCATION</w:t>
             </w:r>
+            <w:r>
+              <w:rPr>
+                <w:b/>
+              </w:rPr>
+              <w:t xml:space="preserve"> [Partner LOB]</w:t>
+            </w:r>
           </w:p>
         </w:tc>
         <w:tc>
@@ -1208,6 +1268,12 @@
             <w:r>
               <w:t xml:space="preserve">LINK  LNK_PARTY_RELATIONSHIP</w:t>
             </w:r>
+            <w:r>
+              <w:rPr>
+                <w:b/>
+              </w:rPr>
+              <w:t xml:space="preserve"> [Partner LOB]</w:t>
+            </w:r>
           </w:p>
         </w:tc>
         <w:tc>
@@ -1266,6 +1332,12 @@
             <w:r>
               <w:t xml:space="preserve">LINK  LNK_PARTY_ROLE</w:t>
             </w:r>
+            <w:r>
+              <w:rPr>
+                <w:b/>
+              </w:rPr>
+              <w:t xml:space="preserve"> [Partner LOB]</w:t>
+            </w:r>
           </w:p>
         </w:tc>
         <w:tc>
@@ -1324,6 +1396,12 @@
             <w:r>
               <w:t xml:space="preserve">SATELLITE  SAT_AUG_COMMON_ADDRESS</w:t>
             </w:r>
+            <w:r>
+              <w:rPr>
+                <w:b/>
+              </w:rPr>
+              <w:t xml:space="preserve"> [Partner LOB]</w:t>
+            </w:r>
           </w:p>
         </w:tc>
         <w:tc>
@@ -1382,6 +1460,12 @@
             <w:r>
               <w:t xml:space="preserve">SATELLITE  SAT_AUG_COMMON_ADMIN_GEOGRAPHY</w:t>
             </w:r>
+            <w:r>
+              <w:rPr>
+                <w:b/>
+              </w:rPr>
+              <w:t xml:space="preserve"> [Partner LOB]</w:t>
+            </w:r>
           </w:p>
         </w:tc>
         <w:tc>
@@ -1440,6 +1524,12 @@
             <w:r>
               <w:t xml:space="preserve">SATELLITE  SAT_AUG_COMMON_CLASSIFICATION</w:t>
             </w:r>
+            <w:r>
+              <w:rPr>
+                <w:b/>
+              </w:rPr>
+              <w:t xml:space="preserve"> [Partner LOB]</w:t>
+            </w:r>
           </w:p>
         </w:tc>
         <w:tc>
@@ -1498,6 +1588,12 @@
             <w:r>
               <w:t xml:space="preserve">SATELLITE  SAT_AUG_COMMON_COMMUNICATION_PREFERENCE</w:t>
             </w:r>
+            <w:r>
+              <w:rPr>
+                <w:b/>
+              </w:rPr>
+              <w:t xml:space="preserve"> [Partner LOB]</w:t>
+            </w:r>
           </w:p>
         </w:tc>
         <w:tc>
@@ -1556,6 +1652,12 @@
             <w:r>
               <w:t xml:space="preserve">SATELLITE  SAT_AUG_COMMON_CONTACT</w:t>
             </w:r>
+            <w:r>
+              <w:rPr>
+                <w:b/>
+              </w:rPr>
+              <w:t xml:space="preserve"> [Partner LOB]</w:t>
+            </w:r>
           </w:p>
         </w:tc>
         <w:tc>
@@ -1614,6 +1716,12 @@
             <w:r>
               <w:t xml:space="preserve">SATELLITE  SAT_AUG_COMMON_GEO</w:t>
             </w:r>
+            <w:r>
+              <w:rPr>
+                <w:b/>
+              </w:rPr>
+              <w:t xml:space="preserve"> [Partner LOB]</w:t>
+            </w:r>
           </w:p>
         </w:tc>
         <w:tc>
@@ -1672,6 +1780,12 @@
             <w:r>
               <w:t xml:space="preserve">SATELLITE  SAT_AUG_INSTRUMENT_DEFINITION</w:t>
             </w:r>
+            <w:r>
+              <w:rPr>
+                <w:b/>
+              </w:rPr>
+              <w:t xml:space="preserve"> [Partner LOB]</w:t>
+            </w:r>
           </w:p>
         </w:tc>
         <w:tc>
@@ -1730,6 +1844,12 @@
             <w:r>
               <w:t xml:space="preserve">SATELLITE  SAT_AUG_LNK_PARTY_ROLE_CORE</w:t>
             </w:r>
+            <w:r>
+              <w:rPr>
+                <w:b/>
+              </w:rPr>
+              <w:t xml:space="preserve"> [Partner LOB]</w:t>
+            </w:r>
           </w:p>
         </w:tc>
         <w:tc>
@@ -1788,6 +1908,12 @@
             <w:r>
               <w:t xml:space="preserve">SATELLITE  SAT_AUG_LNK_ROLE_AGENT</w:t>
             </w:r>
+            <w:r>
+              <w:rPr>
+                <w:b/>
+              </w:rPr>
+              <w:t xml:space="preserve"> [Partner LOB]</w:t>
+            </w:r>
           </w:p>
         </w:tc>
         <w:tc>
@@ -1846,6 +1972,12 @@
             <w:r>
               <w:t xml:space="preserve">SATELLITE  SAT_AUG_LNK_ROLE_CUSTOMER</w:t>
             </w:r>
+            <w:r>
+              <w:rPr>
+                <w:b/>
+              </w:rPr>
+              <w:t xml:space="preserve"> [Partner LOB]</w:t>
+            </w:r>
           </w:p>
         </w:tc>
         <w:tc>
@@ -1904,6 +2036,12 @@
             <w:r>
               <w:t xml:space="preserve">SATELLITE  SAT_AUG_LNK_ROLE_NOMINEE_BENEFICIARY</w:t>
             </w:r>
+            <w:r>
+              <w:rPr>
+                <w:b/>
+              </w:rPr>
+              <w:t xml:space="preserve"> [Partner LOB]</w:t>
+            </w:r>
           </w:p>
         </w:tc>
         <w:tc>
@@ -1962,6 +2100,12 @@
             <w:r>
               <w:t xml:space="preserve">SATELLITE  SAT_AUG_LNK_ROLE_PROVIDER</w:t>
             </w:r>
+            <w:r>
+              <w:rPr>
+                <w:b/>
+              </w:rPr>
+              <w:t xml:space="preserve"> [Partner LOB]</w:t>
+            </w:r>
           </w:p>
         </w:tc>
         <w:tc>
@@ -2020,6 +2164,12 @@
             <w:r>
               <w:t xml:space="preserve">SATELLITE  SAT_AUG_LNK_ROLE_SURVEYOR</w:t>
             </w:r>
+            <w:r>
+              <w:rPr>
+                <w:b/>
+              </w:rPr>
+              <w:t xml:space="preserve"> [Partner LOB]</w:t>
+            </w:r>
           </w:p>
         </w:tc>
         <w:tc>
@@ -2194,6 +2344,12 @@
             <w:r>
               <w:t xml:space="preserve">SATELLITE  SAT_AUG_PARTY_BANKING</w:t>
             </w:r>
+            <w:r>
+              <w:rPr>
+                <w:b/>
+              </w:rPr>
+              <w:t xml:space="preserve"> [Partner LOB]</w:t>
+            </w:r>
           </w:p>
         </w:tc>
         <w:tc>
@@ -2310,6 +2466,12 @@
             <w:r>
               <w:t xml:space="preserve">SATELLITE  SAT_AUG_PARTY_CONTACT_ADDRESS_LINK</w:t>
             </w:r>
+            <w:r>
+              <w:rPr>
+                <w:b/>
+              </w:rPr>
+              <w:t xml:space="preserve"> [Partner LOB]</w:t>
+            </w:r>
           </w:p>
         </w:tc>
         <w:tc>
@@ -2484,6 +2646,12 @@
             <w:r>
               <w:t xml:space="preserve">SATELLITE  SAT_AUG_PARTY_DIGITAL_IDENTITY</w:t>
             </w:r>
+            <w:r>
+              <w:rPr>
+                <w:b/>
+              </w:rPr>
+              <w:t xml:space="preserve"> [Partner LOB]</w:t>
+            </w:r>
           </w:p>
         </w:tc>
         <w:tc>
@@ -2600,6 +2768,12 @@
             <w:r>
               <w:t xml:space="preserve">SATELLITE  SAT_AUG_PARTY_EMPLOYMENT</w:t>
             </w:r>
+            <w:r>
+              <w:rPr>
+                <w:b/>
+              </w:rPr>
+              <w:t xml:space="preserve"> [Partner LOB]</w:t>
+            </w:r>
           </w:p>
         </w:tc>
         <w:tc>
@@ -2658,6 +2832,12 @@
             <w:r>
               <w:t xml:space="preserve">SATELLITE  SAT_AUG_PARTY_FINANCIAL_PROFILE</w:t>
             </w:r>
+            <w:r>
+              <w:rPr>
+                <w:b/>
+              </w:rPr>
+              <w:t xml:space="preserve"> [Partner LOB]</w:t>
+            </w:r>
           </w:p>
         </w:tc>
         <w:tc>
@@ -2716,6 +2896,12 @@
             <w:r>
               <w:t xml:space="preserve">SATELLITE  SAT_AUG_PARTY_FRAUD_PROFILE</w:t>
             </w:r>
+            <w:r>
+              <w:rPr>
+                <w:b/>
+              </w:rPr>
+              <w:t xml:space="preserve"> [Partner LOB]</w:t>
+            </w:r>
           </w:p>
         </w:tc>
         <w:tc>
@@ -2832,6 +3018,12 @@
             <w:r>
               <w:t xml:space="preserve">SATELLITE  SAT_AUG_PARTY_HEALTH_PROFILE</w:t>
             </w:r>
+            <w:r>
+              <w:rPr>
+                <w:b/>
+              </w:rPr>
+              <w:t xml:space="preserve"> [Partner LOB]</w:t>
+            </w:r>
           </w:p>
         </w:tc>
         <w:tc>
@@ -2890,6 +3082,12 @@
             <w:r>
               <w:t xml:space="preserve">SATELLITE  SAT_AUG_PARTY_HIERARCHY</w:t>
             </w:r>
+            <w:r>
+              <w:rPr>
+                <w:b/>
+              </w:rPr>
+              <w:t xml:space="preserve"> [Partner LOB]</w:t>
+            </w:r>
           </w:p>
         </w:tc>
         <w:tc>
@@ -2948,6 +3146,12 @@
             <w:r>
               <w:t xml:space="preserve">SATELLITE  SAT_AUG_PARTY_IDENTIFICATION</w:t>
             </w:r>
+            <w:r>
+              <w:rPr>
+                <w:b/>
+              </w:rPr>
+              <w:t xml:space="preserve"> [Partner LOB]</w:t>
+            </w:r>
           </w:p>
         </w:tc>
         <w:tc>
@@ -3006,6 +3210,12 @@
             <w:r>
               <w:t xml:space="preserve">SATELLITE  SAT_AUG_PARTY_IDENTITY</w:t>
             </w:r>
+            <w:r>
+              <w:rPr>
+                <w:b/>
+              </w:rPr>
+              <w:t xml:space="preserve"> [Partner LOB]</w:t>
+            </w:r>
           </w:p>
         </w:tc>
         <w:tc>
@@ -3064,6 +3274,12 @@
             <w:r>
               <w:t xml:space="preserve">SATELLITE  SAT_AUG_PARTY_INDIVIDUAL_DEMOGRAPHICS</w:t>
             </w:r>
+            <w:r>
+              <w:rPr>
+                <w:b/>
+              </w:rPr>
+              <w:t xml:space="preserve"> [Partner LOB]</w:t>
+            </w:r>
           </w:p>
         </w:tc>
         <w:tc>
@@ -3180,6 +3396,12 @@
             <w:r>
               <w:t xml:space="preserve">SATELLITE  SAT_AUG_PARTY_KYC</w:t>
             </w:r>
+            <w:r>
+              <w:rPr>
+                <w:b/>
+              </w:rPr>
+              <w:t xml:space="preserve"> [Partner LOB]</w:t>
+            </w:r>
           </w:p>
         </w:tc>
         <w:tc>
@@ -3238,6 +3460,12 @@
             <w:r>
               <w:t xml:space="preserve">SATELLITE  SAT_AUG_PARTY_LEGAL_PANEL</w:t>
             </w:r>
+            <w:r>
+              <w:rPr>
+                <w:b/>
+              </w:rPr>
+              <w:t xml:space="preserve"> [Partner LOB]</w:t>
+            </w:r>
           </w:p>
         </w:tc>
         <w:tc>
@@ -3412,6 +3640,12 @@
             <w:r>
               <w:t xml:space="preserve">SATELLITE  SAT_AUG_PARTY_ONBOARDING_JOURNEY</w:t>
             </w:r>
+            <w:r>
+              <w:rPr>
+                <w:b/>
+              </w:rPr>
+              <w:t xml:space="preserve"> [Partner LOB]</w:t>
+            </w:r>
           </w:p>
         </w:tc>
         <w:tc>
@@ -3470,6 +3704,12 @@
             <w:r>
               <w:t xml:space="preserve">SATELLITE  SAT_AUG_PARTY_ORGANISATION_PROFILE</w:t>
             </w:r>
+            <w:r>
+              <w:rPr>
+                <w:b/>
+              </w:rPr>
+              <w:t xml:space="preserve"> [Partner LOB]</w:t>
+            </w:r>
           </w:p>
         </w:tc>
         <w:tc>
@@ -3528,6 +3768,12 @@
             <w:r>
               <w:t xml:space="preserve">SATELLITE  SAT_AUG_PARTY_ORG_DIRECTORS</w:t>
             </w:r>
+            <w:r>
+              <w:rPr>
+                <w:b/>
+              </w:rPr>
+              <w:t xml:space="preserve"> [Partner LOB]</w:t>
+            </w:r>
           </w:p>
         </w:tc>
         <w:tc>
@@ -3586,6 +3832,12 @@
             <w:r>
               <w:t xml:space="preserve">SATELLITE  SAT_AUG_PARTY_PAYOUT_PROFILE</w:t>
             </w:r>
+            <w:r>
+              <w:rPr>
+                <w:b/>
+              </w:rPr>
+              <w:t xml:space="preserve"> [Partner LOB]</w:t>
+            </w:r>
           </w:p>
         </w:tc>
         <w:tc>
@@ -3702,6 +3954,12 @@
             <w:r>
               <w:t xml:space="preserve">SATELLITE  SAT_AUG_PARTY_PROVIDER_CAPABILITY</w:t>
             </w:r>
+            <w:r>
+              <w:rPr>
+                <w:b/>
+              </w:rPr>
+              <w:t xml:space="preserve"> [Partner LOB]</w:t>
+            </w:r>
           </w:p>
         </w:tc>
         <w:tc>
@@ -3818,6 +4076,12 @@
             <w:r>
               <w:t xml:space="preserve">SATELLITE  SAT_AUG_PARTY_RELATIONSHIP_PROFILE</w:t>
             </w:r>
+            <w:r>
+              <w:rPr>
+                <w:b/>
+              </w:rPr>
+              <w:t xml:space="preserve"> [Partner LOB]</w:t>
+            </w:r>
           </w:p>
         </w:tc>
         <w:tc>
@@ -4108,6 +4372,12 @@
             <w:r>
               <w:t xml:space="preserve">SATELLITE  SAT_AUG_PROVIDER_BANKING</w:t>
             </w:r>
+            <w:r>
+              <w:rPr>
+                <w:b/>
+              </w:rPr>
+              <w:t xml:space="preserve"> [Partner LOB]</w:t>
+            </w:r>
           </w:p>
         </w:tc>
         <w:tc>
@@ -4166,6 +4436,12 @@
             <w:r>
               <w:t xml:space="preserve">SATELLITE  SAT_AUG_PROVIDER_QUALITY</w:t>
             </w:r>
+            <w:r>
+              <w:rPr>
+                <w:b/>
+              </w:rPr>
+              <w:t xml:space="preserve"> [Partner LOB]</w:t>
+            </w:r>
           </w:p>
         </w:tc>
         <w:tc>
@@ -4224,6 +4500,12 @@
             <w:r>
               <w:t xml:space="preserve">SATELLITE  SAT_AUG_PROVIDER_TARIFF</w:t>
             </w:r>
+            <w:r>
+              <w:rPr>
+                <w:b/>
+              </w:rPr>
+              <w:t xml:space="preserve"> [Partner LOB]</w:t>
+            </w:r>
           </w:p>
         </w:tc>
         <w:tc>
@@ -4282,6 +4564,12 @@
             <w:r>
               <w:t xml:space="preserve">SATELLITE  SAT_CHANNEL_DEFINITION</w:t>
             </w:r>
+            <w:r>
+              <w:rPr>
+                <w:b/>
+              </w:rPr>
+              <w:t xml:space="preserve"> [Partner LOB]</w:t>
+            </w:r>
           </w:p>
         </w:tc>
         <w:tc>
@@ -4340,6 +4628,12 @@
             <w:r>
               <w:t xml:space="preserve">SATELLITE  SAT_COMMON_ADDRESS</w:t>
             </w:r>
+            <w:r>
+              <w:rPr>
+                <w:b/>
+              </w:rPr>
+              <w:t xml:space="preserve"> [Partner LOB]</w:t>
+            </w:r>
           </w:p>
         </w:tc>
         <w:tc>
@@ -4398,6 +4692,12 @@
             <w:r>
               <w:t xml:space="preserve">SATELLITE  SAT_COMMON_ADMIN_GEOGRAPHY</w:t>
             </w:r>
+            <w:r>
+              <w:rPr>
+                <w:b/>
+              </w:rPr>
+              <w:t xml:space="preserve"> [Partner LOB]</w:t>
+            </w:r>
           </w:p>
         </w:tc>
         <w:tc>
@@ -4456,6 +4756,12 @@
             <w:r>
               <w:t xml:space="preserve">SATELLITE  SAT_COMMON_CLASSIFICATION</w:t>
             </w:r>
+            <w:r>
+              <w:rPr>
+                <w:b/>
+              </w:rPr>
+              <w:t xml:space="preserve"> [Partner LOB]</w:t>
+            </w:r>
           </w:p>
         </w:tc>
         <w:tc>
@@ -4514,6 +4820,12 @@
             <w:r>
               <w:t xml:space="preserve">SATELLITE  SAT_COMMON_COMMUNICATION_PREFERENCE</w:t>
             </w:r>
+            <w:r>
+              <w:rPr>
+                <w:b/>
+              </w:rPr>
+              <w:t xml:space="preserve"> [Partner LOB]</w:t>
+            </w:r>
           </w:p>
         </w:tc>
         <w:tc>
@@ -4572,6 +4884,12 @@
             <w:r>
               <w:t xml:space="preserve">SATELLITE  SAT_COMMON_CONSENT</w:t>
             </w:r>
+            <w:r>
+              <w:rPr>
+                <w:b/>
+              </w:rPr>
+              <w:t xml:space="preserve"> [Partner LOB]</w:t>
+            </w:r>
           </w:p>
         </w:tc>
         <w:tc>
@@ -4630,6 +4948,12 @@
             <w:r>
               <w:t xml:space="preserve">SATELLITE  SAT_COMMON_CONTACT</w:t>
             </w:r>
+            <w:r>
+              <w:rPr>
+                <w:b/>
+              </w:rPr>
+              <w:t xml:space="preserve"> [Partner LOB]</w:t>
+            </w:r>
           </w:p>
         </w:tc>
         <w:tc>
@@ -4688,6 +5012,12 @@
             <w:r>
               <w:t xml:space="preserve">SATELLITE  SAT_COMMON_GEO</w:t>
             </w:r>
+            <w:r>
+              <w:rPr>
+                <w:b/>
+              </w:rPr>
+              <w:t xml:space="preserve"> [Partner LOB]</w:t>
+            </w:r>
           </w:p>
         </w:tc>
         <w:tc>
@@ -4746,6 +5076,12 @@
             <w:r>
               <w:t xml:space="preserve">SATELLITE  SAT_DOCUMENT_DEFINITION</w:t>
             </w:r>
+            <w:r>
+              <w:rPr>
+                <w:b/>
+              </w:rPr>
+              <w:t xml:space="preserve"> [Partner LOB]</w:t>
+            </w:r>
           </w:p>
         </w:tc>
         <w:tc>
@@ -4804,6 +5140,12 @@
             <w:r>
               <w:t xml:space="preserve">SATELLITE  SAT_INSTRUMENT_DEFINITION</w:t>
             </w:r>
+            <w:r>
+              <w:rPr>
+                <w:b/>
+              </w:rPr>
+              <w:t xml:space="preserve"> [Partner LOB]</w:t>
+            </w:r>
           </w:p>
         </w:tc>
         <w:tc>
@@ -4862,6 +5204,12 @@
             <w:r>
               <w:t xml:space="preserve">SATELLITE  SAT_LNK_PARTY_ROLE_CORE</w:t>
             </w:r>
+            <w:r>
+              <w:rPr>
+                <w:b/>
+              </w:rPr>
+              <w:t xml:space="preserve"> [Partner LOB]</w:t>
+            </w:r>
           </w:p>
         </w:tc>
         <w:tc>
@@ -4920,6 +5268,12 @@
             <w:r>
               <w:t xml:space="preserve">SATELLITE  SAT_LNK_ROLE_AGENT</w:t>
             </w:r>
+            <w:r>
+              <w:rPr>
+                <w:b/>
+              </w:rPr>
+              <w:t xml:space="preserve"> [Partner LOB]</w:t>
+            </w:r>
           </w:p>
         </w:tc>
         <w:tc>
@@ -4978,6 +5332,12 @@
             <w:r>
               <w:t xml:space="preserve">SATELLITE  SAT_LNK_ROLE_CUSTOMER</w:t>
             </w:r>
+            <w:r>
+              <w:rPr>
+                <w:b/>
+              </w:rPr>
+              <w:t xml:space="preserve"> [Partner LOB]</w:t>
+            </w:r>
           </w:p>
         </w:tc>
         <w:tc>
@@ -5036,6 +5396,12 @@
             <w:r>
               <w:t xml:space="preserve">SATELLITE  SAT_LNK_ROLE_EMPLOYEE</w:t>
             </w:r>
+            <w:r>
+              <w:rPr>
+                <w:b/>
+              </w:rPr>
+              <w:t xml:space="preserve"> [Partner LOB]</w:t>
+            </w:r>
           </w:p>
         </w:tc>
         <w:tc>
@@ -5094,6 +5460,12 @@
             <w:r>
               <w:t xml:space="preserve">SATELLITE  SAT_LNK_ROLE_INVESTIGATOR</w:t>
             </w:r>
+            <w:r>
+              <w:rPr>
+                <w:b/>
+              </w:rPr>
+              <w:t xml:space="preserve"> [Partner LOB]</w:t>
+            </w:r>
           </w:p>
         </w:tc>
         <w:tc>
@@ -5152,6 +5524,12 @@
             <w:r>
               <w:t xml:space="preserve">SATELLITE  SAT_LNK_ROLE_NOMINEE_BENEFICIARY</w:t>
             </w:r>
+            <w:r>
+              <w:rPr>
+                <w:b/>
+              </w:rPr>
+              <w:t xml:space="preserve"> [Partner LOB]</w:t>
+            </w:r>
           </w:p>
         </w:tc>
         <w:tc>
@@ -5210,6 +5588,12 @@
             <w:r>
               <w:t xml:space="preserve">SATELLITE  SAT_LNK_ROLE_PROVIDER</w:t>
             </w:r>
+            <w:r>
+              <w:rPr>
+                <w:b/>
+              </w:rPr>
+              <w:t xml:space="preserve"> [Partner LOB]</w:t>
+            </w:r>
           </w:p>
         </w:tc>
         <w:tc>
@@ -5268,6 +5652,12 @@
             <w:r>
               <w:t xml:space="preserve">SATELLITE  SAT_LNK_ROLE_SURVEYOR</w:t>
             </w:r>
+            <w:r>
+              <w:rPr>
+                <w:b/>
+              </w:rPr>
+              <w:t xml:space="preserve"> [Partner LOB]</w:t>
+            </w:r>
           </w:p>
         </w:tc>
         <w:tc>
@@ -5326,6 +5716,12 @@
             <w:r>
               <w:t xml:space="preserve">SATELLITE  SAT_LOCATION_PROFILE</w:t>
             </w:r>
+            <w:r>
+              <w:rPr>
+                <w:b/>
+              </w:rPr>
+              <w:t xml:space="preserve"> [Partner LOB]</w:t>
+            </w:r>
           </w:p>
         </w:tc>
         <w:tc>
@@ -5384,6 +5780,12 @@
             <w:r>
               <w:t xml:space="preserve">SATELLITE  SAT_ORG_UNIT_DEFINITION</w:t>
             </w:r>
+            <w:r>
+              <w:rPr>
+                <w:b/>
+              </w:rPr>
+              <w:t xml:space="preserve"> [Partner LOB]</w:t>
+            </w:r>
           </w:p>
         </w:tc>
         <w:tc>
@@ -5442,6 +5844,12 @@
             <w:r>
               <w:t xml:space="preserve">SATELLITE  SAT_ORG_UNIT_LICENCE</w:t>
             </w:r>
+            <w:r>
+              <w:rPr>
+                <w:b/>
+              </w:rPr>
+              <w:t xml:space="preserve"> [Partner LOB]</w:t>
+            </w:r>
           </w:p>
         </w:tc>
         <w:tc>
@@ -5500,6 +5908,12 @@
             <w:r>
               <w:t xml:space="preserve">SATELLITE  SAT_PARTY_AGENT_LICENCE_LINE</w:t>
             </w:r>
+            <w:r>
+              <w:rPr>
+                <w:b/>
+              </w:rPr>
+              <w:t xml:space="preserve"> [Partner LOB]</w:t>
+            </w:r>
           </w:p>
         </w:tc>
         <w:tc>
@@ -5558,6 +5972,12 @@
             <w:r>
               <w:t xml:space="preserve">SATELLITE  SAT_PARTY_AML_SCREENING</w:t>
             </w:r>
+            <w:r>
+              <w:rPr>
+                <w:b/>
+              </w:rPr>
+              <w:t xml:space="preserve"> [Partner LOB]</w:t>
+            </w:r>
           </w:p>
         </w:tc>
         <w:tc>
@@ -5616,6 +6036,12 @@
             <w:r>
               <w:t xml:space="preserve">SATELLITE  SAT_PARTY_BANKING</w:t>
             </w:r>
+            <w:r>
+              <w:rPr>
+                <w:b/>
+              </w:rPr>
+              <w:t xml:space="preserve"> [Partner LOB]</w:t>
+            </w:r>
           </w:p>
         </w:tc>
         <w:tc>
@@ -5674,6 +6100,12 @@
             <w:r>
               <w:t xml:space="preserve">SATELLITE  SAT_PARTY_CONSENT_MANDATE</w:t>
             </w:r>
+            <w:r>
+              <w:rPr>
+                <w:b/>
+              </w:rPr>
+              <w:t xml:space="preserve"> [Partner LOB]</w:t>
+            </w:r>
           </w:p>
         </w:tc>
         <w:tc>
@@ -5732,6 +6164,12 @@
             <w:r>
               <w:t xml:space="preserve">SATELLITE  SAT_PARTY_CONTACT_ADDRESS_LINK</w:t>
             </w:r>
+            <w:r>
+              <w:rPr>
+                <w:b/>
+              </w:rPr>
+              <w:t xml:space="preserve"> [Partner LOB]</w:t>
+            </w:r>
           </w:p>
         </w:tc>
         <w:tc>
@@ -5790,6 +6228,12 @@
             <w:r>
               <w:t xml:space="preserve">SATELLITE  SAT_PARTY_DIGITAL_IDENTITY</w:t>
             </w:r>
+            <w:r>
+              <w:rPr>
+                <w:b/>
+              </w:rPr>
+              <w:t xml:space="preserve"> [Partner LOB]</w:t>
+            </w:r>
           </w:p>
         </w:tc>
         <w:tc>
@@ -5848,6 +6292,12 @@
             <w:r>
               <w:t xml:space="preserve">SATELLITE  SAT_PARTY_EMPLOYMENT</w:t>
             </w:r>
+            <w:r>
+              <w:rPr>
+                <w:b/>
+              </w:rPr>
+              <w:t xml:space="preserve"> [Partner LOB]</w:t>
+            </w:r>
           </w:p>
         </w:tc>
         <w:tc>
@@ -5906,6 +6356,12 @@
             <w:r>
               <w:t xml:space="preserve">SATELLITE  SAT_PARTY_FINANCIAL_PROFILE</w:t>
             </w:r>
+            <w:r>
+              <w:rPr>
+                <w:b/>
+              </w:rPr>
+              <w:t xml:space="preserve"> [Partner LOB]</w:t>
+            </w:r>
           </w:p>
         </w:tc>
         <w:tc>
@@ -5964,6 +6420,12 @@
             <w:r>
               <w:t xml:space="preserve">SATELLITE  SAT_PARTY_FRAUD_PROFILE</w:t>
             </w:r>
+            <w:r>
+              <w:rPr>
+                <w:b/>
+              </w:rPr>
+              <w:t xml:space="preserve"> [Partner LOB]</w:t>
+            </w:r>
           </w:p>
         </w:tc>
         <w:tc>
@@ -6022,6 +6484,12 @@
             <w:r>
               <w:t xml:space="preserve">SATELLITE  SAT_PARTY_HEALTH_PROFILE</w:t>
             </w:r>
+            <w:r>
+              <w:rPr>
+                <w:b/>
+              </w:rPr>
+              <w:t xml:space="preserve"> [Partner LOB]</w:t>
+            </w:r>
           </w:p>
         </w:tc>
         <w:tc>
@@ -6080,6 +6548,12 @@
             <w:r>
               <w:t xml:space="preserve">SATELLITE  SAT_PARTY_HIERARCHY</w:t>
             </w:r>
+            <w:r>
+              <w:rPr>
+                <w:b/>
+              </w:rPr>
+              <w:t xml:space="preserve"> [Partner LOB]</w:t>
+            </w:r>
           </w:p>
         </w:tc>
         <w:tc>
@@ -6138,6 +6612,12 @@
             <w:r>
               <w:t xml:space="preserve">SATELLITE  SAT_PARTY_IDENTIFICATION</w:t>
             </w:r>
+            <w:r>
+              <w:rPr>
+                <w:b/>
+              </w:rPr>
+              <w:t xml:space="preserve"> [Partner LOB]</w:t>
+            </w:r>
           </w:p>
         </w:tc>
         <w:tc>
@@ -6196,6 +6676,12 @@
             <w:r>
               <w:t xml:space="preserve">SATELLITE  SAT_PARTY_IDENTITY</w:t>
             </w:r>
+            <w:r>
+              <w:rPr>
+                <w:b/>
+              </w:rPr>
+              <w:t xml:space="preserve"> [Partner LOB]</w:t>
+            </w:r>
           </w:p>
         </w:tc>
         <w:tc>
@@ -6254,6 +6740,12 @@
             <w:r>
               <w:t xml:space="preserve">SATELLITE  SAT_PARTY_INDIVIDUAL_DEMOGRAPHICS</w:t>
             </w:r>
+            <w:r>
+              <w:rPr>
+                <w:b/>
+              </w:rPr>
+              <w:t xml:space="preserve"> [Partner LOB]</w:t>
+            </w:r>
           </w:p>
         </w:tc>
         <w:tc>
@@ -6312,6 +6804,12 @@
             <w:r>
               <w:t xml:space="preserve">SATELLITE  SAT_PARTY_KYC</w:t>
             </w:r>
+            <w:r>
+              <w:rPr>
+                <w:b/>
+              </w:rPr>
+              <w:t xml:space="preserve"> [Partner LOB]</w:t>
+            </w:r>
           </w:p>
         </w:tc>
         <w:tc>
@@ -6370,6 +6868,12 @@
             <w:r>
               <w:t xml:space="preserve">SATELLITE  SAT_PARTY_LEGAL_PANEL</w:t>
             </w:r>
+            <w:r>
+              <w:rPr>
+                <w:b/>
+              </w:rPr>
+              <w:t xml:space="preserve"> [Partner LOB]</w:t>
+            </w:r>
           </w:p>
         </w:tc>
         <w:tc>
@@ -6428,6 +6932,12 @@
             <w:r>
               <w:t xml:space="preserve">SATELLITE  SAT_PARTY_ONBOARDING_JOURNEY</w:t>
             </w:r>
+            <w:r>
+              <w:rPr>
+                <w:b/>
+              </w:rPr>
+              <w:t xml:space="preserve"> [Partner LOB]</w:t>
+            </w:r>
           </w:p>
         </w:tc>
         <w:tc>
@@ -6486,6 +6996,12 @@
             <w:r>
               <w:t xml:space="preserve">SATELLITE  SAT_PARTY_ORGANISATION_PROFILE</w:t>
             </w:r>
+            <w:r>
+              <w:rPr>
+                <w:b/>
+              </w:rPr>
+              <w:t xml:space="preserve"> [Partner LOB]</w:t>
+            </w:r>
           </w:p>
         </w:tc>
         <w:tc>
@@ -6544,6 +7060,12 @@
             <w:r>
               <w:t xml:space="preserve">SATELLITE  SAT_PARTY_ORG_DIRECTORS</w:t>
             </w:r>
+            <w:r>
+              <w:rPr>
+                <w:b/>
+              </w:rPr>
+              <w:t xml:space="preserve"> [Partner LOB]</w:t>
+            </w:r>
           </w:p>
         </w:tc>
         <w:tc>
@@ -6602,6 +7124,12 @@
             <w:r>
               <w:t xml:space="preserve">SATELLITE  SAT_PARTY_PAYOUT_PROFILE</w:t>
             </w:r>
+            <w:r>
+              <w:rPr>
+                <w:b/>
+              </w:rPr>
+              <w:t xml:space="preserve"> [Partner LOB]</w:t>
+            </w:r>
           </w:p>
         </w:tc>
         <w:tc>
@@ -6660,6 +7188,12 @@
             <w:r>
               <w:t xml:space="preserve">SATELLITE  SAT_PARTY_PROVIDER_CAPABILITY</w:t>
             </w:r>
+            <w:r>
+              <w:rPr>
+                <w:b/>
+              </w:rPr>
+              <w:t xml:space="preserve"> [Partner LOB]</w:t>
+            </w:r>
           </w:p>
         </w:tc>
         <w:tc>
@@ -6718,6 +7252,12 @@
             <w:r>
               <w:t xml:space="preserve">SATELLITE  SAT_PARTY_RELATIONSHIP_PROFILE</w:t>
             </w:r>
+            <w:r>
+              <w:rPr>
+                <w:b/>
+              </w:rPr>
+              <w:t xml:space="preserve"> [Partner LOB]</w:t>
+            </w:r>
           </w:p>
         </w:tc>
         <w:tc>
@@ -6776,6 +7316,12 @@
             <w:r>
               <w:t xml:space="preserve">SATELLITE  SAT_PRODUCT_DEFINITION</w:t>
             </w:r>
+            <w:r>
+              <w:rPr>
+                <w:b/>
+              </w:rPr>
+              <w:t xml:space="preserve"> [Partner LOB]</w:t>
+            </w:r>
           </w:p>
         </w:tc>
         <w:tc>
@@ -6834,6 +7380,12 @@
             <w:r>
               <w:t xml:space="preserve">SATELLITE  SAT_PROVIDER_BANKING</w:t>
             </w:r>
+            <w:r>
+              <w:rPr>
+                <w:b/>
+              </w:rPr>
+              <w:t xml:space="preserve"> [Partner LOB]</w:t>
+            </w:r>
           </w:p>
         </w:tc>
         <w:tc>
@@ -6892,6 +7444,12 @@
             <w:r>
               <w:t xml:space="preserve">SATELLITE  SAT_PROVIDER_QUALITY</w:t>
             </w:r>
+            <w:r>
+              <w:rPr>
+                <w:b/>
+              </w:rPr>
+              <w:t xml:space="preserve"> [Partner LOB]</w:t>
+            </w:r>
           </w:p>
         </w:tc>
         <w:tc>
@@ -6949,6 +7507,12 @@
           <w:p>
             <w:r>
               <w:t xml:space="preserve">SATELLITE  SAT_PROVIDER_TARIFF</w:t>
+            </w:r>
+            <w:r>
+              <w:rPr>
+                <w:b/>
+              </w:rPr>
+              <w:t xml:space="preserve"> [Partner LOB]</w:t>
             </w:r>
           </w:p>
         </w:tc>
@@ -7290,6 +7854,12 @@
       <w:r>
         <w:t xml:space="preserve">2. MAXIMUS — HUB  HUB_DISTRIBUTION_CHANNEL</w:t>
       </w:r>
+      <w:r>
+        <w:rPr>
+          <w:b/>
+        </w:rPr>
+        <w:t xml:space="preserve"> [Partner LOB]</w:t>
+      </w:r>
     </w:p>
     <w:tbl>
       <w:tblPr>
@@ -7347,6 +7917,12 @@
           <w:p>
             <w:r>
               <w:t xml:space="preserve">HUB  HUB_DISTRIBUTION_CHANNEL</w:t>
+            </w:r>
+            <w:r>
+              <w:rPr>
+                <w:b/>
+              </w:rPr>
+              <w:t xml:space="preserve"> [Partner LOB]</w:t>
             </w:r>
           </w:p>
         </w:tc>
@@ -7596,6 +8172,12 @@
       <w:r>
         <w:t xml:space="preserve">3. MAXIMUS — HUB  HUB_DOCUMENT</w:t>
       </w:r>
+      <w:r>
+        <w:rPr>
+          <w:b/>
+        </w:rPr>
+        <w:t xml:space="preserve"> [Partner LOB]</w:t>
+      </w:r>
     </w:p>
     <w:tbl>
       <w:tblPr>
@@ -7653,6 +8235,12 @@
           <w:p>
             <w:r>
               <w:t xml:space="preserve">HUB  HUB_DOCUMENT</w:t>
+            </w:r>
+            <w:r>
+              <w:rPr>
+                <w:b/>
+              </w:rPr>
+              <w:t xml:space="preserve"> [Partner LOB]</w:t>
             </w:r>
           </w:p>
         </w:tc>
@@ -7902,6 +8490,12 @@
       <w:r>
         <w:t xml:space="preserve">4. MAXIMUS — HUB  HUB_FINANCIAL_ACCOUNT</w:t>
       </w:r>
+      <w:r>
+        <w:rPr>
+          <w:b/>
+        </w:rPr>
+        <w:t xml:space="preserve"> [Partner LOB]</w:t>
+      </w:r>
     </w:p>
     <w:tbl>
       <w:tblPr>
@@ -7959,6 +8553,12 @@
           <w:p>
             <w:r>
               <w:t xml:space="preserve">HUB  HUB_FINANCIAL_ACCOUNT</w:t>
+            </w:r>
+            <w:r>
+              <w:rPr>
+                <w:b/>
+              </w:rPr>
+              <w:t xml:space="preserve"> [Partner LOB]</w:t>
             </w:r>
           </w:p>
         </w:tc>
@@ -8208,6 +8808,12 @@
       <w:r>
         <w:t xml:space="preserve">5. MAXIMUS — HUB  HUB_LOCATION</w:t>
       </w:r>
+      <w:r>
+        <w:rPr>
+          <w:b/>
+        </w:rPr>
+        <w:t xml:space="preserve"> [Partner LOB]</w:t>
+      </w:r>
     </w:p>
     <w:tbl>
       <w:tblPr>
@@ -8265,6 +8871,12 @@
           <w:p>
             <w:r>
               <w:t xml:space="preserve">HUB  HUB_LOCATION</w:t>
+            </w:r>
+            <w:r>
+              <w:rPr>
+                <w:b/>
+              </w:rPr>
+              <w:t xml:space="preserve"> [Partner LOB]</w:t>
             </w:r>
           </w:p>
         </w:tc>
@@ -8514,6 +9126,12 @@
       <w:r>
         <w:t xml:space="preserve">6. MAXIMUS — HUB  HUB_ORG_UNIT</w:t>
       </w:r>
+      <w:r>
+        <w:rPr>
+          <w:b/>
+        </w:rPr>
+        <w:t xml:space="preserve"> [Partner LOB]</w:t>
+      </w:r>
     </w:p>
     <w:tbl>
       <w:tblPr>
@@ -8571,6 +9189,12 @@
           <w:p>
             <w:r>
               <w:t xml:space="preserve">HUB  HUB_ORG_UNIT</w:t>
+            </w:r>
+            <w:r>
+              <w:rPr>
+                <w:b/>
+              </w:rPr>
+              <w:t xml:space="preserve"> [Partner LOB]</w:t>
             </w:r>
           </w:p>
         </w:tc>
@@ -8820,6 +9444,12 @@
       <w:r>
         <w:t xml:space="preserve">7. MAXIMUS — HUB  HUB_PARTY</w:t>
       </w:r>
+      <w:r>
+        <w:rPr>
+          <w:b/>
+        </w:rPr>
+        <w:t xml:space="preserve"> [Partner LOB]</w:t>
+      </w:r>
     </w:p>
     <w:tbl>
       <w:tblPr>
@@ -8877,6 +9507,12 @@
           <w:p>
             <w:r>
               <w:t xml:space="preserve">HUB  HUB_PARTY</w:t>
+            </w:r>
+            <w:r>
+              <w:rPr>
+                <w:b/>
+              </w:rPr>
+              <w:t xml:space="preserve"> [Partner LOB]</w:t>
             </w:r>
           </w:p>
         </w:tc>
@@ -9126,6 +9762,12 @@
       <w:r>
         <w:t xml:space="preserve">8. MAXIMUS — HUB  HUB_PAYMENT_INSTRUMENT</w:t>
       </w:r>
+      <w:r>
+        <w:rPr>
+          <w:b/>
+        </w:rPr>
+        <w:t xml:space="preserve"> [Partner LOB]</w:t>
+      </w:r>
     </w:p>
     <w:tbl>
       <w:tblPr>
@@ -9183,6 +9825,12 @@
           <w:p>
             <w:r>
               <w:t xml:space="preserve">HUB  HUB_PAYMENT_INSTRUMENT</w:t>
+            </w:r>
+            <w:r>
+              <w:rPr>
+                <w:b/>
+              </w:rPr>
+              <w:t xml:space="preserve"> [Partner LOB]</w:t>
             </w:r>
           </w:p>
         </w:tc>
@@ -9432,6 +10080,12 @@
       <w:r>
         <w:t xml:space="preserve">9. MAXIMUS — HUB  HUB_POLICY</w:t>
       </w:r>
+      <w:r>
+        <w:rPr>
+          <w:b/>
+        </w:rPr>
+        <w:t xml:space="preserve"> [Partner LOB]</w:t>
+      </w:r>
     </w:p>
     <w:tbl>
       <w:tblPr>
@@ -9489,6 +10143,12 @@
           <w:p>
             <w:r>
               <w:t xml:space="preserve">HUB  HUB_POLICY</w:t>
+            </w:r>
+            <w:r>
+              <w:rPr>
+                <w:b/>
+              </w:rPr>
+              <w:t xml:space="preserve"> [Partner LOB]</w:t>
             </w:r>
           </w:p>
         </w:tc>
@@ -9738,6 +10398,12 @@
       <w:r>
         <w:t xml:space="preserve">10. MAXIMUS — HUB  HUB_PRODUCT</w:t>
       </w:r>
+      <w:r>
+        <w:rPr>
+          <w:b/>
+        </w:rPr>
+        <w:t xml:space="preserve"> [Partner LOB]</w:t>
+      </w:r>
     </w:p>
     <w:tbl>
       <w:tblPr>
@@ -9795,6 +10461,12 @@
           <w:p>
             <w:r>
               <w:t xml:space="preserve">HUB  HUB_PRODUCT</w:t>
+            </w:r>
+            <w:r>
+              <w:rPr>
+                <w:b/>
+              </w:rPr>
+              <w:t xml:space="preserve"> [Partner LOB]</w:t>
             </w:r>
           </w:p>
         </w:tc>
@@ -10350,6 +11022,12 @@
       <w:r>
         <w:t xml:space="preserve">12. MAXIMUS — LINK  LNK_PARTY_LOCATION</w:t>
       </w:r>
+      <w:r>
+        <w:rPr>
+          <w:b/>
+        </w:rPr>
+        <w:t xml:space="preserve"> [Partner LOB]</w:t>
+      </w:r>
     </w:p>
     <w:tbl>
       <w:tblPr>
@@ -10407,6 +11085,12 @@
           <w:p>
             <w:r>
               <w:t xml:space="preserve">LINK  LNK_PARTY_LOCATION</w:t>
+            </w:r>
+            <w:r>
+              <w:rPr>
+                <w:b/>
+              </w:rPr>
+              <w:t xml:space="preserve"> [Partner LOB]</w:t>
             </w:r>
           </w:p>
         </w:tc>
@@ -10656,6 +11340,12 @@
       <w:r>
         <w:t xml:space="preserve">13. MAXIMUS — LINK  LNK_PARTY_RELATIONSHIP</w:t>
       </w:r>
+      <w:r>
+        <w:rPr>
+          <w:b/>
+        </w:rPr>
+        <w:t xml:space="preserve"> [Partner LOB]</w:t>
+      </w:r>
     </w:p>
     <w:tbl>
       <w:tblPr>
@@ -10713,6 +11403,12 @@
           <w:p>
             <w:r>
               <w:t xml:space="preserve">LINK  LNK_PARTY_RELATIONSHIP</w:t>
+            </w:r>
+            <w:r>
+              <w:rPr>
+                <w:b/>
+              </w:rPr>
+              <w:t xml:space="preserve"> [Partner LOB]</w:t>
             </w:r>
           </w:p>
         </w:tc>
@@ -10962,6 +11658,12 @@
       <w:r>
         <w:t xml:space="preserve">14. MAXIMUS — LINK  LNK_PARTY_ROLE</w:t>
       </w:r>
+      <w:r>
+        <w:rPr>
+          <w:b/>
+        </w:rPr>
+        <w:t xml:space="preserve"> [Partner LOB]</w:t>
+      </w:r>
     </w:p>
     <w:tbl>
       <w:tblPr>
@@ -11019,6 +11721,12 @@
           <w:p>
             <w:r>
               <w:t xml:space="preserve">LINK  LNK_PARTY_ROLE</w:t>
+            </w:r>
+            <w:r>
+              <w:rPr>
+                <w:b/>
+              </w:rPr>
+              <w:t xml:space="preserve"> [Partner LOB]</w:t>
             </w:r>
           </w:p>
         </w:tc>
@@ -11268,6 +11976,12 @@
       <w:r>
         <w:t xml:space="preserve">15. MAXIMUS — SATELLITE  SAT_AUG_COMMON_ADDRESS</w:t>
       </w:r>
+      <w:r>
+        <w:rPr>
+          <w:b/>
+        </w:rPr>
+        <w:t xml:space="preserve"> [Partner LOB]</w:t>
+      </w:r>
     </w:p>
     <w:tbl>
       <w:tblPr>
@@ -11325,6 +12039,12 @@
           <w:p>
             <w:r>
               <w:t xml:space="preserve">SATELLITE  SAT_AUG_COMMON_ADDRESS</w:t>
+            </w:r>
+            <w:r>
+              <w:rPr>
+                <w:b/>
+              </w:rPr>
+              <w:t xml:space="preserve"> [Partner LOB]</w:t>
             </w:r>
           </w:p>
         </w:tc>
@@ -11564,6 +12284,12 @@
       <w:r>
         <w:t xml:space="preserve">16. MAXIMUS — SATELLITE  SAT_AUG_COMMON_ADMIN_GEOGRAPHY</w:t>
       </w:r>
+      <w:r>
+        <w:rPr>
+          <w:b/>
+        </w:rPr>
+        <w:t xml:space="preserve"> [Partner LOB]</w:t>
+      </w:r>
     </w:p>
     <w:tbl>
       <w:tblPr>
@@ -11621,6 +12347,12 @@
           <w:p>
             <w:r>
               <w:t xml:space="preserve">SATELLITE  SAT_AUG_COMMON_ADMIN_GEOGRAPHY</w:t>
+            </w:r>
+            <w:r>
+              <w:rPr>
+                <w:b/>
+              </w:rPr>
+              <w:t xml:space="preserve"> [Partner LOB]</w:t>
             </w:r>
           </w:p>
         </w:tc>
@@ -11860,6 +12592,12 @@
       <w:r>
         <w:t xml:space="preserve">17. MAXIMUS — SATELLITE  SAT_AUG_COMMON_CLASSIFICATION</w:t>
       </w:r>
+      <w:r>
+        <w:rPr>
+          <w:b/>
+        </w:rPr>
+        <w:t xml:space="preserve"> [Partner LOB]</w:t>
+      </w:r>
     </w:p>
     <w:tbl>
       <w:tblPr>
@@ -11917,6 +12655,12 @@
           <w:p>
             <w:r>
               <w:t xml:space="preserve">SATELLITE  SAT_AUG_COMMON_CLASSIFICATION</w:t>
+            </w:r>
+            <w:r>
+              <w:rPr>
+                <w:b/>
+              </w:rPr>
+              <w:t xml:space="preserve"> [Partner LOB]</w:t>
             </w:r>
           </w:p>
         </w:tc>
@@ -12156,6 +12900,12 @@
       <w:r>
         <w:t xml:space="preserve">18. MAXIMUS — SATELLITE  SAT_AUG_COMMON_COMMUNICATION_PREFERENCE</w:t>
       </w:r>
+      <w:r>
+        <w:rPr>
+          <w:b/>
+        </w:rPr>
+        <w:t xml:space="preserve"> [Partner LOB]</w:t>
+      </w:r>
     </w:p>
     <w:tbl>
       <w:tblPr>
@@ -12213,6 +12963,12 @@
           <w:p>
             <w:r>
               <w:t xml:space="preserve">SATELLITE  SAT_AUG_COMMON_COMMUNICATION_PREFERENCE</w:t>
+            </w:r>
+            <w:r>
+              <w:rPr>
+                <w:b/>
+              </w:rPr>
+              <w:t xml:space="preserve"> [Partner LOB]</w:t>
             </w:r>
           </w:p>
         </w:tc>
@@ -12452,6 +13208,12 @@
       <w:r>
         <w:t xml:space="preserve">19. MAXIMUS — SATELLITE  SAT_AUG_COMMON_CONTACT</w:t>
       </w:r>
+      <w:r>
+        <w:rPr>
+          <w:b/>
+        </w:rPr>
+        <w:t xml:space="preserve"> [Partner LOB]</w:t>
+      </w:r>
     </w:p>
     <w:tbl>
       <w:tblPr>
@@ -12509,6 +13271,12 @@
           <w:p>
             <w:r>
               <w:t xml:space="preserve">SATELLITE  SAT_AUG_COMMON_CONTACT</w:t>
+            </w:r>
+            <w:r>
+              <w:rPr>
+                <w:b/>
+              </w:rPr>
+              <w:t xml:space="preserve"> [Partner LOB]</w:t>
             </w:r>
           </w:p>
         </w:tc>
@@ -12748,6 +13516,12 @@
       <w:r>
         <w:t xml:space="preserve">20. MAXIMUS — SATELLITE  SAT_AUG_COMMON_GEO</w:t>
       </w:r>
+      <w:r>
+        <w:rPr>
+          <w:b/>
+        </w:rPr>
+        <w:t xml:space="preserve"> [Partner LOB]</w:t>
+      </w:r>
     </w:p>
     <w:tbl>
       <w:tblPr>
@@ -12805,6 +13579,12 @@
           <w:p>
             <w:r>
               <w:t xml:space="preserve">SATELLITE  SAT_AUG_COMMON_GEO</w:t>
+            </w:r>
+            <w:r>
+              <w:rPr>
+                <w:b/>
+              </w:rPr>
+              <w:t xml:space="preserve"> [Partner LOB]</w:t>
             </w:r>
           </w:p>
         </w:tc>
@@ -13044,6 +13824,12 @@
       <w:r>
         <w:t xml:space="preserve">21. MAXIMUS — SATELLITE  SAT_AUG_INSTRUMENT_DEFINITION</w:t>
       </w:r>
+      <w:r>
+        <w:rPr>
+          <w:b/>
+        </w:rPr>
+        <w:t xml:space="preserve"> [Partner LOB]</w:t>
+      </w:r>
     </w:p>
     <w:tbl>
       <w:tblPr>
@@ -13101,6 +13887,12 @@
           <w:p>
             <w:r>
               <w:t xml:space="preserve">SATELLITE  SAT_AUG_INSTRUMENT_DEFINITION</w:t>
+            </w:r>
+            <w:r>
+              <w:rPr>
+                <w:b/>
+              </w:rPr>
+              <w:t xml:space="preserve"> [Partner LOB]</w:t>
             </w:r>
           </w:p>
         </w:tc>
@@ -13340,6 +14132,12 @@
       <w:r>
         <w:t xml:space="preserve">22. MAXIMUS — SATELLITE  SAT_AUG_LNK_PARTY_ROLE_CORE</w:t>
       </w:r>
+      <w:r>
+        <w:rPr>
+          <w:b/>
+        </w:rPr>
+        <w:t xml:space="preserve"> [Partner LOB]</w:t>
+      </w:r>
     </w:p>
     <w:tbl>
       <w:tblPr>
@@ -13397,6 +14195,12 @@
           <w:p>
             <w:r>
               <w:t xml:space="preserve">SATELLITE  SAT_AUG_LNK_PARTY_ROLE_CORE</w:t>
+            </w:r>
+            <w:r>
+              <w:rPr>
+                <w:b/>
+              </w:rPr>
+              <w:t xml:space="preserve"> [Partner LOB]</w:t>
             </w:r>
           </w:p>
         </w:tc>
@@ -13636,6 +14440,12 @@
       <w:r>
         <w:t xml:space="preserve">23. MAXIMUS — SATELLITE  SAT_AUG_LNK_ROLE_AGENT</w:t>
       </w:r>
+      <w:r>
+        <w:rPr>
+          <w:b/>
+        </w:rPr>
+        <w:t xml:space="preserve"> [Partner LOB]</w:t>
+      </w:r>
     </w:p>
     <w:tbl>
       <w:tblPr>
@@ -13693,6 +14503,12 @@
           <w:p>
             <w:r>
               <w:t xml:space="preserve">SATELLITE  SAT_AUG_LNK_ROLE_AGENT</w:t>
+            </w:r>
+            <w:r>
+              <w:rPr>
+                <w:b/>
+              </w:rPr>
+              <w:t xml:space="preserve"> [Partner LOB]</w:t>
             </w:r>
           </w:p>
         </w:tc>
@@ -13932,6 +14748,12 @@
       <w:r>
         <w:t xml:space="preserve">24. MAXIMUS — SATELLITE  SAT_AUG_LNK_ROLE_CUSTOMER</w:t>
       </w:r>
+      <w:r>
+        <w:rPr>
+          <w:b/>
+        </w:rPr>
+        <w:t xml:space="preserve"> [Partner LOB]</w:t>
+      </w:r>
     </w:p>
     <w:tbl>
       <w:tblPr>
@@ -13989,6 +14811,12 @@
           <w:p>
             <w:r>
               <w:t xml:space="preserve">SATELLITE  SAT_AUG_LNK_ROLE_CUSTOMER</w:t>
+            </w:r>
+            <w:r>
+              <w:rPr>
+                <w:b/>
+              </w:rPr>
+              <w:t xml:space="preserve"> [Partner LOB]</w:t>
             </w:r>
           </w:p>
         </w:tc>
@@ -14228,6 +15056,12 @@
       <w:r>
         <w:t xml:space="preserve">25. MAXIMUS — SATELLITE  SAT_AUG_LNK_ROLE_NOMINEE_BENEFICIARY</w:t>
       </w:r>
+      <w:r>
+        <w:rPr>
+          <w:b/>
+        </w:rPr>
+        <w:t xml:space="preserve"> [Partner LOB]</w:t>
+      </w:r>
     </w:p>
     <w:tbl>
       <w:tblPr>
@@ -14285,6 +15119,12 @@
           <w:p>
             <w:r>
               <w:t xml:space="preserve">SATELLITE  SAT_AUG_LNK_ROLE_NOMINEE_BENEFICIARY</w:t>
+            </w:r>
+            <w:r>
+              <w:rPr>
+                <w:b/>
+              </w:rPr>
+              <w:t xml:space="preserve"> [Partner LOB]</w:t>
             </w:r>
           </w:p>
         </w:tc>
@@ -14524,6 +15364,12 @@
       <w:r>
         <w:t xml:space="preserve">26. MAXIMUS — SATELLITE  SAT_AUG_LNK_ROLE_PROVIDER</w:t>
       </w:r>
+      <w:r>
+        <w:rPr>
+          <w:b/>
+        </w:rPr>
+        <w:t xml:space="preserve"> [Partner LOB]</w:t>
+      </w:r>
     </w:p>
     <w:tbl>
       <w:tblPr>
@@ -14581,6 +15427,12 @@
           <w:p>
             <w:r>
               <w:t xml:space="preserve">SATELLITE  SAT_AUG_LNK_ROLE_PROVIDER</w:t>
+            </w:r>
+            <w:r>
+              <w:rPr>
+                <w:b/>
+              </w:rPr>
+              <w:t xml:space="preserve"> [Partner LOB]</w:t>
             </w:r>
           </w:p>
         </w:tc>
@@ -14820,6 +15672,12 @@
       <w:r>
         <w:t xml:space="preserve">27. MAXIMUS — SATELLITE  SAT_AUG_LNK_ROLE_SURVEYOR</w:t>
       </w:r>
+      <w:r>
+        <w:rPr>
+          <w:b/>
+        </w:rPr>
+        <w:t xml:space="preserve"> [Partner LOB]</w:t>
+      </w:r>
     </w:p>
     <w:tbl>
       <w:tblPr>
@@ -14877,6 +15735,12 @@
           <w:p>
             <w:r>
               <w:t xml:space="preserve">SATELLITE  SAT_AUG_LNK_ROLE_SURVEYOR</w:t>
+            </w:r>
+            <w:r>
+              <w:rPr>
+                <w:b/>
+              </w:rPr>
+              <w:t xml:space="preserve"> [Partner LOB]</w:t>
             </w:r>
           </w:p>
         </w:tc>
@@ -15708,6 +16572,12 @@
       <w:r>
         <w:t xml:space="preserve">30. MAXIMUS — SATELLITE  SAT_AUG_PARTY_BANKING</w:t>
       </w:r>
+      <w:r>
+        <w:rPr>
+          <w:b/>
+        </w:rPr>
+        <w:t xml:space="preserve"> [Partner LOB]</w:t>
+      </w:r>
     </w:p>
     <w:tbl>
       <w:tblPr>
@@ -15765,6 +16635,12 @@
           <w:p>
             <w:r>
               <w:t xml:space="preserve">SATELLITE  SAT_AUG_PARTY_BANKING</w:t>
+            </w:r>
+            <w:r>
+              <w:rPr>
+                <w:b/>
+              </w:rPr>
+              <w:t xml:space="preserve"> [Partner LOB]</w:t>
             </w:r>
           </w:p>
         </w:tc>
@@ -16300,6 +17176,12 @@
       <w:r>
         <w:t xml:space="preserve">32. MAXIMUS — SATELLITE  SAT_AUG_PARTY_CONTACT_ADDRESS_LINK</w:t>
       </w:r>
+      <w:r>
+        <w:rPr>
+          <w:b/>
+        </w:rPr>
+        <w:t xml:space="preserve"> [Partner LOB]</w:t>
+      </w:r>
     </w:p>
     <w:tbl>
       <w:tblPr>
@@ -16357,6 +17239,12 @@
           <w:p>
             <w:r>
               <w:t xml:space="preserve">SATELLITE  SAT_AUG_PARTY_CONTACT_ADDRESS_LINK</w:t>
+            </w:r>
+            <w:r>
+              <w:rPr>
+                <w:b/>
+              </w:rPr>
+              <w:t xml:space="preserve"> [Partner LOB]</w:t>
             </w:r>
           </w:p>
         </w:tc>
@@ -17188,6 +18076,12 @@
       <w:r>
         <w:t xml:space="preserve">35. MAXIMUS — SATELLITE  SAT_AUG_PARTY_DIGITAL_IDENTITY</w:t>
       </w:r>
+      <w:r>
+        <w:rPr>
+          <w:b/>
+        </w:rPr>
+        <w:t xml:space="preserve"> [Partner LOB]</w:t>
+      </w:r>
     </w:p>
     <w:tbl>
       <w:tblPr>
@@ -17245,6 +18139,12 @@
           <w:p>
             <w:r>
               <w:t xml:space="preserve">SATELLITE  SAT_AUG_PARTY_DIGITAL_IDENTITY</w:t>
+            </w:r>
+            <w:r>
+              <w:rPr>
+                <w:b/>
+              </w:rPr>
+              <w:t xml:space="preserve"> [Partner LOB]</w:t>
             </w:r>
           </w:p>
         </w:tc>
@@ -17780,6 +18680,12 @@
       <w:r>
         <w:t xml:space="preserve">37. MAXIMUS — SATELLITE  SAT_AUG_PARTY_EMPLOYMENT</w:t>
       </w:r>
+      <w:r>
+        <w:rPr>
+          <w:b/>
+        </w:rPr>
+        <w:t xml:space="preserve"> [Partner LOB]</w:t>
+      </w:r>
     </w:p>
     <w:tbl>
       <w:tblPr>
@@ -17837,6 +18743,12 @@
           <w:p>
             <w:r>
               <w:t xml:space="preserve">SATELLITE  SAT_AUG_PARTY_EMPLOYMENT</w:t>
+            </w:r>
+            <w:r>
+              <w:rPr>
+                <w:b/>
+              </w:rPr>
+              <w:t xml:space="preserve"> [Partner LOB]</w:t>
             </w:r>
           </w:p>
         </w:tc>
@@ -18076,6 +18988,12 @@
       <w:r>
         <w:t xml:space="preserve">38. MAXIMUS — SATELLITE  SAT_AUG_PARTY_FINANCIAL_PROFILE</w:t>
       </w:r>
+      <w:r>
+        <w:rPr>
+          <w:b/>
+        </w:rPr>
+        <w:t xml:space="preserve"> [Partner LOB]</w:t>
+      </w:r>
     </w:p>
     <w:tbl>
       <w:tblPr>
@@ -18133,6 +19051,12 @@
           <w:p>
             <w:r>
               <w:t xml:space="preserve">SATELLITE  SAT_AUG_PARTY_FINANCIAL_PROFILE</w:t>
+            </w:r>
+            <w:r>
+              <w:rPr>
+                <w:b/>
+              </w:rPr>
+              <w:t xml:space="preserve"> [Partner LOB]</w:t>
             </w:r>
           </w:p>
         </w:tc>
@@ -18372,6 +19296,12 @@
       <w:r>
         <w:t xml:space="preserve">39. MAXIMUS — SATELLITE  SAT_AUG_PARTY_FRAUD_PROFILE</w:t>
       </w:r>
+      <w:r>
+        <w:rPr>
+          <w:b/>
+        </w:rPr>
+        <w:t xml:space="preserve"> [Partner LOB]</w:t>
+      </w:r>
     </w:p>
     <w:tbl>
       <w:tblPr>
@@ -18429,6 +19359,12 @@
           <w:p>
             <w:r>
               <w:t xml:space="preserve">SATELLITE  SAT_AUG_PARTY_FRAUD_PROFILE</w:t>
+            </w:r>
+            <w:r>
+              <w:rPr>
+                <w:b/>
+              </w:rPr>
+              <w:t xml:space="preserve"> [Partner LOB]</w:t>
             </w:r>
           </w:p>
         </w:tc>
@@ -18964,6 +19900,12 @@
       <w:r>
         <w:t xml:space="preserve">41. MAXIMUS — SATELLITE  SAT_AUG_PARTY_HEALTH_PROFILE</w:t>
       </w:r>
+      <w:r>
+        <w:rPr>
+          <w:b/>
+        </w:rPr>
+        <w:t xml:space="preserve"> [Partner LOB]</w:t>
+      </w:r>
     </w:p>
     <w:tbl>
       <w:tblPr>
@@ -19021,6 +19963,12 @@
           <w:p>
             <w:r>
               <w:t xml:space="preserve">SATELLITE  SAT_AUG_PARTY_HEALTH_PROFILE</w:t>
+            </w:r>
+            <w:r>
+              <w:rPr>
+                <w:b/>
+              </w:rPr>
+              <w:t xml:space="preserve"> [Partner LOB]</w:t>
             </w:r>
           </w:p>
         </w:tc>
@@ -19260,6 +20208,12 @@
       <w:r>
         <w:t xml:space="preserve">42. MAXIMUS — SATELLITE  SAT_AUG_PARTY_HIERARCHY</w:t>
       </w:r>
+      <w:r>
+        <w:rPr>
+          <w:b/>
+        </w:rPr>
+        <w:t xml:space="preserve"> [Partner LOB]</w:t>
+      </w:r>
     </w:p>
     <w:tbl>
       <w:tblPr>
@@ -19317,6 +20271,12 @@
           <w:p>
             <w:r>
               <w:t xml:space="preserve">SATELLITE  SAT_AUG_PARTY_HIERARCHY</w:t>
+            </w:r>
+            <w:r>
+              <w:rPr>
+                <w:b/>
+              </w:rPr>
+              <w:t xml:space="preserve"> [Partner LOB]</w:t>
             </w:r>
           </w:p>
         </w:tc>
@@ -19556,6 +20516,12 @@
       <w:r>
         <w:t xml:space="preserve">43. MAXIMUS — SATELLITE  SAT_AUG_PARTY_IDENTIFICATION</w:t>
       </w:r>
+      <w:r>
+        <w:rPr>
+          <w:b/>
+        </w:rPr>
+        <w:t xml:space="preserve"> [Partner LOB]</w:t>
+      </w:r>
     </w:p>
     <w:tbl>
       <w:tblPr>
@@ -19613,6 +20579,12 @@
           <w:p>
             <w:r>
               <w:t xml:space="preserve">SATELLITE  SAT_AUG_PARTY_IDENTIFICATION</w:t>
+            </w:r>
+            <w:r>
+              <w:rPr>
+                <w:b/>
+              </w:rPr>
+              <w:t xml:space="preserve"> [Partner LOB]</w:t>
             </w:r>
           </w:p>
         </w:tc>
@@ -19852,6 +20824,12 @@
       <w:r>
         <w:t xml:space="preserve">44. MAXIMUS — SATELLITE  SAT_AUG_PARTY_IDENTITY</w:t>
       </w:r>
+      <w:r>
+        <w:rPr>
+          <w:b/>
+        </w:rPr>
+        <w:t xml:space="preserve"> [Partner LOB]</w:t>
+      </w:r>
     </w:p>
     <w:tbl>
       <w:tblPr>
@@ -19909,6 +20887,12 @@
           <w:p>
             <w:r>
               <w:t xml:space="preserve">SATELLITE  SAT_AUG_PARTY_IDENTITY</w:t>
+            </w:r>
+            <w:r>
+              <w:rPr>
+                <w:b/>
+              </w:rPr>
+              <w:t xml:space="preserve"> [Partner LOB]</w:t>
             </w:r>
           </w:p>
         </w:tc>
@@ -20148,6 +21132,12 @@
       <w:r>
         <w:t xml:space="preserve">45. MAXIMUS — SATELLITE  SAT_AUG_PARTY_INDIVIDUAL_DEMOGRAPHICS</w:t>
       </w:r>
+      <w:r>
+        <w:rPr>
+          <w:b/>
+        </w:rPr>
+        <w:t xml:space="preserve"> [Partner LOB]</w:t>
+      </w:r>
     </w:p>
     <w:tbl>
       <w:tblPr>
@@ -20205,6 +21195,12 @@
           <w:p>
             <w:r>
               <w:t xml:space="preserve">SATELLITE  SAT_AUG_PARTY_INDIVIDUAL_DEMOGRAPHICS</w:t>
+            </w:r>
+            <w:r>
+              <w:rPr>
+                <w:b/>
+              </w:rPr>
+              <w:t xml:space="preserve"> [Partner LOB]</w:t>
             </w:r>
           </w:p>
         </w:tc>
@@ -20740,6 +21736,12 @@
       <w:r>
         <w:t xml:space="preserve">47. MAXIMUS — SATELLITE  SAT_AUG_PARTY_KYC</w:t>
       </w:r>
+      <w:r>
+        <w:rPr>
+          <w:b/>
+        </w:rPr>
+        <w:t xml:space="preserve"> [Partner LOB]</w:t>
+      </w:r>
     </w:p>
     <w:tbl>
       <w:tblPr>
@@ -20797,6 +21799,12 @@
           <w:p>
             <w:r>
               <w:t xml:space="preserve">SATELLITE  SAT_AUG_PARTY_KYC</w:t>
+            </w:r>
+            <w:r>
+              <w:rPr>
+                <w:b/>
+              </w:rPr>
+              <w:t xml:space="preserve"> [Partner LOB]</w:t>
             </w:r>
           </w:p>
         </w:tc>
@@ -21036,6 +22044,12 @@
       <w:r>
         <w:t xml:space="preserve">48. MAXIMUS — SATELLITE  SAT_AUG_PARTY_LEGAL_PANEL</w:t>
       </w:r>
+      <w:r>
+        <w:rPr>
+          <w:b/>
+        </w:rPr>
+        <w:t xml:space="preserve"> [Partner LOB]</w:t>
+      </w:r>
     </w:p>
     <w:tbl>
       <w:tblPr>
@@ -21093,6 +22107,12 @@
           <w:p>
             <w:r>
               <w:t xml:space="preserve">SATELLITE  SAT_AUG_PARTY_LEGAL_PANEL</w:t>
+            </w:r>
+            <w:r>
+              <w:rPr>
+                <w:b/>
+              </w:rPr>
+              <w:t xml:space="preserve"> [Partner LOB]</w:t>
             </w:r>
           </w:p>
         </w:tc>
@@ -21924,6 +22944,12 @@
       <w:r>
         <w:t xml:space="preserve">51. MAXIMUS — SATELLITE  SAT_AUG_PARTY_ONBOARDING_JOURNEY</w:t>
       </w:r>
+      <w:r>
+        <w:rPr>
+          <w:b/>
+        </w:rPr>
+        <w:t xml:space="preserve"> [Partner LOB]</w:t>
+      </w:r>
     </w:p>
     <w:tbl>
       <w:tblPr>
@@ -21981,6 +23007,12 @@
           <w:p>
             <w:r>
               <w:t xml:space="preserve">SATELLITE  SAT_AUG_PARTY_ONBOARDING_JOURNEY</w:t>
+            </w:r>
+            <w:r>
+              <w:rPr>
+                <w:b/>
+              </w:rPr>
+              <w:t xml:space="preserve"> [Partner LOB]</w:t>
             </w:r>
           </w:p>
         </w:tc>
@@ -22220,6 +23252,12 @@
       <w:r>
         <w:t xml:space="preserve">52. MAXIMUS — SATELLITE  SAT_AUG_PARTY_ORGANISATION_PROFILE</w:t>
       </w:r>
+      <w:r>
+        <w:rPr>
+          <w:b/>
+        </w:rPr>
+        <w:t xml:space="preserve"> [Partner LOB]</w:t>
+      </w:r>
     </w:p>
     <w:tbl>
       <w:tblPr>
@@ -22277,6 +23315,12 @@
           <w:p>
             <w:r>
               <w:t xml:space="preserve">SATELLITE  SAT_AUG_PARTY_ORGANISATION_PROFILE</w:t>
+            </w:r>
+            <w:r>
+              <w:rPr>
+                <w:b/>
+              </w:rPr>
+              <w:t xml:space="preserve"> [Partner LOB]</w:t>
             </w:r>
           </w:p>
         </w:tc>
@@ -22516,6 +23560,12 @@
       <w:r>
         <w:t xml:space="preserve">53. MAXIMUS — SATELLITE  SAT_AUG_PARTY_ORG_DIRECTORS</w:t>
       </w:r>
+      <w:r>
+        <w:rPr>
+          <w:b/>
+        </w:rPr>
+        <w:t xml:space="preserve"> [Partner LOB]</w:t>
+      </w:r>
     </w:p>
     <w:tbl>
       <w:tblPr>
@@ -22573,6 +23623,12 @@
           <w:p>
             <w:r>
               <w:t xml:space="preserve">SATELLITE  SAT_AUG_PARTY_ORG_DIRECTORS</w:t>
+            </w:r>
+            <w:r>
+              <w:rPr>
+                <w:b/>
+              </w:rPr>
+              <w:t xml:space="preserve"> [Partner LOB]</w:t>
             </w:r>
           </w:p>
         </w:tc>
@@ -22812,6 +23868,12 @@
       <w:r>
         <w:t xml:space="preserve">54. MAXIMUS — SATELLITE  SAT_AUG_PARTY_PAYOUT_PROFILE</w:t>
       </w:r>
+      <w:r>
+        <w:rPr>
+          <w:b/>
+        </w:rPr>
+        <w:t xml:space="preserve"> [Partner LOB]</w:t>
+      </w:r>
     </w:p>
     <w:tbl>
       <w:tblPr>
@@ -22869,6 +23931,12 @@
           <w:p>
             <w:r>
               <w:t xml:space="preserve">SATELLITE  SAT_AUG_PARTY_PAYOUT_PROFILE</w:t>
+            </w:r>
+            <w:r>
+              <w:rPr>
+                <w:b/>
+              </w:rPr>
+              <w:t xml:space="preserve"> [Partner LOB]</w:t>
             </w:r>
           </w:p>
         </w:tc>
@@ -23404,6 +24472,12 @@
       <w:r>
         <w:t xml:space="preserve">56. MAXIMUS — SATELLITE  SAT_AUG_PARTY_PROVIDER_CAPABILITY</w:t>
       </w:r>
+      <w:r>
+        <w:rPr>
+          <w:b/>
+        </w:rPr>
+        <w:t xml:space="preserve"> [Partner LOB]</w:t>
+      </w:r>
     </w:p>
     <w:tbl>
       <w:tblPr>
@@ -23461,6 +24535,12 @@
           <w:p>
             <w:r>
               <w:t xml:space="preserve">SATELLITE  SAT_AUG_PARTY_PROVIDER_CAPABILITY</w:t>
+            </w:r>
+            <w:r>
+              <w:rPr>
+                <w:b/>
+              </w:rPr>
+              <w:t xml:space="preserve"> [Partner LOB]</w:t>
             </w:r>
           </w:p>
         </w:tc>
@@ -23996,6 +25076,12 @@
       <w:r>
         <w:t xml:space="preserve">58. MAXIMUS — SATELLITE  SAT_AUG_PARTY_RELATIONSHIP_PROFILE</w:t>
       </w:r>
+      <w:r>
+        <w:rPr>
+          <w:b/>
+        </w:rPr>
+        <w:t xml:space="preserve"> [Partner LOB]</w:t>
+      </w:r>
     </w:p>
     <w:tbl>
       <w:tblPr>
@@ -24053,6 +25139,12 @@
           <w:p>
             <w:r>
               <w:t xml:space="preserve">SATELLITE  SAT_AUG_PARTY_RELATIONSHIP_PROFILE</w:t>
+            </w:r>
+            <w:r>
+              <w:rPr>
+                <w:b/>
+              </w:rPr>
+              <w:t xml:space="preserve"> [Partner LOB]</w:t>
             </w:r>
           </w:p>
         </w:tc>
@@ -25476,6 +26568,12 @@
       <w:r>
         <w:t xml:space="preserve">63. MAXIMUS — SATELLITE  SAT_AUG_PROVIDER_BANKING</w:t>
       </w:r>
+      <w:r>
+        <w:rPr>
+          <w:b/>
+        </w:rPr>
+        <w:t xml:space="preserve"> [Partner LOB]</w:t>
+      </w:r>
     </w:p>
     <w:tbl>
       <w:tblPr>
@@ -25533,6 +26631,12 @@
           <w:p>
             <w:r>
               <w:t xml:space="preserve">SATELLITE  SAT_AUG_PROVIDER_BANKING</w:t>
+            </w:r>
+            <w:r>
+              <w:rPr>
+                <w:b/>
+              </w:rPr>
+              <w:t xml:space="preserve"> [Partner LOB]</w:t>
             </w:r>
           </w:p>
         </w:tc>
@@ -25772,6 +26876,12 @@
       <w:r>
         <w:t xml:space="preserve">64. MAXIMUS — SATELLITE  SAT_AUG_PROVIDER_QUALITY</w:t>
       </w:r>
+      <w:r>
+        <w:rPr>
+          <w:b/>
+        </w:rPr>
+        <w:t xml:space="preserve"> [Partner LOB]</w:t>
+      </w:r>
     </w:p>
     <w:tbl>
       <w:tblPr>
@@ -25829,6 +26939,12 @@
           <w:p>
             <w:r>
               <w:t xml:space="preserve">SATELLITE  SAT_AUG_PROVIDER_QUALITY</w:t>
+            </w:r>
+            <w:r>
+              <w:rPr>
+                <w:b/>
+              </w:rPr>
+              <w:t xml:space="preserve"> [Partner LOB]</w:t>
             </w:r>
           </w:p>
         </w:tc>
@@ -26068,6 +27184,12 @@
       <w:r>
         <w:t xml:space="preserve">65. MAXIMUS — SATELLITE  SAT_AUG_PROVIDER_TARIFF</w:t>
       </w:r>
+      <w:r>
+        <w:rPr>
+          <w:b/>
+        </w:rPr>
+        <w:t xml:space="preserve"> [Partner LOB]</w:t>
+      </w:r>
     </w:p>
     <w:tbl>
       <w:tblPr>
@@ -26125,6 +27247,12 @@
           <w:p>
             <w:r>
               <w:t xml:space="preserve">SATELLITE  SAT_AUG_PROVIDER_TARIFF</w:t>
+            </w:r>
+            <w:r>
+              <w:rPr>
+                <w:b/>
+              </w:rPr>
+              <w:t xml:space="preserve"> [Partner LOB]</w:t>
             </w:r>
           </w:p>
         </w:tc>
@@ -26364,6 +27492,12 @@
       <w:r>
         <w:t xml:space="preserve">66. MAXIMUS — SATELLITE  SAT_CHANNEL_DEFINITION</w:t>
       </w:r>
+      <w:r>
+        <w:rPr>
+          <w:b/>
+        </w:rPr>
+        <w:t xml:space="preserve"> [Partner LOB]</w:t>
+      </w:r>
     </w:p>
     <w:tbl>
       <w:tblPr>
@@ -26421,6 +27555,12 @@
           <w:p>
             <w:r>
               <w:t xml:space="preserve">SATELLITE  SAT_CHANNEL_DEFINITION</w:t>
+            </w:r>
+            <w:r>
+              <w:rPr>
+                <w:b/>
+              </w:rPr>
+              <w:t xml:space="preserve"> [Partner LOB]</w:t>
             </w:r>
           </w:p>
         </w:tc>
@@ -26660,6 +27800,12 @@
       <w:r>
         <w:t xml:space="preserve">67. MAXIMUS — SATELLITE  SAT_COMMON_ADDRESS</w:t>
       </w:r>
+      <w:r>
+        <w:rPr>
+          <w:b/>
+        </w:rPr>
+        <w:t xml:space="preserve"> [Partner LOB]</w:t>
+      </w:r>
     </w:p>
     <w:tbl>
       <w:tblPr>
@@ -26717,6 +27863,12 @@
           <w:p>
             <w:r>
               <w:t xml:space="preserve">SATELLITE  SAT_COMMON_ADDRESS</w:t>
+            </w:r>
+            <w:r>
+              <w:rPr>
+                <w:b/>
+              </w:rPr>
+              <w:t xml:space="preserve"> [Partner LOB]</w:t>
             </w:r>
           </w:p>
         </w:tc>
@@ -26956,6 +28108,12 @@
       <w:r>
         <w:t xml:space="preserve">68. MAXIMUS — SATELLITE  SAT_COMMON_ADMIN_GEOGRAPHY</w:t>
       </w:r>
+      <w:r>
+        <w:rPr>
+          <w:b/>
+        </w:rPr>
+        <w:t xml:space="preserve"> [Partner LOB]</w:t>
+      </w:r>
     </w:p>
     <w:tbl>
       <w:tblPr>
@@ -27013,6 +28171,12 @@
           <w:p>
             <w:r>
               <w:t xml:space="preserve">SATELLITE  SAT_COMMON_ADMIN_GEOGRAPHY</w:t>
+            </w:r>
+            <w:r>
+              <w:rPr>
+                <w:b/>
+              </w:rPr>
+              <w:t xml:space="preserve"> [Partner LOB]</w:t>
             </w:r>
           </w:p>
         </w:tc>
@@ -27252,6 +28416,12 @@
       <w:r>
         <w:t xml:space="preserve">69. MAXIMUS — SATELLITE  SAT_COMMON_CLASSIFICATION</w:t>
       </w:r>
+      <w:r>
+        <w:rPr>
+          <w:b/>
+        </w:rPr>
+        <w:t xml:space="preserve"> [Partner LOB]</w:t>
+      </w:r>
     </w:p>
     <w:tbl>
       <w:tblPr>
@@ -27309,6 +28479,12 @@
           <w:p>
             <w:r>
               <w:t xml:space="preserve">SATELLITE  SAT_COMMON_CLASSIFICATION</w:t>
+            </w:r>
+            <w:r>
+              <w:rPr>
+                <w:b/>
+              </w:rPr>
+              <w:t xml:space="preserve"> [Partner LOB]</w:t>
             </w:r>
           </w:p>
         </w:tc>
@@ -27548,6 +28724,12 @@
       <w:r>
         <w:t xml:space="preserve">70. MAXIMUS — SATELLITE  SAT_COMMON_COMMUNICATION_PREFERENCE</w:t>
       </w:r>
+      <w:r>
+        <w:rPr>
+          <w:b/>
+        </w:rPr>
+        <w:t xml:space="preserve"> [Partner LOB]</w:t>
+      </w:r>
     </w:p>
     <w:tbl>
       <w:tblPr>
@@ -27605,6 +28787,12 @@
           <w:p>
             <w:r>
               <w:t xml:space="preserve">SATELLITE  SAT_COMMON_COMMUNICATION_PREFERENCE</w:t>
+            </w:r>
+            <w:r>
+              <w:rPr>
+                <w:b/>
+              </w:rPr>
+              <w:t xml:space="preserve"> [Partner LOB]</w:t>
             </w:r>
           </w:p>
         </w:tc>
@@ -27844,6 +29032,12 @@
       <w:r>
         <w:t xml:space="preserve">71. MAXIMUS — SATELLITE  SAT_COMMON_CONSENT</w:t>
       </w:r>
+      <w:r>
+        <w:rPr>
+          <w:b/>
+        </w:rPr>
+        <w:t xml:space="preserve"> [Partner LOB]</w:t>
+      </w:r>
     </w:p>
     <w:tbl>
       <w:tblPr>
@@ -27901,6 +29095,12 @@
           <w:p>
             <w:r>
               <w:t xml:space="preserve">SATELLITE  SAT_COMMON_CONSENT</w:t>
+            </w:r>
+            <w:r>
+              <w:rPr>
+                <w:b/>
+              </w:rPr>
+              <w:t xml:space="preserve"> [Partner LOB]</w:t>
             </w:r>
           </w:p>
         </w:tc>
@@ -28140,6 +29340,12 @@
       <w:r>
         <w:t xml:space="preserve">72. MAXIMUS — SATELLITE  SAT_COMMON_CONTACT</w:t>
       </w:r>
+      <w:r>
+        <w:rPr>
+          <w:b/>
+        </w:rPr>
+        <w:t xml:space="preserve"> [Partner LOB]</w:t>
+      </w:r>
     </w:p>
     <w:tbl>
       <w:tblPr>
@@ -28197,6 +29403,12 @@
           <w:p>
             <w:r>
               <w:t xml:space="preserve">SATELLITE  SAT_COMMON_CONTACT</w:t>
+            </w:r>
+            <w:r>
+              <w:rPr>
+                <w:b/>
+              </w:rPr>
+              <w:t xml:space="preserve"> [Partner LOB]</w:t>
             </w:r>
           </w:p>
         </w:tc>
@@ -28436,6 +29648,12 @@
       <w:r>
         <w:t xml:space="preserve">73. MAXIMUS — SATELLITE  SAT_COMMON_GEO</w:t>
       </w:r>
+      <w:r>
+        <w:rPr>
+          <w:b/>
+        </w:rPr>
+        <w:t xml:space="preserve"> [Partner LOB]</w:t>
+      </w:r>
     </w:p>
     <w:tbl>
       <w:tblPr>
@@ -28493,6 +29711,12 @@
           <w:p>
             <w:r>
               <w:t xml:space="preserve">SATELLITE  SAT_COMMON_GEO</w:t>
+            </w:r>
+            <w:r>
+              <w:rPr>
+                <w:b/>
+              </w:rPr>
+              <w:t xml:space="preserve"> [Partner LOB]</w:t>
             </w:r>
           </w:p>
         </w:tc>
@@ -28732,6 +29956,12 @@
       <w:r>
         <w:t xml:space="preserve">74. MAXIMUS — SATELLITE  SAT_DOCUMENT_DEFINITION</w:t>
       </w:r>
+      <w:r>
+        <w:rPr>
+          <w:b/>
+        </w:rPr>
+        <w:t xml:space="preserve"> [Partner LOB]</w:t>
+      </w:r>
     </w:p>
     <w:tbl>
       <w:tblPr>
@@ -28789,6 +30019,12 @@
           <w:p>
             <w:r>
               <w:t xml:space="preserve">SATELLITE  SAT_DOCUMENT_DEFINITION</w:t>
+            </w:r>
+            <w:r>
+              <w:rPr>
+                <w:b/>
+              </w:rPr>
+              <w:t xml:space="preserve"> [Partner LOB]</w:t>
             </w:r>
           </w:p>
         </w:tc>
@@ -29028,6 +30264,12 @@
       <w:r>
         <w:t xml:space="preserve">75. MAXIMUS — SATELLITE  SAT_INSTRUMENT_DEFINITION</w:t>
       </w:r>
+      <w:r>
+        <w:rPr>
+          <w:b/>
+        </w:rPr>
+        <w:t xml:space="preserve"> [Partner LOB]</w:t>
+      </w:r>
     </w:p>
     <w:tbl>
       <w:tblPr>
@@ -29085,6 +30327,12 @@
           <w:p>
             <w:r>
               <w:t xml:space="preserve">SATELLITE  SAT_INSTRUMENT_DEFINITION</w:t>
+            </w:r>
+            <w:r>
+              <w:rPr>
+                <w:b/>
+              </w:rPr>
+              <w:t xml:space="preserve"> [Partner LOB]</w:t>
             </w:r>
           </w:p>
         </w:tc>
@@ -29324,6 +30572,12 @@
       <w:r>
         <w:t xml:space="preserve">76. MAXIMUS — SATELLITE  SAT_LNK_PARTY_ROLE_CORE</w:t>
       </w:r>
+      <w:r>
+        <w:rPr>
+          <w:b/>
+        </w:rPr>
+        <w:t xml:space="preserve"> [Partner LOB]</w:t>
+      </w:r>
     </w:p>
     <w:tbl>
       <w:tblPr>
@@ -29381,6 +30635,12 @@
           <w:p>
             <w:r>
               <w:t xml:space="preserve">SATELLITE  SAT_LNK_PARTY_ROLE_CORE</w:t>
+            </w:r>
+            <w:r>
+              <w:rPr>
+                <w:b/>
+              </w:rPr>
+              <w:t xml:space="preserve"> [Partner LOB]</w:t>
             </w:r>
           </w:p>
         </w:tc>
@@ -29620,6 +30880,12 @@
       <w:r>
         <w:t xml:space="preserve">77. MAXIMUS — SATELLITE  SAT_LNK_ROLE_AGENT</w:t>
       </w:r>
+      <w:r>
+        <w:rPr>
+          <w:b/>
+        </w:rPr>
+        <w:t xml:space="preserve"> [Partner LOB]</w:t>
+      </w:r>
     </w:p>
     <w:tbl>
       <w:tblPr>
@@ -29677,6 +30943,12 @@
           <w:p>
             <w:r>
               <w:t xml:space="preserve">SATELLITE  SAT_LNK_ROLE_AGENT</w:t>
+            </w:r>
+            <w:r>
+              <w:rPr>
+                <w:b/>
+              </w:rPr>
+              <w:t xml:space="preserve"> [Partner LOB]</w:t>
             </w:r>
           </w:p>
         </w:tc>
@@ -29916,6 +31188,12 @@
       <w:r>
         <w:t xml:space="preserve">78. MAXIMUS — SATELLITE  SAT_LNK_ROLE_CUSTOMER</w:t>
       </w:r>
+      <w:r>
+        <w:rPr>
+          <w:b/>
+        </w:rPr>
+        <w:t xml:space="preserve"> [Partner LOB]</w:t>
+      </w:r>
     </w:p>
     <w:tbl>
       <w:tblPr>
@@ -29973,6 +31251,12 @@
           <w:p>
             <w:r>
               <w:t xml:space="preserve">SATELLITE  SAT_LNK_ROLE_CUSTOMER</w:t>
+            </w:r>
+            <w:r>
+              <w:rPr>
+                <w:b/>
+              </w:rPr>
+              <w:t xml:space="preserve"> [Partner LOB]</w:t>
             </w:r>
           </w:p>
         </w:tc>
@@ -30212,6 +31496,12 @@
       <w:r>
         <w:t xml:space="preserve">79. MAXIMUS — SATELLITE  SAT_LNK_ROLE_EMPLOYEE</w:t>
       </w:r>
+      <w:r>
+        <w:rPr>
+          <w:b/>
+        </w:rPr>
+        <w:t xml:space="preserve"> [Partner LOB]</w:t>
+      </w:r>
     </w:p>
     <w:tbl>
       <w:tblPr>
@@ -30269,6 +31559,12 @@
           <w:p>
             <w:r>
               <w:t xml:space="preserve">SATELLITE  SAT_LNK_ROLE_EMPLOYEE</w:t>
+            </w:r>
+            <w:r>
+              <w:rPr>
+                <w:b/>
+              </w:rPr>
+              <w:t xml:space="preserve"> [Partner LOB]</w:t>
             </w:r>
           </w:p>
         </w:tc>
@@ -30508,6 +31804,12 @@
       <w:r>
         <w:t xml:space="preserve">80. MAXIMUS — SATELLITE  SAT_LNK_ROLE_INVESTIGATOR</w:t>
       </w:r>
+      <w:r>
+        <w:rPr>
+          <w:b/>
+        </w:rPr>
+        <w:t xml:space="preserve"> [Partner LOB]</w:t>
+      </w:r>
     </w:p>
     <w:tbl>
       <w:tblPr>
@@ -30565,6 +31867,12 @@
           <w:p>
             <w:r>
               <w:t xml:space="preserve">SATELLITE  SAT_LNK_ROLE_INVESTIGATOR</w:t>
+            </w:r>
+            <w:r>
+              <w:rPr>
+                <w:b/>
+              </w:rPr>
+              <w:t xml:space="preserve"> [Partner LOB]</w:t>
             </w:r>
           </w:p>
         </w:tc>
@@ -30804,6 +32112,12 @@
       <w:r>
         <w:t xml:space="preserve">81. MAXIMUS — SATELLITE  SAT_LNK_ROLE_NOMINEE_BENEFICIARY</w:t>
       </w:r>
+      <w:r>
+        <w:rPr>
+          <w:b/>
+        </w:rPr>
+        <w:t xml:space="preserve"> [Partner LOB]</w:t>
+      </w:r>
     </w:p>
     <w:tbl>
       <w:tblPr>
@@ -30861,6 +32175,12 @@
           <w:p>
             <w:r>
               <w:t xml:space="preserve">SATELLITE  SAT_LNK_ROLE_NOMINEE_BENEFICIARY</w:t>
+            </w:r>
+            <w:r>
+              <w:rPr>
+                <w:b/>
+              </w:rPr>
+              <w:t xml:space="preserve"> [Partner LOB]</w:t>
             </w:r>
           </w:p>
         </w:tc>
@@ -31100,6 +32420,12 @@
       <w:r>
         <w:t xml:space="preserve">82. MAXIMUS — SATELLITE  SAT_LNK_ROLE_PROVIDER</w:t>
       </w:r>
+      <w:r>
+        <w:rPr>
+          <w:b/>
+        </w:rPr>
+        <w:t xml:space="preserve"> [Partner LOB]</w:t>
+      </w:r>
     </w:p>
     <w:tbl>
       <w:tblPr>
@@ -31157,6 +32483,12 @@
           <w:p>
             <w:r>
               <w:t xml:space="preserve">SATELLITE  SAT_LNK_ROLE_PROVIDER</w:t>
+            </w:r>
+            <w:r>
+              <w:rPr>
+                <w:b/>
+              </w:rPr>
+              <w:t xml:space="preserve"> [Partner LOB]</w:t>
             </w:r>
           </w:p>
         </w:tc>
@@ -31396,6 +32728,12 @@
       <w:r>
         <w:t xml:space="preserve">83. MAXIMUS — SATELLITE  SAT_LNK_ROLE_SURVEYOR</w:t>
       </w:r>
+      <w:r>
+        <w:rPr>
+          <w:b/>
+        </w:rPr>
+        <w:t xml:space="preserve"> [Partner LOB]</w:t>
+      </w:r>
     </w:p>
     <w:tbl>
       <w:tblPr>
@@ -31453,6 +32791,12 @@
           <w:p>
             <w:r>
               <w:t xml:space="preserve">SATELLITE  SAT_LNK_ROLE_SURVEYOR</w:t>
+            </w:r>
+            <w:r>
+              <w:rPr>
+                <w:b/>
+              </w:rPr>
+              <w:t xml:space="preserve"> [Partner LOB]</w:t>
             </w:r>
           </w:p>
         </w:tc>
@@ -31692,6 +33036,12 @@
       <w:r>
         <w:t xml:space="preserve">84. MAXIMUS — SATELLITE  SAT_LOCATION_PROFILE</w:t>
       </w:r>
+      <w:r>
+        <w:rPr>
+          <w:b/>
+        </w:rPr>
+        <w:t xml:space="preserve"> [Partner LOB]</w:t>
+      </w:r>
     </w:p>
     <w:tbl>
       <w:tblPr>
@@ -31749,6 +33099,12 @@
           <w:p>
             <w:r>
               <w:t xml:space="preserve">SATELLITE  SAT_LOCATION_PROFILE</w:t>
+            </w:r>
+            <w:r>
+              <w:rPr>
+                <w:b/>
+              </w:rPr>
+              <w:t xml:space="preserve"> [Partner LOB]</w:t>
             </w:r>
           </w:p>
         </w:tc>
@@ -31988,6 +33344,12 @@
       <w:r>
         <w:t xml:space="preserve">85. MAXIMUS — SATELLITE  SAT_ORG_UNIT_DEFINITION</w:t>
       </w:r>
+      <w:r>
+        <w:rPr>
+          <w:b/>
+        </w:rPr>
+        <w:t xml:space="preserve"> [Partner LOB]</w:t>
+      </w:r>
     </w:p>
     <w:tbl>
       <w:tblPr>
@@ -32045,6 +33407,12 @@
           <w:p>
             <w:r>
               <w:t xml:space="preserve">SATELLITE  SAT_ORG_UNIT_DEFINITION</w:t>
+            </w:r>
+            <w:r>
+              <w:rPr>
+                <w:b/>
+              </w:rPr>
+              <w:t xml:space="preserve"> [Partner LOB]</w:t>
             </w:r>
           </w:p>
         </w:tc>
@@ -32284,6 +33652,12 @@
       <w:r>
         <w:t xml:space="preserve">86. MAXIMUS — SATELLITE  SAT_ORG_UNIT_LICENCE</w:t>
       </w:r>
+      <w:r>
+        <w:rPr>
+          <w:b/>
+        </w:rPr>
+        <w:t xml:space="preserve"> [Partner LOB]</w:t>
+      </w:r>
     </w:p>
     <w:tbl>
       <w:tblPr>
@@ -32341,6 +33715,12 @@
           <w:p>
             <w:r>
               <w:t xml:space="preserve">SATELLITE  SAT_ORG_UNIT_LICENCE</w:t>
+            </w:r>
+            <w:r>
+              <w:rPr>
+                <w:b/>
+              </w:rPr>
+              <w:t xml:space="preserve"> [Partner LOB]</w:t>
             </w:r>
           </w:p>
         </w:tc>
@@ -32580,6 +33960,12 @@
       <w:r>
         <w:t xml:space="preserve">87. MAXIMUS — SATELLITE  SAT_PARTY_AGENT_LICENCE_LINE</w:t>
       </w:r>
+      <w:r>
+        <w:rPr>
+          <w:b/>
+        </w:rPr>
+        <w:t xml:space="preserve"> [Partner LOB]</w:t>
+      </w:r>
     </w:p>
     <w:tbl>
       <w:tblPr>
@@ -32637,6 +34023,12 @@
           <w:p>
             <w:r>
               <w:t xml:space="preserve">SATELLITE  SAT_PARTY_AGENT_LICENCE_LINE</w:t>
+            </w:r>
+            <w:r>
+              <w:rPr>
+                <w:b/>
+              </w:rPr>
+              <w:t xml:space="preserve"> [Partner LOB]</w:t>
             </w:r>
           </w:p>
         </w:tc>
@@ -32876,6 +34268,12 @@
       <w:r>
         <w:t xml:space="preserve">88. MAXIMUS — SATELLITE  SAT_PARTY_AML_SCREENING</w:t>
       </w:r>
+      <w:r>
+        <w:rPr>
+          <w:b/>
+        </w:rPr>
+        <w:t xml:space="preserve"> [Partner LOB]</w:t>
+      </w:r>
     </w:p>
     <w:tbl>
       <w:tblPr>
@@ -32933,6 +34331,12 @@
           <w:p>
             <w:r>
               <w:t xml:space="preserve">SATELLITE  SAT_PARTY_AML_SCREENING</w:t>
+            </w:r>
+            <w:r>
+              <w:rPr>
+                <w:b/>
+              </w:rPr>
+              <w:t xml:space="preserve"> [Partner LOB]</w:t>
             </w:r>
           </w:p>
         </w:tc>
@@ -33172,6 +34576,12 @@
       <w:r>
         <w:t xml:space="preserve">89. MAXIMUS — SATELLITE  SAT_PARTY_BANKING</w:t>
       </w:r>
+      <w:r>
+        <w:rPr>
+          <w:b/>
+        </w:rPr>
+        <w:t xml:space="preserve"> [Partner LOB]</w:t>
+      </w:r>
     </w:p>
     <w:tbl>
       <w:tblPr>
@@ -33229,6 +34639,12 @@
           <w:p>
             <w:r>
               <w:t xml:space="preserve">SATELLITE  SAT_PARTY_BANKING</w:t>
+            </w:r>
+            <w:r>
+              <w:rPr>
+                <w:b/>
+              </w:rPr>
+              <w:t xml:space="preserve"> [Partner LOB]</w:t>
             </w:r>
           </w:p>
         </w:tc>
@@ -33468,6 +34884,12 @@
       <w:r>
         <w:t xml:space="preserve">90. MAXIMUS — SATELLITE  SAT_PARTY_CONSENT_MANDATE</w:t>
       </w:r>
+      <w:r>
+        <w:rPr>
+          <w:b/>
+        </w:rPr>
+        <w:t xml:space="preserve"> [Partner LOB]</w:t>
+      </w:r>
     </w:p>
     <w:tbl>
       <w:tblPr>
@@ -33525,6 +34947,12 @@
           <w:p>
             <w:r>
               <w:t xml:space="preserve">SATELLITE  SAT_PARTY_CONSENT_MANDATE</w:t>
+            </w:r>
+            <w:r>
+              <w:rPr>
+                <w:b/>
+              </w:rPr>
+              <w:t xml:space="preserve"> [Partner LOB]</w:t>
             </w:r>
           </w:p>
         </w:tc>
@@ -33764,6 +35192,12 @@
       <w:r>
         <w:t xml:space="preserve">91. MAXIMUS — SATELLITE  SAT_PARTY_CONTACT_ADDRESS_LINK</w:t>
       </w:r>
+      <w:r>
+        <w:rPr>
+          <w:b/>
+        </w:rPr>
+        <w:t xml:space="preserve"> [Partner LOB]</w:t>
+      </w:r>
     </w:p>
     <w:tbl>
       <w:tblPr>
@@ -33821,6 +35255,12 @@
           <w:p>
             <w:r>
               <w:t xml:space="preserve">SATELLITE  SAT_PARTY_CONTACT_ADDRESS_LINK</w:t>
+            </w:r>
+            <w:r>
+              <w:rPr>
+                <w:b/>
+              </w:rPr>
+              <w:t xml:space="preserve"> [Partner LOB]</w:t>
             </w:r>
           </w:p>
         </w:tc>
@@ -34060,6 +35500,12 @@
       <w:r>
         <w:t xml:space="preserve">92. MAXIMUS — SATELLITE  SAT_PARTY_DIGITAL_IDENTITY</w:t>
       </w:r>
+      <w:r>
+        <w:rPr>
+          <w:b/>
+        </w:rPr>
+        <w:t xml:space="preserve"> [Partner LOB]</w:t>
+      </w:r>
     </w:p>
     <w:tbl>
       <w:tblPr>
@@ -34117,6 +35563,12 @@
           <w:p>
             <w:r>
               <w:t xml:space="preserve">SATELLITE  SAT_PARTY_DIGITAL_IDENTITY</w:t>
+            </w:r>
+            <w:r>
+              <w:rPr>
+                <w:b/>
+              </w:rPr>
+              <w:t xml:space="preserve"> [Partner LOB]</w:t>
             </w:r>
           </w:p>
         </w:tc>
@@ -34356,6 +35808,12 @@
       <w:r>
         <w:t xml:space="preserve">93. MAXIMUS — SATELLITE  SAT_PARTY_EMPLOYMENT</w:t>
       </w:r>
+      <w:r>
+        <w:rPr>
+          <w:b/>
+        </w:rPr>
+        <w:t xml:space="preserve"> [Partner LOB]</w:t>
+      </w:r>
     </w:p>
     <w:tbl>
       <w:tblPr>
@@ -34413,6 +35871,12 @@
           <w:p>
             <w:r>
               <w:t xml:space="preserve">SATELLITE  SAT_PARTY_EMPLOYMENT</w:t>
+            </w:r>
+            <w:r>
+              <w:rPr>
+                <w:b/>
+              </w:rPr>
+              <w:t xml:space="preserve"> [Partner LOB]</w:t>
             </w:r>
           </w:p>
         </w:tc>
@@ -34652,6 +36116,12 @@
       <w:r>
         <w:t xml:space="preserve">94. MAXIMUS — SATELLITE  SAT_PARTY_FINANCIAL_PROFILE</w:t>
       </w:r>
+      <w:r>
+        <w:rPr>
+          <w:b/>
+        </w:rPr>
+        <w:t xml:space="preserve"> [Partner LOB]</w:t>
+      </w:r>
     </w:p>
     <w:tbl>
       <w:tblPr>
@@ -34709,6 +36179,12 @@
           <w:p>
             <w:r>
               <w:t xml:space="preserve">SATELLITE  SAT_PARTY_FINANCIAL_PROFILE</w:t>
+            </w:r>
+            <w:r>
+              <w:rPr>
+                <w:b/>
+              </w:rPr>
+              <w:t xml:space="preserve"> [Partner LOB]</w:t>
             </w:r>
           </w:p>
         </w:tc>
@@ -34948,6 +36424,12 @@
       <w:r>
         <w:t xml:space="preserve">95. MAXIMUS — SATELLITE  SAT_PARTY_FRAUD_PROFILE</w:t>
       </w:r>
+      <w:r>
+        <w:rPr>
+          <w:b/>
+        </w:rPr>
+        <w:t xml:space="preserve"> [Partner LOB]</w:t>
+      </w:r>
     </w:p>
     <w:tbl>
       <w:tblPr>
@@ -35005,6 +36487,12 @@
           <w:p>
             <w:r>
               <w:t xml:space="preserve">SATELLITE  SAT_PARTY_FRAUD_PROFILE</w:t>
+            </w:r>
+            <w:r>
+              <w:rPr>
+                <w:b/>
+              </w:rPr>
+              <w:t xml:space="preserve"> [Partner LOB]</w:t>
             </w:r>
           </w:p>
         </w:tc>
@@ -35244,6 +36732,12 @@
       <w:r>
         <w:t xml:space="preserve">96. MAXIMUS — SATELLITE  SAT_PARTY_HEALTH_PROFILE</w:t>
       </w:r>
+      <w:r>
+        <w:rPr>
+          <w:b/>
+        </w:rPr>
+        <w:t xml:space="preserve"> [Partner LOB]</w:t>
+      </w:r>
     </w:p>
     <w:tbl>
       <w:tblPr>
@@ -35301,6 +36795,12 @@
           <w:p>
             <w:r>
               <w:t xml:space="preserve">SATELLITE  SAT_PARTY_HEALTH_PROFILE</w:t>
+            </w:r>
+            <w:r>
+              <w:rPr>
+                <w:b/>
+              </w:rPr>
+              <w:t xml:space="preserve"> [Partner LOB]</w:t>
             </w:r>
           </w:p>
         </w:tc>
@@ -35540,6 +37040,12 @@
       <w:r>
         <w:t xml:space="preserve">97. MAXIMUS — SATELLITE  SAT_PARTY_HIERARCHY</w:t>
       </w:r>
+      <w:r>
+        <w:rPr>
+          <w:b/>
+        </w:rPr>
+        <w:t xml:space="preserve"> [Partner LOB]</w:t>
+      </w:r>
     </w:p>
     <w:tbl>
       <w:tblPr>
@@ -35597,6 +37103,12 @@
           <w:p>
             <w:r>
               <w:t xml:space="preserve">SATELLITE  SAT_PARTY_HIERARCHY</w:t>
+            </w:r>
+            <w:r>
+              <w:rPr>
+                <w:b/>
+              </w:rPr>
+              <w:t xml:space="preserve"> [Partner LOB]</w:t>
             </w:r>
           </w:p>
         </w:tc>
@@ -35836,6 +37348,12 @@
       <w:r>
         <w:t xml:space="preserve">98. MAXIMUS — SATELLITE  SAT_PARTY_IDENTIFICATION</w:t>
       </w:r>
+      <w:r>
+        <w:rPr>
+          <w:b/>
+        </w:rPr>
+        <w:t xml:space="preserve"> [Partner LOB]</w:t>
+      </w:r>
     </w:p>
     <w:tbl>
       <w:tblPr>
@@ -35893,6 +37411,12 @@
           <w:p>
             <w:r>
               <w:t xml:space="preserve">SATELLITE  SAT_PARTY_IDENTIFICATION</w:t>
+            </w:r>
+            <w:r>
+              <w:rPr>
+                <w:b/>
+              </w:rPr>
+              <w:t xml:space="preserve"> [Partner LOB]</w:t>
             </w:r>
           </w:p>
         </w:tc>
@@ -36132,6 +37656,12 @@
       <w:r>
         <w:t xml:space="preserve">99. MAXIMUS — SATELLITE  SAT_PARTY_IDENTITY</w:t>
       </w:r>
+      <w:r>
+        <w:rPr>
+          <w:b/>
+        </w:rPr>
+        <w:t xml:space="preserve"> [Partner LOB]</w:t>
+      </w:r>
     </w:p>
     <w:tbl>
       <w:tblPr>
@@ -36189,6 +37719,12 @@
           <w:p>
             <w:r>
               <w:t xml:space="preserve">SATELLITE  SAT_PARTY_IDENTITY</w:t>
+            </w:r>
+            <w:r>
+              <w:rPr>
+                <w:b/>
+              </w:rPr>
+              <w:t xml:space="preserve"> [Partner LOB]</w:t>
             </w:r>
           </w:p>
         </w:tc>
@@ -36428,6 +37964,12 @@
       <w:r>
         <w:t xml:space="preserve">100. MAXIMUS — SATELLITE  SAT_PARTY_INDIVIDUAL_DEMOGRAPHICS</w:t>
       </w:r>
+      <w:r>
+        <w:rPr>
+          <w:b/>
+        </w:rPr>
+        <w:t xml:space="preserve"> [Partner LOB]</w:t>
+      </w:r>
     </w:p>
     <w:tbl>
       <w:tblPr>
@@ -36485,6 +38027,12 @@
           <w:p>
             <w:r>
               <w:t xml:space="preserve">SATELLITE  SAT_PARTY_INDIVIDUAL_DEMOGRAPHICS</w:t>
+            </w:r>
+            <w:r>
+              <w:rPr>
+                <w:b/>
+              </w:rPr>
+              <w:t xml:space="preserve"> [Partner LOB]</w:t>
             </w:r>
           </w:p>
         </w:tc>
@@ -36724,6 +38272,12 @@
       <w:r>
         <w:t xml:space="preserve">101. MAXIMUS — SATELLITE  SAT_PARTY_KYC</w:t>
       </w:r>
+      <w:r>
+        <w:rPr>
+          <w:b/>
+        </w:rPr>
+        <w:t xml:space="preserve"> [Partner LOB]</w:t>
+      </w:r>
     </w:p>
     <w:tbl>
       <w:tblPr>
@@ -36781,6 +38335,12 @@
           <w:p>
             <w:r>
               <w:t xml:space="preserve">SATELLITE  SAT_PARTY_KYC</w:t>
+            </w:r>
+            <w:r>
+              <w:rPr>
+                <w:b/>
+              </w:rPr>
+              <w:t xml:space="preserve"> [Partner LOB]</w:t>
             </w:r>
           </w:p>
         </w:tc>
@@ -37020,6 +38580,12 @@
       <w:r>
         <w:t xml:space="preserve">102. MAXIMUS — SATELLITE  SAT_PARTY_LEGAL_PANEL</w:t>
       </w:r>
+      <w:r>
+        <w:rPr>
+          <w:b/>
+        </w:rPr>
+        <w:t xml:space="preserve"> [Partner LOB]</w:t>
+      </w:r>
     </w:p>
     <w:tbl>
       <w:tblPr>
@@ -37077,6 +38643,12 @@
           <w:p>
             <w:r>
               <w:t xml:space="preserve">SATELLITE  SAT_PARTY_LEGAL_PANEL</w:t>
+            </w:r>
+            <w:r>
+              <w:rPr>
+                <w:b/>
+              </w:rPr>
+              <w:t xml:space="preserve"> [Partner LOB]</w:t>
             </w:r>
           </w:p>
         </w:tc>
@@ -37316,6 +38888,12 @@
       <w:r>
         <w:t xml:space="preserve">103. MAXIMUS — SATELLITE  SAT_PARTY_ONBOARDING_JOURNEY</w:t>
       </w:r>
+      <w:r>
+        <w:rPr>
+          <w:b/>
+        </w:rPr>
+        <w:t xml:space="preserve"> [Partner LOB]</w:t>
+      </w:r>
     </w:p>
     <w:tbl>
       <w:tblPr>
@@ -37373,6 +38951,12 @@
           <w:p>
             <w:r>
               <w:t xml:space="preserve">SATELLITE  SAT_PARTY_ONBOARDING_JOURNEY</w:t>
+            </w:r>
+            <w:r>
+              <w:rPr>
+                <w:b/>
+              </w:rPr>
+              <w:t xml:space="preserve"> [Partner LOB]</w:t>
             </w:r>
           </w:p>
         </w:tc>
@@ -37612,6 +39196,12 @@
       <w:r>
         <w:t xml:space="preserve">104. MAXIMUS — SATELLITE  SAT_PARTY_ORGANISATION_PROFILE</w:t>
       </w:r>
+      <w:r>
+        <w:rPr>
+          <w:b/>
+        </w:rPr>
+        <w:t xml:space="preserve"> [Partner LOB]</w:t>
+      </w:r>
     </w:p>
     <w:tbl>
       <w:tblPr>
@@ -37669,6 +39259,12 @@
           <w:p>
             <w:r>
               <w:t xml:space="preserve">SATELLITE  SAT_PARTY_ORGANISATION_PROFILE</w:t>
+            </w:r>
+            <w:r>
+              <w:rPr>
+                <w:b/>
+              </w:rPr>
+              <w:t xml:space="preserve"> [Partner LOB]</w:t>
             </w:r>
           </w:p>
         </w:tc>
@@ -37908,6 +39504,12 @@
       <w:r>
         <w:t xml:space="preserve">105. MAXIMUS — SATELLITE  SAT_PARTY_ORG_DIRECTORS</w:t>
       </w:r>
+      <w:r>
+        <w:rPr>
+          <w:b/>
+        </w:rPr>
+        <w:t xml:space="preserve"> [Partner LOB]</w:t>
+      </w:r>
     </w:p>
     <w:tbl>
       <w:tblPr>
@@ -37965,6 +39567,12 @@
           <w:p>
             <w:r>
               <w:t xml:space="preserve">SATELLITE  SAT_PARTY_ORG_DIRECTORS</w:t>
+            </w:r>
+            <w:r>
+              <w:rPr>
+                <w:b/>
+              </w:rPr>
+              <w:t xml:space="preserve"> [Partner LOB]</w:t>
             </w:r>
           </w:p>
         </w:tc>
@@ -38204,6 +39812,12 @@
       <w:r>
         <w:t xml:space="preserve">106. MAXIMUS — SATELLITE  SAT_PARTY_PAYOUT_PROFILE</w:t>
       </w:r>
+      <w:r>
+        <w:rPr>
+          <w:b/>
+        </w:rPr>
+        <w:t xml:space="preserve"> [Partner LOB]</w:t>
+      </w:r>
     </w:p>
     <w:tbl>
       <w:tblPr>
@@ -38261,6 +39875,12 @@
           <w:p>
             <w:r>
               <w:t xml:space="preserve">SATELLITE  SAT_PARTY_PAYOUT_PROFILE</w:t>
+            </w:r>
+            <w:r>
+              <w:rPr>
+                <w:b/>
+              </w:rPr>
+              <w:t xml:space="preserve"> [Partner LOB]</w:t>
             </w:r>
           </w:p>
         </w:tc>
@@ -38500,6 +40120,12 @@
       <w:r>
         <w:t xml:space="preserve">107. MAXIMUS — SATELLITE  SAT_PARTY_PROVIDER_CAPABILITY</w:t>
       </w:r>
+      <w:r>
+        <w:rPr>
+          <w:b/>
+        </w:rPr>
+        <w:t xml:space="preserve"> [Partner LOB]</w:t>
+      </w:r>
     </w:p>
     <w:tbl>
       <w:tblPr>
@@ -38557,6 +40183,12 @@
           <w:p>
             <w:r>
               <w:t xml:space="preserve">SATELLITE  SAT_PARTY_PROVIDER_CAPABILITY</w:t>
+            </w:r>
+            <w:r>
+              <w:rPr>
+                <w:b/>
+              </w:rPr>
+              <w:t xml:space="preserve"> [Partner LOB]</w:t>
             </w:r>
           </w:p>
         </w:tc>
@@ -38796,6 +40428,12 @@
       <w:r>
         <w:t xml:space="preserve">108. MAXIMUS — SATELLITE  SAT_PARTY_RELATIONSHIP_PROFILE</w:t>
       </w:r>
+      <w:r>
+        <w:rPr>
+          <w:b/>
+        </w:rPr>
+        <w:t xml:space="preserve"> [Partner LOB]</w:t>
+      </w:r>
     </w:p>
     <w:tbl>
       <w:tblPr>
@@ -38853,6 +40491,12 @@
           <w:p>
             <w:r>
               <w:t xml:space="preserve">SATELLITE  SAT_PARTY_RELATIONSHIP_PROFILE</w:t>
+            </w:r>
+            <w:r>
+              <w:rPr>
+                <w:b/>
+              </w:rPr>
+              <w:t xml:space="preserve"> [Partner LOB]</w:t>
             </w:r>
           </w:p>
         </w:tc>
@@ -39092,6 +40736,12 @@
       <w:r>
         <w:t xml:space="preserve">109. MAXIMUS — SATELLITE  SAT_PRODUCT_DEFINITION</w:t>
       </w:r>
+      <w:r>
+        <w:rPr>
+          <w:b/>
+        </w:rPr>
+        <w:t xml:space="preserve"> [Partner LOB]</w:t>
+      </w:r>
     </w:p>
     <w:tbl>
       <w:tblPr>
@@ -39149,6 +40799,12 @@
           <w:p>
             <w:r>
               <w:t xml:space="preserve">SATELLITE  SAT_PRODUCT_DEFINITION</w:t>
+            </w:r>
+            <w:r>
+              <w:rPr>
+                <w:b/>
+              </w:rPr>
+              <w:t xml:space="preserve"> [Partner LOB]</w:t>
             </w:r>
           </w:p>
         </w:tc>
@@ -39388,6 +41044,12 @@
       <w:r>
         <w:t xml:space="preserve">110. MAXIMUS — SATELLITE  SAT_PROVIDER_BANKING</w:t>
       </w:r>
+      <w:r>
+        <w:rPr>
+          <w:b/>
+        </w:rPr>
+        <w:t xml:space="preserve"> [Partner LOB]</w:t>
+      </w:r>
     </w:p>
     <w:tbl>
       <w:tblPr>
@@ -39445,6 +41107,12 @@
           <w:p>
             <w:r>
               <w:t xml:space="preserve">SATELLITE  SAT_PROVIDER_BANKING</w:t>
+            </w:r>
+            <w:r>
+              <w:rPr>
+                <w:b/>
+              </w:rPr>
+              <w:t xml:space="preserve"> [Partner LOB]</w:t>
             </w:r>
           </w:p>
         </w:tc>
@@ -39684,6 +41352,12 @@
       <w:r>
         <w:t xml:space="preserve">111. MAXIMUS — SATELLITE  SAT_PROVIDER_QUALITY</w:t>
       </w:r>
+      <w:r>
+        <w:rPr>
+          <w:b/>
+        </w:rPr>
+        <w:t xml:space="preserve"> [Partner LOB]</w:t>
+      </w:r>
     </w:p>
     <w:tbl>
       <w:tblPr>
@@ -39741,6 +41415,12 @@
           <w:p>
             <w:r>
               <w:t xml:space="preserve">SATELLITE  SAT_PROVIDER_QUALITY</w:t>
+            </w:r>
+            <w:r>
+              <w:rPr>
+                <w:b/>
+              </w:rPr>
+              <w:t xml:space="preserve"> [Partner LOB]</w:t>
             </w:r>
           </w:p>
         </w:tc>
@@ -39980,6 +41660,12 @@
       <w:r>
         <w:t xml:space="preserve">112. MAXIMUS — SATELLITE  SAT_PROVIDER_TARIFF</w:t>
       </w:r>
+      <w:r>
+        <w:rPr>
+          <w:b/>
+        </w:rPr>
+        <w:t xml:space="preserve"> [Partner LOB]</w:t>
+      </w:r>
     </w:p>
     <w:tbl>
       <w:tblPr>
@@ -40037,6 +41723,12 @@
           <w:p>
             <w:r>
               <w:t xml:space="preserve">SATELLITE  SAT_PROVIDER_TARIFF</w:t>
+            </w:r>
+            <w:r>
+              <w:rPr>
+                <w:b/>
+              </w:rPr>
+              <w:t xml:space="preserve"> [Partner LOB]</w:t>
             </w:r>
           </w:p>
         </w:tc>

--- a/BGIL_DBT/validation/DM-T/DM-T2_MAXIMUS.docx
+++ b/BGIL_DBT/validation/DM-T/DM-T2_MAXIMUS.docx
@@ -14403,7 +14403,7 @@
                 <w:rFonts w:ascii="Consolas" w:hAnsi="Consolas"/>
                 <w:sz w:val="17"/>
               </w:rPr>
-              <w:t xml:space="preserve">       count_if(HASHDIFF is null) as null_hashdiff,</w:t>
+              <w:t xml:space="preserve">       count_if(HASHDIFF_AUG_COMMON_ADDRESS is null) as null_hashdiff,</w:t>
             </w:r>
             <w:r>
               <w:rPr>
@@ -14793,7 +14793,7 @@
                 <w:rFonts w:ascii="Consolas" w:hAnsi="Consolas"/>
                 <w:sz w:val="17"/>
               </w:rPr>
-              <w:t xml:space="preserve">       count_if(HASHDIFF is null) as null_hashdiff,</w:t>
+              <w:t xml:space="preserve">       count_if(HASHDIFF_AUG_COMMON_ADMIN_GEOGRAPHY is null) as null_hashdiff,</w:t>
             </w:r>
             <w:r>
               <w:rPr>
@@ -15183,7 +15183,7 @@
                 <w:rFonts w:ascii="Consolas" w:hAnsi="Consolas"/>
                 <w:sz w:val="17"/>
               </w:rPr>
-              <w:t xml:space="preserve">       count_if(HASHDIFF is null) as null_hashdiff,</w:t>
+              <w:t xml:space="preserve">       count_if(HASHDIFF_AUG_COMMON_CLASSIFICATION is null) as null_hashdiff,</w:t>
             </w:r>
             <w:r>
               <w:rPr>
@@ -15573,7 +15573,7 @@
                 <w:rFonts w:ascii="Consolas" w:hAnsi="Consolas"/>
                 <w:sz w:val="17"/>
               </w:rPr>
-              <w:t xml:space="preserve">       count_if(HASHDIFF is null) as null_hashdiff,</w:t>
+              <w:t xml:space="preserve">       count_if(HASHDIFF_AUG_COMMON_COMMUNICATION_PREFERENCE is null) as null_hashdiff,</w:t>
             </w:r>
             <w:r>
               <w:rPr>
@@ -15963,7 +15963,7 @@
                 <w:rFonts w:ascii="Consolas" w:hAnsi="Consolas"/>
                 <w:sz w:val="17"/>
               </w:rPr>
-              <w:t xml:space="preserve">       count_if(HASHDIFF is null) as null_hashdiff,</w:t>
+              <w:t xml:space="preserve">       count_if(HASHDIFF_AUG_COMMON_CONTACT is null) as null_hashdiff,</w:t>
             </w:r>
             <w:r>
               <w:rPr>
@@ -16353,7 +16353,7 @@
                 <w:rFonts w:ascii="Consolas" w:hAnsi="Consolas"/>
                 <w:sz w:val="17"/>
               </w:rPr>
-              <w:t xml:space="preserve">       count_if(HASHDIFF is null) as null_hashdiff,</w:t>
+              <w:t xml:space="preserve">       count_if(HASHDIFF_AUG_COMMON_GEO is null) as null_hashdiff,</w:t>
             </w:r>
             <w:r>
               <w:rPr>
@@ -16743,7 +16743,7 @@
                 <w:rFonts w:ascii="Consolas" w:hAnsi="Consolas"/>
                 <w:sz w:val="17"/>
               </w:rPr>
-              <w:t xml:space="preserve">       count_if(HASHDIFF is null) as null_hashdiff,</w:t>
+              <w:t xml:space="preserve">       count_if(HASHDIFF_AUG_INSTRUMENT_DEFINITION is null) as null_hashdiff,</w:t>
             </w:r>
             <w:r>
               <w:rPr>
@@ -17133,7 +17133,7 @@
                 <w:rFonts w:ascii="Consolas" w:hAnsi="Consolas"/>
                 <w:sz w:val="17"/>
               </w:rPr>
-              <w:t xml:space="preserve">       count_if(HASHDIFF is null) as null_hashdiff,</w:t>
+              <w:t xml:space="preserve">       count_if(HASHDIFF_AUG_LNK_PARTY_ROLE_CORE is null) as null_hashdiff,</w:t>
             </w:r>
             <w:r>
               <w:rPr>
@@ -18355,7 +18355,7 @@
                 <w:rFonts w:ascii="Consolas" w:hAnsi="Consolas"/>
                 <w:sz w:val="17"/>
               </w:rPr>
-              <w:t xml:space="preserve">       count_if(HASHDIFF is null) as null_hashdiff,</w:t>
+              <w:t xml:space="preserve">       count_if(HASHDIFF_AUG_LNK_ROLE_NOMINEE_BENEFICIARY is null) as null_hashdiff,</w:t>
             </w:r>
             <w:r>
               <w:rPr>
@@ -19617,7 +19617,7 @@
                 <w:rFonts w:ascii="Consolas" w:hAnsi="Consolas"/>
                 <w:sz w:val="17"/>
               </w:rPr>
-              <w:t xml:space="preserve">       count_if(HASHDIFF is null) as null_hashdiff,</w:t>
+              <w:t xml:space="preserve">       count_if(HASHDIFF_AUG_PARTY_AGENT_PRODUCTION is null) as null_hashdiff,</w:t>
             </w:r>
             <w:r>
               <w:rPr>
@@ -19995,7 +19995,7 @@
                 <w:rFonts w:ascii="Consolas" w:hAnsi="Consolas"/>
                 <w:sz w:val="17"/>
               </w:rPr>
-              <w:t xml:space="preserve">       count_if(HASHDIFF is null) as null_hashdiff,</w:t>
+              <w:t xml:space="preserve">       count_if(HASHDIFF_AUG_PARTY_AMENDMENT_ENDORSEMENT is null) as null_hashdiff,</w:t>
             </w:r>
             <w:r>
               <w:rPr>
@@ -20385,7 +20385,7 @@
                 <w:rFonts w:ascii="Consolas" w:hAnsi="Consolas"/>
                 <w:sz w:val="17"/>
               </w:rPr>
-              <w:t xml:space="preserve">       count_if(HASHDIFF is null) as null_hashdiff,</w:t>
+              <w:t xml:space="preserve">       count_if(HASHDIFF_AUG_PARTY_BANKING is null) as null_hashdiff,</w:t>
             </w:r>
             <w:r>
               <w:rPr>
@@ -20763,7 +20763,7 @@
                 <w:rFonts w:ascii="Consolas" w:hAnsi="Consolas"/>
                 <w:sz w:val="17"/>
               </w:rPr>
-              <w:t xml:space="preserve">       count_if(HASHDIFF is null) as null_hashdiff,</w:t>
+              <w:t xml:space="preserve">       count_if(HASHDIFF_AUG_PARTY_CLAIM_HISTORY is null) as null_hashdiff,</w:t>
             </w:r>
             <w:r>
               <w:rPr>
@@ -21153,7 +21153,7 @@
                 <w:rFonts w:ascii="Consolas" w:hAnsi="Consolas"/>
                 <w:sz w:val="17"/>
               </w:rPr>
-              <w:t xml:space="preserve">       count_if(HASHDIFF is null) as null_hashdiff,</w:t>
+              <w:t xml:space="preserve">       count_if(HASHDIFF_AUG_PARTY_CONTACT_ADDRESS_LINK is null) as null_hashdiff,</w:t>
             </w:r>
             <w:r>
               <w:rPr>
@@ -21531,7 +21531,7 @@
                 <w:rFonts w:ascii="Consolas" w:hAnsi="Consolas"/>
                 <w:sz w:val="17"/>
               </w:rPr>
-              <w:t xml:space="preserve">       count_if(HASHDIFF is null) as null_hashdiff,</w:t>
+              <w:t xml:space="preserve">       count_if(HASHDIFF_AUG_PARTY_CORRESPONDENCE is null) as null_hashdiff,</w:t>
             </w:r>
             <w:r>
               <w:rPr>
@@ -21909,7 +21909,7 @@
                 <w:rFonts w:ascii="Consolas" w:hAnsi="Consolas"/>
                 <w:sz w:val="17"/>
               </w:rPr>
-              <w:t xml:space="preserve">       count_if(HASHDIFF is null) as null_hashdiff,</w:t>
+              <w:t xml:space="preserve">       count_if(HASHDIFF_AUG_PARTY_CREDIT_CONTROL_PAYMENT_TERMS is null) as null_hashdiff,</w:t>
             </w:r>
             <w:r>
               <w:rPr>
@@ -22299,7 +22299,7 @@
                 <w:rFonts w:ascii="Consolas" w:hAnsi="Consolas"/>
                 <w:sz w:val="17"/>
               </w:rPr>
-              <w:t xml:space="preserve">       count_if(HASHDIFF is null) as null_hashdiff,</w:t>
+              <w:t xml:space="preserve">       count_if(HASHDIFF_AUG_PARTY_DIGITAL_IDENTITY is null) as null_hashdiff,</w:t>
             </w:r>
             <w:r>
               <w:rPr>
@@ -22677,7 +22677,7 @@
                 <w:rFonts w:ascii="Consolas" w:hAnsi="Consolas"/>
                 <w:sz w:val="17"/>
               </w:rPr>
-              <w:t xml:space="preserve">       count_if(HASHDIFF is null) as null_hashdiff,</w:t>
+              <w:t xml:space="preserve">       count_if(HASHDIFF_AUG_PARTY_DRIVING is null) as null_hashdiff,</w:t>
             </w:r>
             <w:r>
               <w:rPr>
@@ -23067,7 +23067,7 @@
                 <w:rFonts w:ascii="Consolas" w:hAnsi="Consolas"/>
                 <w:sz w:val="17"/>
               </w:rPr>
-              <w:t xml:space="preserve">       count_if(HASHDIFF is null) as null_hashdiff,</w:t>
+              <w:t xml:space="preserve">       count_if(HASHDIFF_AUG_PARTY_EMPLOYMENT is null) as null_hashdiff,</w:t>
             </w:r>
             <w:r>
               <w:rPr>
@@ -23457,7 +23457,7 @@
                 <w:rFonts w:ascii="Consolas" w:hAnsi="Consolas"/>
                 <w:sz w:val="17"/>
               </w:rPr>
-              <w:t xml:space="preserve">       count_if(HASHDIFF is null) as null_hashdiff,</w:t>
+              <w:t xml:space="preserve">       count_if(HASHDIFF_AUG_PARTY_FINANCIAL_PROFILE is null) as null_hashdiff,</w:t>
             </w:r>
             <w:r>
               <w:rPr>
@@ -23847,7 +23847,7 @@
                 <w:rFonts w:ascii="Consolas" w:hAnsi="Consolas"/>
                 <w:sz w:val="17"/>
               </w:rPr>
-              <w:t xml:space="preserve">       count_if(HASHDIFF is null) as null_hashdiff,</w:t>
+              <w:t xml:space="preserve">       count_if(HASHDIFF_AUG_PARTY_FRAUD_PROFILE is null) as null_hashdiff,</w:t>
             </w:r>
             <w:r>
               <w:rPr>
@@ -24225,7 +24225,7 @@
                 <w:rFonts w:ascii="Consolas" w:hAnsi="Consolas"/>
                 <w:sz w:val="17"/>
               </w:rPr>
-              <w:t xml:space="preserve">       count_if(HASHDIFF is null) as null_hashdiff,</w:t>
+              <w:t xml:space="preserve">       count_if(HASHDIFF_AUG_PARTY_GROUP_SCHEME is null) as null_hashdiff,</w:t>
             </w:r>
             <w:r>
               <w:rPr>
@@ -24615,7 +24615,7 @@
                 <w:rFonts w:ascii="Consolas" w:hAnsi="Consolas"/>
                 <w:sz w:val="17"/>
               </w:rPr>
-              <w:t xml:space="preserve">       count_if(HASHDIFF is null) as null_hashdiff,</w:t>
+              <w:t xml:space="preserve">       count_if(HASHDIFF_AUG_PARTY_HEALTH_PROFILE is null) as null_hashdiff,</w:t>
             </w:r>
             <w:r>
               <w:rPr>
@@ -25005,7 +25005,7 @@
                 <w:rFonts w:ascii="Consolas" w:hAnsi="Consolas"/>
                 <w:sz w:val="17"/>
               </w:rPr>
-              <w:t xml:space="preserve">       count_if(HASHDIFF is null) as null_hashdiff,</w:t>
+              <w:t xml:space="preserve">       count_if(HASHDIFF_AUG_PARTY_HIERARCHY is null) as null_hashdiff,</w:t>
             </w:r>
             <w:r>
               <w:rPr>
@@ -25395,7 +25395,7 @@
                 <w:rFonts w:ascii="Consolas" w:hAnsi="Consolas"/>
                 <w:sz w:val="17"/>
               </w:rPr>
-              <w:t xml:space="preserve">       count_if(HASHDIFF is null) as null_hashdiff,</w:t>
+              <w:t xml:space="preserve">       count_if(HASHDIFF_AUG_PARTY_IDENTIFICATION is null) as null_hashdiff,</w:t>
             </w:r>
             <w:r>
               <w:rPr>
@@ -25785,7 +25785,7 @@
                 <w:rFonts w:ascii="Consolas" w:hAnsi="Consolas"/>
                 <w:sz w:val="17"/>
               </w:rPr>
-              <w:t xml:space="preserve">       count_if(HASHDIFF is null) as null_hashdiff,</w:t>
+              <w:t xml:space="preserve">       count_if(HASHDIFF_AUG_PARTY_IDENTITY is null) as null_hashdiff,</w:t>
             </w:r>
             <w:r>
               <w:rPr>
@@ -26175,7 +26175,7 @@
                 <w:rFonts w:ascii="Consolas" w:hAnsi="Consolas"/>
                 <w:sz w:val="17"/>
               </w:rPr>
-              <w:t xml:space="preserve">       count_if(HASHDIFF is null) as null_hashdiff,</w:t>
+              <w:t xml:space="preserve">       count_if(HASHDIFF_AUG_PARTY_INDIVIDUAL_DEMOGRAPHICS is null) as null_hashdiff,</w:t>
             </w:r>
             <w:r>
               <w:rPr>
@@ -26553,7 +26553,7 @@
                 <w:rFonts w:ascii="Consolas" w:hAnsi="Consolas"/>
                 <w:sz w:val="17"/>
               </w:rPr>
-              <w:t xml:space="preserve">       count_if(HASHDIFF is null) as null_hashdiff,</w:t>
+              <w:t xml:space="preserve">       count_if(HASHDIFF_AUG_PARTY_INTERACTION is null) as null_hashdiff,</w:t>
             </w:r>
             <w:r>
               <w:rPr>
@@ -26943,7 +26943,7 @@
                 <w:rFonts w:ascii="Consolas" w:hAnsi="Consolas"/>
                 <w:sz w:val="17"/>
               </w:rPr>
-              <w:t xml:space="preserve">       count_if(HASHDIFF is null) as null_hashdiff,</w:t>
+              <w:t xml:space="preserve">       count_if(HASHDIFF_AUG_PARTY_KYC is null) as null_hashdiff,</w:t>
             </w:r>
             <w:r>
               <w:rPr>
@@ -27333,7 +27333,7 @@
                 <w:rFonts w:ascii="Consolas" w:hAnsi="Consolas"/>
                 <w:sz w:val="17"/>
               </w:rPr>
-              <w:t xml:space="preserve">       count_if(HASHDIFF is null) as null_hashdiff,</w:t>
+              <w:t xml:space="preserve">       count_if(HASHDIFF_AUG_PARTY_LEGAL_PANEL is null) as null_hashdiff,</w:t>
             </w:r>
             <w:r>
               <w:rPr>
@@ -27711,7 +27711,7 @@
                 <w:rFonts w:ascii="Consolas" w:hAnsi="Consolas"/>
                 <w:sz w:val="17"/>
               </w:rPr>
-              <w:t xml:space="preserve">       count_if(HASHDIFF is null) as null_hashdiff,</w:t>
+              <w:t xml:space="preserve">       count_if(HASHDIFF_AUG_PARTY_LEGAL_PANEL_ROLE_LINE is null) as null_hashdiff,</w:t>
             </w:r>
             <w:r>
               <w:rPr>
@@ -28089,7 +28089,7 @@
                 <w:rFonts w:ascii="Consolas" w:hAnsi="Consolas"/>
                 <w:sz w:val="17"/>
               </w:rPr>
-              <w:t xml:space="preserve">       count_if(HASHDIFF is null) as null_hashdiff,</w:t>
+              <w:t xml:space="preserve">       count_if(HASHDIFF_AUG_PARTY_MARKETING is null) as null_hashdiff,</w:t>
             </w:r>
             <w:r>
               <w:rPr>
@@ -28479,7 +28479,7 @@
                 <w:rFonts w:ascii="Consolas" w:hAnsi="Consolas"/>
                 <w:sz w:val="17"/>
               </w:rPr>
-              <w:t xml:space="preserve">       count_if(HASHDIFF is null) as null_hashdiff,</w:t>
+              <w:t xml:space="preserve">       count_if(HASHDIFF_AUG_PARTY_ONBOARDING_JOURNEY is null) as null_hashdiff,</w:t>
             </w:r>
             <w:r>
               <w:rPr>
@@ -28869,7 +28869,7 @@
                 <w:rFonts w:ascii="Consolas" w:hAnsi="Consolas"/>
                 <w:sz w:val="17"/>
               </w:rPr>
-              <w:t xml:space="preserve">       count_if(HASHDIFF is null) as null_hashdiff,</w:t>
+              <w:t xml:space="preserve">       count_if(HASHDIFF_AUG_PARTY_ORGANISATION_PROFILE is null) as null_hashdiff,</w:t>
             </w:r>
             <w:r>
               <w:rPr>
@@ -29259,7 +29259,7 @@
                 <w:rFonts w:ascii="Consolas" w:hAnsi="Consolas"/>
                 <w:sz w:val="17"/>
               </w:rPr>
-              <w:t xml:space="preserve">       count_if(HASHDIFF is null) as null_hashdiff,</w:t>
+              <w:t xml:space="preserve">       count_if(HASHDIFF_AUG_PARTY_ORG_DIRECTORS is null) as null_hashdiff,</w:t>
             </w:r>
             <w:r>
               <w:rPr>
@@ -29649,7 +29649,7 @@
                 <w:rFonts w:ascii="Consolas" w:hAnsi="Consolas"/>
                 <w:sz w:val="17"/>
               </w:rPr>
-              <w:t xml:space="preserve">       count_if(HASHDIFF is null) as null_hashdiff,</w:t>
+              <w:t xml:space="preserve">       count_if(HASHDIFF_AUG_PARTY_PAYOUT_PROFILE is null) as null_hashdiff,</w:t>
             </w:r>
             <w:r>
               <w:rPr>
@@ -30027,7 +30027,7 @@
                 <w:rFonts w:ascii="Consolas" w:hAnsi="Consolas"/>
                 <w:sz w:val="17"/>
               </w:rPr>
-              <w:t xml:space="preserve">       count_if(HASHDIFF is null) as null_hashdiff,</w:t>
+              <w:t xml:space="preserve">       count_if(HASHDIFF_AUG_PARTY_PREFERENCE_PROFILE is null) as null_hashdiff,</w:t>
             </w:r>
             <w:r>
               <w:rPr>
@@ -30417,7 +30417,7 @@
                 <w:rFonts w:ascii="Consolas" w:hAnsi="Consolas"/>
                 <w:sz w:val="17"/>
               </w:rPr>
-              <w:t xml:space="preserve">       count_if(HASHDIFF is null) as null_hashdiff,</w:t>
+              <w:t xml:space="preserve">       count_if(HASHDIFF_AUG_PARTY_PROVIDER_CAPABILITY is null) as null_hashdiff,</w:t>
             </w:r>
             <w:r>
               <w:rPr>
@@ -30795,7 +30795,7 @@
                 <w:rFonts w:ascii="Consolas" w:hAnsi="Consolas"/>
                 <w:sz w:val="17"/>
               </w:rPr>
-              <w:t xml:space="preserve">       count_if(HASHDIFF is null) as null_hashdiff,</w:t>
+              <w:t xml:space="preserve">       count_if(HASHDIFF_AUG_PARTY_RECORD_REMARKS is null) as null_hashdiff,</w:t>
             </w:r>
             <w:r>
               <w:rPr>
@@ -31185,7 +31185,7 @@
                 <w:rFonts w:ascii="Consolas" w:hAnsi="Consolas"/>
                 <w:sz w:val="17"/>
               </w:rPr>
-              <w:t xml:space="preserve">       count_if(HASHDIFF is null) as null_hashdiff,</w:t>
+              <w:t xml:space="preserve">       count_if(HASHDIFF_AUG_PARTY_RELATIONSHIP_PROFILE is null) as null_hashdiff,</w:t>
             </w:r>
             <w:r>
               <w:rPr>
@@ -31563,7 +31563,7 @@
                 <w:rFonts w:ascii="Consolas" w:hAnsi="Consolas"/>
                 <w:sz w:val="17"/>
               </w:rPr>
-              <w:t xml:space="preserve">       count_if(HASHDIFF is null) as null_hashdiff,</w:t>
+              <w:t xml:space="preserve">       count_if(HASHDIFF_AUG_PARTY_SERVICE_ENGAGEMENT_TERMS is null) as null_hashdiff,</w:t>
             </w:r>
             <w:r>
               <w:rPr>
@@ -31941,7 +31941,7 @@
                 <w:rFonts w:ascii="Consolas" w:hAnsi="Consolas"/>
                 <w:sz w:val="17"/>
               </w:rPr>
-              <w:t xml:space="preserve">       count_if(HASHDIFF is null) as null_hashdiff,</w:t>
+              <w:t xml:space="preserve">       count_if(HASHDIFF_AUG_PARTY_SOURCE_PROPERTY_SET_RECORD_GOVERNANCE is null) as null_hashdiff,</w:t>
             </w:r>
             <w:r>
               <w:rPr>
@@ -32319,7 +32319,7 @@
                 <w:rFonts w:ascii="Consolas" w:hAnsi="Consolas"/>
                 <w:sz w:val="17"/>
               </w:rPr>
-              <w:t xml:space="preserve">       count_if(HASHDIFF is null) as null_hashdiff,</w:t>
+              <w:t xml:space="preserve">       count_if(HASHDIFF_AUG_PARTY_SUSPENSION_NEGATIVE_ACTION is null) as null_hashdiff,</w:t>
             </w:r>
             <w:r>
               <w:rPr>
@@ -32697,7 +32697,7 @@
                 <w:rFonts w:ascii="Consolas" w:hAnsi="Consolas"/>
                 <w:sz w:val="17"/>
               </w:rPr>
-              <w:t xml:space="preserve">       count_if(HASHDIFF is null) as null_hashdiff,</w:t>
+              <w:t xml:space="preserve">       count_if(HASHDIFF_AUG_PARTY_VEHICLE_OWNER is null) as null_hashdiff,</w:t>
             </w:r>
             <w:r>
               <w:rPr>
@@ -33087,7 +33087,7 @@
                 <w:rFonts w:ascii="Consolas" w:hAnsi="Consolas"/>
                 <w:sz w:val="17"/>
               </w:rPr>
-              <w:t xml:space="preserve">       count_if(HASHDIFF is null) as null_hashdiff,</w:t>
+              <w:t xml:space="preserve">       count_if(HASHDIFF_AUG_PROVIDER_BANKING is null) as null_hashdiff,</w:t>
             </w:r>
             <w:r>
               <w:rPr>
@@ -33477,7 +33477,7 @@
                 <w:rFonts w:ascii="Consolas" w:hAnsi="Consolas"/>
                 <w:sz w:val="17"/>
               </w:rPr>
-              <w:t xml:space="preserve">       count_if(HASHDIFF is null) as null_hashdiff,</w:t>
+              <w:t xml:space="preserve">       count_if(HASHDIFF_AUG_PROVIDER_QUALITY is null) as null_hashdiff,</w:t>
             </w:r>
             <w:r>
               <w:rPr>
@@ -33867,7 +33867,7 @@
                 <w:rFonts w:ascii="Consolas" w:hAnsi="Consolas"/>
                 <w:sz w:val="17"/>
               </w:rPr>
-              <w:t xml:space="preserve">       count_if(HASHDIFF is null) as null_hashdiff,</w:t>
+              <w:t xml:space="preserve">       count_if(HASHDIFF_AUG_PROVIDER_TARIFF is null) as null_hashdiff,</w:t>
             </w:r>
             <w:r>
               <w:rPr>
@@ -34257,7 +34257,7 @@
                 <w:rFonts w:ascii="Consolas" w:hAnsi="Consolas"/>
                 <w:sz w:val="17"/>
               </w:rPr>
-              <w:t xml:space="preserve">       count_if(HASHDIFF is null) as null_hashdiff,</w:t>
+              <w:t xml:space="preserve">       count_if(HASHDIFF_CHANNEL_DEFINITION is null) as null_hashdiff,</w:t>
             </w:r>
             <w:r>
               <w:rPr>
@@ -37767,7 +37767,7 @@
                 <w:rFonts w:ascii="Consolas" w:hAnsi="Consolas"/>
                 <w:sz w:val="17"/>
               </w:rPr>
-              <w:t xml:space="preserve">       count_if(HASHDIFF is null) as null_hashdiff,</w:t>
+              <w:t xml:space="preserve">       count_if(HASHDIFF_INSTRUMENT_DEFINITION is null) as null_hashdiff,</w:t>
             </w:r>
             <w:r>
               <w:rPr>
@@ -39327,7 +39327,7 @@
                 <w:rFonts w:ascii="Consolas" w:hAnsi="Consolas"/>
                 <w:sz w:val="17"/>
               </w:rPr>
-              <w:t xml:space="preserve">       count_if(HASHDIFF is null) as null_hashdiff,</w:t>
+              <w:t xml:space="preserve">       count_if(HASHDIFF_LNK_ROLE_EMPLOYEE is null) as null_hashdiff,</w:t>
             </w:r>
             <w:r>
               <w:rPr>
@@ -39717,7 +39717,7 @@
                 <w:rFonts w:ascii="Consolas" w:hAnsi="Consolas"/>
                 <w:sz w:val="17"/>
               </w:rPr>
-              <w:t xml:space="preserve">       count_if(HASHDIFF is null) as null_hashdiff,</w:t>
+              <w:t xml:space="preserve">       count_if(HASHDIFF_LNK_ROLE_INVESTIGATOR is null) as null_hashdiff,</w:t>
             </w:r>
             <w:r>
               <w:rPr>
@@ -41277,7 +41277,7 @@
                 <w:rFonts w:ascii="Consolas" w:hAnsi="Consolas"/>
                 <w:sz w:val="17"/>
               </w:rPr>
-              <w:t xml:space="preserve">       count_if(HASHDIFF is null) as null_hashdiff,</w:t>
+              <w:t xml:space="preserve">       count_if(HASHDIFF_LOCATION_PROFILE is null) as null_hashdiff,</w:t>
             </w:r>
             <w:r>
               <w:rPr>
@@ -41667,7 +41667,7 @@
                 <w:rFonts w:ascii="Consolas" w:hAnsi="Consolas"/>
                 <w:sz w:val="17"/>
               </w:rPr>
-              <w:t xml:space="preserve">       count_if(HASHDIFF is null) as null_hashdiff,</w:t>
+              <w:t xml:space="preserve">       count_if(HASHDIFF_ORG_UNIT_DEFINITION is null) as null_hashdiff,</w:t>
             </w:r>
             <w:r>
               <w:rPr>
@@ -42057,7 +42057,7 @@
                 <w:rFonts w:ascii="Consolas" w:hAnsi="Consolas"/>
                 <w:sz w:val="17"/>
               </w:rPr>
-              <w:t xml:space="preserve">       count_if(HASHDIFF is null) as null_hashdiff,</w:t>
+              <w:t xml:space="preserve">       count_if(HASHDIFF_ORG_UNIT_LICENCE is null) as null_hashdiff,</w:t>
             </w:r>
             <w:r>
               <w:rPr>
@@ -42447,7 +42447,7 @@
                 <w:rFonts w:ascii="Consolas" w:hAnsi="Consolas"/>
                 <w:sz w:val="17"/>
               </w:rPr>
-              <w:t xml:space="preserve">       count_if(HASHDIFF is null) as null_hashdiff,</w:t>
+              <w:t xml:space="preserve">       count_if(HASHDIFF_PARTY_AGENT_LICENCE_LINE is null) as null_hashdiff,</w:t>
             </w:r>
             <w:r>
               <w:rPr>
@@ -43617,7 +43617,7 @@
                 <w:rFonts w:ascii="Consolas" w:hAnsi="Consolas"/>
                 <w:sz w:val="17"/>
               </w:rPr>
-              <w:t xml:space="preserve">       count_if(HASHDIFF is null) as null_hashdiff,</w:t>
+              <w:t xml:space="preserve">       count_if(HASHDIFF_PARTY_CONSENT_MANDATE is null) as null_hashdiff,</w:t>
             </w:r>
             <w:r>
               <w:rPr>
@@ -44397,7 +44397,7 @@
                 <w:rFonts w:ascii="Consolas" w:hAnsi="Consolas"/>
                 <w:sz w:val="17"/>
               </w:rPr>
-              <w:t xml:space="preserve">       count_if(HASHDIFF is null) as null_hashdiff,</w:t>
+              <w:t xml:space="preserve">       count_if(HASHDIFF_PARTY_DIGITAL_IDENTITY is null) as null_hashdiff,</w:t>
             </w:r>
             <w:r>
               <w:rPr>
@@ -45177,7 +45177,7 @@
                 <w:rFonts w:ascii="Consolas" w:hAnsi="Consolas"/>
                 <w:sz w:val="17"/>
               </w:rPr>
-              <w:t xml:space="preserve">       count_if(HASHDIFF is null) as null_hashdiff,</w:t>
+              <w:t xml:space="preserve">       count_if(HASHDIFF_PARTY_FINANCIAL_PROFILE is null) as null_hashdiff,</w:t>
             </w:r>
             <w:r>
               <w:rPr>
@@ -45567,7 +45567,7 @@
                 <w:rFonts w:ascii="Consolas" w:hAnsi="Consolas"/>
                 <w:sz w:val="17"/>
               </w:rPr>
-              <w:t xml:space="preserve">       count_if(HASHDIFF is null) as null_hashdiff,</w:t>
+              <w:t xml:space="preserve">       count_if(HASHDIFF_PARTY_FRAUD_PROFILE is null) as null_hashdiff,</w:t>
             </w:r>
             <w:r>
               <w:rPr>
@@ -46347,7 +46347,7 @@
                 <w:rFonts w:ascii="Consolas" w:hAnsi="Consolas"/>
                 <w:sz w:val="17"/>
               </w:rPr>
-              <w:t xml:space="preserve">       count_if(HASHDIFF is null) as null_hashdiff,</w:t>
+              <w:t xml:space="preserve">       count_if(HASHDIFF_PARTY_HIERARCHY is null) as null_hashdiff,</w:t>
             </w:r>
             <w:r>
               <w:rPr>
@@ -48297,7 +48297,7 @@
                 <w:rFonts w:ascii="Consolas" w:hAnsi="Consolas"/>
                 <w:sz w:val="17"/>
               </w:rPr>
-              <w:t xml:space="preserve">       count_if(HASHDIFF is null) as null_hashdiff,</w:t>
+              <w:t xml:space="preserve">       count_if(HASHDIFF_PARTY_LEGAL_PANEL is null) as null_hashdiff,</w:t>
             </w:r>
             <w:r>
               <w:rPr>
@@ -48687,7 +48687,7 @@
                 <w:rFonts w:ascii="Consolas" w:hAnsi="Consolas"/>
                 <w:sz w:val="17"/>
               </w:rPr>
-              <w:t xml:space="preserve">       count_if(HASHDIFF is null) as null_hashdiff,</w:t>
+              <w:t xml:space="preserve">       count_if(HASHDIFF_PARTY_ONBOARDING_JOURNEY is null) as null_hashdiff,</w:t>
             </w:r>
             <w:r>
               <w:rPr>
@@ -49467,7 +49467,7 @@
                 <w:rFonts w:ascii="Consolas" w:hAnsi="Consolas"/>
                 <w:sz w:val="17"/>
               </w:rPr>
-              <w:t xml:space="preserve">       count_if(HASHDIFF is null) as null_hashdiff,</w:t>
+              <w:t xml:space="preserve">       count_if(HASHDIFF_PARTY_ORG_DIRECTORS is null) as null_hashdiff,</w:t>
             </w:r>
             <w:r>
               <w:rPr>
@@ -49857,7 +49857,7 @@
                 <w:rFonts w:ascii="Consolas" w:hAnsi="Consolas"/>
                 <w:sz w:val="17"/>
               </w:rPr>
-              <w:t xml:space="preserve">       count_if(HASHDIFF is null) as null_hashdiff,</w:t>
+              <w:t xml:space="preserve">       count_if(HASHDIFF_PARTY_PAYOUT_PROFILE is null) as null_hashdiff,</w:t>
             </w:r>
             <w:r>
               <w:rPr>
@@ -50247,7 +50247,7 @@
                 <w:rFonts w:ascii="Consolas" w:hAnsi="Consolas"/>
                 <w:sz w:val="17"/>
               </w:rPr>
-              <w:t xml:space="preserve">       count_if(HASHDIFF is null) as null_hashdiff,</w:t>
+              <w:t xml:space="preserve">       count_if(HASHDIFF_PARTY_PROVIDER_CAPABILITY is null) as null_hashdiff,</w:t>
             </w:r>
             <w:r>
               <w:rPr>
@@ -50637,7 +50637,7 @@
                 <w:rFonts w:ascii="Consolas" w:hAnsi="Consolas"/>
                 <w:sz w:val="17"/>
               </w:rPr>
-              <w:t xml:space="preserve">       count_if(HASHDIFF is null) as null_hashdiff,</w:t>
+              <w:t xml:space="preserve">       count_if(HASHDIFF_PARTY_RELATIONSHIP_PROFILE is null) as null_hashdiff,</w:t>
             </w:r>
             <w:r>
               <w:rPr>
@@ -51807,7 +51807,7 @@
                 <w:rFonts w:ascii="Consolas" w:hAnsi="Consolas"/>
                 <w:sz w:val="17"/>
               </w:rPr>
-              <w:t xml:space="preserve">       count_if(HASHDIFF is null) as null_hashdiff,</w:t>
+              <w:t xml:space="preserve">       count_if(HASHDIFF_PROVIDER_QUALITY is null) as null_hashdiff,</w:t>
             </w:r>
             <w:r>
               <w:rPr>

--- a/BGIL_DBT/validation/DM-T/DM-T2_MAXIMUS.docx
+++ b/BGIL_DBT/validation/DM-T/DM-T2_MAXIMUS.docx
@@ -7465,7 +7465,7 @@
           <w:p>
             <w:r>
               <w:drawing>
-                <wp:inline distT="0" distB="0" distL="180" distR="180">
+                <wp:inline distT="0" distB="0" distL="0" distR="0">
                   <wp:extent cx="5486400" cy="2708275"/>
                   <wp:effectExtent l="0" t="0" r="0" b="0"/>
                   <wp:docPr id="1025" name="shape1025" hidden="0"/>
@@ -7977,7 +7977,7 @@
           <w:p>
             <w:r>
               <w:drawing>
-                <wp:inline distT="0" distB="0" distL="180" distR="180">
+                <wp:inline distT="0" distB="0" distL="0" distR="0">
                   <wp:extent cx="5486400" cy="1809115"/>
                   <wp:effectExtent l="0" t="0" r="0" b="0"/>
                   <wp:docPr id="1026" name="shape1026" hidden="0"/>
@@ -8489,7 +8489,7 @@
           <w:p>
             <w:r>
               <w:drawing>
-                <wp:inline distT="0" distB="0" distL="180" distR="180">
+                <wp:inline distT="0" distB="0" distL="0" distR="0">
                   <wp:extent cx="5486400" cy="1627505"/>
                   <wp:effectExtent l="0" t="0" r="0" b="0"/>
                   <wp:docPr id="1027" name="shape1027" hidden="0"/>
@@ -9001,7 +9001,7 @@
           <w:p>
             <w:r>
               <w:drawing>
-                <wp:inline distT="0" distB="0" distL="180" distR="180">
+                <wp:inline distT="0" distB="0" distL="0" distR="0">
                   <wp:extent cx="5486400" cy="1463675"/>
                   <wp:effectExtent l="0" t="0" r="0" b="0"/>
                   <wp:docPr id="1028" name="shape1028" hidden="0"/>
@@ -9513,7 +9513,7 @@
           <w:p>
             <w:r>
               <w:drawing>
-                <wp:inline distT="0" distB="0" distL="180" distR="180">
+                <wp:inline distT="0" distB="0" distL="0" distR="0">
                   <wp:extent cx="5486400" cy="1584960"/>
                   <wp:effectExtent l="0" t="0" r="0" b="0"/>
                   <wp:docPr id="1029" name="shape1029" hidden="0"/>
@@ -10025,7 +10025,7 @@
           <w:p>
             <w:r>
               <w:drawing>
-                <wp:inline distT="0" distB="0" distL="180" distR="180">
+                <wp:inline distT="0" distB="0" distL="0" distR="0">
                   <wp:extent cx="5486400" cy="1610995"/>
                   <wp:effectExtent l="0" t="0" r="0" b="0"/>
                   <wp:docPr id="1030" name="shape1030" hidden="0"/>
@@ -10540,7 +10540,7 @@
             </w:r>
             <w:r>
               <w:drawing>
-                <wp:inline distT="0" distB="0" distL="180" distR="180">
+                <wp:inline distT="0" distB="0" distL="0" distR="0">
                   <wp:extent cx="5486400" cy="1503680"/>
                   <wp:effectExtent l="0" t="0" r="0" b="0"/>
                   <wp:docPr id="1031" name="shape1031" hidden="0"/>
@@ -11049,7 +11049,7 @@
           <w:p>
             <w:r>
               <w:drawing>
-                <wp:inline distT="0" distB="0" distL="180" distR="180">
+                <wp:inline distT="0" distB="0" distL="0" distR="0">
                   <wp:extent cx="5486400" cy="1642745"/>
                   <wp:effectExtent l="0" t="0" r="0" b="0"/>
                   <wp:docPr id="1032" name="shape1032" hidden="0"/>
@@ -11564,7 +11564,7 @@
             </w:r>
             <w:r>
               <w:drawing>
-                <wp:inline distT="0" distB="0" distL="180" distR="180">
+                <wp:inline distT="0" distB="0" distL="0" distR="0">
                   <wp:extent cx="5486400" cy="1659890"/>
                   <wp:effectExtent l="0" t="0" r="0" b="0"/>
                   <wp:docPr id="1033" name="shape1033" hidden="0"/>
@@ -12076,7 +12076,7 @@
             </w:r>
             <w:r>
               <w:drawing>
-                <wp:inline distT="0" distB="0" distL="180" distR="180">
+                <wp:inline distT="0" distB="0" distL="0" distR="0">
                   <wp:extent cx="5486400" cy="1571625"/>
                   <wp:effectExtent l="0" t="0" r="0" b="0"/>
                   <wp:docPr id="1034" name="shape1034" hidden="0"/>
@@ -13036,7 +13036,7 @@
             </w:r>
             <w:r>
               <w:drawing>
-                <wp:inline distT="0" distB="0" distL="180" distR="180">
+                <wp:inline distT="0" distB="0" distL="0" distR="0">
                   <wp:extent cx="5486400" cy="1545590"/>
                   <wp:effectExtent l="0" t="0" r="0" b="0"/>
                   <wp:docPr id="1035" name="shape1035" hidden="0"/>
@@ -13548,7 +13548,7 @@
             </w:r>
             <w:r>
               <w:drawing>
-                <wp:inline distT="0" distB="0" distL="180" distR="180">
+                <wp:inline distT="0" distB="0" distL="0" distR="0">
                   <wp:extent cx="5486400" cy="1616075"/>
                   <wp:effectExtent l="0" t="0" r="0" b="0"/>
                   <wp:docPr id="1036" name="shape1036" hidden="0"/>
@@ -14060,7 +14060,7 @@
             </w:r>
             <w:r>
               <w:drawing>
-                <wp:inline distT="0" distB="0" distL="180" distR="180">
+                <wp:inline distT="0" distB="0" distL="0" distR="0">
                   <wp:extent cx="5486400" cy="1483995"/>
                   <wp:effectExtent l="0" t="0" r="0" b="0"/>
                   <wp:docPr id="1037" name="shape1037" hidden="0"/>
@@ -14261,7 +14261,15 @@
           <w:tcPr>
             <w:tcW w:w="5640" w:type="dxa"/>
           </w:tcPr>
-          <w:p/>
+          <w:p>
+            <w:r>
+              <w:rPr>
+                <w:lang w:val="en-US"/>
+                <w:rtl w:val="off"/>
+              </w:rPr>
+              <w:t>Fail</w:t>
+            </w:r>
+          </w:p>
         </w:tc>
       </w:tr>
       <w:tr>
@@ -14493,6 +14501,50 @@
               <w:br/>
             </w:r>
             <w:r>
+              <w:drawing>
+                <wp:inline distT="0" distB="0" distL="180" distR="180">
+                  <wp:extent cx="5486400" cy="1249045"/>
+                  <wp:effectExtent l="0" t="0" r="0" b="0"/>
+                  <wp:docPr id="1041" name="shape1041" hidden="0"/>
+                  <wp:cNvGraphicFramePr>
+                    <a:graphicFrameLocks xmlns:a="http://schemas.openxmlformats.org/drawingml/2006/main" noChangeAspect="1"/>
+                  </wp:cNvGraphicFramePr>
+                  <a:graphic xmlns:a="http://schemas.openxmlformats.org/drawingml/2006/main">
+                    <a:graphicData uri="http://schemas.openxmlformats.org/drawingml/2006/picture">
+                      <pic:pic xmlns:pic="http://schemas.openxmlformats.org/drawingml/2006/picture">
+                        <pic:nvPicPr>
+                          <pic:cNvPr id="0" name="이미지"/>
+                          <pic:cNvPicPr preferRelativeResize="1">
+                            <a:picLocks noChangeAspect="1"/>
+                          </pic:cNvPicPr>
+                        </pic:nvPicPr>
+                        <pic:blipFill>
+                          <a:blip r:embed="rId14">
+                            <a:extLst>
+                              <a:ext uri="{28A0092B-C50C-407E-A947-70E740481C1C}">
+                                <a14:useLocalDpi xmlns:a14="http://schemas.microsoft.com/office/drawing/2010/main" val="0"/>
+                              </a:ext>
+                            </a:extLst>
+                          </a:blip>
+                          <a:srcRect/>
+                          <a:stretch>
+                            <a:fillRect/>
+                          </a:stretch>
+                        </pic:blipFill>
+                        <pic:spPr>
+                          <a:xfrm>
+                            <a:off x="0" y="0"/>
+                            <a:ext cx="5486400" cy="1249045"/>
+                          </a:xfrm>
+                          <a:prstGeom prst="rect"/>
+                        </pic:spPr>
+                      </pic:pic>
+                    </a:graphicData>
+                  </a:graphic>
+                </wp:inline>
+              </w:drawing>
+            </w:r>
+            <w:r>
               <w:br/>
             </w:r>
             <w:r>
@@ -14651,7 +14703,15 @@
           <w:tcPr>
             <w:tcW w:w="5640" w:type="dxa"/>
           </w:tcPr>
-          <w:p/>
+          <w:p>
+            <w:r>
+              <w:rPr>
+                <w:lang w:val="en-US"/>
+                <w:rtl w:val="off"/>
+              </w:rPr>
+              <w:t>Fail</w:t>
+            </w:r>
+          </w:p>
         </w:tc>
       </w:tr>
       <w:tr>
@@ -14883,6 +14943,50 @@
               <w:br/>
             </w:r>
             <w:r>
+              <w:drawing>
+                <wp:inline distT="0" distB="0" distL="180" distR="180">
+                  <wp:extent cx="5486400" cy="1212215"/>
+                  <wp:effectExtent l="0" t="0" r="0" b="0"/>
+                  <wp:docPr id="1042" name="shape1042" hidden="0"/>
+                  <wp:cNvGraphicFramePr>
+                    <a:graphicFrameLocks xmlns:a="http://schemas.openxmlformats.org/drawingml/2006/main" noChangeAspect="1"/>
+                  </wp:cNvGraphicFramePr>
+                  <a:graphic xmlns:a="http://schemas.openxmlformats.org/drawingml/2006/main">
+                    <a:graphicData uri="http://schemas.openxmlformats.org/drawingml/2006/picture">
+                      <pic:pic xmlns:pic="http://schemas.openxmlformats.org/drawingml/2006/picture">
+                        <pic:nvPicPr>
+                          <pic:cNvPr id="0" name="이미지"/>
+                          <pic:cNvPicPr preferRelativeResize="1">
+                            <a:picLocks noChangeAspect="1"/>
+                          </pic:cNvPicPr>
+                        </pic:nvPicPr>
+                        <pic:blipFill>
+                          <a:blip r:embed="rId15">
+                            <a:extLst>
+                              <a:ext uri="{28A0092B-C50C-407E-A947-70E740481C1C}">
+                                <a14:useLocalDpi xmlns:a14="http://schemas.microsoft.com/office/drawing/2010/main" val="0"/>
+                              </a:ext>
+                            </a:extLst>
+                          </a:blip>
+                          <a:srcRect/>
+                          <a:stretch>
+                            <a:fillRect/>
+                          </a:stretch>
+                        </pic:blipFill>
+                        <pic:spPr>
+                          <a:xfrm>
+                            <a:off x="0" y="0"/>
+                            <a:ext cx="5486400" cy="1212215"/>
+                          </a:xfrm>
+                          <a:prstGeom prst="rect"/>
+                        </pic:spPr>
+                      </pic:pic>
+                    </a:graphicData>
+                  </a:graphic>
+                </wp:inline>
+              </w:drawing>
+            </w:r>
+            <w:r>
               <w:br/>
             </w:r>
             <w:r>
@@ -15041,7 +15145,15 @@
           <w:tcPr>
             <w:tcW w:w="5640" w:type="dxa"/>
           </w:tcPr>
-          <w:p/>
+          <w:p>
+            <w:r>
+              <w:rPr>
+                <w:lang w:val="en-US"/>
+                <w:rtl w:val="off"/>
+              </w:rPr>
+              <w:t>Fail</w:t>
+            </w:r>
+          </w:p>
         </w:tc>
       </w:tr>
       <w:tr>
@@ -15273,6 +15385,50 @@
               <w:br/>
             </w:r>
             <w:r>
+              <w:drawing>
+                <wp:inline distT="0" distB="0" distL="180" distR="180">
+                  <wp:extent cx="5486400" cy="1236980"/>
+                  <wp:effectExtent l="0" t="0" r="0" b="0"/>
+                  <wp:docPr id="1043" name="shape1043" hidden="0"/>
+                  <wp:cNvGraphicFramePr>
+                    <a:graphicFrameLocks xmlns:a="http://schemas.openxmlformats.org/drawingml/2006/main" noChangeAspect="1"/>
+                  </wp:cNvGraphicFramePr>
+                  <a:graphic xmlns:a="http://schemas.openxmlformats.org/drawingml/2006/main">
+                    <a:graphicData uri="http://schemas.openxmlformats.org/drawingml/2006/picture">
+                      <pic:pic xmlns:pic="http://schemas.openxmlformats.org/drawingml/2006/picture">
+                        <pic:nvPicPr>
+                          <pic:cNvPr id="0" name="이미지"/>
+                          <pic:cNvPicPr preferRelativeResize="1">
+                            <a:picLocks noChangeAspect="1"/>
+                          </pic:cNvPicPr>
+                        </pic:nvPicPr>
+                        <pic:blipFill>
+                          <a:blip r:embed="rId16">
+                            <a:extLst>
+                              <a:ext uri="{28A0092B-C50C-407E-A947-70E740481C1C}">
+                                <a14:useLocalDpi xmlns:a14="http://schemas.microsoft.com/office/drawing/2010/main" val="0"/>
+                              </a:ext>
+                            </a:extLst>
+                          </a:blip>
+                          <a:srcRect/>
+                          <a:stretch>
+                            <a:fillRect/>
+                          </a:stretch>
+                        </pic:blipFill>
+                        <pic:spPr>
+                          <a:xfrm>
+                            <a:off x="0" y="0"/>
+                            <a:ext cx="5486400" cy="1236980"/>
+                          </a:xfrm>
+                          <a:prstGeom prst="rect"/>
+                        </pic:spPr>
+                      </pic:pic>
+                    </a:graphicData>
+                  </a:graphic>
+                </wp:inline>
+              </w:drawing>
+            </w:r>
+            <w:r>
               <w:br/>
             </w:r>
             <w:r>
@@ -15431,7 +15587,15 @@
           <w:tcPr>
             <w:tcW w:w="5640" w:type="dxa"/>
           </w:tcPr>
-          <w:p/>
+          <w:p>
+            <w:r>
+              <w:rPr>
+                <w:lang w:val="en-US"/>
+                <w:rtl w:val="off"/>
+              </w:rPr>
+              <w:t>Fail</w:t>
+            </w:r>
+          </w:p>
         </w:tc>
       </w:tr>
       <w:tr>
@@ -15663,6 +15827,50 @@
               <w:br/>
             </w:r>
             <w:r>
+              <w:drawing>
+                <wp:inline distT="0" distB="0" distL="180" distR="180">
+                  <wp:extent cx="5486400" cy="1387475"/>
+                  <wp:effectExtent l="0" t="0" r="0" b="0"/>
+                  <wp:docPr id="1044" name="shape1044" hidden="0"/>
+                  <wp:cNvGraphicFramePr>
+                    <a:graphicFrameLocks xmlns:a="http://schemas.openxmlformats.org/drawingml/2006/main" noChangeAspect="1"/>
+                  </wp:cNvGraphicFramePr>
+                  <a:graphic xmlns:a="http://schemas.openxmlformats.org/drawingml/2006/main">
+                    <a:graphicData uri="http://schemas.openxmlformats.org/drawingml/2006/picture">
+                      <pic:pic xmlns:pic="http://schemas.openxmlformats.org/drawingml/2006/picture">
+                        <pic:nvPicPr>
+                          <pic:cNvPr id="0" name="이미지"/>
+                          <pic:cNvPicPr preferRelativeResize="1">
+                            <a:picLocks noChangeAspect="1"/>
+                          </pic:cNvPicPr>
+                        </pic:nvPicPr>
+                        <pic:blipFill>
+                          <a:blip r:embed="rId17">
+                            <a:extLst>
+                              <a:ext uri="{28A0092B-C50C-407E-A947-70E740481C1C}">
+                                <a14:useLocalDpi xmlns:a14="http://schemas.microsoft.com/office/drawing/2010/main" val="0"/>
+                              </a:ext>
+                            </a:extLst>
+                          </a:blip>
+                          <a:srcRect/>
+                          <a:stretch>
+                            <a:fillRect/>
+                          </a:stretch>
+                        </pic:blipFill>
+                        <pic:spPr>
+                          <a:xfrm>
+                            <a:off x="0" y="0"/>
+                            <a:ext cx="5486400" cy="1387475"/>
+                          </a:xfrm>
+                          <a:prstGeom prst="rect"/>
+                        </pic:spPr>
+                      </pic:pic>
+                    </a:graphicData>
+                  </a:graphic>
+                </wp:inline>
+              </w:drawing>
+            </w:r>
+            <w:r>
               <w:br/>
             </w:r>
             <w:r>
@@ -15821,7 +16029,15 @@
           <w:tcPr>
             <w:tcW w:w="5640" w:type="dxa"/>
           </w:tcPr>
-          <w:p/>
+          <w:p>
+            <w:r>
+              <w:rPr>
+                <w:lang w:val="en-US"/>
+                <w:rtl w:val="off"/>
+              </w:rPr>
+              <w:t>Fail</w:t>
+            </w:r>
+          </w:p>
         </w:tc>
       </w:tr>
       <w:tr>
@@ -16211,7 +16427,15 @@
           <w:tcPr>
             <w:tcW w:w="5640" w:type="dxa"/>
           </w:tcPr>
-          <w:p/>
+          <w:p>
+            <w:r>
+              <w:rPr>
+                <w:lang w:val="en-US"/>
+                <w:rtl w:val="off"/>
+              </w:rPr>
+              <w:t>Pass</w:t>
+            </w:r>
+          </w:p>
         </w:tc>
       </w:tr>
       <w:tr>
@@ -16440,6 +16664,50 @@
           </w:tcPr>
           <w:p>
             <w:r>
+              <w:drawing>
+                <wp:inline distT="0" distB="0" distL="180" distR="180">
+                  <wp:extent cx="5486400" cy="1290320"/>
+                  <wp:effectExtent l="0" t="0" r="0" b="0"/>
+                  <wp:docPr id="1045" name="shape1045" hidden="0"/>
+                  <wp:cNvGraphicFramePr>
+                    <a:graphicFrameLocks xmlns:a="http://schemas.openxmlformats.org/drawingml/2006/main" noChangeAspect="1"/>
+                  </wp:cNvGraphicFramePr>
+                  <a:graphic xmlns:a="http://schemas.openxmlformats.org/drawingml/2006/main">
+                    <a:graphicData uri="http://schemas.openxmlformats.org/drawingml/2006/picture">
+                      <pic:pic xmlns:pic="http://schemas.openxmlformats.org/drawingml/2006/picture">
+                        <pic:nvPicPr>
+                          <pic:cNvPr id="0" name="이미지"/>
+                          <pic:cNvPicPr preferRelativeResize="1">
+                            <a:picLocks noChangeAspect="1"/>
+                          </pic:cNvPicPr>
+                        </pic:nvPicPr>
+                        <pic:blipFill>
+                          <a:blip r:embed="rId18">
+                            <a:extLst>
+                              <a:ext uri="{28A0092B-C50C-407E-A947-70E740481C1C}">
+                                <a14:useLocalDpi xmlns:a14="http://schemas.microsoft.com/office/drawing/2010/main" val="0"/>
+                              </a:ext>
+                            </a:extLst>
+                          </a:blip>
+                          <a:srcRect/>
+                          <a:stretch>
+                            <a:fillRect/>
+                          </a:stretch>
+                        </pic:blipFill>
+                        <pic:spPr>
+                          <a:xfrm>
+                            <a:off x="0" y="0"/>
+                            <a:ext cx="5486400" cy="1290320"/>
+                          </a:xfrm>
+                          <a:prstGeom prst="rect"/>
+                        </pic:spPr>
+                      </pic:pic>
+                    </a:graphicData>
+                  </a:graphic>
+                </wp:inline>
+              </w:drawing>
+            </w:r>
+            <w:r>
               <w:br/>
             </w:r>
             <w:r>
@@ -16601,7 +16869,15 @@
           <w:tcPr>
             <w:tcW w:w="5640" w:type="dxa"/>
           </w:tcPr>
-          <w:p/>
+          <w:p>
+            <w:r>
+              <w:rPr>
+                <w:lang w:val="en-US"/>
+                <w:rtl w:val="off"/>
+              </w:rPr>
+              <w:t>Pass</w:t>
+            </w:r>
+          </w:p>
         </w:tc>
       </w:tr>
       <w:tr>
@@ -16830,6 +17106,50 @@
           </w:tcPr>
           <w:p>
             <w:r>
+              <w:drawing>
+                <wp:inline distT="0" distB="0" distL="180" distR="180">
+                  <wp:extent cx="5486400" cy="1203960"/>
+                  <wp:effectExtent l="0" t="0" r="0" b="0"/>
+                  <wp:docPr id="1046" name="shape1046" hidden="0"/>
+                  <wp:cNvGraphicFramePr>
+                    <a:graphicFrameLocks xmlns:a="http://schemas.openxmlformats.org/drawingml/2006/main" noChangeAspect="1"/>
+                  </wp:cNvGraphicFramePr>
+                  <a:graphic xmlns:a="http://schemas.openxmlformats.org/drawingml/2006/main">
+                    <a:graphicData uri="http://schemas.openxmlformats.org/drawingml/2006/picture">
+                      <pic:pic xmlns:pic="http://schemas.openxmlformats.org/drawingml/2006/picture">
+                        <pic:nvPicPr>
+                          <pic:cNvPr id="0" name="이미지"/>
+                          <pic:cNvPicPr preferRelativeResize="1">
+                            <a:picLocks noChangeAspect="1"/>
+                          </pic:cNvPicPr>
+                        </pic:nvPicPr>
+                        <pic:blipFill>
+                          <a:blip r:embed="rId19">
+                            <a:extLst>
+                              <a:ext uri="{28A0092B-C50C-407E-A947-70E740481C1C}">
+                                <a14:useLocalDpi xmlns:a14="http://schemas.microsoft.com/office/drawing/2010/main" val="0"/>
+                              </a:ext>
+                            </a:extLst>
+                          </a:blip>
+                          <a:srcRect/>
+                          <a:stretch>
+                            <a:fillRect/>
+                          </a:stretch>
+                        </pic:blipFill>
+                        <pic:spPr>
+                          <a:xfrm>
+                            <a:off x="0" y="0"/>
+                            <a:ext cx="5486400" cy="1203960"/>
+                          </a:xfrm>
+                          <a:prstGeom prst="rect"/>
+                        </pic:spPr>
+                      </pic:pic>
+                    </a:graphicData>
+                  </a:graphic>
+                </wp:inline>
+              </w:drawing>
+            </w:r>
+            <w:r>
               <w:br/>
             </w:r>
             <w:r>
@@ -16991,7 +17311,15 @@
           <w:tcPr>
             <w:tcW w:w="5640" w:type="dxa"/>
           </w:tcPr>
-          <w:p/>
+          <w:p>
+            <w:r>
+              <w:rPr>
+                <w:lang w:val="en-US"/>
+                <w:rtl w:val="off"/>
+              </w:rPr>
+              <w:t>Fail</w:t>
+            </w:r>
+          </w:p>
         </w:tc>
       </w:tr>
       <w:tr>
@@ -17381,7 +17709,15 @@
           <w:tcPr>
             <w:tcW w:w="5640" w:type="dxa"/>
           </w:tcPr>
-          <w:p/>
+          <w:p>
+            <w:r>
+              <w:rPr>
+                <w:lang w:val="en-US"/>
+                <w:rtl w:val="off"/>
+              </w:rPr>
+              <w:t>Fail</w:t>
+            </w:r>
+          </w:p>
         </w:tc>
       </w:tr>
       <w:tr>
@@ -18012,7 +18348,7 @@
             </w:r>
             <w:r>
               <w:drawing>
-                <wp:inline distT="0" distB="0" distL="180" distR="180">
+                <wp:inline distT="0" distB="0" distL="0" distR="0">
                   <wp:extent cx="5486400" cy="1255395"/>
                   <wp:effectExtent l="0" t="0" r="0" b="0"/>
                   <wp:docPr id="1038" name="shape1038" hidden="0"/>
@@ -18029,7 +18365,7 @@
                           </pic:cNvPicPr>
                         </pic:nvPicPr>
                         <pic:blipFill>
-                          <a:blip r:embed="rId14">
+                          <a:blip r:embed="rId20">
                             <a:extLst>
                               <a:ext uri="{28A0092B-C50C-407E-A947-70E740481C1C}">
                                 <a14:useLocalDpi xmlns:a14="http://schemas.microsoft.com/office/drawing/2010/main" val="0"/>
@@ -18213,7 +18549,15 @@
           <w:tcPr>
             <w:tcW w:w="5640" w:type="dxa"/>
           </w:tcPr>
-          <w:p/>
+          <w:p>
+            <w:r>
+              <w:rPr>
+                <w:lang w:val="en-US"/>
+                <w:rtl w:val="off"/>
+              </w:rPr>
+              <w:t>Fail</w:t>
+            </w:r>
+          </w:p>
         </w:tc>
       </w:tr>
       <w:tr>
@@ -18841,7 +19185,7 @@
           <w:p>
             <w:r>
               <w:drawing>
-                <wp:inline distT="0" distB="0" distL="180" distR="180">
+                <wp:inline distT="0" distB="0" distL="0" distR="0">
                   <wp:extent cx="5486400" cy="1123950"/>
                   <wp:effectExtent l="0" t="0" r="0" b="0"/>
                   <wp:docPr id="1039" name="shape1039" hidden="0"/>
@@ -18858,7 +19202,7 @@
                           </pic:cNvPicPr>
                         </pic:nvPicPr>
                         <pic:blipFill>
-                          <a:blip r:embed="rId15">
+                          <a:blip r:embed="rId21">
                             <a:extLst>
                               <a:ext uri="{28A0092B-C50C-407E-A947-70E740481C1C}">
                                 <a14:useLocalDpi xmlns:a14="http://schemas.microsoft.com/office/drawing/2010/main" val="0"/>
@@ -19286,7 +19630,7 @@
             </w:r>
             <w:r>
               <w:drawing>
-                <wp:inline distT="0" distB="0" distL="180" distR="180">
+                <wp:inline distT="0" distB="0" distL="0" distR="0">
                   <wp:extent cx="5486400" cy="1191260"/>
                   <wp:effectExtent l="0" t="0" r="0" b="0"/>
                   <wp:docPr id="1040" name="shape1040" hidden="0"/>
@@ -19303,7 +19647,7 @@
                           </pic:cNvPicPr>
                         </pic:nvPicPr>
                         <pic:blipFill>
-                          <a:blip r:embed="rId16">
+                          <a:blip r:embed="rId22">
                             <a:extLst>
                               <a:ext uri="{28A0092B-C50C-407E-A947-70E740481C1C}">
                                 <a14:useLocalDpi xmlns:a14="http://schemas.microsoft.com/office/drawing/2010/main" val="0"/>
@@ -20243,7 +20587,15 @@
           <w:tcPr>
             <w:tcW w:w="5640" w:type="dxa"/>
           </w:tcPr>
-          <w:p/>
+          <w:p>
+            <w:r>
+              <w:rPr>
+                <w:lang w:val="en-US"/>
+                <w:rtl w:val="off"/>
+              </w:rPr>
+              <w:t>Pass</w:t>
+            </w:r>
+          </w:p>
         </w:tc>
       </w:tr>
       <w:tr>
@@ -20475,6 +20827,50 @@
               <w:br/>
             </w:r>
             <w:r>
+              <w:drawing>
+                <wp:inline distT="0" distB="0" distL="180" distR="180">
+                  <wp:extent cx="5486400" cy="1350645"/>
+                  <wp:effectExtent l="0" t="0" r="0" b="0"/>
+                  <wp:docPr id="1047" name="shape1047" hidden="0"/>
+                  <wp:cNvGraphicFramePr>
+                    <a:graphicFrameLocks xmlns:a="http://schemas.openxmlformats.org/drawingml/2006/main" noChangeAspect="1"/>
+                  </wp:cNvGraphicFramePr>
+                  <a:graphic xmlns:a="http://schemas.openxmlformats.org/drawingml/2006/main">
+                    <a:graphicData uri="http://schemas.openxmlformats.org/drawingml/2006/picture">
+                      <pic:pic xmlns:pic="http://schemas.openxmlformats.org/drawingml/2006/picture">
+                        <pic:nvPicPr>
+                          <pic:cNvPr id="0" name="이미지"/>
+                          <pic:cNvPicPr preferRelativeResize="1">
+                            <a:picLocks noChangeAspect="1"/>
+                          </pic:cNvPicPr>
+                        </pic:nvPicPr>
+                        <pic:blipFill>
+                          <a:blip r:embed="rId23">
+                            <a:extLst>
+                              <a:ext uri="{28A0092B-C50C-407E-A947-70E740481C1C}">
+                                <a14:useLocalDpi xmlns:a14="http://schemas.microsoft.com/office/drawing/2010/main" val="0"/>
+                              </a:ext>
+                            </a:extLst>
+                          </a:blip>
+                          <a:srcRect/>
+                          <a:stretch>
+                            <a:fillRect/>
+                          </a:stretch>
+                        </pic:blipFill>
+                        <pic:spPr>
+                          <a:xfrm>
+                            <a:off x="0" y="0"/>
+                            <a:ext cx="5486400" cy="1350645"/>
+                          </a:xfrm>
+                          <a:prstGeom prst="rect"/>
+                        </pic:spPr>
+                      </pic:pic>
+                    </a:graphicData>
+                  </a:graphic>
+                </wp:inline>
+              </w:drawing>
+            </w:r>
+            <w:r>
               <w:br/>
             </w:r>
             <w:r>
@@ -21011,7 +21407,15 @@
           <w:tcPr>
             <w:tcW w:w="5640" w:type="dxa"/>
           </w:tcPr>
-          <w:p/>
+          <w:p>
+            <w:r>
+              <w:rPr>
+                <w:lang w:val="en-US"/>
+                <w:rtl w:val="off"/>
+              </w:rPr>
+              <w:t>Fail</w:t>
+            </w:r>
+          </w:p>
         </w:tc>
       </w:tr>
       <w:tr>
@@ -22157,7 +22561,15 @@
           <w:tcPr>
             <w:tcW w:w="5640" w:type="dxa"/>
           </w:tcPr>
-          <w:p/>
+          <w:p>
+            <w:r>
+              <w:rPr>
+                <w:lang w:val="en-US"/>
+                <w:rtl w:val="off"/>
+              </w:rPr>
+              <w:t>Fail</w:t>
+            </w:r>
+          </w:p>
         </w:tc>
       </w:tr>
       <w:tr>
@@ -22925,7 +23337,15 @@
           <w:tcPr>
             <w:tcW w:w="5640" w:type="dxa"/>
           </w:tcPr>
-          <w:p/>
+          <w:p>
+            <w:r>
+              <w:rPr>
+                <w:lang w:val="en-US"/>
+                <w:rtl w:val="off"/>
+              </w:rPr>
+              <w:t>Fail</w:t>
+            </w:r>
+          </w:p>
         </w:tc>
       </w:tr>
       <w:tr>
@@ -23315,7 +23735,15 @@
           <w:tcPr>
             <w:tcW w:w="5640" w:type="dxa"/>
           </w:tcPr>
-          <w:p/>
+          <w:p>
+            <w:r>
+              <w:rPr>
+                <w:lang w:val="en-US"/>
+                <w:rtl w:val="off"/>
+              </w:rPr>
+              <w:t>Fail</w:t>
+            </w:r>
+          </w:p>
         </w:tc>
       </w:tr>
       <w:tr>
@@ -23705,7 +24133,15 @@
           <w:tcPr>
             <w:tcW w:w="5640" w:type="dxa"/>
           </w:tcPr>
-          <w:p/>
+          <w:p>
+            <w:r>
+              <w:rPr>
+                <w:lang w:val="en-US"/>
+                <w:rtl w:val="off"/>
+              </w:rPr>
+              <w:t>Fail</w:t>
+            </w:r>
+          </w:p>
         </w:tc>
       </w:tr>
       <w:tr>
@@ -24473,7 +24909,15 @@
           <w:tcPr>
             <w:tcW w:w="5640" w:type="dxa"/>
           </w:tcPr>
-          <w:p/>
+          <w:p>
+            <w:r>
+              <w:rPr>
+                <w:lang w:val="en-US"/>
+                <w:rtl w:val="off"/>
+              </w:rPr>
+              <w:t>Fail</w:t>
+            </w:r>
+          </w:p>
         </w:tc>
       </w:tr>
       <w:tr>
@@ -24863,7 +25307,15 @@
           <w:tcPr>
             <w:tcW w:w="5640" w:type="dxa"/>
           </w:tcPr>
-          <w:p/>
+          <w:p>
+            <w:r>
+              <w:rPr>
+                <w:lang w:val="en-US"/>
+                <w:rtl w:val="off"/>
+              </w:rPr>
+              <w:t>Fail</w:t>
+            </w:r>
+          </w:p>
         </w:tc>
       </w:tr>
       <w:tr>
@@ -25253,7 +25705,15 @@
           <w:tcPr>
             <w:tcW w:w="5640" w:type="dxa"/>
           </w:tcPr>
-          <w:p/>
+          <w:p>
+            <w:r>
+              <w:rPr>
+                <w:lang w:val="en-US"/>
+                <w:rtl w:val="off"/>
+              </w:rPr>
+              <w:t>Pass</w:t>
+            </w:r>
+          </w:p>
         </w:tc>
       </w:tr>
       <w:tr>
@@ -25485,6 +25945,50 @@
               <w:br/>
             </w:r>
             <w:r>
+              <w:drawing>
+                <wp:inline distT="0" distB="0" distL="180" distR="180">
+                  <wp:extent cx="5486400" cy="1206500"/>
+                  <wp:effectExtent l="0" t="0" r="0" b="0"/>
+                  <wp:docPr id="1048" name="shape1048" hidden="0"/>
+                  <wp:cNvGraphicFramePr>
+                    <a:graphicFrameLocks xmlns:a="http://schemas.openxmlformats.org/drawingml/2006/main" noChangeAspect="1"/>
+                  </wp:cNvGraphicFramePr>
+                  <a:graphic xmlns:a="http://schemas.openxmlformats.org/drawingml/2006/main">
+                    <a:graphicData uri="http://schemas.openxmlformats.org/drawingml/2006/picture">
+                      <pic:pic xmlns:pic="http://schemas.openxmlformats.org/drawingml/2006/picture">
+                        <pic:nvPicPr>
+                          <pic:cNvPr id="0" name="이미지"/>
+                          <pic:cNvPicPr preferRelativeResize="1">
+                            <a:picLocks noChangeAspect="1"/>
+                          </pic:cNvPicPr>
+                        </pic:nvPicPr>
+                        <pic:blipFill>
+                          <a:blip r:embed="rId24">
+                            <a:extLst>
+                              <a:ext uri="{28A0092B-C50C-407E-A947-70E740481C1C}">
+                                <a14:useLocalDpi xmlns:a14="http://schemas.microsoft.com/office/drawing/2010/main" val="0"/>
+                              </a:ext>
+                            </a:extLst>
+                          </a:blip>
+                          <a:srcRect/>
+                          <a:stretch>
+                            <a:fillRect/>
+                          </a:stretch>
+                        </pic:blipFill>
+                        <pic:spPr>
+                          <a:xfrm>
+                            <a:off x="0" y="0"/>
+                            <a:ext cx="5486400" cy="1206500"/>
+                          </a:xfrm>
+                          <a:prstGeom prst="rect"/>
+                        </pic:spPr>
+                      </pic:pic>
+                    </a:graphicData>
+                  </a:graphic>
+                </wp:inline>
+              </w:drawing>
+            </w:r>
+            <w:r>
               <w:br/>
             </w:r>
             <w:r>
@@ -25643,7 +26147,15 @@
           <w:tcPr>
             <w:tcW w:w="5640" w:type="dxa"/>
           </w:tcPr>
-          <w:p/>
+          <w:p>
+            <w:r>
+              <w:rPr>
+                <w:lang w:val="en-US"/>
+                <w:rtl w:val="off"/>
+              </w:rPr>
+              <w:t>Pass</w:t>
+            </w:r>
+          </w:p>
         </w:tc>
       </w:tr>
       <w:tr>
@@ -25872,6 +26384,50 @@
           </w:tcPr>
           <w:p>
             <w:r>
+              <w:drawing>
+                <wp:inline distT="0" distB="0" distL="180" distR="180">
+                  <wp:extent cx="5486400" cy="1192530"/>
+                  <wp:effectExtent l="0" t="0" r="0" b="0"/>
+                  <wp:docPr id="1049" name="shape1049" hidden="0"/>
+                  <wp:cNvGraphicFramePr>
+                    <a:graphicFrameLocks xmlns:a="http://schemas.openxmlformats.org/drawingml/2006/main" noChangeAspect="1"/>
+                  </wp:cNvGraphicFramePr>
+                  <a:graphic xmlns:a="http://schemas.openxmlformats.org/drawingml/2006/main">
+                    <a:graphicData uri="http://schemas.openxmlformats.org/drawingml/2006/picture">
+                      <pic:pic xmlns:pic="http://schemas.openxmlformats.org/drawingml/2006/picture">
+                        <pic:nvPicPr>
+                          <pic:cNvPr id="0" name="이미지"/>
+                          <pic:cNvPicPr preferRelativeResize="1">
+                            <a:picLocks noChangeAspect="1"/>
+                          </pic:cNvPicPr>
+                        </pic:nvPicPr>
+                        <pic:blipFill>
+                          <a:blip r:embed="rId25">
+                            <a:extLst>
+                              <a:ext uri="{28A0092B-C50C-407E-A947-70E740481C1C}">
+                                <a14:useLocalDpi xmlns:a14="http://schemas.microsoft.com/office/drawing/2010/main" val="0"/>
+                              </a:ext>
+                            </a:extLst>
+                          </a:blip>
+                          <a:srcRect/>
+                          <a:stretch>
+                            <a:fillRect/>
+                          </a:stretch>
+                        </pic:blipFill>
+                        <pic:spPr>
+                          <a:xfrm>
+                            <a:off x="0" y="0"/>
+                            <a:ext cx="5486400" cy="1192530"/>
+                          </a:xfrm>
+                          <a:prstGeom prst="rect"/>
+                        </pic:spPr>
+                      </pic:pic>
+                    </a:graphicData>
+                  </a:graphic>
+                </wp:inline>
+              </w:drawing>
+            </w:r>
+            <w:r>
               <w:br/>
             </w:r>
             <w:r>
@@ -26033,7 +26589,15 @@
           <w:tcPr>
             <w:tcW w:w="5640" w:type="dxa"/>
           </w:tcPr>
-          <w:p/>
+          <w:p>
+            <w:r>
+              <w:rPr>
+                <w:lang w:val="en-US"/>
+                <w:rtl w:val="off"/>
+              </w:rPr>
+              <w:t>Pass</w:t>
+            </w:r>
+          </w:p>
         </w:tc>
       </w:tr>
       <w:tr>
@@ -26262,6 +26826,50 @@
           </w:tcPr>
           <w:p>
             <w:r>
+              <w:drawing>
+                <wp:inline distT="0" distB="0" distL="180" distR="180">
+                  <wp:extent cx="5486400" cy="1236980"/>
+                  <wp:effectExtent l="0" t="0" r="0" b="0"/>
+                  <wp:docPr id="1050" name="shape1050" hidden="0"/>
+                  <wp:cNvGraphicFramePr>
+                    <a:graphicFrameLocks xmlns:a="http://schemas.openxmlformats.org/drawingml/2006/main" noChangeAspect="1"/>
+                  </wp:cNvGraphicFramePr>
+                  <a:graphic xmlns:a="http://schemas.openxmlformats.org/drawingml/2006/main">
+                    <a:graphicData uri="http://schemas.openxmlformats.org/drawingml/2006/picture">
+                      <pic:pic xmlns:pic="http://schemas.openxmlformats.org/drawingml/2006/picture">
+                        <pic:nvPicPr>
+                          <pic:cNvPr id="0" name="이미지"/>
+                          <pic:cNvPicPr preferRelativeResize="1">
+                            <a:picLocks noChangeAspect="1"/>
+                          </pic:cNvPicPr>
+                        </pic:nvPicPr>
+                        <pic:blipFill>
+                          <a:blip r:embed="rId26">
+                            <a:extLst>
+                              <a:ext uri="{28A0092B-C50C-407E-A947-70E740481C1C}">
+                                <a14:useLocalDpi xmlns:a14="http://schemas.microsoft.com/office/drawing/2010/main" val="0"/>
+                              </a:ext>
+                            </a:extLst>
+                          </a:blip>
+                          <a:srcRect/>
+                          <a:stretch>
+                            <a:fillRect/>
+                          </a:stretch>
+                        </pic:blipFill>
+                        <pic:spPr>
+                          <a:xfrm>
+                            <a:off x="0" y="0"/>
+                            <a:ext cx="5486400" cy="1236980"/>
+                          </a:xfrm>
+                          <a:prstGeom prst="rect"/>
+                        </pic:spPr>
+                      </pic:pic>
+                    </a:graphicData>
+                  </a:graphic>
+                </wp:inline>
+              </w:drawing>
+            </w:r>
+            <w:r>
               <w:br/>
             </w:r>
             <w:r>
@@ -26801,7 +27409,15 @@
           <w:tcPr>
             <w:tcW w:w="5640" w:type="dxa"/>
           </w:tcPr>
-          <w:p/>
+          <w:p>
+            <w:r>
+              <w:rPr>
+                <w:lang w:val="en-US"/>
+                <w:rtl w:val="off"/>
+              </w:rPr>
+              <w:t>Fail</w:t>
+            </w:r>
+          </w:p>
         </w:tc>
       </w:tr>
       <w:tr>
@@ -27191,7 +27807,15 @@
           <w:tcPr>
             <w:tcW w:w="5640" w:type="dxa"/>
           </w:tcPr>
-          <w:p/>
+          <w:p>
+            <w:r>
+              <w:rPr>
+                <w:lang w:val="en-US"/>
+                <w:rtl w:val="off"/>
+              </w:rPr>
+              <w:t>Fail</w:t>
+            </w:r>
+          </w:p>
         </w:tc>
       </w:tr>
       <w:tr>
@@ -28337,7 +28961,15 @@
           <w:tcPr>
             <w:tcW w:w="5640" w:type="dxa"/>
           </w:tcPr>
-          <w:p/>
+          <w:p>
+            <w:r>
+              <w:rPr>
+                <w:lang w:val="en-US"/>
+                <w:rtl w:val="off"/>
+              </w:rPr>
+              <w:t>Fail</w:t>
+            </w:r>
+          </w:p>
         </w:tc>
       </w:tr>
       <w:tr>
@@ -28727,7 +29359,15 @@
           <w:tcPr>
             <w:tcW w:w="5640" w:type="dxa"/>
           </w:tcPr>
-          <w:p/>
+          <w:p>
+            <w:r>
+              <w:rPr>
+                <w:lang w:val="en-US"/>
+                <w:rtl w:val="off"/>
+              </w:rPr>
+              <w:t>Fail</w:t>
+            </w:r>
+          </w:p>
         </w:tc>
       </w:tr>
       <w:tr>
@@ -29117,7 +29757,15 @@
           <w:tcPr>
             <w:tcW w:w="5640" w:type="dxa"/>
           </w:tcPr>
-          <w:p/>
+          <w:p>
+            <w:r>
+              <w:rPr>
+                <w:lang w:val="en-US"/>
+                <w:rtl w:val="off"/>
+              </w:rPr>
+              <w:t>Fail</w:t>
+            </w:r>
+          </w:p>
         </w:tc>
       </w:tr>
       <w:tr>
@@ -29507,7 +30155,15 @@
           <w:tcPr>
             <w:tcW w:w="5640" w:type="dxa"/>
           </w:tcPr>
-          <w:p/>
+          <w:p>
+            <w:r>
+              <w:rPr>
+                <w:lang w:val="en-US"/>
+                <w:rtl w:val="off"/>
+              </w:rPr>
+              <w:t>Pass</w:t>
+            </w:r>
+          </w:p>
         </w:tc>
       </w:tr>
       <w:tr>
@@ -30275,7 +30931,15 @@
           <w:tcPr>
             <w:tcW w:w="5640" w:type="dxa"/>
           </w:tcPr>
-          <w:p/>
+          <w:p>
+            <w:r>
+              <w:rPr>
+                <w:lang w:val="en-US"/>
+                <w:rtl w:val="off"/>
+              </w:rPr>
+              <w:t>Fail</w:t>
+            </w:r>
+          </w:p>
         </w:tc>
       </w:tr>
       <w:tr>
@@ -31043,7 +31707,15 @@
           <w:tcPr>
             <w:tcW w:w="5640" w:type="dxa"/>
           </w:tcPr>
-          <w:p/>
+          <w:p>
+            <w:r>
+              <w:rPr>
+                <w:lang w:val="en-US"/>
+                <w:rtl w:val="off"/>
+              </w:rPr>
+              <w:t>Fail</w:t>
+            </w:r>
+          </w:p>
         </w:tc>
       </w:tr>
       <w:tr>
@@ -32945,7 +33617,15 @@
           <w:tcPr>
             <w:tcW w:w="5640" w:type="dxa"/>
           </w:tcPr>
-          <w:p/>
+          <w:p>
+            <w:r>
+              <w:rPr>
+                <w:lang w:val="en-US"/>
+                <w:rtl w:val="off"/>
+              </w:rPr>
+              <w:t>Fail</w:t>
+            </w:r>
+          </w:p>
         </w:tc>
       </w:tr>
       <w:tr>
@@ -33335,7 +34015,15 @@
           <w:tcPr>
             <w:tcW w:w="5640" w:type="dxa"/>
           </w:tcPr>
-          <w:p/>
+          <w:p>
+            <w:r>
+              <w:rPr>
+                <w:lang w:val="en-US"/>
+                <w:rtl w:val="off"/>
+              </w:rPr>
+              <w:t>Fail</w:t>
+            </w:r>
+          </w:p>
         </w:tc>
       </w:tr>
       <w:tr>
@@ -33725,7 +34413,15 @@
           <w:tcPr>
             <w:tcW w:w="5640" w:type="dxa"/>
           </w:tcPr>
-          <w:p/>
+          <w:p>
+            <w:r>
+              <w:rPr>
+                <w:lang w:val="en-US"/>
+                <w:rtl w:val="off"/>
+              </w:rPr>
+              <w:t>Fail</w:t>
+            </w:r>
+          </w:p>
         </w:tc>
       </w:tr>
       <w:tr>
@@ -34115,7 +34811,15 @@
           <w:tcPr>
             <w:tcW w:w="5640" w:type="dxa"/>
           </w:tcPr>
-          <w:p/>
+          <w:p>
+            <w:r>
+              <w:rPr>
+                <w:lang w:val="en-US"/>
+                <w:rtl w:val="off"/>
+              </w:rPr>
+              <w:t>Pass</w:t>
+            </w:r>
+          </w:p>
         </w:tc>
       </w:tr>
       <w:tr>
@@ -34344,6 +35048,50 @@
           </w:tcPr>
           <w:p>
             <w:r>
+              <w:drawing>
+                <wp:inline distT="0" distB="0" distL="180" distR="180">
+                  <wp:extent cx="5486400" cy="1167765"/>
+                  <wp:effectExtent l="0" t="0" r="0" b="0"/>
+                  <wp:docPr id="1051" name="shape1051" hidden="0"/>
+                  <wp:cNvGraphicFramePr>
+                    <a:graphicFrameLocks xmlns:a="http://schemas.openxmlformats.org/drawingml/2006/main" noChangeAspect="1"/>
+                  </wp:cNvGraphicFramePr>
+                  <a:graphic xmlns:a="http://schemas.openxmlformats.org/drawingml/2006/main">
+                    <a:graphicData uri="http://schemas.openxmlformats.org/drawingml/2006/picture">
+                      <pic:pic xmlns:pic="http://schemas.openxmlformats.org/drawingml/2006/picture">
+                        <pic:nvPicPr>
+                          <pic:cNvPr id="0" name="이미지"/>
+                          <pic:cNvPicPr preferRelativeResize="1">
+                            <a:picLocks noChangeAspect="1"/>
+                          </pic:cNvPicPr>
+                        </pic:nvPicPr>
+                        <pic:blipFill>
+                          <a:blip r:embed="rId27">
+                            <a:extLst>
+                              <a:ext uri="{28A0092B-C50C-407E-A947-70E740481C1C}">
+                                <a14:useLocalDpi xmlns:a14="http://schemas.microsoft.com/office/drawing/2010/main" val="0"/>
+                              </a:ext>
+                            </a:extLst>
+                          </a:blip>
+                          <a:srcRect/>
+                          <a:stretch>
+                            <a:fillRect/>
+                          </a:stretch>
+                        </pic:blipFill>
+                        <pic:spPr>
+                          <a:xfrm>
+                            <a:off x="0" y="0"/>
+                            <a:ext cx="5486400" cy="1167765"/>
+                          </a:xfrm>
+                          <a:prstGeom prst="rect"/>
+                        </pic:spPr>
+                      </pic:pic>
+                    </a:graphicData>
+                  </a:graphic>
+                </wp:inline>
+              </w:drawing>
+            </w:r>
+            <w:r>
               <w:br/>
             </w:r>
             <w:r>
@@ -34505,7 +35253,15 @@
           <w:tcPr>
             <w:tcW w:w="5640" w:type="dxa"/>
           </w:tcPr>
-          <w:p/>
+          <w:p>
+            <w:r>
+              <w:rPr>
+                <w:lang w:val="en-US"/>
+                <w:rtl w:val="off"/>
+              </w:rPr>
+              <w:t>Pass</w:t>
+            </w:r>
+          </w:p>
         </w:tc>
       </w:tr>
       <w:tr>
@@ -34734,6 +35490,50 @@
           </w:tcPr>
           <w:p>
             <w:r>
+              <w:drawing>
+                <wp:inline distT="0" distB="0" distL="180" distR="180">
+                  <wp:extent cx="5486400" cy="1152525"/>
+                  <wp:effectExtent l="0" t="0" r="0" b="0"/>
+                  <wp:docPr id="1052" name="shape1052" hidden="0"/>
+                  <wp:cNvGraphicFramePr>
+                    <a:graphicFrameLocks xmlns:a="http://schemas.openxmlformats.org/drawingml/2006/main" noChangeAspect="1"/>
+                  </wp:cNvGraphicFramePr>
+                  <a:graphic xmlns:a="http://schemas.openxmlformats.org/drawingml/2006/main">
+                    <a:graphicData uri="http://schemas.openxmlformats.org/drawingml/2006/picture">
+                      <pic:pic xmlns:pic="http://schemas.openxmlformats.org/drawingml/2006/picture">
+                        <pic:nvPicPr>
+                          <pic:cNvPr id="0" name="이미지"/>
+                          <pic:cNvPicPr preferRelativeResize="1">
+                            <a:picLocks noChangeAspect="1"/>
+                          </pic:cNvPicPr>
+                        </pic:nvPicPr>
+                        <pic:blipFill>
+                          <a:blip r:embed="rId28">
+                            <a:extLst>
+                              <a:ext uri="{28A0092B-C50C-407E-A947-70E740481C1C}">
+                                <a14:useLocalDpi xmlns:a14="http://schemas.microsoft.com/office/drawing/2010/main" val="0"/>
+                              </a:ext>
+                            </a:extLst>
+                          </a:blip>
+                          <a:srcRect/>
+                          <a:stretch>
+                            <a:fillRect/>
+                          </a:stretch>
+                        </pic:blipFill>
+                        <pic:spPr>
+                          <a:xfrm>
+                            <a:off x="0" y="0"/>
+                            <a:ext cx="5486400" cy="1152525"/>
+                          </a:xfrm>
+                          <a:prstGeom prst="rect"/>
+                        </pic:spPr>
+                      </pic:pic>
+                    </a:graphicData>
+                  </a:graphic>
+                </wp:inline>
+              </w:drawing>
+            </w:r>
+            <w:r>
               <w:br/>
             </w:r>
             <w:r>
@@ -34895,7 +35695,15 @@
           <w:tcPr>
             <w:tcW w:w="5640" w:type="dxa"/>
           </w:tcPr>
-          <w:p/>
+          <w:p>
+            <w:r>
+              <w:rPr>
+                <w:lang w:val="en-US"/>
+                <w:rtl w:val="off"/>
+              </w:rPr>
+              <w:t>Fail</w:t>
+            </w:r>
+          </w:p>
         </w:tc>
       </w:tr>
       <w:tr>
@@ -35285,7 +36093,15 @@
           <w:tcPr>
             <w:tcW w:w="5640" w:type="dxa"/>
           </w:tcPr>
-          <w:p/>
+          <w:p>
+            <w:r>
+              <w:rPr>
+                <w:lang w:val="en-US"/>
+                <w:rtl w:val="off"/>
+              </w:rPr>
+              <w:t>Fail</w:t>
+            </w:r>
+          </w:p>
         </w:tc>
       </w:tr>
       <w:tr>
@@ -35675,7 +36491,15 @@
           <w:tcPr>
             <w:tcW w:w="5640" w:type="dxa"/>
           </w:tcPr>
-          <w:p/>
+          <w:p>
+            <w:r>
+              <w:rPr>
+                <w:lang w:val="en-US"/>
+                <w:rtl w:val="off"/>
+              </w:rPr>
+              <w:t>Fail</w:t>
+            </w:r>
+          </w:p>
         </w:tc>
       </w:tr>
       <w:tr>
@@ -36065,7 +36889,15 @@
           <w:tcPr>
             <w:tcW w:w="5640" w:type="dxa"/>
           </w:tcPr>
-          <w:p/>
+          <w:p>
+            <w:r>
+              <w:rPr>
+                <w:lang w:val="en-US"/>
+                <w:rtl w:val="off"/>
+              </w:rPr>
+              <w:t>Fail</w:t>
+            </w:r>
+          </w:p>
         </w:tc>
       </w:tr>
       <w:tr>
@@ -36455,7 +37287,15 @@
           <w:tcPr>
             <w:tcW w:w="5640" w:type="dxa"/>
           </w:tcPr>
-          <w:p/>
+          <w:p>
+            <w:r>
+              <w:rPr>
+                <w:lang w:val="en-US"/>
+                <w:rtl w:val="off"/>
+              </w:rPr>
+              <w:t>Pass</w:t>
+            </w:r>
+          </w:p>
         </w:tc>
       </w:tr>
       <w:tr>
@@ -36687,6 +37527,50 @@
               <w:br/>
             </w:r>
             <w:r>
+              <w:drawing>
+                <wp:inline distT="0" distB="0" distL="180" distR="180">
+                  <wp:extent cx="5486400" cy="1241425"/>
+                  <wp:effectExtent l="0" t="0" r="0" b="0"/>
+                  <wp:docPr id="1053" name="shape1053" hidden="0"/>
+                  <wp:cNvGraphicFramePr>
+                    <a:graphicFrameLocks xmlns:a="http://schemas.openxmlformats.org/drawingml/2006/main" noChangeAspect="1"/>
+                  </wp:cNvGraphicFramePr>
+                  <a:graphic xmlns:a="http://schemas.openxmlformats.org/drawingml/2006/main">
+                    <a:graphicData uri="http://schemas.openxmlformats.org/drawingml/2006/picture">
+                      <pic:pic xmlns:pic="http://schemas.openxmlformats.org/drawingml/2006/picture">
+                        <pic:nvPicPr>
+                          <pic:cNvPr id="0" name="이미지"/>
+                          <pic:cNvPicPr preferRelativeResize="1">
+                            <a:picLocks noChangeAspect="1"/>
+                          </pic:cNvPicPr>
+                        </pic:nvPicPr>
+                        <pic:blipFill>
+                          <a:blip r:embed="rId29">
+                            <a:extLst>
+                              <a:ext uri="{28A0092B-C50C-407E-A947-70E740481C1C}">
+                                <a14:useLocalDpi xmlns:a14="http://schemas.microsoft.com/office/drawing/2010/main" val="0"/>
+                              </a:ext>
+                            </a:extLst>
+                          </a:blip>
+                          <a:srcRect/>
+                          <a:stretch>
+                            <a:fillRect/>
+                          </a:stretch>
+                        </pic:blipFill>
+                        <pic:spPr>
+                          <a:xfrm>
+                            <a:off x="0" y="0"/>
+                            <a:ext cx="5486400" cy="1241425"/>
+                          </a:xfrm>
+                          <a:prstGeom prst="rect"/>
+                        </pic:spPr>
+                      </pic:pic>
+                    </a:graphicData>
+                  </a:graphic>
+                </wp:inline>
+              </w:drawing>
+            </w:r>
+            <w:r>
               <w:br/>
             </w:r>
             <w:r>
@@ -36845,7 +37729,15 @@
           <w:tcPr>
             <w:tcW w:w="5640" w:type="dxa"/>
           </w:tcPr>
-          <w:p/>
+          <w:p>
+            <w:r>
+              <w:rPr>
+                <w:lang w:val="en-US"/>
+                <w:rtl w:val="off"/>
+              </w:rPr>
+              <w:t>Pass</w:t>
+            </w:r>
+          </w:p>
         </w:tc>
       </w:tr>
       <w:tr>
@@ -37074,6 +37966,50 @@
           </w:tcPr>
           <w:p>
             <w:r>
+              <w:drawing>
+                <wp:inline distT="0" distB="0" distL="180" distR="180">
+                  <wp:extent cx="5486400" cy="1292225"/>
+                  <wp:effectExtent l="0" t="0" r="0" b="0"/>
+                  <wp:docPr id="1054" name="shape1054" hidden="0"/>
+                  <wp:cNvGraphicFramePr>
+                    <a:graphicFrameLocks xmlns:a="http://schemas.openxmlformats.org/drawingml/2006/main" noChangeAspect="1"/>
+                  </wp:cNvGraphicFramePr>
+                  <a:graphic xmlns:a="http://schemas.openxmlformats.org/drawingml/2006/main">
+                    <a:graphicData uri="http://schemas.openxmlformats.org/drawingml/2006/picture">
+                      <pic:pic xmlns:pic="http://schemas.openxmlformats.org/drawingml/2006/picture">
+                        <pic:nvPicPr>
+                          <pic:cNvPr id="0" name="이미지"/>
+                          <pic:cNvPicPr preferRelativeResize="1">
+                            <a:picLocks noChangeAspect="1"/>
+                          </pic:cNvPicPr>
+                        </pic:nvPicPr>
+                        <pic:blipFill>
+                          <a:blip r:embed="rId30">
+                            <a:extLst>
+                              <a:ext uri="{28A0092B-C50C-407E-A947-70E740481C1C}">
+                                <a14:useLocalDpi xmlns:a14="http://schemas.microsoft.com/office/drawing/2010/main" val="0"/>
+                              </a:ext>
+                            </a:extLst>
+                          </a:blip>
+                          <a:srcRect/>
+                          <a:stretch>
+                            <a:fillRect/>
+                          </a:stretch>
+                        </pic:blipFill>
+                        <pic:spPr>
+                          <a:xfrm>
+                            <a:off x="0" y="0"/>
+                            <a:ext cx="5486400" cy="1292225"/>
+                          </a:xfrm>
+                          <a:prstGeom prst="rect"/>
+                        </pic:spPr>
+                      </pic:pic>
+                    </a:graphicData>
+                  </a:graphic>
+                </wp:inline>
+              </w:drawing>
+            </w:r>
+            <w:r>
               <w:br/>
             </w:r>
             <w:r>
@@ -37235,7 +38171,15 @@
           <w:tcPr>
             <w:tcW w:w="5640" w:type="dxa"/>
           </w:tcPr>
-          <w:p/>
+          <w:p>
+            <w:r>
+              <w:rPr>
+                <w:lang w:val="en-US"/>
+                <w:rtl w:val="off"/>
+              </w:rPr>
+              <w:t>Pass</w:t>
+            </w:r>
+          </w:p>
         </w:tc>
       </w:tr>
       <w:tr>
@@ -37464,6 +38408,50 @@
           </w:tcPr>
           <w:p>
             <w:r>
+              <w:drawing>
+                <wp:inline distT="0" distB="0" distL="180" distR="180">
+                  <wp:extent cx="5486400" cy="1181735"/>
+                  <wp:effectExtent l="0" t="0" r="0" b="0"/>
+                  <wp:docPr id="1055" name="shape1055" hidden="0"/>
+                  <wp:cNvGraphicFramePr>
+                    <a:graphicFrameLocks xmlns:a="http://schemas.openxmlformats.org/drawingml/2006/main" noChangeAspect="1"/>
+                  </wp:cNvGraphicFramePr>
+                  <a:graphic xmlns:a="http://schemas.openxmlformats.org/drawingml/2006/main">
+                    <a:graphicData uri="http://schemas.openxmlformats.org/drawingml/2006/picture">
+                      <pic:pic xmlns:pic="http://schemas.openxmlformats.org/drawingml/2006/picture">
+                        <pic:nvPicPr>
+                          <pic:cNvPr id="0" name="이미지"/>
+                          <pic:cNvPicPr preferRelativeResize="1">
+                            <a:picLocks noChangeAspect="1"/>
+                          </pic:cNvPicPr>
+                        </pic:nvPicPr>
+                        <pic:blipFill>
+                          <a:blip r:embed="rId31">
+                            <a:extLst>
+                              <a:ext uri="{28A0092B-C50C-407E-A947-70E740481C1C}">
+                                <a14:useLocalDpi xmlns:a14="http://schemas.microsoft.com/office/drawing/2010/main" val="0"/>
+                              </a:ext>
+                            </a:extLst>
+                          </a:blip>
+                          <a:srcRect/>
+                          <a:stretch>
+                            <a:fillRect/>
+                          </a:stretch>
+                        </pic:blipFill>
+                        <pic:spPr>
+                          <a:xfrm>
+                            <a:off x="0" y="0"/>
+                            <a:ext cx="5486400" cy="1181735"/>
+                          </a:xfrm>
+                          <a:prstGeom prst="rect"/>
+                        </pic:spPr>
+                      </pic:pic>
+                    </a:graphicData>
+                  </a:graphic>
+                </wp:inline>
+              </w:drawing>
+            </w:r>
+            <w:r>
               <w:br/>
             </w:r>
             <w:r>
@@ -37625,7 +38613,15 @@
           <w:tcPr>
             <w:tcW w:w="5640" w:type="dxa"/>
           </w:tcPr>
-          <w:p/>
+          <w:p>
+            <w:r>
+              <w:rPr>
+                <w:lang w:val="en-US"/>
+                <w:rtl w:val="off"/>
+              </w:rPr>
+              <w:t>Pass</w:t>
+            </w:r>
+          </w:p>
         </w:tc>
       </w:tr>
       <w:tr>
@@ -37860,6 +38856,50 @@
               <w:br/>
             </w:r>
             <w:r>
+              <w:drawing>
+                <wp:inline distT="0" distB="0" distL="180" distR="180">
+                  <wp:extent cx="5486400" cy="1108075"/>
+                  <wp:effectExtent l="0" t="0" r="0" b="0"/>
+                  <wp:docPr id="1056" name="shape1056" hidden="0"/>
+                  <wp:cNvGraphicFramePr>
+                    <a:graphicFrameLocks xmlns:a="http://schemas.openxmlformats.org/drawingml/2006/main" noChangeAspect="1"/>
+                  </wp:cNvGraphicFramePr>
+                  <a:graphic xmlns:a="http://schemas.openxmlformats.org/drawingml/2006/main">
+                    <a:graphicData uri="http://schemas.openxmlformats.org/drawingml/2006/picture">
+                      <pic:pic xmlns:pic="http://schemas.openxmlformats.org/drawingml/2006/picture">
+                        <pic:nvPicPr>
+                          <pic:cNvPr id="0" name="이미지"/>
+                          <pic:cNvPicPr preferRelativeResize="1">
+                            <a:picLocks noChangeAspect="1"/>
+                          </pic:cNvPicPr>
+                        </pic:nvPicPr>
+                        <pic:blipFill>
+                          <a:blip r:embed="rId32">
+                            <a:extLst>
+                              <a:ext uri="{28A0092B-C50C-407E-A947-70E740481C1C}">
+                                <a14:useLocalDpi xmlns:a14="http://schemas.microsoft.com/office/drawing/2010/main" val="0"/>
+                              </a:ext>
+                            </a:extLst>
+                          </a:blip>
+                          <a:srcRect/>
+                          <a:stretch>
+                            <a:fillRect/>
+                          </a:stretch>
+                        </pic:blipFill>
+                        <pic:spPr>
+                          <a:xfrm>
+                            <a:off x="0" y="0"/>
+                            <a:ext cx="5486400" cy="1108075"/>
+                          </a:xfrm>
+                          <a:prstGeom prst="rect"/>
+                        </pic:spPr>
+                      </pic:pic>
+                    </a:graphicData>
+                  </a:graphic>
+                </wp:inline>
+              </w:drawing>
+            </w:r>
+            <w:r>
               <w:br/>
             </w:r>
           </w:p>
@@ -38015,7 +39055,15 @@
           <w:tcPr>
             <w:tcW w:w="5640" w:type="dxa"/>
           </w:tcPr>
-          <w:p/>
+          <w:p>
+            <w:r>
+              <w:rPr>
+                <w:lang w:val="en-US"/>
+                <w:rtl w:val="off"/>
+              </w:rPr>
+              <w:t>Fail</w:t>
+            </w:r>
+          </w:p>
         </w:tc>
       </w:tr>
       <w:tr>
@@ -38405,7 +39453,15 @@
           <w:tcPr>
             <w:tcW w:w="5640" w:type="dxa"/>
           </w:tcPr>
-          <w:p/>
+          <w:p>
+            <w:r>
+              <w:rPr>
+                <w:lang w:val="en-US"/>
+                <w:rtl w:val="off"/>
+              </w:rPr>
+              <w:t>Fail</w:t>
+            </w:r>
+          </w:p>
         </w:tc>
       </w:tr>
       <w:tr>
@@ -38795,7 +39851,15 @@
           <w:tcPr>
             <w:tcW w:w="5640" w:type="dxa"/>
           </w:tcPr>
-          <w:p/>
+          <w:p>
+            <w:r>
+              <w:rPr>
+                <w:lang w:val="en-US"/>
+                <w:rtl w:val="off"/>
+              </w:rPr>
+              <w:t>Fail</w:t>
+            </w:r>
+          </w:p>
         </w:tc>
       </w:tr>
       <w:tr>
@@ -39185,7 +40249,15 @@
           <w:tcPr>
             <w:tcW w:w="5640" w:type="dxa"/>
           </w:tcPr>
-          <w:p/>
+          <w:p>
+            <w:r>
+              <w:rPr>
+                <w:lang w:val="en-US"/>
+                <w:rtl w:val="off"/>
+              </w:rPr>
+              <w:t>Pass</w:t>
+            </w:r>
+          </w:p>
         </w:tc>
       </w:tr>
       <w:tr>
@@ -39417,6 +40489,50 @@
               <w:br/>
             </w:r>
             <w:r>
+              <w:drawing>
+                <wp:inline distT="0" distB="0" distL="180" distR="180">
+                  <wp:extent cx="5486400" cy="1217930"/>
+                  <wp:effectExtent l="0" t="0" r="0" b="0"/>
+                  <wp:docPr id="1057" name="shape1057" hidden="0"/>
+                  <wp:cNvGraphicFramePr>
+                    <a:graphicFrameLocks xmlns:a="http://schemas.openxmlformats.org/drawingml/2006/main" noChangeAspect="1"/>
+                  </wp:cNvGraphicFramePr>
+                  <a:graphic xmlns:a="http://schemas.openxmlformats.org/drawingml/2006/main">
+                    <a:graphicData uri="http://schemas.openxmlformats.org/drawingml/2006/picture">
+                      <pic:pic xmlns:pic="http://schemas.openxmlformats.org/drawingml/2006/picture">
+                        <pic:nvPicPr>
+                          <pic:cNvPr id="0" name="이미지"/>
+                          <pic:cNvPicPr preferRelativeResize="1">
+                            <a:picLocks noChangeAspect="1"/>
+                          </pic:cNvPicPr>
+                        </pic:nvPicPr>
+                        <pic:blipFill>
+                          <a:blip r:embed="rId33">
+                            <a:extLst>
+                              <a:ext uri="{28A0092B-C50C-407E-A947-70E740481C1C}">
+                                <a14:useLocalDpi xmlns:a14="http://schemas.microsoft.com/office/drawing/2010/main" val="0"/>
+                              </a:ext>
+                            </a:extLst>
+                          </a:blip>
+                          <a:srcRect/>
+                          <a:stretch>
+                            <a:fillRect/>
+                          </a:stretch>
+                        </pic:blipFill>
+                        <pic:spPr>
+                          <a:xfrm>
+                            <a:off x="0" y="0"/>
+                            <a:ext cx="5486400" cy="1217930"/>
+                          </a:xfrm>
+                          <a:prstGeom prst="rect"/>
+                        </pic:spPr>
+                      </pic:pic>
+                    </a:graphicData>
+                  </a:graphic>
+                </wp:inline>
+              </w:drawing>
+            </w:r>
+            <w:r>
               <w:br/>
             </w:r>
             <w:r>
@@ -39575,7 +40691,15 @@
           <w:tcPr>
             <w:tcW w:w="5640" w:type="dxa"/>
           </w:tcPr>
-          <w:p/>
+          <w:p>
+            <w:r>
+              <w:rPr>
+                <w:lang w:val="en-US"/>
+                <w:rtl w:val="off"/>
+              </w:rPr>
+              <w:t>Pass</w:t>
+            </w:r>
+          </w:p>
         </w:tc>
       </w:tr>
       <w:tr>
@@ -39807,6 +40931,50 @@
               <w:br/>
             </w:r>
             <w:r>
+              <w:drawing>
+                <wp:inline distT="0" distB="0" distL="180" distR="180">
+                  <wp:extent cx="5486400" cy="1254125"/>
+                  <wp:effectExtent l="0" t="0" r="0" b="0"/>
+                  <wp:docPr id="1058" name="shape1058" hidden="0"/>
+                  <wp:cNvGraphicFramePr>
+                    <a:graphicFrameLocks xmlns:a="http://schemas.openxmlformats.org/drawingml/2006/main" noChangeAspect="1"/>
+                  </wp:cNvGraphicFramePr>
+                  <a:graphic xmlns:a="http://schemas.openxmlformats.org/drawingml/2006/main">
+                    <a:graphicData uri="http://schemas.openxmlformats.org/drawingml/2006/picture">
+                      <pic:pic xmlns:pic="http://schemas.openxmlformats.org/drawingml/2006/picture">
+                        <pic:nvPicPr>
+                          <pic:cNvPr id="0" name="이미지"/>
+                          <pic:cNvPicPr preferRelativeResize="1">
+                            <a:picLocks noChangeAspect="1"/>
+                          </pic:cNvPicPr>
+                        </pic:nvPicPr>
+                        <pic:blipFill>
+                          <a:blip r:embed="rId34">
+                            <a:extLst>
+                              <a:ext uri="{28A0092B-C50C-407E-A947-70E740481C1C}">
+                                <a14:useLocalDpi xmlns:a14="http://schemas.microsoft.com/office/drawing/2010/main" val="0"/>
+                              </a:ext>
+                            </a:extLst>
+                          </a:blip>
+                          <a:srcRect/>
+                          <a:stretch>
+                            <a:fillRect/>
+                          </a:stretch>
+                        </pic:blipFill>
+                        <pic:spPr>
+                          <a:xfrm>
+                            <a:off x="0" y="0"/>
+                            <a:ext cx="5486400" cy="1254125"/>
+                          </a:xfrm>
+                          <a:prstGeom prst="rect"/>
+                        </pic:spPr>
+                      </pic:pic>
+                    </a:graphicData>
+                  </a:graphic>
+                </wp:inline>
+              </w:drawing>
+            </w:r>
+            <w:r>
               <w:br/>
             </w:r>
             <w:r>
@@ -39965,7 +41133,15 @@
           <w:tcPr>
             <w:tcW w:w="5640" w:type="dxa"/>
           </w:tcPr>
-          <w:p/>
+          <w:p>
+            <w:r>
+              <w:rPr>
+                <w:lang w:val="en-US"/>
+                <w:rtl w:val="off"/>
+              </w:rPr>
+              <w:t>Fail</w:t>
+            </w:r>
+          </w:p>
         </w:tc>
       </w:tr>
       <w:tr>
@@ -40355,7 +41531,15 @@
           <w:tcPr>
             <w:tcW w:w="5640" w:type="dxa"/>
           </w:tcPr>
-          <w:p/>
+          <w:p>
+            <w:r>
+              <w:rPr>
+                <w:lang w:val="en-US"/>
+                <w:rtl w:val="off"/>
+              </w:rPr>
+              <w:t>Fail</w:t>
+            </w:r>
+          </w:p>
         </w:tc>
       </w:tr>
       <w:tr>
@@ -40745,7 +41929,15 @@
           <w:tcPr>
             <w:tcW w:w="5640" w:type="dxa"/>
           </w:tcPr>
-          <w:p/>
+          <w:p>
+            <w:r>
+              <w:rPr>
+                <w:lang w:val="en-US"/>
+                <w:rtl w:val="off"/>
+              </w:rPr>
+              <w:t>Fail</w:t>
+            </w:r>
+          </w:p>
         </w:tc>
       </w:tr>
       <w:tr>
@@ -41135,7 +42327,15 @@
           <w:tcPr>
             <w:tcW w:w="5640" w:type="dxa"/>
           </w:tcPr>
-          <w:p/>
+          <w:p>
+            <w:r>
+              <w:rPr>
+                <w:lang w:val="en-US"/>
+                <w:rtl w:val="off"/>
+              </w:rPr>
+              <w:t>Pass</w:t>
+            </w:r>
+          </w:p>
         </w:tc>
       </w:tr>
       <w:tr>
@@ -41367,6 +42567,50 @@
               <w:br/>
             </w:r>
             <w:r>
+              <w:drawing>
+                <wp:inline distT="0" distB="0" distL="180" distR="180">
+                  <wp:extent cx="5486400" cy="1123315"/>
+                  <wp:effectExtent l="0" t="0" r="0" b="0"/>
+                  <wp:docPr id="1059" name="shape1059" hidden="0"/>
+                  <wp:cNvGraphicFramePr>
+                    <a:graphicFrameLocks xmlns:a="http://schemas.openxmlformats.org/drawingml/2006/main" noChangeAspect="1"/>
+                  </wp:cNvGraphicFramePr>
+                  <a:graphic xmlns:a="http://schemas.openxmlformats.org/drawingml/2006/main">
+                    <a:graphicData uri="http://schemas.openxmlformats.org/drawingml/2006/picture">
+                      <pic:pic xmlns:pic="http://schemas.openxmlformats.org/drawingml/2006/picture">
+                        <pic:nvPicPr>
+                          <pic:cNvPr id="0" name="이미지"/>
+                          <pic:cNvPicPr preferRelativeResize="1">
+                            <a:picLocks noChangeAspect="1"/>
+                          </pic:cNvPicPr>
+                        </pic:nvPicPr>
+                        <pic:blipFill>
+                          <a:blip r:embed="rId35">
+                            <a:extLst>
+                              <a:ext uri="{28A0092B-C50C-407E-A947-70E740481C1C}">
+                                <a14:useLocalDpi xmlns:a14="http://schemas.microsoft.com/office/drawing/2010/main" val="0"/>
+                              </a:ext>
+                            </a:extLst>
+                          </a:blip>
+                          <a:srcRect/>
+                          <a:stretch>
+                            <a:fillRect/>
+                          </a:stretch>
+                        </pic:blipFill>
+                        <pic:spPr>
+                          <a:xfrm>
+                            <a:off x="0" y="0"/>
+                            <a:ext cx="5486400" cy="1123315"/>
+                          </a:xfrm>
+                          <a:prstGeom prst="rect"/>
+                        </pic:spPr>
+                      </pic:pic>
+                    </a:graphicData>
+                  </a:graphic>
+                </wp:inline>
+              </w:drawing>
+            </w:r>
+            <w:r>
               <w:br/>
             </w:r>
             <w:r>
@@ -41525,7 +42769,15 @@
           <w:tcPr>
             <w:tcW w:w="5640" w:type="dxa"/>
           </w:tcPr>
-          <w:p/>
+          <w:p>
+            <w:r>
+              <w:rPr>
+                <w:lang w:val="en-US"/>
+                <w:rtl w:val="off"/>
+              </w:rPr>
+              <w:t>Fail</w:t>
+            </w:r>
+          </w:p>
         </w:tc>
       </w:tr>
       <w:tr>
@@ -41915,7 +43167,15 @@
           <w:tcPr>
             <w:tcW w:w="5640" w:type="dxa"/>
           </w:tcPr>
-          <w:p/>
+          <w:p>
+            <w:r>
+              <w:rPr>
+                <w:lang w:val="en-US"/>
+                <w:rtl w:val="off"/>
+              </w:rPr>
+              <w:t>Fail</w:t>
+            </w:r>
+          </w:p>
         </w:tc>
       </w:tr>
       <w:tr>
@@ -42305,7 +43565,15 @@
           <w:tcPr>
             <w:tcW w:w="5640" w:type="dxa"/>
           </w:tcPr>
-          <w:p/>
+          <w:p>
+            <w:r>
+              <w:rPr>
+                <w:lang w:val="en-US"/>
+                <w:rtl w:val="off"/>
+              </w:rPr>
+              <w:t>Pass</w:t>
+            </w:r>
+          </w:p>
         </w:tc>
       </w:tr>
       <w:tr>
@@ -42537,6 +43805,50 @@
               <w:br/>
             </w:r>
             <w:r>
+              <w:drawing>
+                <wp:inline distT="0" distB="0" distL="180" distR="180">
+                  <wp:extent cx="5486400" cy="1193800"/>
+                  <wp:effectExtent l="0" t="0" r="0" b="0"/>
+                  <wp:docPr id="1060" name="shape1060" hidden="0"/>
+                  <wp:cNvGraphicFramePr>
+                    <a:graphicFrameLocks xmlns:a="http://schemas.openxmlformats.org/drawingml/2006/main" noChangeAspect="1"/>
+                  </wp:cNvGraphicFramePr>
+                  <a:graphic xmlns:a="http://schemas.openxmlformats.org/drawingml/2006/main">
+                    <a:graphicData uri="http://schemas.openxmlformats.org/drawingml/2006/picture">
+                      <pic:pic xmlns:pic="http://schemas.openxmlformats.org/drawingml/2006/picture">
+                        <pic:nvPicPr>
+                          <pic:cNvPr id="0" name="이미지"/>
+                          <pic:cNvPicPr preferRelativeResize="1">
+                            <a:picLocks noChangeAspect="1"/>
+                          </pic:cNvPicPr>
+                        </pic:nvPicPr>
+                        <pic:blipFill>
+                          <a:blip r:embed="rId36">
+                            <a:extLst>
+                              <a:ext uri="{28A0092B-C50C-407E-A947-70E740481C1C}">
+                                <a14:useLocalDpi xmlns:a14="http://schemas.microsoft.com/office/drawing/2010/main" val="0"/>
+                              </a:ext>
+                            </a:extLst>
+                          </a:blip>
+                          <a:srcRect/>
+                          <a:stretch>
+                            <a:fillRect/>
+                          </a:stretch>
+                        </pic:blipFill>
+                        <pic:spPr>
+                          <a:xfrm>
+                            <a:off x="0" y="0"/>
+                            <a:ext cx="5486400" cy="1193800"/>
+                          </a:xfrm>
+                          <a:prstGeom prst="rect"/>
+                        </pic:spPr>
+                      </pic:pic>
+                    </a:graphicData>
+                  </a:graphic>
+                </wp:inline>
+              </w:drawing>
+            </w:r>
+            <w:r>
               <w:br/>
             </w:r>
             <w:r>
@@ -42695,7 +44007,15 @@
           <w:tcPr>
             <w:tcW w:w="5640" w:type="dxa"/>
           </w:tcPr>
-          <w:p/>
+          <w:p>
+            <w:r>
+              <w:rPr>
+                <w:lang w:val="en-US"/>
+                <w:rtl w:val="off"/>
+              </w:rPr>
+              <w:t>Fail</w:t>
+            </w:r>
+          </w:p>
         </w:tc>
       </w:tr>
       <w:tr>
@@ -43085,7 +44405,15 @@
           <w:tcPr>
             <w:tcW w:w="5640" w:type="dxa"/>
           </w:tcPr>
-          <w:p/>
+          <w:p>
+            <w:r>
+              <w:rPr>
+                <w:lang w:val="en-US"/>
+                <w:rtl w:val="off"/>
+              </w:rPr>
+              <w:t>Pass</w:t>
+            </w:r>
+          </w:p>
         </w:tc>
       </w:tr>
       <w:tr>
@@ -43317,6 +44645,50 @@
               <w:br/>
             </w:r>
             <w:r>
+              <w:drawing>
+                <wp:inline distT="0" distB="0" distL="180" distR="180">
+                  <wp:extent cx="5486400" cy="1219835"/>
+                  <wp:effectExtent l="0" t="0" r="0" b="0"/>
+                  <wp:docPr id="1061" name="shape1061" hidden="0"/>
+                  <wp:cNvGraphicFramePr>
+                    <a:graphicFrameLocks xmlns:a="http://schemas.openxmlformats.org/drawingml/2006/main" noChangeAspect="1"/>
+                  </wp:cNvGraphicFramePr>
+                  <a:graphic xmlns:a="http://schemas.openxmlformats.org/drawingml/2006/main">
+                    <a:graphicData uri="http://schemas.openxmlformats.org/drawingml/2006/picture">
+                      <pic:pic xmlns:pic="http://schemas.openxmlformats.org/drawingml/2006/picture">
+                        <pic:nvPicPr>
+                          <pic:cNvPr id="0" name="이미지"/>
+                          <pic:cNvPicPr preferRelativeResize="1">
+                            <a:picLocks noChangeAspect="1"/>
+                          </pic:cNvPicPr>
+                        </pic:nvPicPr>
+                        <pic:blipFill>
+                          <a:blip r:embed="rId37">
+                            <a:extLst>
+                              <a:ext uri="{28A0092B-C50C-407E-A947-70E740481C1C}">
+                                <a14:useLocalDpi xmlns:a14="http://schemas.microsoft.com/office/drawing/2010/main" val="0"/>
+                              </a:ext>
+                            </a:extLst>
+                          </a:blip>
+                          <a:srcRect/>
+                          <a:stretch>
+                            <a:fillRect/>
+                          </a:stretch>
+                        </pic:blipFill>
+                        <pic:spPr>
+                          <a:xfrm>
+                            <a:off x="0" y="0"/>
+                            <a:ext cx="5486400" cy="1219835"/>
+                          </a:xfrm>
+                          <a:prstGeom prst="rect"/>
+                        </pic:spPr>
+                      </pic:pic>
+                    </a:graphicData>
+                  </a:graphic>
+                </wp:inline>
+              </w:drawing>
+            </w:r>
+            <w:r>
               <w:br/>
             </w:r>
             <w:r>
@@ -43475,7 +44847,15 @@
           <w:tcPr>
             <w:tcW w:w="5640" w:type="dxa"/>
           </w:tcPr>
-          <w:p/>
+          <w:p>
+            <w:r>
+              <w:rPr>
+                <w:lang w:val="en-US"/>
+                <w:rtl w:val="off"/>
+              </w:rPr>
+              <w:t>Pass</w:t>
+            </w:r>
+          </w:p>
         </w:tc>
       </w:tr>
       <w:tr>
@@ -43707,6 +45087,50 @@
               <w:br/>
             </w:r>
             <w:r>
+              <w:drawing>
+                <wp:inline distT="0" distB="0" distL="180" distR="180">
+                  <wp:extent cx="5486400" cy="1289050"/>
+                  <wp:effectExtent l="0" t="0" r="0" b="0"/>
+                  <wp:docPr id="1062" name="shape1062" hidden="0"/>
+                  <wp:cNvGraphicFramePr>
+                    <a:graphicFrameLocks xmlns:a="http://schemas.openxmlformats.org/drawingml/2006/main" noChangeAspect="1"/>
+                  </wp:cNvGraphicFramePr>
+                  <a:graphic xmlns:a="http://schemas.openxmlformats.org/drawingml/2006/main">
+                    <a:graphicData uri="http://schemas.openxmlformats.org/drawingml/2006/picture">
+                      <pic:pic xmlns:pic="http://schemas.openxmlformats.org/drawingml/2006/picture">
+                        <pic:nvPicPr>
+                          <pic:cNvPr id="0" name="이미지"/>
+                          <pic:cNvPicPr preferRelativeResize="1">
+                            <a:picLocks noChangeAspect="1"/>
+                          </pic:cNvPicPr>
+                        </pic:nvPicPr>
+                        <pic:blipFill>
+                          <a:blip r:embed="rId38">
+                            <a:extLst>
+                              <a:ext uri="{28A0092B-C50C-407E-A947-70E740481C1C}">
+                                <a14:useLocalDpi xmlns:a14="http://schemas.microsoft.com/office/drawing/2010/main" val="0"/>
+                              </a:ext>
+                            </a:extLst>
+                          </a:blip>
+                          <a:srcRect/>
+                          <a:stretch>
+                            <a:fillRect/>
+                          </a:stretch>
+                        </pic:blipFill>
+                        <pic:spPr>
+                          <a:xfrm>
+                            <a:off x="0" y="0"/>
+                            <a:ext cx="5486400" cy="1289050"/>
+                          </a:xfrm>
+                          <a:prstGeom prst="rect"/>
+                        </pic:spPr>
+                      </pic:pic>
+                    </a:graphicData>
+                  </a:graphic>
+                </wp:inline>
+              </w:drawing>
+            </w:r>
+            <w:r>
               <w:br/>
             </w:r>
             <w:r>
@@ -43865,7 +45289,15 @@
           <w:tcPr>
             <w:tcW w:w="5640" w:type="dxa"/>
           </w:tcPr>
-          <w:p/>
+          <w:p>
+            <w:r>
+              <w:rPr>
+                <w:lang w:val="en-US"/>
+                <w:rtl w:val="off"/>
+              </w:rPr>
+              <w:t>Pass</w:t>
+            </w:r>
+          </w:p>
         </w:tc>
       </w:tr>
       <w:tr>
@@ -44097,6 +45529,50 @@
               <w:br/>
             </w:r>
             <w:r>
+              <w:drawing>
+                <wp:inline distT="0" distB="0" distL="180" distR="180">
+                  <wp:extent cx="5486400" cy="1223010"/>
+                  <wp:effectExtent l="0" t="0" r="0" b="0"/>
+                  <wp:docPr id="1063" name="shape1063" hidden="0"/>
+                  <wp:cNvGraphicFramePr>
+                    <a:graphicFrameLocks xmlns:a="http://schemas.openxmlformats.org/drawingml/2006/main" noChangeAspect="1"/>
+                  </wp:cNvGraphicFramePr>
+                  <a:graphic xmlns:a="http://schemas.openxmlformats.org/drawingml/2006/main">
+                    <a:graphicData uri="http://schemas.openxmlformats.org/drawingml/2006/picture">
+                      <pic:pic xmlns:pic="http://schemas.openxmlformats.org/drawingml/2006/picture">
+                        <pic:nvPicPr>
+                          <pic:cNvPr id="0" name="이미지"/>
+                          <pic:cNvPicPr preferRelativeResize="1">
+                            <a:picLocks noChangeAspect="1"/>
+                          </pic:cNvPicPr>
+                        </pic:nvPicPr>
+                        <pic:blipFill>
+                          <a:blip r:embed="rId39">
+                            <a:extLst>
+                              <a:ext uri="{28A0092B-C50C-407E-A947-70E740481C1C}">
+                                <a14:useLocalDpi xmlns:a14="http://schemas.microsoft.com/office/drawing/2010/main" val="0"/>
+                              </a:ext>
+                            </a:extLst>
+                          </a:blip>
+                          <a:srcRect/>
+                          <a:stretch>
+                            <a:fillRect/>
+                          </a:stretch>
+                        </pic:blipFill>
+                        <pic:spPr>
+                          <a:xfrm>
+                            <a:off x="0" y="0"/>
+                            <a:ext cx="5486400" cy="1223010"/>
+                          </a:xfrm>
+                          <a:prstGeom prst="rect"/>
+                        </pic:spPr>
+                      </pic:pic>
+                    </a:graphicData>
+                  </a:graphic>
+                </wp:inline>
+              </w:drawing>
+            </w:r>
+            <w:r>
               <w:br/>
             </w:r>
             <w:r>
@@ -44255,7 +45731,15 @@
           <w:tcPr>
             <w:tcW w:w="5640" w:type="dxa"/>
           </w:tcPr>
-          <w:p/>
+          <w:p>
+            <w:r>
+              <w:rPr>
+                <w:lang w:val="en-US"/>
+                <w:rtl w:val="off"/>
+              </w:rPr>
+              <w:t>Fail</w:t>
+            </w:r>
+          </w:p>
         </w:tc>
       </w:tr>
       <w:tr>
@@ -44645,7 +46129,15 @@
           <w:tcPr>
             <w:tcW w:w="5640" w:type="dxa"/>
           </w:tcPr>
-          <w:p/>
+          <w:p>
+            <w:r>
+              <w:rPr>
+                <w:lang w:val="en-US"/>
+                <w:rtl w:val="off"/>
+              </w:rPr>
+              <w:t>Fail</w:t>
+            </w:r>
+          </w:p>
         </w:tc>
       </w:tr>
       <w:tr>
@@ -45035,7 +46527,15 @@
           <w:tcPr>
             <w:tcW w:w="5640" w:type="dxa"/>
           </w:tcPr>
-          <w:p/>
+          <w:p>
+            <w:r>
+              <w:rPr>
+                <w:lang w:val="en-US"/>
+                <w:rtl w:val="off"/>
+              </w:rPr>
+              <w:t>Fail</w:t>
+            </w:r>
+          </w:p>
         </w:tc>
       </w:tr>
       <w:tr>
@@ -45425,7 +46925,15 @@
           <w:tcPr>
             <w:tcW w:w="5640" w:type="dxa"/>
           </w:tcPr>
-          <w:p/>
+          <w:p>
+            <w:r>
+              <w:rPr>
+                <w:lang w:val="en-US"/>
+                <w:rtl w:val="off"/>
+              </w:rPr>
+              <w:t>Fail</w:t>
+            </w:r>
+          </w:p>
         </w:tc>
       </w:tr>
       <w:tr>
@@ -45815,7 +47323,15 @@
           <w:tcPr>
             <w:tcW w:w="5640" w:type="dxa"/>
           </w:tcPr>
-          <w:p/>
+          <w:p>
+            <w:r>
+              <w:rPr>
+                <w:lang w:val="en-US"/>
+                <w:rtl w:val="off"/>
+              </w:rPr>
+              <w:t>Fail</w:t>
+            </w:r>
+          </w:p>
         </w:tc>
       </w:tr>
       <w:tr>
@@ -46205,7 +47721,15 @@
           <w:tcPr>
             <w:tcW w:w="5640" w:type="dxa"/>
           </w:tcPr>
-          <w:p/>
+          <w:p>
+            <w:r>
+              <w:rPr>
+                <w:lang w:val="en-US"/>
+                <w:rtl w:val="off"/>
+              </w:rPr>
+              <w:t>Pass</w:t>
+            </w:r>
+          </w:p>
         </w:tc>
       </w:tr>
       <w:tr>
@@ -46434,6 +47958,50 @@
           </w:tcPr>
           <w:p>
             <w:r>
+              <w:drawing>
+                <wp:inline distT="0" distB="0" distL="180" distR="180">
+                  <wp:extent cx="5486400" cy="1144905"/>
+                  <wp:effectExtent l="0" t="0" r="0" b="0"/>
+                  <wp:docPr id="1064" name="shape1064" hidden="0"/>
+                  <wp:cNvGraphicFramePr>
+                    <a:graphicFrameLocks xmlns:a="http://schemas.openxmlformats.org/drawingml/2006/main" noChangeAspect="1"/>
+                  </wp:cNvGraphicFramePr>
+                  <a:graphic xmlns:a="http://schemas.openxmlformats.org/drawingml/2006/main">
+                    <a:graphicData uri="http://schemas.openxmlformats.org/drawingml/2006/picture">
+                      <pic:pic xmlns:pic="http://schemas.openxmlformats.org/drawingml/2006/picture">
+                        <pic:nvPicPr>
+                          <pic:cNvPr id="0" name="이미지"/>
+                          <pic:cNvPicPr preferRelativeResize="1">
+                            <a:picLocks noChangeAspect="1"/>
+                          </pic:cNvPicPr>
+                        </pic:nvPicPr>
+                        <pic:blipFill>
+                          <a:blip r:embed="rId40">
+                            <a:extLst>
+                              <a:ext uri="{28A0092B-C50C-407E-A947-70E740481C1C}">
+                                <a14:useLocalDpi xmlns:a14="http://schemas.microsoft.com/office/drawing/2010/main" val="0"/>
+                              </a:ext>
+                            </a:extLst>
+                          </a:blip>
+                          <a:srcRect/>
+                          <a:stretch>
+                            <a:fillRect/>
+                          </a:stretch>
+                        </pic:blipFill>
+                        <pic:spPr>
+                          <a:xfrm>
+                            <a:off x="0" y="0"/>
+                            <a:ext cx="5486400" cy="1144905"/>
+                          </a:xfrm>
+                          <a:prstGeom prst="rect"/>
+                        </pic:spPr>
+                      </pic:pic>
+                    </a:graphicData>
+                  </a:graphic>
+                </wp:inline>
+              </w:drawing>
+            </w:r>
+            <w:r>
               <w:br/>
             </w:r>
             <w:r>
@@ -46595,7 +48163,15 @@
           <w:tcPr>
             <w:tcW w:w="5640" w:type="dxa"/>
           </w:tcPr>
-          <w:p/>
+          <w:p>
+            <w:r>
+              <w:rPr>
+                <w:lang w:val="en-US"/>
+                <w:rtl w:val="off"/>
+              </w:rPr>
+              <w:t>Fail</w:t>
+            </w:r>
+          </w:p>
         </w:tc>
       </w:tr>
       <w:tr>
@@ -46985,7 +48561,15 @@
           <w:tcPr>
             <w:tcW w:w="5640" w:type="dxa"/>
           </w:tcPr>
-          <w:p/>
+          <w:p>
+            <w:r>
+              <w:rPr>
+                <w:lang w:val="en-US"/>
+                <w:rtl w:val="off"/>
+              </w:rPr>
+              <w:t>Pass</w:t>
+            </w:r>
+          </w:p>
         </w:tc>
       </w:tr>
       <w:tr>
@@ -47217,6 +48801,50 @@
               <w:br/>
             </w:r>
             <w:r>
+              <w:drawing>
+                <wp:inline distT="0" distB="0" distL="180" distR="180">
+                  <wp:extent cx="5486400" cy="1212215"/>
+                  <wp:effectExtent l="0" t="0" r="0" b="0"/>
+                  <wp:docPr id="1065" name="shape1065" hidden="0"/>
+                  <wp:cNvGraphicFramePr>
+                    <a:graphicFrameLocks xmlns:a="http://schemas.openxmlformats.org/drawingml/2006/main" noChangeAspect="1"/>
+                  </wp:cNvGraphicFramePr>
+                  <a:graphic xmlns:a="http://schemas.openxmlformats.org/drawingml/2006/main">
+                    <a:graphicData uri="http://schemas.openxmlformats.org/drawingml/2006/picture">
+                      <pic:pic xmlns:pic="http://schemas.openxmlformats.org/drawingml/2006/picture">
+                        <pic:nvPicPr>
+                          <pic:cNvPr id="0" name="이미지"/>
+                          <pic:cNvPicPr preferRelativeResize="1">
+                            <a:picLocks noChangeAspect="1"/>
+                          </pic:cNvPicPr>
+                        </pic:nvPicPr>
+                        <pic:blipFill>
+                          <a:blip r:embed="rId41">
+                            <a:extLst>
+                              <a:ext uri="{28A0092B-C50C-407E-A947-70E740481C1C}">
+                                <a14:useLocalDpi xmlns:a14="http://schemas.microsoft.com/office/drawing/2010/main" val="0"/>
+                              </a:ext>
+                            </a:extLst>
+                          </a:blip>
+                          <a:srcRect/>
+                          <a:stretch>
+                            <a:fillRect/>
+                          </a:stretch>
+                        </pic:blipFill>
+                        <pic:spPr>
+                          <a:xfrm>
+                            <a:off x="0" y="0"/>
+                            <a:ext cx="5486400" cy="1212215"/>
+                          </a:xfrm>
+                          <a:prstGeom prst="rect"/>
+                        </pic:spPr>
+                      </pic:pic>
+                    </a:graphicData>
+                  </a:graphic>
+                </wp:inline>
+              </w:drawing>
+            </w:r>
+            <w:r>
               <w:br/>
             </w:r>
             <w:r>
@@ -47375,7 +49003,15 @@
           <w:tcPr>
             <w:tcW w:w="5640" w:type="dxa"/>
           </w:tcPr>
-          <w:p/>
+          <w:p>
+            <w:r>
+              <w:rPr>
+                <w:lang w:val="en-US"/>
+                <w:rtl w:val="off"/>
+              </w:rPr>
+              <w:t>Pass</w:t>
+            </w:r>
+          </w:p>
         </w:tc>
       </w:tr>
       <w:tr>
@@ -47604,6 +49240,50 @@
           </w:tcPr>
           <w:p>
             <w:r>
+              <w:drawing>
+                <wp:inline distT="0" distB="0" distL="180" distR="180">
+                  <wp:extent cx="5486400" cy="1275715"/>
+                  <wp:effectExtent l="0" t="0" r="0" b="0"/>
+                  <wp:docPr id="1066" name="shape1066" hidden="0"/>
+                  <wp:cNvGraphicFramePr>
+                    <a:graphicFrameLocks xmlns:a="http://schemas.openxmlformats.org/drawingml/2006/main" noChangeAspect="1"/>
+                  </wp:cNvGraphicFramePr>
+                  <a:graphic xmlns:a="http://schemas.openxmlformats.org/drawingml/2006/main">
+                    <a:graphicData uri="http://schemas.openxmlformats.org/drawingml/2006/picture">
+                      <pic:pic xmlns:pic="http://schemas.openxmlformats.org/drawingml/2006/picture">
+                        <pic:nvPicPr>
+                          <pic:cNvPr id="0" name="이미지"/>
+                          <pic:cNvPicPr preferRelativeResize="1">
+                            <a:picLocks noChangeAspect="1"/>
+                          </pic:cNvPicPr>
+                        </pic:nvPicPr>
+                        <pic:blipFill>
+                          <a:blip r:embed="rId42">
+                            <a:extLst>
+                              <a:ext uri="{28A0092B-C50C-407E-A947-70E740481C1C}">
+                                <a14:useLocalDpi xmlns:a14="http://schemas.microsoft.com/office/drawing/2010/main" val="0"/>
+                              </a:ext>
+                            </a:extLst>
+                          </a:blip>
+                          <a:srcRect/>
+                          <a:stretch>
+                            <a:fillRect/>
+                          </a:stretch>
+                        </pic:blipFill>
+                        <pic:spPr>
+                          <a:xfrm>
+                            <a:off x="0" y="0"/>
+                            <a:ext cx="5486400" cy="1275715"/>
+                          </a:xfrm>
+                          <a:prstGeom prst="rect"/>
+                        </pic:spPr>
+                      </pic:pic>
+                    </a:graphicData>
+                  </a:graphic>
+                </wp:inline>
+              </w:drawing>
+            </w:r>
+            <w:r>
               <w:br/>
             </w:r>
             <w:r>
@@ -47765,7 +49445,15 @@
           <w:tcPr>
             <w:tcW w:w="5640" w:type="dxa"/>
           </w:tcPr>
-          <w:p/>
+          <w:p>
+            <w:r>
+              <w:rPr>
+                <w:lang w:val="en-US"/>
+                <w:rtl w:val="off"/>
+              </w:rPr>
+              <w:t>Fail</w:t>
+            </w:r>
+          </w:p>
         </w:tc>
       </w:tr>
       <w:tr>
@@ -48155,7 +49843,15 @@
           <w:tcPr>
             <w:tcW w:w="5640" w:type="dxa"/>
           </w:tcPr>
-          <w:p/>
+          <w:p>
+            <w:r>
+              <w:rPr>
+                <w:lang w:val="en-US"/>
+                <w:rtl w:val="off"/>
+              </w:rPr>
+              <w:t>Fail</w:t>
+            </w:r>
+          </w:p>
         </w:tc>
       </w:tr>
       <w:tr>
@@ -48545,7 +50241,15 @@
           <w:tcPr>
             <w:tcW w:w="5640" w:type="dxa"/>
           </w:tcPr>
-          <w:p/>
+          <w:p>
+            <w:r>
+              <w:rPr>
+                <w:lang w:val="en-US"/>
+                <w:rtl w:val="off"/>
+              </w:rPr>
+              <w:t>Fail</w:t>
+            </w:r>
+          </w:p>
         </w:tc>
       </w:tr>
       <w:tr>
@@ -48935,7 +50639,15 @@
           <w:tcPr>
             <w:tcW w:w="5640" w:type="dxa"/>
           </w:tcPr>
-          <w:p/>
+          <w:p>
+            <w:r>
+              <w:rPr>
+                <w:lang w:val="en-US"/>
+                <w:rtl w:val="off"/>
+              </w:rPr>
+              <w:t>Pass</w:t>
+            </w:r>
+          </w:p>
         </w:tc>
       </w:tr>
       <w:tr>
@@ -49167,6 +50879,50 @@
               <w:br/>
             </w:r>
             <w:r>
+              <w:drawing>
+                <wp:inline distT="0" distB="0" distL="180" distR="180">
+                  <wp:extent cx="5486400" cy="1342390"/>
+                  <wp:effectExtent l="0" t="0" r="0" b="0"/>
+                  <wp:docPr id="1067" name="shape1067" hidden="0"/>
+                  <wp:cNvGraphicFramePr>
+                    <a:graphicFrameLocks xmlns:a="http://schemas.openxmlformats.org/drawingml/2006/main" noChangeAspect="1"/>
+                  </wp:cNvGraphicFramePr>
+                  <a:graphic xmlns:a="http://schemas.openxmlformats.org/drawingml/2006/main">
+                    <a:graphicData uri="http://schemas.openxmlformats.org/drawingml/2006/picture">
+                      <pic:pic xmlns:pic="http://schemas.openxmlformats.org/drawingml/2006/picture">
+                        <pic:nvPicPr>
+                          <pic:cNvPr id="0" name="이미지"/>
+                          <pic:cNvPicPr preferRelativeResize="1">
+                            <a:picLocks noChangeAspect="1"/>
+                          </pic:cNvPicPr>
+                        </pic:nvPicPr>
+                        <pic:blipFill>
+                          <a:blip r:embed="rId43">
+                            <a:extLst>
+                              <a:ext uri="{28A0092B-C50C-407E-A947-70E740481C1C}">
+                                <a14:useLocalDpi xmlns:a14="http://schemas.microsoft.com/office/drawing/2010/main" val="0"/>
+                              </a:ext>
+                            </a:extLst>
+                          </a:blip>
+                          <a:srcRect/>
+                          <a:stretch>
+                            <a:fillRect/>
+                          </a:stretch>
+                        </pic:blipFill>
+                        <pic:spPr>
+                          <a:xfrm>
+                            <a:off x="0" y="0"/>
+                            <a:ext cx="5486400" cy="1342390"/>
+                          </a:xfrm>
+                          <a:prstGeom prst="rect"/>
+                        </pic:spPr>
+                      </pic:pic>
+                    </a:graphicData>
+                  </a:graphic>
+                </wp:inline>
+              </w:drawing>
+            </w:r>
+            <w:r>
               <w:br/>
             </w:r>
             <w:r>
@@ -49325,7 +51081,15 @@
           <w:tcPr>
             <w:tcW w:w="5640" w:type="dxa"/>
           </w:tcPr>
-          <w:p/>
+          <w:p>
+            <w:r>
+              <w:rPr>
+                <w:lang w:val="en-US"/>
+                <w:rtl w:val="off"/>
+              </w:rPr>
+              <w:t>Fail</w:t>
+            </w:r>
+          </w:p>
         </w:tc>
       </w:tr>
       <w:tr>
@@ -49715,7 +51479,15 @@
           <w:tcPr>
             <w:tcW w:w="5640" w:type="dxa"/>
           </w:tcPr>
-          <w:p/>
+          <w:p>
+            <w:r>
+              <w:rPr>
+                <w:lang w:val="en-US"/>
+                <w:rtl w:val="off"/>
+              </w:rPr>
+              <w:t>Pass</w:t>
+            </w:r>
+          </w:p>
         </w:tc>
       </w:tr>
       <w:tr>
@@ -49947,6 +51719,50 @@
               <w:br/>
             </w:r>
             <w:r>
+              <w:drawing>
+                <wp:inline distT="0" distB="0" distL="180" distR="180">
+                  <wp:extent cx="5486400" cy="1588135"/>
+                  <wp:effectExtent l="0" t="0" r="0" b="0"/>
+                  <wp:docPr id="1068" name="shape1068" hidden="0"/>
+                  <wp:cNvGraphicFramePr>
+                    <a:graphicFrameLocks xmlns:a="http://schemas.openxmlformats.org/drawingml/2006/main" noChangeAspect="1"/>
+                  </wp:cNvGraphicFramePr>
+                  <a:graphic xmlns:a="http://schemas.openxmlformats.org/drawingml/2006/main">
+                    <a:graphicData uri="http://schemas.openxmlformats.org/drawingml/2006/picture">
+                      <pic:pic xmlns:pic="http://schemas.openxmlformats.org/drawingml/2006/picture">
+                        <pic:nvPicPr>
+                          <pic:cNvPr id="0" name="이미지"/>
+                          <pic:cNvPicPr preferRelativeResize="1">
+                            <a:picLocks noChangeAspect="1"/>
+                          </pic:cNvPicPr>
+                        </pic:nvPicPr>
+                        <pic:blipFill>
+                          <a:blip r:embed="rId44">
+                            <a:extLst>
+                              <a:ext uri="{28A0092B-C50C-407E-A947-70E740481C1C}">
+                                <a14:useLocalDpi xmlns:a14="http://schemas.microsoft.com/office/drawing/2010/main" val="0"/>
+                              </a:ext>
+                            </a:extLst>
+                          </a:blip>
+                          <a:srcRect/>
+                          <a:stretch>
+                            <a:fillRect/>
+                          </a:stretch>
+                        </pic:blipFill>
+                        <pic:spPr>
+                          <a:xfrm>
+                            <a:off x="0" y="0"/>
+                            <a:ext cx="5486400" cy="1588135"/>
+                          </a:xfrm>
+                          <a:prstGeom prst="rect"/>
+                        </pic:spPr>
+                      </pic:pic>
+                    </a:graphicData>
+                  </a:graphic>
+                </wp:inline>
+              </w:drawing>
+            </w:r>
+            <w:r>
               <w:br/>
             </w:r>
             <w:r>
@@ -50105,7 +51921,15 @@
           <w:tcPr>
             <w:tcW w:w="5640" w:type="dxa"/>
           </w:tcPr>
-          <w:p/>
+          <w:p>
+            <w:r>
+              <w:rPr>
+                <w:lang w:val="en-US"/>
+                <w:rtl w:val="off"/>
+              </w:rPr>
+              <w:t>Fail</w:t>
+            </w:r>
+          </w:p>
         </w:tc>
       </w:tr>
       <w:tr>
@@ -50495,7 +52319,15 @@
           <w:tcPr>
             <w:tcW w:w="5640" w:type="dxa"/>
           </w:tcPr>
-          <w:p/>
+          <w:p>
+            <w:r>
+              <w:rPr>
+                <w:lang w:val="en-US"/>
+                <w:rtl w:val="off"/>
+              </w:rPr>
+              <w:t>Fail</w:t>
+            </w:r>
+          </w:p>
         </w:tc>
       </w:tr>
       <w:tr>
@@ -50885,7 +52717,15 @@
           <w:tcPr>
             <w:tcW w:w="5640" w:type="dxa"/>
           </w:tcPr>
-          <w:p/>
+          <w:p>
+            <w:r>
+              <w:rPr>
+                <w:lang w:val="en-US"/>
+                <w:rtl w:val="off"/>
+              </w:rPr>
+              <w:t>Pass</w:t>
+            </w:r>
+          </w:p>
         </w:tc>
       </w:tr>
       <w:tr>
@@ -51117,6 +52957,50 @@
               <w:br/>
             </w:r>
             <w:r>
+              <w:drawing>
+                <wp:inline distT="0" distB="0" distL="180" distR="180">
+                  <wp:extent cx="5486400" cy="1301115"/>
+                  <wp:effectExtent l="0" t="0" r="0" b="0"/>
+                  <wp:docPr id="1069" name="shape1069" hidden="0"/>
+                  <wp:cNvGraphicFramePr>
+                    <a:graphicFrameLocks xmlns:a="http://schemas.openxmlformats.org/drawingml/2006/main" noChangeAspect="1"/>
+                  </wp:cNvGraphicFramePr>
+                  <a:graphic xmlns:a="http://schemas.openxmlformats.org/drawingml/2006/main">
+                    <a:graphicData uri="http://schemas.openxmlformats.org/drawingml/2006/picture">
+                      <pic:pic xmlns:pic="http://schemas.openxmlformats.org/drawingml/2006/picture">
+                        <pic:nvPicPr>
+                          <pic:cNvPr id="0" name="이미지"/>
+                          <pic:cNvPicPr preferRelativeResize="1">
+                            <a:picLocks noChangeAspect="1"/>
+                          </pic:cNvPicPr>
+                        </pic:nvPicPr>
+                        <pic:blipFill>
+                          <a:blip r:embed="rId45">
+                            <a:extLst>
+                              <a:ext uri="{28A0092B-C50C-407E-A947-70E740481C1C}">
+                                <a14:useLocalDpi xmlns:a14="http://schemas.microsoft.com/office/drawing/2010/main" val="0"/>
+                              </a:ext>
+                            </a:extLst>
+                          </a:blip>
+                          <a:srcRect/>
+                          <a:stretch>
+                            <a:fillRect/>
+                          </a:stretch>
+                        </pic:blipFill>
+                        <pic:spPr>
+                          <a:xfrm>
+                            <a:off x="0" y="0"/>
+                            <a:ext cx="5486400" cy="1301115"/>
+                          </a:xfrm>
+                          <a:prstGeom prst="rect"/>
+                        </pic:spPr>
+                      </pic:pic>
+                    </a:graphicData>
+                  </a:graphic>
+                </wp:inline>
+              </w:drawing>
+            </w:r>
+            <w:r>
               <w:br/>
             </w:r>
             <w:r>
@@ -51275,7 +53159,15 @@
           <w:tcPr>
             <w:tcW w:w="5640" w:type="dxa"/>
           </w:tcPr>
-          <w:p/>
+          <w:p>
+            <w:r>
+              <w:rPr>
+                <w:lang w:val="en-US"/>
+                <w:rtl w:val="off"/>
+              </w:rPr>
+              <w:t>Fail</w:t>
+            </w:r>
+          </w:p>
         </w:tc>
       </w:tr>
       <w:tr>
@@ -51665,7 +53557,15 @@
           <w:tcPr>
             <w:tcW w:w="5640" w:type="dxa"/>
           </w:tcPr>
-          <w:p/>
+          <w:p>
+            <w:r>
+              <w:rPr>
+                <w:lang w:val="en-US"/>
+                <w:rtl w:val="off"/>
+              </w:rPr>
+              <w:t>Fail</w:t>
+            </w:r>
+          </w:p>
         </w:tc>
       </w:tr>
       <w:tr>
@@ -52055,7 +53955,15 @@
           <w:tcPr>
             <w:tcW w:w="5640" w:type="dxa"/>
           </w:tcPr>
-          <w:p/>
+          <w:p>
+            <w:r>
+              <w:rPr>
+                <w:lang w:val="en-US"/>
+                <w:rtl w:val="off"/>
+              </w:rPr>
+              <w:t>Fail</w:t>
+            </w:r>
+          </w:p>
         </w:tc>
       </w:tr>
       <w:tr>
@@ -52472,133 +54380,133 @@
     <w:lsdException w:name="heading 7" w:uiPriority="9" w:qFormat="1"/>
     <w:lsdException w:name="heading 8" w:uiPriority="9" w:qFormat="1"/>
     <w:lsdException w:name="heading 9" w:uiPriority="9" w:qFormat="1"/>
-    <w:lsdException w:name="toc 1" w:uiPriority="57"/>
-    <w:lsdException w:name="toc 2" w:uiPriority="57"/>
-    <w:lsdException w:name="toc 3" w:uiPriority="57"/>
-    <w:lsdException w:name="toc 4" w:uiPriority="57"/>
-    <w:lsdException w:name="toc 5" w:uiPriority="57"/>
-    <w:lsdException w:name="toc 6" w:uiPriority="57"/>
-    <w:lsdException w:name="toc 7" w:uiPriority="57"/>
-    <w:lsdException w:name="toc 8" w:uiPriority="57"/>
-    <w:lsdException w:name="toc 9" w:uiPriority="57"/>
-    <w:lsdException w:name="caption" w:uiPriority="53" w:qFormat="1"/>
-    <w:lsdException w:name="Title" w:semiHidden="0" w:uiPriority="16" w:unhideWhenUsed="0" w:qFormat="1"/>
+    <w:lsdException w:name="toc 1" w:uiPriority="87"/>
+    <w:lsdException w:name="toc 2" w:uiPriority="87"/>
+    <w:lsdException w:name="toc 3" w:uiPriority="87"/>
+    <w:lsdException w:name="toc 4" w:uiPriority="87"/>
+    <w:lsdException w:name="toc 5" w:uiPriority="87"/>
+    <w:lsdException w:name="toc 6" w:uiPriority="87"/>
+    <w:lsdException w:name="toc 7" w:uiPriority="87"/>
+    <w:lsdException w:name="toc 8" w:uiPriority="87"/>
+    <w:lsdException w:name="toc 9" w:uiPriority="87"/>
+    <w:lsdException w:name="caption" w:uiPriority="83" w:qFormat="1"/>
+    <w:lsdException w:name="Title" w:semiHidden="0" w:uiPriority="22" w:unhideWhenUsed="0" w:qFormat="1"/>
     <w:lsdException w:name="Default Paragraph Font" w:uiPriority="1"/>
-    <w:lsdException w:name="Subtitle" w:semiHidden="0" w:uiPriority="17" w:unhideWhenUsed="0" w:qFormat="1"/>
-    <w:lsdException w:name="Strong" w:semiHidden="0" w:uiPriority="34" w:unhideWhenUsed="0" w:qFormat="1"/>
-    <w:lsdException w:name="Emphasis" w:semiHidden="0" w:uiPriority="32" w:unhideWhenUsed="0" w:qFormat="1"/>
-    <w:lsdException w:name="Table Grid" w:semiHidden="0" w:uiPriority="89" w:unhideWhenUsed="0"/>
+    <w:lsdException w:name="Subtitle" w:semiHidden="0" w:uiPriority="23" w:unhideWhenUsed="0" w:qFormat="1"/>
+    <w:lsdException w:name="Strong" w:semiHidden="0" w:uiPriority="52" w:unhideWhenUsed="0" w:qFormat="1"/>
+    <w:lsdException w:name="Emphasis" w:semiHidden="0" w:uiPriority="50" w:unhideWhenUsed="0" w:qFormat="1"/>
+    <w:lsdException w:name="Table Grid" w:semiHidden="0" w:uiPriority="137" w:unhideWhenUsed="0"/>
     <w:lsdException w:name="Placeholder Text" w:unhideWhenUsed="0"/>
     <w:lsdException w:name="No Spacing" w:semiHidden="0" w:uiPriority="1" w:unhideWhenUsed="0" w:qFormat="1"/>
-    <w:lsdException w:name="Light Shading" w:semiHidden="0" w:uiPriority="96" w:unhideWhenUsed="0"/>
-    <w:lsdException w:name="Light List" w:semiHidden="0" w:uiPriority="97" w:unhideWhenUsed="0"/>
-    <w:lsdException w:name="Light Grid" w:semiHidden="0" w:uiPriority="98" w:unhideWhenUsed="0"/>
-    <w:lsdException w:name="Medium Shading 1" w:semiHidden="0" w:uiPriority="99" w:unhideWhenUsed="0"/>
-    <w:lsdException w:name="Medium Shading 2" w:semiHidden="0" w:uiPriority="100" w:unhideWhenUsed="0"/>
-    <w:lsdException w:name="Medium List 1" w:semiHidden="0" w:uiPriority="101" w:unhideWhenUsed="0"/>
-    <w:lsdException w:name="Medium List 2" w:semiHidden="0" w:uiPriority="102" w:unhideWhenUsed="0"/>
-    <w:lsdException w:name="Medium Grid 1" w:semiHidden="0" w:uiPriority="103" w:unhideWhenUsed="0"/>
-    <w:lsdException w:name="Medium Grid 2" w:semiHidden="0" w:uiPriority="104" w:unhideWhenUsed="0"/>
-    <w:lsdException w:name="Medium Grid 3" w:semiHidden="0" w:uiPriority="105" w:unhideWhenUsed="0"/>
-    <w:lsdException w:name="Dark List" w:semiHidden="0" w:uiPriority="112" w:unhideWhenUsed="0"/>
-    <w:lsdException w:name="Colorful Shading" w:semiHidden="0" w:uiPriority="113" w:unhideWhenUsed="0"/>
-    <w:lsdException w:name="Colorful List" w:semiHidden="0" w:uiPriority="114" w:unhideWhenUsed="0"/>
-    <w:lsdException w:name="Colorful Grid" w:semiHidden="0" w:uiPriority="115" w:unhideWhenUsed="0"/>
-    <w:lsdException w:name="Light Shading Accent 1" w:semiHidden="0" w:uiPriority="96" w:unhideWhenUsed="0"/>
-    <w:lsdException w:name="Light List Accent 1" w:semiHidden="0" w:uiPriority="97" w:unhideWhenUsed="0"/>
-    <w:lsdException w:name="Light Grid Accent 1" w:semiHidden="0" w:uiPriority="98" w:unhideWhenUsed="0"/>
-    <w:lsdException w:name="Medium Shading 1 Accent 1" w:semiHidden="0" w:uiPriority="99" w:unhideWhenUsed="0"/>
-    <w:lsdException w:name="Medium Shading 2 Accent 1" w:semiHidden="0" w:uiPriority="100" w:unhideWhenUsed="0"/>
-    <w:lsdException w:name="Medium List 1 Accent 1" w:semiHidden="0" w:uiPriority="101" w:unhideWhenUsed="0"/>
+    <w:lsdException w:name="Light Shading" w:semiHidden="0" w:uiPriority="150" w:unhideWhenUsed="0"/>
+    <w:lsdException w:name="Light List" w:semiHidden="0" w:uiPriority="151" w:unhideWhenUsed="0"/>
+    <w:lsdException w:name="Light Grid" w:semiHidden="0" w:uiPriority="152" w:unhideWhenUsed="0"/>
+    <w:lsdException w:name="Medium Shading 1" w:semiHidden="0" w:uiPriority="153" w:unhideWhenUsed="0"/>
+    <w:lsdException w:name="Medium Shading 2" w:semiHidden="0" w:uiPriority="256" w:unhideWhenUsed="0"/>
+    <w:lsdException w:name="Medium List 1" w:semiHidden="0" w:uiPriority="257" w:unhideWhenUsed="0"/>
+    <w:lsdException w:name="Medium List 2" w:semiHidden="0" w:uiPriority="258" w:unhideWhenUsed="0"/>
+    <w:lsdException w:name="Medium Grid 1" w:semiHidden="0" w:uiPriority="259" w:unhideWhenUsed="0"/>
+    <w:lsdException w:name="Medium Grid 2" w:semiHidden="0" w:uiPriority="260" w:unhideWhenUsed="0"/>
+    <w:lsdException w:name="Medium Grid 3" w:semiHidden="0" w:uiPriority="261" w:unhideWhenUsed="0"/>
+    <w:lsdException w:name="Dark List" w:semiHidden="0" w:uiPriority="274" w:unhideWhenUsed="0"/>
+    <w:lsdException w:name="Colorful Shading" w:semiHidden="0" w:uiPriority="275" w:unhideWhenUsed="0"/>
+    <w:lsdException w:name="Colorful List" w:semiHidden="0" w:uiPriority="276" w:unhideWhenUsed="0"/>
+    <w:lsdException w:name="Colorful Grid" w:semiHidden="0" w:uiPriority="277" w:unhideWhenUsed="0"/>
+    <w:lsdException w:name="Light Shading Accent 1" w:semiHidden="0" w:uiPriority="150" w:unhideWhenUsed="0"/>
+    <w:lsdException w:name="Light List Accent 1" w:semiHidden="0" w:uiPriority="151" w:unhideWhenUsed="0"/>
+    <w:lsdException w:name="Light Grid Accent 1" w:semiHidden="0" w:uiPriority="152" w:unhideWhenUsed="0"/>
+    <w:lsdException w:name="Medium Shading 1 Accent 1" w:semiHidden="0" w:uiPriority="153" w:unhideWhenUsed="0"/>
+    <w:lsdException w:name="Medium Shading 2 Accent 1" w:semiHidden="0" w:uiPriority="256" w:unhideWhenUsed="0"/>
+    <w:lsdException w:name="Medium List 1 Accent 1" w:semiHidden="0" w:uiPriority="257" w:unhideWhenUsed="0"/>
     <w:lsdException w:name="Revision" w:unhideWhenUsed="0"/>
-    <w:lsdException w:name="List Paragraph" w:semiHidden="0" w:uiPriority="52" w:unhideWhenUsed="0" w:qFormat="1"/>
-    <w:lsdException w:name="Quote" w:semiHidden="0" w:uiPriority="41" w:unhideWhenUsed="0" w:qFormat="1"/>
-    <w:lsdException w:name="Intense Quote" w:semiHidden="0" w:uiPriority="48" w:unhideWhenUsed="0" w:qFormat="1"/>
-    <w:lsdException w:name="Medium List 2 Accent 1" w:semiHidden="0" w:uiPriority="102" w:unhideWhenUsed="0"/>
-    <w:lsdException w:name="Medium Grid 1 Accent 1" w:semiHidden="0" w:uiPriority="103" w:unhideWhenUsed="0"/>
-    <w:lsdException w:name="Medium Grid 2 Accent 1" w:semiHidden="0" w:uiPriority="104" w:unhideWhenUsed="0"/>
-    <w:lsdException w:name="Medium Grid 3 Accent 1" w:semiHidden="0" w:uiPriority="105" w:unhideWhenUsed="0"/>
-    <w:lsdException w:name="Dark List Accent 1" w:semiHidden="0" w:uiPriority="112" w:unhideWhenUsed="0"/>
-    <w:lsdException w:name="Colorful Shading Accent 1" w:semiHidden="0" w:uiPriority="113" w:unhideWhenUsed="0"/>
-    <w:lsdException w:name="Colorful List Accent 1" w:semiHidden="0" w:uiPriority="114" w:unhideWhenUsed="0"/>
-    <w:lsdException w:name="Colorful Grid Accent 1" w:semiHidden="0" w:uiPriority="115" w:unhideWhenUsed="0"/>
-    <w:lsdException w:name="Light Shading Accent 2" w:semiHidden="0" w:uiPriority="96" w:unhideWhenUsed="0"/>
-    <w:lsdException w:name="Light List Accent 2" w:semiHidden="0" w:uiPriority="97" w:unhideWhenUsed="0"/>
-    <w:lsdException w:name="Light Grid Accent 2" w:semiHidden="0" w:uiPriority="98" w:unhideWhenUsed="0"/>
-    <w:lsdException w:name="Medium Shading 1 Accent 2" w:semiHidden="0" w:uiPriority="99" w:unhideWhenUsed="0"/>
-    <w:lsdException w:name="Medium Shading 2 Accent 2" w:semiHidden="0" w:uiPriority="100" w:unhideWhenUsed="0"/>
-    <w:lsdException w:name="Medium List 1 Accent 2" w:semiHidden="0" w:uiPriority="101" w:unhideWhenUsed="0"/>
-    <w:lsdException w:name="Medium List 2 Accent 2" w:semiHidden="0" w:uiPriority="102" w:unhideWhenUsed="0"/>
-    <w:lsdException w:name="Medium Grid 1 Accent 2" w:semiHidden="0" w:uiPriority="103" w:unhideWhenUsed="0"/>
-    <w:lsdException w:name="Medium Grid 2 Accent 2" w:semiHidden="0" w:uiPriority="104" w:unhideWhenUsed="0"/>
-    <w:lsdException w:name="Medium Grid 3 Accent 2" w:semiHidden="0" w:uiPriority="105" w:unhideWhenUsed="0"/>
-    <w:lsdException w:name="Dark List Accent 2" w:semiHidden="0" w:uiPriority="112" w:unhideWhenUsed="0"/>
-    <w:lsdException w:name="Colorful Shading Accent 2" w:semiHidden="0" w:uiPriority="113" w:unhideWhenUsed="0"/>
-    <w:lsdException w:name="Colorful List Accent 2" w:semiHidden="0" w:uiPriority="114" w:unhideWhenUsed="0"/>
-    <w:lsdException w:name="Colorful Grid Accent 2" w:semiHidden="0" w:uiPriority="115" w:unhideWhenUsed="0"/>
-    <w:lsdException w:name="Light Shading Accent 3" w:semiHidden="0" w:uiPriority="96" w:unhideWhenUsed="0"/>
-    <w:lsdException w:name="Light List Accent 3" w:semiHidden="0" w:uiPriority="97" w:unhideWhenUsed="0"/>
-    <w:lsdException w:name="Light Grid Accent 3" w:semiHidden="0" w:uiPriority="98" w:unhideWhenUsed="0"/>
-    <w:lsdException w:name="Medium Shading 1 Accent 3" w:semiHidden="0" w:uiPriority="99" w:unhideWhenUsed="0"/>
-    <w:lsdException w:name="Medium Shading 2 Accent 3" w:semiHidden="0" w:uiPriority="100" w:unhideWhenUsed="0"/>
-    <w:lsdException w:name="Medium List 1 Accent 3" w:semiHidden="0" w:uiPriority="101" w:unhideWhenUsed="0"/>
-    <w:lsdException w:name="Medium List 2 Accent 3" w:semiHidden="0" w:uiPriority="102" w:unhideWhenUsed="0"/>
-    <w:lsdException w:name="Medium Grid 1 Accent 3" w:semiHidden="0" w:uiPriority="103" w:unhideWhenUsed="0"/>
-    <w:lsdException w:name="Medium Grid 2 Accent 3" w:semiHidden="0" w:uiPriority="104" w:unhideWhenUsed="0"/>
-    <w:lsdException w:name="Medium Grid 3 Accent 3" w:semiHidden="0" w:uiPriority="105" w:unhideWhenUsed="0"/>
-    <w:lsdException w:name="Dark List Accent 3" w:semiHidden="0" w:uiPriority="112" w:unhideWhenUsed="0"/>
-    <w:lsdException w:name="Colorful Shading Accent 3" w:semiHidden="0" w:uiPriority="113" w:unhideWhenUsed="0"/>
-    <w:lsdException w:name="Colorful List Accent 3" w:semiHidden="0" w:uiPriority="114" w:unhideWhenUsed="0"/>
-    <w:lsdException w:name="Colorful Grid Accent 3" w:semiHidden="0" w:uiPriority="115" w:unhideWhenUsed="0"/>
-    <w:lsdException w:name="Light Shading Accent 4" w:semiHidden="0" w:uiPriority="96" w:unhideWhenUsed="0"/>
-    <w:lsdException w:name="Light List Accent 4" w:semiHidden="0" w:uiPriority="97" w:unhideWhenUsed="0"/>
-    <w:lsdException w:name="Light Grid Accent 4" w:semiHidden="0" w:uiPriority="98" w:unhideWhenUsed="0"/>
-    <w:lsdException w:name="Medium Shading 1 Accent 4" w:semiHidden="0" w:uiPriority="99" w:unhideWhenUsed="0"/>
-    <w:lsdException w:name="Medium Shading 2 Accent 4" w:semiHidden="0" w:uiPriority="100" w:unhideWhenUsed="0"/>
-    <w:lsdException w:name="Medium List 1 Accent 4" w:semiHidden="0" w:uiPriority="101" w:unhideWhenUsed="0"/>
-    <w:lsdException w:name="Medium List 2 Accent 4" w:semiHidden="0" w:uiPriority="102" w:unhideWhenUsed="0"/>
-    <w:lsdException w:name="Medium Grid 1 Accent 4" w:semiHidden="0" w:uiPriority="103" w:unhideWhenUsed="0"/>
-    <w:lsdException w:name="Medium Grid 2 Accent 4" w:semiHidden="0" w:uiPriority="104" w:unhideWhenUsed="0"/>
-    <w:lsdException w:name="Medium Grid 3 Accent 4" w:semiHidden="0" w:uiPriority="105" w:unhideWhenUsed="0"/>
-    <w:lsdException w:name="Dark List Accent 4" w:semiHidden="0" w:uiPriority="112" w:unhideWhenUsed="0"/>
-    <w:lsdException w:name="Colorful Shading Accent 4" w:semiHidden="0" w:uiPriority="113" w:unhideWhenUsed="0"/>
-    <w:lsdException w:name="Colorful List Accent 4" w:semiHidden="0" w:uiPriority="114" w:unhideWhenUsed="0"/>
-    <w:lsdException w:name="Colorful Grid Accent 4" w:semiHidden="0" w:uiPriority="115" w:unhideWhenUsed="0"/>
-    <w:lsdException w:name="Light Shading Accent 5" w:semiHidden="0" w:uiPriority="96" w:unhideWhenUsed="0"/>
-    <w:lsdException w:name="Light List Accent 5" w:semiHidden="0" w:uiPriority="97" w:unhideWhenUsed="0"/>
-    <w:lsdException w:name="Light Grid Accent 5" w:semiHidden="0" w:uiPriority="98" w:unhideWhenUsed="0"/>
-    <w:lsdException w:name="Medium Shading 1 Accent 5" w:semiHidden="0" w:uiPriority="99" w:unhideWhenUsed="0"/>
-    <w:lsdException w:name="Medium Shading 2 Accent 5" w:semiHidden="0" w:uiPriority="100" w:unhideWhenUsed="0"/>
-    <w:lsdException w:name="Medium List 1 Accent 5" w:semiHidden="0" w:uiPriority="101" w:unhideWhenUsed="0"/>
-    <w:lsdException w:name="Medium List 2 Accent 5" w:semiHidden="0" w:uiPriority="102" w:unhideWhenUsed="0"/>
-    <w:lsdException w:name="Medium Grid 1 Accent 5" w:semiHidden="0" w:uiPriority="103" w:unhideWhenUsed="0"/>
-    <w:lsdException w:name="Medium Grid 2 Accent 5" w:semiHidden="0" w:uiPriority="104" w:unhideWhenUsed="0"/>
-    <w:lsdException w:name="Medium Grid 3 Accent 5" w:semiHidden="0" w:uiPriority="105" w:unhideWhenUsed="0"/>
-    <w:lsdException w:name="Dark List Accent 5" w:semiHidden="0" w:uiPriority="112" w:unhideWhenUsed="0"/>
-    <w:lsdException w:name="Colorful Shading Accent 5" w:semiHidden="0" w:uiPriority="113" w:unhideWhenUsed="0"/>
-    <w:lsdException w:name="Colorful List Accent 5" w:semiHidden="0" w:uiPriority="114" w:unhideWhenUsed="0"/>
-    <w:lsdException w:name="Colorful Grid Accent 5" w:semiHidden="0" w:uiPriority="115" w:unhideWhenUsed="0"/>
-    <w:lsdException w:name="Light Shading Accent 6" w:semiHidden="0" w:uiPriority="96" w:unhideWhenUsed="0"/>
-    <w:lsdException w:name="Light List Accent 6" w:semiHidden="0" w:uiPriority="97" w:unhideWhenUsed="0"/>
-    <w:lsdException w:name="Light Grid Accent 6" w:semiHidden="0" w:uiPriority="98" w:unhideWhenUsed="0"/>
-    <w:lsdException w:name="Medium Shading 1 Accent 6" w:semiHidden="0" w:uiPriority="99" w:unhideWhenUsed="0"/>
-    <w:lsdException w:name="Medium Shading 2 Accent 6" w:semiHidden="0" w:uiPriority="100" w:unhideWhenUsed="0"/>
-    <w:lsdException w:name="Medium List 1 Accent 6" w:semiHidden="0" w:uiPriority="101" w:unhideWhenUsed="0"/>
-    <w:lsdException w:name="Medium List 2 Accent 6" w:semiHidden="0" w:uiPriority="102" w:unhideWhenUsed="0"/>
-    <w:lsdException w:name="Medium Grid 1 Accent 6" w:semiHidden="0" w:uiPriority="103" w:unhideWhenUsed="0"/>
-    <w:lsdException w:name="Medium Grid 2 Accent 6" w:semiHidden="0" w:uiPriority="104" w:unhideWhenUsed="0"/>
-    <w:lsdException w:name="Medium Grid 3 Accent 6" w:semiHidden="0" w:uiPriority="105" w:unhideWhenUsed="0"/>
-    <w:lsdException w:name="Dark List Accent 6" w:semiHidden="0" w:uiPriority="112" w:unhideWhenUsed="0"/>
-    <w:lsdException w:name="Colorful Shading Accent 6" w:semiHidden="0" w:uiPriority="113" w:unhideWhenUsed="0"/>
-    <w:lsdException w:name="Colorful List Accent 6" w:semiHidden="0" w:uiPriority="114" w:unhideWhenUsed="0"/>
-    <w:lsdException w:name="Colorful Grid Accent 6" w:semiHidden="0" w:uiPriority="115" w:unhideWhenUsed="0"/>
-    <w:lsdException w:name="Subtle Emphasis" w:semiHidden="0" w:uiPriority="25" w:unhideWhenUsed="0" w:qFormat="1"/>
-    <w:lsdException w:name="Intense Emphasis" w:semiHidden="0" w:uiPriority="33" w:unhideWhenUsed="0" w:qFormat="1"/>
-    <w:lsdException w:name="Subtle Reference" w:semiHidden="0" w:uiPriority="49" w:unhideWhenUsed="0" w:qFormat="1"/>
-    <w:lsdException w:name="Intense Reference" w:semiHidden="0" w:uiPriority="50" w:unhideWhenUsed="0" w:qFormat="1"/>
-    <w:lsdException w:name="Book Title" w:semiHidden="0" w:uiPriority="51" w:unhideWhenUsed="0" w:qFormat="1"/>
-    <w:lsdException w:name="Bibliography" w:uiPriority="55"/>
-    <w:lsdException w:name="TOC Heading" w:uiPriority="57" w:qFormat="1"/>
+    <w:lsdException w:name="List Paragraph" w:semiHidden="0" w:uiPriority="82" w:unhideWhenUsed="0" w:qFormat="1"/>
+    <w:lsdException w:name="Quote" w:semiHidden="0" w:uiPriority="65" w:unhideWhenUsed="0" w:qFormat="1"/>
+    <w:lsdException w:name="Intense Quote" w:semiHidden="0" w:uiPriority="72" w:unhideWhenUsed="0" w:qFormat="1"/>
+    <w:lsdException w:name="Medium List 2 Accent 1" w:semiHidden="0" w:uiPriority="258" w:unhideWhenUsed="0"/>
+    <w:lsdException w:name="Medium Grid 1 Accent 1" w:semiHidden="0" w:uiPriority="259" w:unhideWhenUsed="0"/>
+    <w:lsdException w:name="Medium Grid 2 Accent 1" w:semiHidden="0" w:uiPriority="260" w:unhideWhenUsed="0"/>
+    <w:lsdException w:name="Medium Grid 3 Accent 1" w:semiHidden="0" w:uiPriority="261" w:unhideWhenUsed="0"/>
+    <w:lsdException w:name="Dark List Accent 1" w:semiHidden="0" w:uiPriority="274" w:unhideWhenUsed="0"/>
+    <w:lsdException w:name="Colorful Shading Accent 1" w:semiHidden="0" w:uiPriority="275" w:unhideWhenUsed="0"/>
+    <w:lsdException w:name="Colorful List Accent 1" w:semiHidden="0" w:uiPriority="276" w:unhideWhenUsed="0"/>
+    <w:lsdException w:name="Colorful Grid Accent 1" w:semiHidden="0" w:uiPriority="277" w:unhideWhenUsed="0"/>
+    <w:lsdException w:name="Light Shading Accent 2" w:semiHidden="0" w:uiPriority="150" w:unhideWhenUsed="0"/>
+    <w:lsdException w:name="Light List Accent 2" w:semiHidden="0" w:uiPriority="151" w:unhideWhenUsed="0"/>
+    <w:lsdException w:name="Light Grid Accent 2" w:semiHidden="0" w:uiPriority="152" w:unhideWhenUsed="0"/>
+    <w:lsdException w:name="Medium Shading 1 Accent 2" w:semiHidden="0" w:uiPriority="153" w:unhideWhenUsed="0"/>
+    <w:lsdException w:name="Medium Shading 2 Accent 2" w:semiHidden="0" w:uiPriority="256" w:unhideWhenUsed="0"/>
+    <w:lsdException w:name="Medium List 1 Accent 2" w:semiHidden="0" w:uiPriority="257" w:unhideWhenUsed="0"/>
+    <w:lsdException w:name="Medium List 2 Accent 2" w:semiHidden="0" w:uiPriority="258" w:unhideWhenUsed="0"/>
+    <w:lsdException w:name="Medium Grid 1 Accent 2" w:semiHidden="0" w:uiPriority="259" w:unhideWhenUsed="0"/>
+    <w:lsdException w:name="Medium Grid 2 Accent 2" w:semiHidden="0" w:uiPriority="260" w:unhideWhenUsed="0"/>
+    <w:lsdException w:name="Medium Grid 3 Accent 2" w:semiHidden="0" w:uiPriority="261" w:unhideWhenUsed="0"/>
+    <w:lsdException w:name="Dark List Accent 2" w:semiHidden="0" w:uiPriority="274" w:unhideWhenUsed="0"/>
+    <w:lsdException w:name="Colorful Shading Accent 2" w:semiHidden="0" w:uiPriority="275" w:unhideWhenUsed="0"/>
+    <w:lsdException w:name="Colorful List Accent 2" w:semiHidden="0" w:uiPriority="276" w:unhideWhenUsed="0"/>
+    <w:lsdException w:name="Colorful Grid Accent 2" w:semiHidden="0" w:uiPriority="277" w:unhideWhenUsed="0"/>
+    <w:lsdException w:name="Light Shading Accent 3" w:semiHidden="0" w:uiPriority="150" w:unhideWhenUsed="0"/>
+    <w:lsdException w:name="Light List Accent 3" w:semiHidden="0" w:uiPriority="151" w:unhideWhenUsed="0"/>
+    <w:lsdException w:name="Light Grid Accent 3" w:semiHidden="0" w:uiPriority="152" w:unhideWhenUsed="0"/>
+    <w:lsdException w:name="Medium Shading 1 Accent 3" w:semiHidden="0" w:uiPriority="153" w:unhideWhenUsed="0"/>
+    <w:lsdException w:name="Medium Shading 2 Accent 3" w:semiHidden="0" w:uiPriority="256" w:unhideWhenUsed="0"/>
+    <w:lsdException w:name="Medium List 1 Accent 3" w:semiHidden="0" w:uiPriority="257" w:unhideWhenUsed="0"/>
+    <w:lsdException w:name="Medium List 2 Accent 3" w:semiHidden="0" w:uiPriority="258" w:unhideWhenUsed="0"/>
+    <w:lsdException w:name="Medium Grid 1 Accent 3" w:semiHidden="0" w:uiPriority="259" w:unhideWhenUsed="0"/>
+    <w:lsdException w:name="Medium Grid 2 Accent 3" w:semiHidden="0" w:uiPriority="260" w:unhideWhenUsed="0"/>
+    <w:lsdException w:name="Medium Grid 3 Accent 3" w:semiHidden="0" w:uiPriority="261" w:unhideWhenUsed="0"/>
+    <w:lsdException w:name="Dark List Accent 3" w:semiHidden="0" w:uiPriority="274" w:unhideWhenUsed="0"/>
+    <w:lsdException w:name="Colorful Shading Accent 3" w:semiHidden="0" w:uiPriority="275" w:unhideWhenUsed="0"/>
+    <w:lsdException w:name="Colorful List Accent 3" w:semiHidden="0" w:uiPriority="276" w:unhideWhenUsed="0"/>
+    <w:lsdException w:name="Colorful Grid Accent 3" w:semiHidden="0" w:uiPriority="277" w:unhideWhenUsed="0"/>
+    <w:lsdException w:name="Light Shading Accent 4" w:semiHidden="0" w:uiPriority="150" w:unhideWhenUsed="0"/>
+    <w:lsdException w:name="Light List Accent 4" w:semiHidden="0" w:uiPriority="151" w:unhideWhenUsed="0"/>
+    <w:lsdException w:name="Light Grid Accent 4" w:semiHidden="0" w:uiPriority="152" w:unhideWhenUsed="0"/>
+    <w:lsdException w:name="Medium Shading 1 Accent 4" w:semiHidden="0" w:uiPriority="153" w:unhideWhenUsed="0"/>
+    <w:lsdException w:name="Medium Shading 2 Accent 4" w:semiHidden="0" w:uiPriority="256" w:unhideWhenUsed="0"/>
+    <w:lsdException w:name="Medium List 1 Accent 4" w:semiHidden="0" w:uiPriority="257" w:unhideWhenUsed="0"/>
+    <w:lsdException w:name="Medium List 2 Accent 4" w:semiHidden="0" w:uiPriority="258" w:unhideWhenUsed="0"/>
+    <w:lsdException w:name="Medium Grid 1 Accent 4" w:semiHidden="0" w:uiPriority="259" w:unhideWhenUsed="0"/>
+    <w:lsdException w:name="Medium Grid 2 Accent 4" w:semiHidden="0" w:uiPriority="260" w:unhideWhenUsed="0"/>
+    <w:lsdException w:name="Medium Grid 3 Accent 4" w:semiHidden="0" w:uiPriority="261" w:unhideWhenUsed="0"/>
+    <w:lsdException w:name="Dark List Accent 4" w:semiHidden="0" w:uiPriority="274" w:unhideWhenUsed="0"/>
+    <w:lsdException w:name="Colorful Shading Accent 4" w:semiHidden="0" w:uiPriority="275" w:unhideWhenUsed="0"/>
+    <w:lsdException w:name="Colorful List Accent 4" w:semiHidden="0" w:uiPriority="276" w:unhideWhenUsed="0"/>
+    <w:lsdException w:name="Colorful Grid Accent 4" w:semiHidden="0" w:uiPriority="277" w:unhideWhenUsed="0"/>
+    <w:lsdException w:name="Light Shading Accent 5" w:semiHidden="0" w:uiPriority="150" w:unhideWhenUsed="0"/>
+    <w:lsdException w:name="Light List Accent 5" w:semiHidden="0" w:uiPriority="151" w:unhideWhenUsed="0"/>
+    <w:lsdException w:name="Light Grid Accent 5" w:semiHidden="0" w:uiPriority="152" w:unhideWhenUsed="0"/>
+    <w:lsdException w:name="Medium Shading 1 Accent 5" w:semiHidden="0" w:uiPriority="153" w:unhideWhenUsed="0"/>
+    <w:lsdException w:name="Medium Shading 2 Accent 5" w:semiHidden="0" w:uiPriority="256" w:unhideWhenUsed="0"/>
+    <w:lsdException w:name="Medium List 1 Accent 5" w:semiHidden="0" w:uiPriority="257" w:unhideWhenUsed="0"/>
+    <w:lsdException w:name="Medium List 2 Accent 5" w:semiHidden="0" w:uiPriority="258" w:unhideWhenUsed="0"/>
+    <w:lsdException w:name="Medium Grid 1 Accent 5" w:semiHidden="0" w:uiPriority="259" w:unhideWhenUsed="0"/>
+    <w:lsdException w:name="Medium Grid 2 Accent 5" w:semiHidden="0" w:uiPriority="260" w:unhideWhenUsed="0"/>
+    <w:lsdException w:name="Medium Grid 3 Accent 5" w:semiHidden="0" w:uiPriority="261" w:unhideWhenUsed="0"/>
+    <w:lsdException w:name="Dark List Accent 5" w:semiHidden="0" w:uiPriority="274" w:unhideWhenUsed="0"/>
+    <w:lsdException w:name="Colorful Shading Accent 5" w:semiHidden="0" w:uiPriority="275" w:unhideWhenUsed="0"/>
+    <w:lsdException w:name="Colorful List Accent 5" w:semiHidden="0" w:uiPriority="276" w:unhideWhenUsed="0"/>
+    <w:lsdException w:name="Colorful Grid Accent 5" w:semiHidden="0" w:uiPriority="277" w:unhideWhenUsed="0"/>
+    <w:lsdException w:name="Light Shading Accent 6" w:semiHidden="0" w:uiPriority="150" w:unhideWhenUsed="0"/>
+    <w:lsdException w:name="Light List Accent 6" w:semiHidden="0" w:uiPriority="151" w:unhideWhenUsed="0"/>
+    <w:lsdException w:name="Light Grid Accent 6" w:semiHidden="0" w:uiPriority="152" w:unhideWhenUsed="0"/>
+    <w:lsdException w:name="Medium Shading 1 Accent 6" w:semiHidden="0" w:uiPriority="153" w:unhideWhenUsed="0"/>
+    <w:lsdException w:name="Medium Shading 2 Accent 6" w:semiHidden="0" w:uiPriority="256" w:unhideWhenUsed="0"/>
+    <w:lsdException w:name="Medium List 1 Accent 6" w:semiHidden="0" w:uiPriority="257" w:unhideWhenUsed="0"/>
+    <w:lsdException w:name="Medium List 2 Accent 6" w:semiHidden="0" w:uiPriority="258" w:unhideWhenUsed="0"/>
+    <w:lsdException w:name="Medium Grid 1 Accent 6" w:semiHidden="0" w:uiPriority="259" w:unhideWhenUsed="0"/>
+    <w:lsdException w:name="Medium Grid 2 Accent 6" w:semiHidden="0" w:uiPriority="260" w:unhideWhenUsed="0"/>
+    <w:lsdException w:name="Medium Grid 3 Accent 6" w:semiHidden="0" w:uiPriority="261" w:unhideWhenUsed="0"/>
+    <w:lsdException w:name="Dark List Accent 6" w:semiHidden="0" w:uiPriority="274" w:unhideWhenUsed="0"/>
+    <w:lsdException w:name="Colorful Shading Accent 6" w:semiHidden="0" w:uiPriority="275" w:unhideWhenUsed="0"/>
+    <w:lsdException w:name="Colorful List Accent 6" w:semiHidden="0" w:uiPriority="276" w:unhideWhenUsed="0"/>
+    <w:lsdException w:name="Colorful Grid Accent 6" w:semiHidden="0" w:uiPriority="277" w:unhideWhenUsed="0"/>
+    <w:lsdException w:name="Subtle Emphasis" w:semiHidden="0" w:uiPriority="37" w:unhideWhenUsed="0" w:qFormat="1"/>
+    <w:lsdException w:name="Intense Emphasis" w:semiHidden="0" w:uiPriority="51" w:unhideWhenUsed="0" w:qFormat="1"/>
+    <w:lsdException w:name="Subtle Reference" w:semiHidden="0" w:uiPriority="73" w:unhideWhenUsed="0" w:qFormat="1"/>
+    <w:lsdException w:name="Intense Reference" w:semiHidden="0" w:uiPriority="80" w:unhideWhenUsed="0" w:qFormat="1"/>
+    <w:lsdException w:name="Book Title" w:semiHidden="0" w:uiPriority="81" w:unhideWhenUsed="0" w:qFormat="1"/>
+    <w:lsdException w:name="Bibliography" w:uiPriority="85"/>
+    <w:lsdException w:name="TOC Heading" w:uiPriority="87" w:qFormat="1"/>
   </w:latentStyles>
   <w:style w:type="paragraph" w:default="1" w:styleId="Normal">
     <w:name w:val="Normal"/>
@@ -64132,6 +66040,27 @@
       </w:tcPr>
     </w:tblStylePr>
   </w:style>
+  <w:style w:type="table" w:customStyle="1" w:styleId="TableNormal">
+    <w:name w:val="Normal Table"/>
+    <w:uiPriority w:val="99"/>
+    <w:semiHidden/>
+    <w:unhideWhenUsed/>
+    <w:tblPr>
+      <w:tblInd w:w="0" w:type="dxa"/>
+      <w:tblCellMar>
+        <w:top w:w="0" w:type="dxa"/>
+        <w:left w:w="108" w:type="dxa"/>
+        <w:bottom w:w="0" w:type="dxa"/>
+        <w:right w:w="108" w:type="dxa"/>
+      </w:tblCellMar>
+    </w:tblPr>
+  </w:style>
+  <w:style w:type="numbering" w:customStyle="1" w:styleId="NoList">
+    <w:name w:val="No List"/>
+    <w:uiPriority w:val="99"/>
+    <w:semiHidden/>
+    <w:unhideWhenUsed/>
+  </w:style>
 </w:styles>
 </file>
 

--- a/BGIL_DBT/validation/DM-T/DM-T2_MAXIMUS.docx
+++ b/BGIL_DBT/validation/DM-T/DM-T2_MAXIMUS.docx
@@ -8699,7 +8699,7 @@
                 <w:lang w:val="en-US"/>
                 <w:rtl w:val="off"/>
               </w:rPr>
-              <w:t>Fail</w:t>
+              <w:t>Fail(Due to Source data null)</w:t>
             </w:r>
           </w:p>
         </w:tc>
@@ -8743,7 +8743,15 @@
           <w:tcPr>
             <w:tcW w:w="5640" w:type="dxa"/>
           </w:tcPr>
-          <w:p/>
+          <w:p>
+            <w:r>
+              <w:rPr>
+                <w:lang w:val="en-US"/>
+                <w:rtl w:val="off"/>
+              </w:rPr>
+              <w:t>Due to null at source for agent_code column.</w:t>
+            </w:r>
+          </w:p>
         </w:tc>
       </w:tr>
     </w:tbl>
@@ -13755,7 +13763,7 @@
                 <w:lang w:val="en-US"/>
                 <w:rtl w:val="off"/>
               </w:rPr>
-              <w:t>Fail</w:t>
+              <w:t>Fail(Due to source null)</w:t>
             </w:r>
           </w:p>
         </w:tc>
@@ -13799,7 +13807,15 @@
           <w:tcPr>
             <w:tcW w:w="5640" w:type="dxa"/>
           </w:tcPr>
-          <w:p/>
+          <w:p>
+            <w:r>
+              <w:rPr>
+                <w:lang w:val="en-US"/>
+                <w:rtl w:val="off"/>
+              </w:rPr>
+              <w:t xml:space="preserve">Null at source table stg_maximus__pd_prop_sp_pv for column bagic_employee_code </w:t>
+            </w:r>
+          </w:p>
         </w:tc>
       </w:tr>
     </w:tbl>
@@ -14267,7 +14283,7 @@
                 <w:lang w:val="en-US"/>
                 <w:rtl w:val="off"/>
               </w:rPr>
-              <w:t>Fail</w:t>
+              <w:t>Fail(Due to source issue)</w:t>
             </w:r>
           </w:p>
         </w:tc>
@@ -14311,7 +14327,15 @@
           <w:tcPr>
             <w:tcW w:w="5640" w:type="dxa"/>
           </w:tcPr>
-          <w:p/>
+          <w:p>
+            <w:r>
+              <w:rPr>
+                <w:lang w:val="en-US"/>
+                <w:rtl w:val="off"/>
+              </w:rPr>
+              <w:t xml:space="preserve">Null at source table stg_maximus__pd_prop_sp_pv for column bagic_employee_code </w:t>
+            </w:r>
+          </w:p>
         </w:tc>
       </w:tr>
     </w:tbl>
@@ -14502,10 +14526,10 @@
             </w:r>
             <w:r>
               <w:drawing>
-                <wp:inline distT="0" distB="0" distL="180" distR="180">
+                <wp:inline distT="0" distB="0" distL="0" distR="0">
                   <wp:extent cx="5486400" cy="1249045"/>
                   <wp:effectExtent l="0" t="0" r="0" b="0"/>
-                  <wp:docPr id="1041" name="shape1041" hidden="0"/>
+                  <wp:docPr id="1038" name="shape1038" hidden="0"/>
                   <wp:cNvGraphicFramePr>
                     <a:graphicFrameLocks xmlns:a="http://schemas.openxmlformats.org/drawingml/2006/main" noChangeAspect="1"/>
                   </wp:cNvGraphicFramePr>
@@ -14709,7 +14733,7 @@
                 <w:lang w:val="en-US"/>
                 <w:rtl w:val="off"/>
               </w:rPr>
-              <w:t>Fail</w:t>
+              <w:t>Fail(Due to source issue)</w:t>
             </w:r>
           </w:p>
         </w:tc>
@@ -14753,7 +14777,19 @@
           <w:tcPr>
             <w:tcW w:w="5640" w:type="dxa"/>
           </w:tcPr>
-          <w:p/>
+          <w:p>
+            <w:r>
+              <w:rPr/>
+              <w:t xml:space="preserve">Null at source table stg_maximus__pd_prop_sp_pv </w:t>
+            </w:r>
+            <w:r>
+              <w:rPr>
+                <w:lang w:val="en-US"/>
+                <w:rtl w:val="off"/>
+              </w:rPr>
+              <w:t>for its columns</w:t>
+            </w:r>
+          </w:p>
         </w:tc>
       </w:tr>
     </w:tbl>
@@ -14944,10 +14980,10 @@
             </w:r>
             <w:r>
               <w:drawing>
-                <wp:inline distT="0" distB="0" distL="180" distR="180">
+                <wp:inline distT="0" distB="0" distL="0" distR="0">
                   <wp:extent cx="5486400" cy="1212215"/>
                   <wp:effectExtent l="0" t="0" r="0" b="0"/>
-                  <wp:docPr id="1042" name="shape1042" hidden="0"/>
+                  <wp:docPr id="1039" name="shape1039" hidden="0"/>
                   <wp:cNvGraphicFramePr>
                     <a:graphicFrameLocks xmlns:a="http://schemas.openxmlformats.org/drawingml/2006/main" noChangeAspect="1"/>
                   </wp:cNvGraphicFramePr>
@@ -15151,7 +15187,7 @@
                 <w:lang w:val="en-US"/>
                 <w:rtl w:val="off"/>
               </w:rPr>
-              <w:t>Fail</w:t>
+              <w:t>Fail(Due to source fail)</w:t>
             </w:r>
           </w:p>
         </w:tc>
@@ -15195,7 +15231,12 @@
           <w:tcPr>
             <w:tcW w:w="5640" w:type="dxa"/>
           </w:tcPr>
-          <w:p/>
+          <w:p>
+            <w:r>
+              <w:rPr/>
+              <w:t xml:space="preserve">Null at source table stg_maximus__pd_prop_sp_pv for case when columns </w:t>
+            </w:r>
+          </w:p>
         </w:tc>
       </w:tr>
     </w:tbl>
@@ -15386,10 +15427,10 @@
             </w:r>
             <w:r>
               <w:drawing>
-                <wp:inline distT="0" distB="0" distL="180" distR="180">
+                <wp:inline distT="0" distB="0" distL="0" distR="0">
                   <wp:extent cx="5486400" cy="1236980"/>
                   <wp:effectExtent l="0" t="0" r="0" b="0"/>
-                  <wp:docPr id="1043" name="shape1043" hidden="0"/>
+                  <wp:docPr id="1040" name="shape1040" hidden="0"/>
                   <wp:cNvGraphicFramePr>
                     <a:graphicFrameLocks xmlns:a="http://schemas.openxmlformats.org/drawingml/2006/main" noChangeAspect="1"/>
                   </wp:cNvGraphicFramePr>
@@ -15593,7 +15634,7 @@
                 <w:lang w:val="en-US"/>
                 <w:rtl w:val="off"/>
               </w:rPr>
-              <w:t>Fail</w:t>
+              <w:t>Fail(Due to source fail)</w:t>
             </w:r>
           </w:p>
         </w:tc>
@@ -15637,7 +15678,12 @@
           <w:tcPr>
             <w:tcW w:w="5640" w:type="dxa"/>
           </w:tcPr>
-          <w:p/>
+          <w:p>
+            <w:r>
+              <w:rPr/>
+              <w:t xml:space="preserve">Null at source table stg_maximus__pd_prop_sp_pv for case when columns </w:t>
+            </w:r>
+          </w:p>
         </w:tc>
       </w:tr>
     </w:tbl>
@@ -15828,10 +15874,10 @@
             </w:r>
             <w:r>
               <w:drawing>
-                <wp:inline distT="0" distB="0" distL="180" distR="180">
+                <wp:inline distT="0" distB="0" distL="0" distR="0">
                   <wp:extent cx="5486400" cy="1387475"/>
                   <wp:effectExtent l="0" t="0" r="0" b="0"/>
-                  <wp:docPr id="1044" name="shape1044" hidden="0"/>
+                  <wp:docPr id="1041" name="shape1041" hidden="0"/>
                   <wp:cNvGraphicFramePr>
                     <a:graphicFrameLocks xmlns:a="http://schemas.openxmlformats.org/drawingml/2006/main" noChangeAspect="1"/>
                   </wp:cNvGraphicFramePr>
@@ -16665,10 +16711,10 @@
           <w:p>
             <w:r>
               <w:drawing>
-                <wp:inline distT="0" distB="0" distL="180" distR="180">
+                <wp:inline distT="0" distB="0" distL="0" distR="0">
                   <wp:extent cx="5486400" cy="1290320"/>
                   <wp:effectExtent l="0" t="0" r="0" b="0"/>
-                  <wp:docPr id="1045" name="shape1045" hidden="0"/>
+                  <wp:docPr id="1042" name="shape1042" hidden="0"/>
                   <wp:cNvGraphicFramePr>
                     <a:graphicFrameLocks xmlns:a="http://schemas.openxmlformats.org/drawingml/2006/main" noChangeAspect="1"/>
                   </wp:cNvGraphicFramePr>
@@ -17107,10 +17153,10 @@
           <w:p>
             <w:r>
               <w:drawing>
-                <wp:inline distT="0" distB="0" distL="180" distR="180">
+                <wp:inline distT="0" distB="0" distL="0" distR="0">
                   <wp:extent cx="5486400" cy="1203960"/>
                   <wp:effectExtent l="0" t="0" r="0" b="0"/>
-                  <wp:docPr id="1046" name="shape1046" hidden="0"/>
+                  <wp:docPr id="1043" name="shape1043" hidden="0"/>
                   <wp:cNvGraphicFramePr>
                     <a:graphicFrameLocks xmlns:a="http://schemas.openxmlformats.org/drawingml/2006/main" noChangeAspect="1"/>
                   </wp:cNvGraphicFramePr>
@@ -18351,7 +18397,7 @@
                 <wp:inline distT="0" distB="0" distL="0" distR="0">
                   <wp:extent cx="5486400" cy="1255395"/>
                   <wp:effectExtent l="0" t="0" r="0" b="0"/>
-                  <wp:docPr id="1038" name="shape1038" hidden="0"/>
+                  <wp:docPr id="1044" name="shape1044" hidden="0"/>
                   <wp:cNvGraphicFramePr>
                     <a:graphicFrameLocks xmlns:a="http://schemas.openxmlformats.org/drawingml/2006/main" noChangeAspect="1"/>
                   </wp:cNvGraphicFramePr>
@@ -19188,7 +19234,7 @@
                 <wp:inline distT="0" distB="0" distL="0" distR="0">
                   <wp:extent cx="5486400" cy="1123950"/>
                   <wp:effectExtent l="0" t="0" r="0" b="0"/>
-                  <wp:docPr id="1039" name="shape1039" hidden="0"/>
+                  <wp:docPr id="1045" name="shape1045" hidden="0"/>
                   <wp:cNvGraphicFramePr>
                     <a:graphicFrameLocks xmlns:a="http://schemas.openxmlformats.org/drawingml/2006/main" noChangeAspect="1"/>
                   </wp:cNvGraphicFramePr>
@@ -19633,7 +19679,7 @@
                 <wp:inline distT="0" distB="0" distL="0" distR="0">
                   <wp:extent cx="5486400" cy="1191260"/>
                   <wp:effectExtent l="0" t="0" r="0" b="0"/>
-                  <wp:docPr id="1040" name="shape1040" hidden="0"/>
+                  <wp:docPr id="1046" name="shape1046" hidden="0"/>
                   <wp:cNvGraphicFramePr>
                     <a:graphicFrameLocks xmlns:a="http://schemas.openxmlformats.org/drawingml/2006/main" noChangeAspect="1"/>
                   </wp:cNvGraphicFramePr>
@@ -20828,7 +20874,7 @@
             </w:r>
             <w:r>
               <w:drawing>
-                <wp:inline distT="0" distB="0" distL="180" distR="180">
+                <wp:inline distT="0" distB="0" distL="0" distR="0">
                   <wp:extent cx="5486400" cy="1350645"/>
                   <wp:effectExtent l="0" t="0" r="0" b="0"/>
                   <wp:docPr id="1047" name="shape1047" hidden="0"/>
@@ -25946,7 +25992,7 @@
             </w:r>
             <w:r>
               <w:drawing>
-                <wp:inline distT="0" distB="0" distL="180" distR="180">
+                <wp:inline distT="0" distB="0" distL="0" distR="0">
                   <wp:extent cx="5486400" cy="1206500"/>
                   <wp:effectExtent l="0" t="0" r="0" b="0"/>
                   <wp:docPr id="1048" name="shape1048" hidden="0"/>
@@ -26385,7 +26431,7 @@
           <w:p>
             <w:r>
               <w:drawing>
-                <wp:inline distT="0" distB="0" distL="180" distR="180">
+                <wp:inline distT="0" distB="0" distL="0" distR="0">
                   <wp:extent cx="5486400" cy="1192530"/>
                   <wp:effectExtent l="0" t="0" r="0" b="0"/>
                   <wp:docPr id="1049" name="shape1049" hidden="0"/>
@@ -26827,7 +26873,7 @@
           <w:p>
             <w:r>
               <w:drawing>
-                <wp:inline distT="0" distB="0" distL="180" distR="180">
+                <wp:inline distT="0" distB="0" distL="0" distR="0">
                   <wp:extent cx="5486400" cy="1236980"/>
                   <wp:effectExtent l="0" t="0" r="0" b="0"/>
                   <wp:docPr id="1050" name="shape1050" hidden="0"/>
@@ -35049,7 +35095,7 @@
           <w:p>
             <w:r>
               <w:drawing>
-                <wp:inline distT="0" distB="0" distL="180" distR="180">
+                <wp:inline distT="0" distB="0" distL="0" distR="0">
                   <wp:extent cx="5486400" cy="1167765"/>
                   <wp:effectExtent l="0" t="0" r="0" b="0"/>
                   <wp:docPr id="1051" name="shape1051" hidden="0"/>
@@ -35491,7 +35537,7 @@
           <w:p>
             <w:r>
               <w:drawing>
-                <wp:inline distT="0" distB="0" distL="180" distR="180">
+                <wp:inline distT="0" distB="0" distL="0" distR="0">
                   <wp:extent cx="5486400" cy="1152525"/>
                   <wp:effectExtent l="0" t="0" r="0" b="0"/>
                   <wp:docPr id="1052" name="shape1052" hidden="0"/>
@@ -37528,7 +37574,7 @@
             </w:r>
             <w:r>
               <w:drawing>
-                <wp:inline distT="0" distB="0" distL="180" distR="180">
+                <wp:inline distT="0" distB="0" distL="0" distR="0">
                   <wp:extent cx="5486400" cy="1241425"/>
                   <wp:effectExtent l="0" t="0" r="0" b="0"/>
                   <wp:docPr id="1053" name="shape1053" hidden="0"/>
@@ -37967,7 +38013,7 @@
           <w:p>
             <w:r>
               <w:drawing>
-                <wp:inline distT="0" distB="0" distL="180" distR="180">
+                <wp:inline distT="0" distB="0" distL="0" distR="0">
                   <wp:extent cx="5486400" cy="1292225"/>
                   <wp:effectExtent l="0" t="0" r="0" b="0"/>
                   <wp:docPr id="1054" name="shape1054" hidden="0"/>
@@ -38409,7 +38455,7 @@
           <w:p>
             <w:r>
               <w:drawing>
-                <wp:inline distT="0" distB="0" distL="180" distR="180">
+                <wp:inline distT="0" distB="0" distL="0" distR="0">
                   <wp:extent cx="5486400" cy="1181735"/>
                   <wp:effectExtent l="0" t="0" r="0" b="0"/>
                   <wp:docPr id="1055" name="shape1055" hidden="0"/>
@@ -38857,7 +38903,7 @@
             </w:r>
             <w:r>
               <w:drawing>
-                <wp:inline distT="0" distB="0" distL="180" distR="180">
+                <wp:inline distT="0" distB="0" distL="0" distR="0">
                   <wp:extent cx="5486400" cy="1108075"/>
                   <wp:effectExtent l="0" t="0" r="0" b="0"/>
                   <wp:docPr id="1056" name="shape1056" hidden="0"/>
@@ -40490,7 +40536,7 @@
             </w:r>
             <w:r>
               <w:drawing>
-                <wp:inline distT="0" distB="0" distL="180" distR="180">
+                <wp:inline distT="0" distB="0" distL="0" distR="0">
                   <wp:extent cx="5486400" cy="1217930"/>
                   <wp:effectExtent l="0" t="0" r="0" b="0"/>
                   <wp:docPr id="1057" name="shape1057" hidden="0"/>
@@ -40932,7 +40978,7 @@
             </w:r>
             <w:r>
               <w:drawing>
-                <wp:inline distT="0" distB="0" distL="180" distR="180">
+                <wp:inline distT="0" distB="0" distL="0" distR="0">
                   <wp:extent cx="5486400" cy="1254125"/>
                   <wp:effectExtent l="0" t="0" r="0" b="0"/>
                   <wp:docPr id="1058" name="shape1058" hidden="0"/>
@@ -42568,7 +42614,7 @@
             </w:r>
             <w:r>
               <w:drawing>
-                <wp:inline distT="0" distB="0" distL="180" distR="180">
+                <wp:inline distT="0" distB="0" distL="0" distR="0">
                   <wp:extent cx="5486400" cy="1123315"/>
                   <wp:effectExtent l="0" t="0" r="0" b="0"/>
                   <wp:docPr id="1059" name="shape1059" hidden="0"/>
@@ -43806,7 +43852,7 @@
             </w:r>
             <w:r>
               <w:drawing>
-                <wp:inline distT="0" distB="0" distL="180" distR="180">
+                <wp:inline distT="0" distB="0" distL="0" distR="0">
                   <wp:extent cx="5486400" cy="1193800"/>
                   <wp:effectExtent l="0" t="0" r="0" b="0"/>
                   <wp:docPr id="1060" name="shape1060" hidden="0"/>
@@ -44646,7 +44692,7 @@
             </w:r>
             <w:r>
               <w:drawing>
-                <wp:inline distT="0" distB="0" distL="180" distR="180">
+                <wp:inline distT="0" distB="0" distL="0" distR="0">
                   <wp:extent cx="5486400" cy="1219835"/>
                   <wp:effectExtent l="0" t="0" r="0" b="0"/>
                   <wp:docPr id="1061" name="shape1061" hidden="0"/>
@@ -45088,7 +45134,7 @@
             </w:r>
             <w:r>
               <w:drawing>
-                <wp:inline distT="0" distB="0" distL="180" distR="180">
+                <wp:inline distT="0" distB="0" distL="0" distR="0">
                   <wp:extent cx="5486400" cy="1289050"/>
                   <wp:effectExtent l="0" t="0" r="0" b="0"/>
                   <wp:docPr id="1062" name="shape1062" hidden="0"/>
@@ -45530,7 +45576,7 @@
             </w:r>
             <w:r>
               <w:drawing>
-                <wp:inline distT="0" distB="0" distL="180" distR="180">
+                <wp:inline distT="0" distB="0" distL="0" distR="0">
                   <wp:extent cx="5486400" cy="1223010"/>
                   <wp:effectExtent l="0" t="0" r="0" b="0"/>
                   <wp:docPr id="1063" name="shape1063" hidden="0"/>
@@ -47959,7 +48005,7 @@
           <w:p>
             <w:r>
               <w:drawing>
-                <wp:inline distT="0" distB="0" distL="180" distR="180">
+                <wp:inline distT="0" distB="0" distL="0" distR="0">
                   <wp:extent cx="5486400" cy="1144905"/>
                   <wp:effectExtent l="0" t="0" r="0" b="0"/>
                   <wp:docPr id="1064" name="shape1064" hidden="0"/>
@@ -48802,7 +48848,7 @@
             </w:r>
             <w:r>
               <w:drawing>
-                <wp:inline distT="0" distB="0" distL="180" distR="180">
+                <wp:inline distT="0" distB="0" distL="0" distR="0">
                   <wp:extent cx="5486400" cy="1212215"/>
                   <wp:effectExtent l="0" t="0" r="0" b="0"/>
                   <wp:docPr id="1065" name="shape1065" hidden="0"/>
@@ -49241,7 +49287,7 @@
           <w:p>
             <w:r>
               <w:drawing>
-                <wp:inline distT="0" distB="0" distL="180" distR="180">
+                <wp:inline distT="0" distB="0" distL="0" distR="0">
                   <wp:extent cx="5486400" cy="1275715"/>
                   <wp:effectExtent l="0" t="0" r="0" b="0"/>
                   <wp:docPr id="1066" name="shape1066" hidden="0"/>
@@ -50880,7 +50926,7 @@
             </w:r>
             <w:r>
               <w:drawing>
-                <wp:inline distT="0" distB="0" distL="180" distR="180">
+                <wp:inline distT="0" distB="0" distL="0" distR="0">
                   <wp:extent cx="5486400" cy="1342390"/>
                   <wp:effectExtent l="0" t="0" r="0" b="0"/>
                   <wp:docPr id="1067" name="shape1067" hidden="0"/>
@@ -51720,7 +51766,7 @@
             </w:r>
             <w:r>
               <w:drawing>
-                <wp:inline distT="0" distB="0" distL="180" distR="180">
+                <wp:inline distT="0" distB="0" distL="0" distR="0">
                   <wp:extent cx="5486400" cy="1588135"/>
                   <wp:effectExtent l="0" t="0" r="0" b="0"/>
                   <wp:docPr id="1068" name="shape1068" hidden="0"/>
@@ -52958,7 +53004,7 @@
             </w:r>
             <w:r>
               <w:drawing>
-                <wp:inline distT="0" distB="0" distL="180" distR="180">
+                <wp:inline distT="0" distB="0" distL="0" distR="0">
                   <wp:extent cx="5486400" cy="1301115"/>
                   <wp:effectExtent l="0" t="0" r="0" b="0"/>
                   <wp:docPr id="1069" name="shape1069" hidden="0"/>
@@ -54380,133 +54426,133 @@
     <w:lsdException w:name="heading 7" w:uiPriority="9" w:qFormat="1"/>
     <w:lsdException w:name="heading 8" w:uiPriority="9" w:qFormat="1"/>
     <w:lsdException w:name="heading 9" w:uiPriority="9" w:qFormat="1"/>
-    <w:lsdException w:name="toc 1" w:uiPriority="87"/>
-    <w:lsdException w:name="toc 2" w:uiPriority="87"/>
-    <w:lsdException w:name="toc 3" w:uiPriority="87"/>
-    <w:lsdException w:name="toc 4" w:uiPriority="87"/>
-    <w:lsdException w:name="toc 5" w:uiPriority="87"/>
-    <w:lsdException w:name="toc 6" w:uiPriority="87"/>
-    <w:lsdException w:name="toc 7" w:uiPriority="87"/>
-    <w:lsdException w:name="toc 8" w:uiPriority="87"/>
-    <w:lsdException w:name="toc 9" w:uiPriority="87"/>
-    <w:lsdException w:name="caption" w:uiPriority="83" w:qFormat="1"/>
-    <w:lsdException w:name="Title" w:semiHidden="0" w:uiPriority="22" w:unhideWhenUsed="0" w:qFormat="1"/>
+    <w:lsdException w:name="toc 1" w:uiPriority="135"/>
+    <w:lsdException w:name="toc 2" w:uiPriority="135"/>
+    <w:lsdException w:name="toc 3" w:uiPriority="135"/>
+    <w:lsdException w:name="toc 4" w:uiPriority="135"/>
+    <w:lsdException w:name="toc 5" w:uiPriority="135"/>
+    <w:lsdException w:name="toc 6" w:uiPriority="135"/>
+    <w:lsdException w:name="toc 7" w:uiPriority="135"/>
+    <w:lsdException w:name="toc 8" w:uiPriority="135"/>
+    <w:lsdException w:name="toc 9" w:uiPriority="135"/>
+    <w:lsdException w:name="caption" w:uiPriority="131" w:qFormat="1"/>
+    <w:lsdException w:name="Title" w:semiHidden="0" w:uiPriority="34" w:unhideWhenUsed="0" w:qFormat="1"/>
     <w:lsdException w:name="Default Paragraph Font" w:uiPriority="1"/>
-    <w:lsdException w:name="Subtitle" w:semiHidden="0" w:uiPriority="23" w:unhideWhenUsed="0" w:qFormat="1"/>
-    <w:lsdException w:name="Strong" w:semiHidden="0" w:uiPriority="52" w:unhideWhenUsed="0" w:qFormat="1"/>
-    <w:lsdException w:name="Emphasis" w:semiHidden="0" w:uiPriority="50" w:unhideWhenUsed="0" w:qFormat="1"/>
-    <w:lsdException w:name="Table Grid" w:semiHidden="0" w:uiPriority="137" w:unhideWhenUsed="0"/>
+    <w:lsdException w:name="Subtitle" w:semiHidden="0" w:uiPriority="35" w:unhideWhenUsed="0" w:qFormat="1"/>
+    <w:lsdException w:name="Strong" w:semiHidden="0" w:uiPriority="82" w:unhideWhenUsed="0" w:qFormat="1"/>
+    <w:lsdException w:name="Emphasis" w:semiHidden="0" w:uiPriority="80" w:unhideWhenUsed="0" w:qFormat="1"/>
+    <w:lsdException w:name="Table Grid" w:semiHidden="0" w:uiPriority="311" w:unhideWhenUsed="0"/>
     <w:lsdException w:name="Placeholder Text" w:unhideWhenUsed="0"/>
     <w:lsdException w:name="No Spacing" w:semiHidden="0" w:uiPriority="1" w:unhideWhenUsed="0" w:qFormat="1"/>
-    <w:lsdException w:name="Light Shading" w:semiHidden="0" w:uiPriority="150" w:unhideWhenUsed="0"/>
-    <w:lsdException w:name="Light List" w:semiHidden="0" w:uiPriority="151" w:unhideWhenUsed="0"/>
-    <w:lsdException w:name="Light Grid" w:semiHidden="0" w:uiPriority="152" w:unhideWhenUsed="0"/>
-    <w:lsdException w:name="Medium Shading 1" w:semiHidden="0" w:uiPriority="153" w:unhideWhenUsed="0"/>
-    <w:lsdException w:name="Medium Shading 2" w:semiHidden="0" w:uiPriority="256" w:unhideWhenUsed="0"/>
-    <w:lsdException w:name="Medium List 1" w:semiHidden="0" w:uiPriority="257" w:unhideWhenUsed="0"/>
-    <w:lsdException w:name="Medium List 2" w:semiHidden="0" w:uiPriority="258" w:unhideWhenUsed="0"/>
-    <w:lsdException w:name="Medium Grid 1" w:semiHidden="0" w:uiPriority="259" w:unhideWhenUsed="0"/>
-    <w:lsdException w:name="Medium Grid 2" w:semiHidden="0" w:uiPriority="260" w:unhideWhenUsed="0"/>
-    <w:lsdException w:name="Medium Grid 3" w:semiHidden="0" w:uiPriority="261" w:unhideWhenUsed="0"/>
-    <w:lsdException w:name="Dark List" w:semiHidden="0" w:uiPriority="274" w:unhideWhenUsed="0"/>
-    <w:lsdException w:name="Colorful Shading" w:semiHidden="0" w:uiPriority="275" w:unhideWhenUsed="0"/>
-    <w:lsdException w:name="Colorful List" w:semiHidden="0" w:uiPriority="276" w:unhideWhenUsed="0"/>
-    <w:lsdException w:name="Colorful Grid" w:semiHidden="0" w:uiPriority="277" w:unhideWhenUsed="0"/>
-    <w:lsdException w:name="Light Shading Accent 1" w:semiHidden="0" w:uiPriority="150" w:unhideWhenUsed="0"/>
-    <w:lsdException w:name="Light List Accent 1" w:semiHidden="0" w:uiPriority="151" w:unhideWhenUsed="0"/>
-    <w:lsdException w:name="Light Grid Accent 1" w:semiHidden="0" w:uiPriority="152" w:unhideWhenUsed="0"/>
-    <w:lsdException w:name="Medium Shading 1 Accent 1" w:semiHidden="0" w:uiPriority="153" w:unhideWhenUsed="0"/>
-    <w:lsdException w:name="Medium Shading 2 Accent 1" w:semiHidden="0" w:uiPriority="256" w:unhideWhenUsed="0"/>
-    <w:lsdException w:name="Medium List 1 Accent 1" w:semiHidden="0" w:uiPriority="257" w:unhideWhenUsed="0"/>
+    <w:lsdException w:name="Light Shading" w:semiHidden="0" w:uiPriority="336" w:unhideWhenUsed="0"/>
+    <w:lsdException w:name="Light List" w:semiHidden="0" w:uiPriority="337" w:unhideWhenUsed="0"/>
+    <w:lsdException w:name="Light Grid" w:semiHidden="0" w:uiPriority="338" w:unhideWhenUsed="0"/>
+    <w:lsdException w:name="Medium Shading 1" w:semiHidden="0" w:uiPriority="339" w:unhideWhenUsed="0"/>
+    <w:lsdException w:name="Medium Shading 2" w:semiHidden="0" w:uiPriority="598" w:unhideWhenUsed="0"/>
+    <w:lsdException w:name="Medium List 1" w:semiHidden="0" w:uiPriority="599" w:unhideWhenUsed="0"/>
+    <w:lsdException w:name="Medium List 2" w:semiHidden="0" w:uiPriority="600" w:unhideWhenUsed="0"/>
+    <w:lsdException w:name="Medium Grid 1" w:semiHidden="0" w:uiPriority="601" w:unhideWhenUsed="0"/>
+    <w:lsdException w:name="Medium Grid 2" w:semiHidden="0" w:uiPriority="608" w:unhideWhenUsed="0"/>
+    <w:lsdException w:name="Medium Grid 3" w:semiHidden="0" w:uiPriority="609" w:unhideWhenUsed="0"/>
+    <w:lsdException w:name="Dark List" w:semiHidden="0" w:uiPriority="628" w:unhideWhenUsed="0"/>
+    <w:lsdException w:name="Colorful Shading" w:semiHidden="0" w:uiPriority="629" w:unhideWhenUsed="0"/>
+    <w:lsdException w:name="Colorful List" w:semiHidden="0" w:uiPriority="630" w:unhideWhenUsed="0"/>
+    <w:lsdException w:name="Colorful Grid" w:semiHidden="0" w:uiPriority="631" w:unhideWhenUsed="0"/>
+    <w:lsdException w:name="Light Shading Accent 1" w:semiHidden="0" w:uiPriority="336" w:unhideWhenUsed="0"/>
+    <w:lsdException w:name="Light List Accent 1" w:semiHidden="0" w:uiPriority="337" w:unhideWhenUsed="0"/>
+    <w:lsdException w:name="Light Grid Accent 1" w:semiHidden="0" w:uiPriority="338" w:unhideWhenUsed="0"/>
+    <w:lsdException w:name="Medium Shading 1 Accent 1" w:semiHidden="0" w:uiPriority="339" w:unhideWhenUsed="0"/>
+    <w:lsdException w:name="Medium Shading 2 Accent 1" w:semiHidden="0" w:uiPriority="598" w:unhideWhenUsed="0"/>
+    <w:lsdException w:name="Medium List 1 Accent 1" w:semiHidden="0" w:uiPriority="599" w:unhideWhenUsed="0"/>
     <w:lsdException w:name="Revision" w:unhideWhenUsed="0"/>
-    <w:lsdException w:name="List Paragraph" w:semiHidden="0" w:uiPriority="82" w:unhideWhenUsed="0" w:qFormat="1"/>
-    <w:lsdException w:name="Quote" w:semiHidden="0" w:uiPriority="65" w:unhideWhenUsed="0" w:qFormat="1"/>
-    <w:lsdException w:name="Intense Quote" w:semiHidden="0" w:uiPriority="72" w:unhideWhenUsed="0" w:qFormat="1"/>
-    <w:lsdException w:name="Medium List 2 Accent 1" w:semiHidden="0" w:uiPriority="258" w:unhideWhenUsed="0"/>
-    <w:lsdException w:name="Medium Grid 1 Accent 1" w:semiHidden="0" w:uiPriority="259" w:unhideWhenUsed="0"/>
-    <w:lsdException w:name="Medium Grid 2 Accent 1" w:semiHidden="0" w:uiPriority="260" w:unhideWhenUsed="0"/>
-    <w:lsdException w:name="Medium Grid 3 Accent 1" w:semiHidden="0" w:uiPriority="261" w:unhideWhenUsed="0"/>
-    <w:lsdException w:name="Dark List Accent 1" w:semiHidden="0" w:uiPriority="274" w:unhideWhenUsed="0"/>
-    <w:lsdException w:name="Colorful Shading Accent 1" w:semiHidden="0" w:uiPriority="275" w:unhideWhenUsed="0"/>
-    <w:lsdException w:name="Colorful List Accent 1" w:semiHidden="0" w:uiPriority="276" w:unhideWhenUsed="0"/>
-    <w:lsdException w:name="Colorful Grid Accent 1" w:semiHidden="0" w:uiPriority="277" w:unhideWhenUsed="0"/>
-    <w:lsdException w:name="Light Shading Accent 2" w:semiHidden="0" w:uiPriority="150" w:unhideWhenUsed="0"/>
-    <w:lsdException w:name="Light List Accent 2" w:semiHidden="0" w:uiPriority="151" w:unhideWhenUsed="0"/>
-    <w:lsdException w:name="Light Grid Accent 2" w:semiHidden="0" w:uiPriority="152" w:unhideWhenUsed="0"/>
-    <w:lsdException w:name="Medium Shading 1 Accent 2" w:semiHidden="0" w:uiPriority="153" w:unhideWhenUsed="0"/>
-    <w:lsdException w:name="Medium Shading 2 Accent 2" w:semiHidden="0" w:uiPriority="256" w:unhideWhenUsed="0"/>
-    <w:lsdException w:name="Medium List 1 Accent 2" w:semiHidden="0" w:uiPriority="257" w:unhideWhenUsed="0"/>
-    <w:lsdException w:name="Medium List 2 Accent 2" w:semiHidden="0" w:uiPriority="258" w:unhideWhenUsed="0"/>
-    <w:lsdException w:name="Medium Grid 1 Accent 2" w:semiHidden="0" w:uiPriority="259" w:unhideWhenUsed="0"/>
-    <w:lsdException w:name="Medium Grid 2 Accent 2" w:semiHidden="0" w:uiPriority="260" w:unhideWhenUsed="0"/>
-    <w:lsdException w:name="Medium Grid 3 Accent 2" w:semiHidden="0" w:uiPriority="261" w:unhideWhenUsed="0"/>
-    <w:lsdException w:name="Dark List Accent 2" w:semiHidden="0" w:uiPriority="274" w:unhideWhenUsed="0"/>
-    <w:lsdException w:name="Colorful Shading Accent 2" w:semiHidden="0" w:uiPriority="275" w:unhideWhenUsed="0"/>
-    <w:lsdException w:name="Colorful List Accent 2" w:semiHidden="0" w:uiPriority="276" w:unhideWhenUsed="0"/>
-    <w:lsdException w:name="Colorful Grid Accent 2" w:semiHidden="0" w:uiPriority="277" w:unhideWhenUsed="0"/>
-    <w:lsdException w:name="Light Shading Accent 3" w:semiHidden="0" w:uiPriority="150" w:unhideWhenUsed="0"/>
-    <w:lsdException w:name="Light List Accent 3" w:semiHidden="0" w:uiPriority="151" w:unhideWhenUsed="0"/>
-    <w:lsdException w:name="Light Grid Accent 3" w:semiHidden="0" w:uiPriority="152" w:unhideWhenUsed="0"/>
-    <w:lsdException w:name="Medium Shading 1 Accent 3" w:semiHidden="0" w:uiPriority="153" w:unhideWhenUsed="0"/>
-    <w:lsdException w:name="Medium Shading 2 Accent 3" w:semiHidden="0" w:uiPriority="256" w:unhideWhenUsed="0"/>
-    <w:lsdException w:name="Medium List 1 Accent 3" w:semiHidden="0" w:uiPriority="257" w:unhideWhenUsed="0"/>
-    <w:lsdException w:name="Medium List 2 Accent 3" w:semiHidden="0" w:uiPriority="258" w:unhideWhenUsed="0"/>
-    <w:lsdException w:name="Medium Grid 1 Accent 3" w:semiHidden="0" w:uiPriority="259" w:unhideWhenUsed="0"/>
-    <w:lsdException w:name="Medium Grid 2 Accent 3" w:semiHidden="0" w:uiPriority="260" w:unhideWhenUsed="0"/>
-    <w:lsdException w:name="Medium Grid 3 Accent 3" w:semiHidden="0" w:uiPriority="261" w:unhideWhenUsed="0"/>
-    <w:lsdException w:name="Dark List Accent 3" w:semiHidden="0" w:uiPriority="274" w:unhideWhenUsed="0"/>
-    <w:lsdException w:name="Colorful Shading Accent 3" w:semiHidden="0" w:uiPriority="275" w:unhideWhenUsed="0"/>
-    <w:lsdException w:name="Colorful List Accent 3" w:semiHidden="0" w:uiPriority="276" w:unhideWhenUsed="0"/>
-    <w:lsdException w:name="Colorful Grid Accent 3" w:semiHidden="0" w:uiPriority="277" w:unhideWhenUsed="0"/>
-    <w:lsdException w:name="Light Shading Accent 4" w:semiHidden="0" w:uiPriority="150" w:unhideWhenUsed="0"/>
-    <w:lsdException w:name="Light List Accent 4" w:semiHidden="0" w:uiPriority="151" w:unhideWhenUsed="0"/>
-    <w:lsdException w:name="Light Grid Accent 4" w:semiHidden="0" w:uiPriority="152" w:unhideWhenUsed="0"/>
-    <w:lsdException w:name="Medium Shading 1 Accent 4" w:semiHidden="0" w:uiPriority="153" w:unhideWhenUsed="0"/>
-    <w:lsdException w:name="Medium Shading 2 Accent 4" w:semiHidden="0" w:uiPriority="256" w:unhideWhenUsed="0"/>
-    <w:lsdException w:name="Medium List 1 Accent 4" w:semiHidden="0" w:uiPriority="257" w:unhideWhenUsed="0"/>
-    <w:lsdException w:name="Medium List 2 Accent 4" w:semiHidden="0" w:uiPriority="258" w:unhideWhenUsed="0"/>
-    <w:lsdException w:name="Medium Grid 1 Accent 4" w:semiHidden="0" w:uiPriority="259" w:unhideWhenUsed="0"/>
-    <w:lsdException w:name="Medium Grid 2 Accent 4" w:semiHidden="0" w:uiPriority="260" w:unhideWhenUsed="0"/>
-    <w:lsdException w:name="Medium Grid 3 Accent 4" w:semiHidden="0" w:uiPriority="261" w:unhideWhenUsed="0"/>
-    <w:lsdException w:name="Dark List Accent 4" w:semiHidden="0" w:uiPriority="274" w:unhideWhenUsed="0"/>
-    <w:lsdException w:name="Colorful Shading Accent 4" w:semiHidden="0" w:uiPriority="275" w:unhideWhenUsed="0"/>
-    <w:lsdException w:name="Colorful List Accent 4" w:semiHidden="0" w:uiPriority="276" w:unhideWhenUsed="0"/>
-    <w:lsdException w:name="Colorful Grid Accent 4" w:semiHidden="0" w:uiPriority="277" w:unhideWhenUsed="0"/>
-    <w:lsdException w:name="Light Shading Accent 5" w:semiHidden="0" w:uiPriority="150" w:unhideWhenUsed="0"/>
-    <w:lsdException w:name="Light List Accent 5" w:semiHidden="0" w:uiPriority="151" w:unhideWhenUsed="0"/>
-    <w:lsdException w:name="Light Grid Accent 5" w:semiHidden="0" w:uiPriority="152" w:unhideWhenUsed="0"/>
-    <w:lsdException w:name="Medium Shading 1 Accent 5" w:semiHidden="0" w:uiPriority="153" w:unhideWhenUsed="0"/>
-    <w:lsdException w:name="Medium Shading 2 Accent 5" w:semiHidden="0" w:uiPriority="256" w:unhideWhenUsed="0"/>
-    <w:lsdException w:name="Medium List 1 Accent 5" w:semiHidden="0" w:uiPriority="257" w:unhideWhenUsed="0"/>
-    <w:lsdException w:name="Medium List 2 Accent 5" w:semiHidden="0" w:uiPriority="258" w:unhideWhenUsed="0"/>
-    <w:lsdException w:name="Medium Grid 1 Accent 5" w:semiHidden="0" w:uiPriority="259" w:unhideWhenUsed="0"/>
-    <w:lsdException w:name="Medium Grid 2 Accent 5" w:semiHidden="0" w:uiPriority="260" w:unhideWhenUsed="0"/>
-    <w:lsdException w:name="Medium Grid 3 Accent 5" w:semiHidden="0" w:uiPriority="261" w:unhideWhenUsed="0"/>
-    <w:lsdException w:name="Dark List Accent 5" w:semiHidden="0" w:uiPriority="274" w:unhideWhenUsed="0"/>
-    <w:lsdException w:name="Colorful Shading Accent 5" w:semiHidden="0" w:uiPriority="275" w:unhideWhenUsed="0"/>
-    <w:lsdException w:name="Colorful List Accent 5" w:semiHidden="0" w:uiPriority="276" w:unhideWhenUsed="0"/>
-    <w:lsdException w:name="Colorful Grid Accent 5" w:semiHidden="0" w:uiPriority="277" w:unhideWhenUsed="0"/>
-    <w:lsdException w:name="Light Shading Accent 6" w:semiHidden="0" w:uiPriority="150" w:unhideWhenUsed="0"/>
-    <w:lsdException w:name="Light List Accent 6" w:semiHidden="0" w:uiPriority="151" w:unhideWhenUsed="0"/>
-    <w:lsdException w:name="Light Grid Accent 6" w:semiHidden="0" w:uiPriority="152" w:unhideWhenUsed="0"/>
-    <w:lsdException w:name="Medium Shading 1 Accent 6" w:semiHidden="0" w:uiPriority="153" w:unhideWhenUsed="0"/>
-    <w:lsdException w:name="Medium Shading 2 Accent 6" w:semiHidden="0" w:uiPriority="256" w:unhideWhenUsed="0"/>
-    <w:lsdException w:name="Medium List 1 Accent 6" w:semiHidden="0" w:uiPriority="257" w:unhideWhenUsed="0"/>
-    <w:lsdException w:name="Medium List 2 Accent 6" w:semiHidden="0" w:uiPriority="258" w:unhideWhenUsed="0"/>
-    <w:lsdException w:name="Medium Grid 1 Accent 6" w:semiHidden="0" w:uiPriority="259" w:unhideWhenUsed="0"/>
-    <w:lsdException w:name="Medium Grid 2 Accent 6" w:semiHidden="0" w:uiPriority="260" w:unhideWhenUsed="0"/>
-    <w:lsdException w:name="Medium Grid 3 Accent 6" w:semiHidden="0" w:uiPriority="261" w:unhideWhenUsed="0"/>
-    <w:lsdException w:name="Dark List Accent 6" w:semiHidden="0" w:uiPriority="274" w:unhideWhenUsed="0"/>
-    <w:lsdException w:name="Colorful Shading Accent 6" w:semiHidden="0" w:uiPriority="275" w:unhideWhenUsed="0"/>
-    <w:lsdException w:name="Colorful List Accent 6" w:semiHidden="0" w:uiPriority="276" w:unhideWhenUsed="0"/>
-    <w:lsdException w:name="Colorful Grid Accent 6" w:semiHidden="0" w:uiPriority="277" w:unhideWhenUsed="0"/>
-    <w:lsdException w:name="Subtle Emphasis" w:semiHidden="0" w:uiPriority="37" w:unhideWhenUsed="0" w:qFormat="1"/>
-    <w:lsdException w:name="Intense Emphasis" w:semiHidden="0" w:uiPriority="51" w:unhideWhenUsed="0" w:qFormat="1"/>
-    <w:lsdException w:name="Subtle Reference" w:semiHidden="0" w:uiPriority="73" w:unhideWhenUsed="0" w:qFormat="1"/>
-    <w:lsdException w:name="Intense Reference" w:semiHidden="0" w:uiPriority="80" w:unhideWhenUsed="0" w:qFormat="1"/>
-    <w:lsdException w:name="Book Title" w:semiHidden="0" w:uiPriority="81" w:unhideWhenUsed="0" w:qFormat="1"/>
-    <w:lsdException w:name="Bibliography" w:uiPriority="85"/>
-    <w:lsdException w:name="TOC Heading" w:uiPriority="87" w:qFormat="1"/>
+    <w:lsdException w:name="List Paragraph" w:semiHidden="0" w:uiPriority="130" w:unhideWhenUsed="0" w:qFormat="1"/>
+    <w:lsdException w:name="Quote" w:semiHidden="0" w:uiPriority="101" w:unhideWhenUsed="0" w:qFormat="1"/>
+    <w:lsdException w:name="Intense Quote" w:semiHidden="0" w:uiPriority="114" w:unhideWhenUsed="0" w:qFormat="1"/>
+    <w:lsdException w:name="Medium List 2 Accent 1" w:semiHidden="0" w:uiPriority="600" w:unhideWhenUsed="0"/>
+    <w:lsdException w:name="Medium Grid 1 Accent 1" w:semiHidden="0" w:uiPriority="601" w:unhideWhenUsed="0"/>
+    <w:lsdException w:name="Medium Grid 2 Accent 1" w:semiHidden="0" w:uiPriority="608" w:unhideWhenUsed="0"/>
+    <w:lsdException w:name="Medium Grid 3 Accent 1" w:semiHidden="0" w:uiPriority="609" w:unhideWhenUsed="0"/>
+    <w:lsdException w:name="Dark List Accent 1" w:semiHidden="0" w:uiPriority="628" w:unhideWhenUsed="0"/>
+    <w:lsdException w:name="Colorful Shading Accent 1" w:semiHidden="0" w:uiPriority="629" w:unhideWhenUsed="0"/>
+    <w:lsdException w:name="Colorful List Accent 1" w:semiHidden="0" w:uiPriority="630" w:unhideWhenUsed="0"/>
+    <w:lsdException w:name="Colorful Grid Accent 1" w:semiHidden="0" w:uiPriority="631" w:unhideWhenUsed="0"/>
+    <w:lsdException w:name="Light Shading Accent 2" w:semiHidden="0" w:uiPriority="336" w:unhideWhenUsed="0"/>
+    <w:lsdException w:name="Light List Accent 2" w:semiHidden="0" w:uiPriority="337" w:unhideWhenUsed="0"/>
+    <w:lsdException w:name="Light Grid Accent 2" w:semiHidden="0" w:uiPriority="338" w:unhideWhenUsed="0"/>
+    <w:lsdException w:name="Medium Shading 1 Accent 2" w:semiHidden="0" w:uiPriority="339" w:unhideWhenUsed="0"/>
+    <w:lsdException w:name="Medium Shading 2 Accent 2" w:semiHidden="0" w:uiPriority="598" w:unhideWhenUsed="0"/>
+    <w:lsdException w:name="Medium List 1 Accent 2" w:semiHidden="0" w:uiPriority="599" w:unhideWhenUsed="0"/>
+    <w:lsdException w:name="Medium List 2 Accent 2" w:semiHidden="0" w:uiPriority="600" w:unhideWhenUsed="0"/>
+    <w:lsdException w:name="Medium Grid 1 Accent 2" w:semiHidden="0" w:uiPriority="601" w:unhideWhenUsed="0"/>
+    <w:lsdException w:name="Medium Grid 2 Accent 2" w:semiHidden="0" w:uiPriority="608" w:unhideWhenUsed="0"/>
+    <w:lsdException w:name="Medium Grid 3 Accent 2" w:semiHidden="0" w:uiPriority="609" w:unhideWhenUsed="0"/>
+    <w:lsdException w:name="Dark List Accent 2" w:semiHidden="0" w:uiPriority="628" w:unhideWhenUsed="0"/>
+    <w:lsdException w:name="Colorful Shading Accent 2" w:semiHidden="0" w:uiPriority="629" w:unhideWhenUsed="0"/>
+    <w:lsdException w:name="Colorful List Accent 2" w:semiHidden="0" w:uiPriority="630" w:unhideWhenUsed="0"/>
+    <w:lsdException w:name="Colorful Grid Accent 2" w:semiHidden="0" w:uiPriority="631" w:unhideWhenUsed="0"/>
+    <w:lsdException w:name="Light Shading Accent 3" w:semiHidden="0" w:uiPriority="336" w:unhideWhenUsed="0"/>
+    <w:lsdException w:name="Light List Accent 3" w:semiHidden="0" w:uiPriority="337" w:unhideWhenUsed="0"/>
+    <w:lsdException w:name="Light Grid Accent 3" w:semiHidden="0" w:uiPriority="338" w:unhideWhenUsed="0"/>
+    <w:lsdException w:name="Medium Shading 1 Accent 3" w:semiHidden="0" w:uiPriority="339" w:unhideWhenUsed="0"/>
+    <w:lsdException w:name="Medium Shading 2 Accent 3" w:semiHidden="0" w:uiPriority="598" w:unhideWhenUsed="0"/>
+    <w:lsdException w:name="Medium List 1 Accent 3" w:semiHidden="0" w:uiPriority="599" w:unhideWhenUsed="0"/>
+    <w:lsdException w:name="Medium List 2 Accent 3" w:semiHidden="0" w:uiPriority="600" w:unhideWhenUsed="0"/>
+    <w:lsdException w:name="Medium Grid 1 Accent 3" w:semiHidden="0" w:uiPriority="601" w:unhideWhenUsed="0"/>
+    <w:lsdException w:name="Medium Grid 2 Accent 3" w:semiHidden="0" w:uiPriority="608" w:unhideWhenUsed="0"/>
+    <w:lsdException w:name="Medium Grid 3 Accent 3" w:semiHidden="0" w:uiPriority="609" w:unhideWhenUsed="0"/>
+    <w:lsdException w:name="Dark List Accent 3" w:semiHidden="0" w:uiPriority="628" w:unhideWhenUsed="0"/>
+    <w:lsdException w:name="Colorful Shading Accent 3" w:semiHidden="0" w:uiPriority="629" w:unhideWhenUsed="0"/>
+    <w:lsdException w:name="Colorful List Accent 3" w:semiHidden="0" w:uiPriority="630" w:unhideWhenUsed="0"/>
+    <w:lsdException w:name="Colorful Grid Accent 3" w:semiHidden="0" w:uiPriority="631" w:unhideWhenUsed="0"/>
+    <w:lsdException w:name="Light Shading Accent 4" w:semiHidden="0" w:uiPriority="336" w:unhideWhenUsed="0"/>
+    <w:lsdException w:name="Light List Accent 4" w:semiHidden="0" w:uiPriority="337" w:unhideWhenUsed="0"/>
+    <w:lsdException w:name="Light Grid Accent 4" w:semiHidden="0" w:uiPriority="338" w:unhideWhenUsed="0"/>
+    <w:lsdException w:name="Medium Shading 1 Accent 4" w:semiHidden="0" w:uiPriority="339" w:unhideWhenUsed="0"/>
+    <w:lsdException w:name="Medium Shading 2 Accent 4" w:semiHidden="0" w:uiPriority="598" w:unhideWhenUsed="0"/>
+    <w:lsdException w:name="Medium List 1 Accent 4" w:semiHidden="0" w:uiPriority="599" w:unhideWhenUsed="0"/>
+    <w:lsdException w:name="Medium List 2 Accent 4" w:semiHidden="0" w:uiPriority="600" w:unhideWhenUsed="0"/>
+    <w:lsdException w:name="Medium Grid 1 Accent 4" w:semiHidden="0" w:uiPriority="601" w:unhideWhenUsed="0"/>
+    <w:lsdException w:name="Medium Grid 2 Accent 4" w:semiHidden="0" w:uiPriority="608" w:unhideWhenUsed="0"/>
+    <w:lsdException w:name="Medium Grid 3 Accent 4" w:semiHidden="0" w:uiPriority="609" w:unhideWhenUsed="0"/>
+    <w:lsdException w:name="Dark List Accent 4" w:semiHidden="0" w:uiPriority="628" w:unhideWhenUsed="0"/>
+    <w:lsdException w:name="Colorful Shading Accent 4" w:semiHidden="0" w:uiPriority="629" w:unhideWhenUsed="0"/>
+    <w:lsdException w:name="Colorful List Accent 4" w:semiHidden="0" w:uiPriority="630" w:unhideWhenUsed="0"/>
+    <w:lsdException w:name="Colorful Grid Accent 4" w:semiHidden="0" w:uiPriority="631" w:unhideWhenUsed="0"/>
+    <w:lsdException w:name="Light Shading Accent 5" w:semiHidden="0" w:uiPriority="336" w:unhideWhenUsed="0"/>
+    <w:lsdException w:name="Light List Accent 5" w:semiHidden="0" w:uiPriority="337" w:unhideWhenUsed="0"/>
+    <w:lsdException w:name="Light Grid Accent 5" w:semiHidden="0" w:uiPriority="338" w:unhideWhenUsed="0"/>
+    <w:lsdException w:name="Medium Shading 1 Accent 5" w:semiHidden="0" w:uiPriority="339" w:unhideWhenUsed="0"/>
+    <w:lsdException w:name="Medium Shading 2 Accent 5" w:semiHidden="0" w:uiPriority="598" w:unhideWhenUsed="0"/>
+    <w:lsdException w:name="Medium List 1 Accent 5" w:semiHidden="0" w:uiPriority="599" w:unhideWhenUsed="0"/>
+    <w:lsdException w:name="Medium List 2 Accent 5" w:semiHidden="0" w:uiPriority="600" w:unhideWhenUsed="0"/>
+    <w:lsdException w:name="Medium Grid 1 Accent 5" w:semiHidden="0" w:uiPriority="601" w:unhideWhenUsed="0"/>
+    <w:lsdException w:name="Medium Grid 2 Accent 5" w:semiHidden="0" w:uiPriority="608" w:unhideWhenUsed="0"/>
+    <w:lsdException w:name="Medium Grid 3 Accent 5" w:semiHidden="0" w:uiPriority="609" w:unhideWhenUsed="0"/>
+    <w:lsdException w:name="Dark List Accent 5" w:semiHidden="0" w:uiPriority="628" w:unhideWhenUsed="0"/>
+    <w:lsdException w:name="Colorful Shading Accent 5" w:semiHidden="0" w:uiPriority="629" w:unhideWhenUsed="0"/>
+    <w:lsdException w:name="Colorful List Accent 5" w:semiHidden="0" w:uiPriority="630" w:unhideWhenUsed="0"/>
+    <w:lsdException w:name="Colorful Grid Accent 5" w:semiHidden="0" w:uiPriority="631" w:unhideWhenUsed="0"/>
+    <w:lsdException w:name="Light Shading Accent 6" w:semiHidden="0" w:uiPriority="336" w:unhideWhenUsed="0"/>
+    <w:lsdException w:name="Light List Accent 6" w:semiHidden="0" w:uiPriority="337" w:unhideWhenUsed="0"/>
+    <w:lsdException w:name="Light Grid Accent 6" w:semiHidden="0" w:uiPriority="338" w:unhideWhenUsed="0"/>
+    <w:lsdException w:name="Medium Shading 1 Accent 6" w:semiHidden="0" w:uiPriority="339" w:unhideWhenUsed="0"/>
+    <w:lsdException w:name="Medium Shading 2 Accent 6" w:semiHidden="0" w:uiPriority="598" w:unhideWhenUsed="0"/>
+    <w:lsdException w:name="Medium List 1 Accent 6" w:semiHidden="0" w:uiPriority="599" w:unhideWhenUsed="0"/>
+    <w:lsdException w:name="Medium List 2 Accent 6" w:semiHidden="0" w:uiPriority="600" w:unhideWhenUsed="0"/>
+    <w:lsdException w:name="Medium Grid 1 Accent 6" w:semiHidden="0" w:uiPriority="601" w:unhideWhenUsed="0"/>
+    <w:lsdException w:name="Medium Grid 2 Accent 6" w:semiHidden="0" w:uiPriority="608" w:unhideWhenUsed="0"/>
+    <w:lsdException w:name="Medium Grid 3 Accent 6" w:semiHidden="0" w:uiPriority="609" w:unhideWhenUsed="0"/>
+    <w:lsdException w:name="Dark List Accent 6" w:semiHidden="0" w:uiPriority="628" w:unhideWhenUsed="0"/>
+    <w:lsdException w:name="Colorful Shading Accent 6" w:semiHidden="0" w:uiPriority="629" w:unhideWhenUsed="0"/>
+    <w:lsdException w:name="Colorful List Accent 6" w:semiHidden="0" w:uiPriority="630" w:unhideWhenUsed="0"/>
+    <w:lsdException w:name="Colorful Grid Accent 6" w:semiHidden="0" w:uiPriority="631" w:unhideWhenUsed="0"/>
+    <w:lsdException w:name="Subtle Emphasis" w:semiHidden="0" w:uiPriority="55" w:unhideWhenUsed="0" w:qFormat="1"/>
+    <w:lsdException w:name="Intense Emphasis" w:semiHidden="0" w:uiPriority="81" w:unhideWhenUsed="0" w:qFormat="1"/>
+    <w:lsdException w:name="Subtle Reference" w:semiHidden="0" w:uiPriority="115" w:unhideWhenUsed="0" w:qFormat="1"/>
+    <w:lsdException w:name="Intense Reference" w:semiHidden="0" w:uiPriority="128" w:unhideWhenUsed="0" w:qFormat="1"/>
+    <w:lsdException w:name="Book Title" w:semiHidden="0" w:uiPriority="129" w:unhideWhenUsed="0" w:qFormat="1"/>
+    <w:lsdException w:name="Bibliography" w:uiPriority="133"/>
+    <w:lsdException w:name="TOC Heading" w:uiPriority="135" w:qFormat="1"/>
   </w:latentStyles>
   <w:style w:type="paragraph" w:default="1" w:styleId="Normal">
     <w:name w:val="Normal"/>

--- a/BGIL_DBT/validation/DM-T/DM-T2_MAXIMUS.docx
+++ b/BGIL_DBT/validation/DM-T/DM-T2_MAXIMUS.docx
@@ -16077,11 +16077,7 @@
           </w:tcPr>
           <w:p>
             <w:r>
-              <w:rPr>
-                <w:lang w:val="en-US"/>
-                <w:rtl w:val="off"/>
-              </w:rPr>
-              <w:t>Fail</w:t>
+              <w:t xml:space="preserve">Fail(Due to source issue)</w:t>
             </w:r>
           </w:p>
         </w:tc>
@@ -16125,7 +16121,11 @@
           <w:tcPr>
             <w:tcW w:w="5640" w:type="dxa"/>
           </w:tcPr>
-          <w:p/>
+          <w:p>
+            <w:r>
+              <w:t xml:space="preserve">Null at source table stg_maximus__pd_prop_sp_pv for its columns</w:t>
+            </w:r>
+          </w:p>
         </w:tc>
       </w:tr>
     </w:tbl>
@@ -17359,11 +17359,7 @@
           </w:tcPr>
           <w:p>
             <w:r>
-              <w:rPr>
-                <w:lang w:val="en-US"/>
-                <w:rtl w:val="off"/>
-              </w:rPr>
-              <w:t>Fail</w:t>
+              <w:t xml:space="preserve">Fail(Due to source issue)</w:t>
             </w:r>
           </w:p>
         </w:tc>
@@ -17407,7 +17403,11 @@
           <w:tcPr>
             <w:tcW w:w="5640" w:type="dxa"/>
           </w:tcPr>
-          <w:p/>
+          <w:p>
+            <w:r>
+              <w:t xml:space="preserve">Null at source table stg_maximus__pd_prop_sp_pv for its columns</w:t>
+            </w:r>
+          </w:p>
         </w:tc>
       </w:tr>
     </w:tbl>
@@ -18597,11 +18597,7 @@
           </w:tcPr>
           <w:p>
             <w:r>
-              <w:rPr>
-                <w:lang w:val="en-US"/>
-                <w:rtl w:val="off"/>
-              </w:rPr>
-              <w:t>Fail</w:t>
+              <w:t xml:space="preserve">Fail(Due to source issue)</w:t>
             </w:r>
           </w:p>
         </w:tc>
@@ -18645,7 +18641,11 @@
           <w:tcPr>
             <w:tcW w:w="5640" w:type="dxa"/>
           </w:tcPr>
-          <w:p/>
+          <w:p>
+            <w:r>
+              <w:t xml:space="preserve">Null at source table stg_maximus__pd_prop_sp_pv for its columns</w:t>
+            </w:r>
+          </w:p>
         </w:tc>
       </w:tr>
     </w:tbl>
@@ -21455,11 +21455,7 @@
           </w:tcPr>
           <w:p>
             <w:r>
-              <w:rPr>
-                <w:lang w:val="en-US"/>
-                <w:rtl w:val="off"/>
-              </w:rPr>
-              <w:t>Fail</w:t>
+              <w:t xml:space="preserve">Fail(Due to source issue)</w:t>
             </w:r>
           </w:p>
         </w:tc>
@@ -21503,7 +21499,11 @@
           <w:tcPr>
             <w:tcW w:w="5640" w:type="dxa"/>
           </w:tcPr>
-          <w:p/>
+          <w:p>
+            <w:r>
+              <w:t xml:space="preserve">Null at source table stg_maximus__pd_prop_sp_pv for its columns</w:t>
+            </w:r>
+          </w:p>
         </w:tc>
       </w:tr>
     </w:tbl>
@@ -22609,11 +22609,7 @@
           </w:tcPr>
           <w:p>
             <w:r>
-              <w:rPr>
-                <w:lang w:val="en-US"/>
-                <w:rtl w:val="off"/>
-              </w:rPr>
-              <w:t>Fail</w:t>
+              <w:t xml:space="preserve">Fail(Due to source issue)</w:t>
             </w:r>
           </w:p>
         </w:tc>
@@ -22657,7 +22653,11 @@
           <w:tcPr>
             <w:tcW w:w="5640" w:type="dxa"/>
           </w:tcPr>
-          <w:p/>
+          <w:p>
+            <w:r>
+              <w:t xml:space="preserve">Null at source table stg_maximus__pd_prop_sp_pv for its columns</w:t>
+            </w:r>
+          </w:p>
         </w:tc>
       </w:tr>
     </w:tbl>
@@ -23385,11 +23385,7 @@
           </w:tcPr>
           <w:p>
             <w:r>
-              <w:rPr>
-                <w:lang w:val="en-US"/>
-                <w:rtl w:val="off"/>
-              </w:rPr>
-              <w:t>Fail</w:t>
+              <w:t xml:space="preserve">Fail(Due to source issue)</w:t>
             </w:r>
           </w:p>
         </w:tc>
@@ -23433,7 +23429,11 @@
           <w:tcPr>
             <w:tcW w:w="5640" w:type="dxa"/>
           </w:tcPr>
-          <w:p/>
+          <w:p>
+            <w:r>
+              <w:t xml:space="preserve">Null at source table stg_maximus__pd_prop_sp_pv for its columns</w:t>
+            </w:r>
+          </w:p>
         </w:tc>
       </w:tr>
     </w:tbl>
@@ -23783,11 +23783,7 @@
           </w:tcPr>
           <w:p>
             <w:r>
-              <w:rPr>
-                <w:lang w:val="en-US"/>
-                <w:rtl w:val="off"/>
-              </w:rPr>
-              <w:t>Fail</w:t>
+              <w:t xml:space="preserve">Fail(Due to source issue)</w:t>
             </w:r>
           </w:p>
         </w:tc>
@@ -23831,7 +23827,11 @@
           <w:tcPr>
             <w:tcW w:w="5640" w:type="dxa"/>
           </w:tcPr>
-          <w:p/>
+          <w:p>
+            <w:r>
+              <w:t xml:space="preserve">Null at source table stg_maximus__pd_prop_sp_pv for its columns</w:t>
+            </w:r>
+          </w:p>
         </w:tc>
       </w:tr>
     </w:tbl>
@@ -24181,11 +24181,7 @@
           </w:tcPr>
           <w:p>
             <w:r>
-              <w:rPr>
-                <w:lang w:val="en-US"/>
-                <w:rtl w:val="off"/>
-              </w:rPr>
-              <w:t>Fail</w:t>
+              <w:t xml:space="preserve">Fail(Due to source issue)</w:t>
             </w:r>
           </w:p>
         </w:tc>
@@ -24229,7 +24225,11 @@
           <w:tcPr>
             <w:tcW w:w="5640" w:type="dxa"/>
           </w:tcPr>
-          <w:p/>
+          <w:p>
+            <w:r>
+              <w:t xml:space="preserve">Null at source table stg_maximus__pd_prop_sp_pv for its columns</w:t>
+            </w:r>
+          </w:p>
         </w:tc>
       </w:tr>
     </w:tbl>
@@ -24957,11 +24957,7 @@
           </w:tcPr>
           <w:p>
             <w:r>
-              <w:rPr>
-                <w:lang w:val="en-US"/>
-                <w:rtl w:val="off"/>
-              </w:rPr>
-              <w:t>Fail</w:t>
+              <w:t xml:space="preserve">Fail(Due to source issue)</w:t>
             </w:r>
           </w:p>
         </w:tc>
@@ -25005,7 +25001,11 @@
           <w:tcPr>
             <w:tcW w:w="5640" w:type="dxa"/>
           </w:tcPr>
-          <w:p/>
+          <w:p>
+            <w:r>
+              <w:t xml:space="preserve">Null at source table stg_maximus__pd_prop_sp_pv for its columns</w:t>
+            </w:r>
+          </w:p>
         </w:tc>
       </w:tr>
     </w:tbl>
@@ -25355,11 +25355,7 @@
           </w:tcPr>
           <w:p>
             <w:r>
-              <w:rPr>
-                <w:lang w:val="en-US"/>
-                <w:rtl w:val="off"/>
-              </w:rPr>
-              <w:t>Fail</w:t>
+              <w:t xml:space="preserve">Fail(Due to source issue)</w:t>
             </w:r>
           </w:p>
         </w:tc>
@@ -25403,7 +25399,11 @@
           <w:tcPr>
             <w:tcW w:w="5640" w:type="dxa"/>
           </w:tcPr>
-          <w:p/>
+          <w:p>
+            <w:r>
+              <w:t xml:space="preserve">Null at source table stg_maximus__pd_prop_sp_pv for its columns</w:t>
+            </w:r>
+          </w:p>
         </w:tc>
       </w:tr>
     </w:tbl>
@@ -27457,11 +27457,7 @@
           </w:tcPr>
           <w:p>
             <w:r>
-              <w:rPr>
-                <w:lang w:val="en-US"/>
-                <w:rtl w:val="off"/>
-              </w:rPr>
-              <w:t>Fail</w:t>
+              <w:t xml:space="preserve">Fail(Due to source issue)</w:t>
             </w:r>
           </w:p>
         </w:tc>
@@ -27505,7 +27501,11 @@
           <w:tcPr>
             <w:tcW w:w="5640" w:type="dxa"/>
           </w:tcPr>
-          <w:p/>
+          <w:p>
+            <w:r>
+              <w:t xml:space="preserve">Null at source table stg_maximus__pd_prop_sp_pv for its columns</w:t>
+            </w:r>
+          </w:p>
         </w:tc>
       </w:tr>
     </w:tbl>
@@ -27855,11 +27855,7 @@
           </w:tcPr>
           <w:p>
             <w:r>
-              <w:rPr>
-                <w:lang w:val="en-US"/>
-                <w:rtl w:val="off"/>
-              </w:rPr>
-              <w:t>Fail</w:t>
+              <w:t xml:space="preserve">Fail(Due to source issue)</w:t>
             </w:r>
           </w:p>
         </w:tc>
@@ -27903,7 +27899,11 @@
           <w:tcPr>
             <w:tcW w:w="5640" w:type="dxa"/>
           </w:tcPr>
-          <w:p/>
+          <w:p>
+            <w:r>
+              <w:t xml:space="preserve">Null at source table stg_maximus__pd_prop_sp_pv for its columns</w:t>
+            </w:r>
+          </w:p>
         </w:tc>
       </w:tr>
     </w:tbl>
@@ -29009,11 +29009,7 @@
           </w:tcPr>
           <w:p>
             <w:r>
-              <w:rPr>
-                <w:lang w:val="en-US"/>
-                <w:rtl w:val="off"/>
-              </w:rPr>
-              <w:t>Fail</w:t>
+              <w:t xml:space="preserve">Fail(Due to source issue)</w:t>
             </w:r>
           </w:p>
         </w:tc>
@@ -29057,7 +29053,11 @@
           <w:tcPr>
             <w:tcW w:w="5640" w:type="dxa"/>
           </w:tcPr>
-          <w:p/>
+          <w:p>
+            <w:r>
+              <w:t xml:space="preserve">Null at source table stg_maximus__pd_prop_sp_pv for its columns</w:t>
+            </w:r>
+          </w:p>
         </w:tc>
       </w:tr>
     </w:tbl>
@@ -29407,11 +29407,7 @@
           </w:tcPr>
           <w:p>
             <w:r>
-              <w:rPr>
-                <w:lang w:val="en-US"/>
-                <w:rtl w:val="off"/>
-              </w:rPr>
-              <w:t>Fail</w:t>
+              <w:t xml:space="preserve">Fail(Due to source issue)</w:t>
             </w:r>
           </w:p>
         </w:tc>
@@ -29455,7 +29451,11 @@
           <w:tcPr>
             <w:tcW w:w="5640" w:type="dxa"/>
           </w:tcPr>
-          <w:p/>
+          <w:p>
+            <w:r>
+              <w:t xml:space="preserve">Null at source table stg_maximus__pd_prop_sp_pv for its columns</w:t>
+            </w:r>
+          </w:p>
         </w:tc>
       </w:tr>
     </w:tbl>
@@ -29805,11 +29805,7 @@
           </w:tcPr>
           <w:p>
             <w:r>
-              <w:rPr>
-                <w:lang w:val="en-US"/>
-                <w:rtl w:val="off"/>
-              </w:rPr>
-              <w:t>Fail</w:t>
+              <w:t xml:space="preserve">Fail(Due to source issue)</w:t>
             </w:r>
           </w:p>
         </w:tc>
@@ -29853,7 +29849,11 @@
           <w:tcPr>
             <w:tcW w:w="5640" w:type="dxa"/>
           </w:tcPr>
-          <w:p/>
+          <w:p>
+            <w:r>
+              <w:t xml:space="preserve">Null at source table stg_maximus__pd_prop_sp_pv for its columns</w:t>
+            </w:r>
+          </w:p>
         </w:tc>
       </w:tr>
     </w:tbl>
@@ -30979,11 +30979,7 @@
           </w:tcPr>
           <w:p>
             <w:r>
-              <w:rPr>
-                <w:lang w:val="en-US"/>
-                <w:rtl w:val="off"/>
-              </w:rPr>
-              <w:t>Fail</w:t>
+              <w:t xml:space="preserve">Fail(Due to source issue)</w:t>
             </w:r>
           </w:p>
         </w:tc>
@@ -31027,7 +31023,11 @@
           <w:tcPr>
             <w:tcW w:w="5640" w:type="dxa"/>
           </w:tcPr>
-          <w:p/>
+          <w:p>
+            <w:r>
+              <w:t xml:space="preserve">Null at source table stg_maximus__pd_prop_sp_pv for its columns</w:t>
+            </w:r>
+          </w:p>
         </w:tc>
       </w:tr>
     </w:tbl>
@@ -31755,11 +31755,7 @@
           </w:tcPr>
           <w:p>
             <w:r>
-              <w:rPr>
-                <w:lang w:val="en-US"/>
-                <w:rtl w:val="off"/>
-              </w:rPr>
-              <w:t>Fail</w:t>
+              <w:t xml:space="preserve">Fail(Due to source issue)</w:t>
             </w:r>
           </w:p>
         </w:tc>
@@ -31803,7 +31799,11 @@
           <w:tcPr>
             <w:tcW w:w="5640" w:type="dxa"/>
           </w:tcPr>
-          <w:p/>
+          <w:p>
+            <w:r>
+              <w:t xml:space="preserve">Null at source table stg_maximus__pd_prop_sp_pv for its columns</w:t>
+            </w:r>
+          </w:p>
         </w:tc>
       </w:tr>
     </w:tbl>
@@ -33665,11 +33665,7 @@
           </w:tcPr>
           <w:p>
             <w:r>
-              <w:rPr>
-                <w:lang w:val="en-US"/>
-                <w:rtl w:val="off"/>
-              </w:rPr>
-              <w:t>Fail</w:t>
+              <w:t xml:space="preserve">Fail(Due to source issue)</w:t>
             </w:r>
           </w:p>
         </w:tc>
@@ -33713,7 +33709,11 @@
           <w:tcPr>
             <w:tcW w:w="5640" w:type="dxa"/>
           </w:tcPr>
-          <w:p/>
+          <w:p>
+            <w:r>
+              <w:t xml:space="preserve">Null at source table stg_maximus__pd_prop_sp_pv for its columns</w:t>
+            </w:r>
+          </w:p>
         </w:tc>
       </w:tr>
     </w:tbl>
@@ -34063,11 +34063,7 @@
           </w:tcPr>
           <w:p>
             <w:r>
-              <w:rPr>
-                <w:lang w:val="en-US"/>
-                <w:rtl w:val="off"/>
-              </w:rPr>
-              <w:t>Fail</w:t>
+              <w:t xml:space="preserve">Fail(Due to source issue)</w:t>
             </w:r>
           </w:p>
         </w:tc>
@@ -34111,7 +34107,11 @@
           <w:tcPr>
             <w:tcW w:w="5640" w:type="dxa"/>
           </w:tcPr>
-          <w:p/>
+          <w:p>
+            <w:r>
+              <w:t xml:space="preserve">Null at source table stg_maximus__pd_prop_sp_pv for its columns</w:t>
+            </w:r>
+          </w:p>
         </w:tc>
       </w:tr>
     </w:tbl>
@@ -34461,11 +34461,7 @@
           </w:tcPr>
           <w:p>
             <w:r>
-              <w:rPr>
-                <w:lang w:val="en-US"/>
-                <w:rtl w:val="off"/>
-              </w:rPr>
-              <w:t>Fail</w:t>
+              <w:t xml:space="preserve">Fail(Due to source issue)</w:t>
             </w:r>
           </w:p>
         </w:tc>
@@ -34509,7 +34505,11 @@
           <w:tcPr>
             <w:tcW w:w="5640" w:type="dxa"/>
           </w:tcPr>
-          <w:p/>
+          <w:p>
+            <w:r>
+              <w:t xml:space="preserve">Null at source table stg_maximus__pd_prop_sp_pv for its columns</w:t>
+            </w:r>
+          </w:p>
         </w:tc>
       </w:tr>
     </w:tbl>
@@ -42817,11 +42817,7 @@
           </w:tcPr>
           <w:p>
             <w:r>
-              <w:rPr>
-                <w:lang w:val="en-US"/>
-                <w:rtl w:val="off"/>
-              </w:rPr>
-              <w:t>Fail</w:t>
+              <w:t xml:space="preserve">Fail(Due to source issue)</w:t>
             </w:r>
           </w:p>
         </w:tc>
@@ -42865,7 +42861,11 @@
           <w:tcPr>
             <w:tcW w:w="5640" w:type="dxa"/>
           </w:tcPr>
-          <w:p/>
+          <w:p>
+            <w:r>
+              <w:t xml:space="preserve">Null at source table stg_maximus__pd_prop_sp_pv for its columns</w:t>
+            </w:r>
+          </w:p>
         </w:tc>
       </w:tr>
     </w:tbl>
@@ -43215,11 +43215,7 @@
           </w:tcPr>
           <w:p>
             <w:r>
-              <w:rPr>
-                <w:lang w:val="en-US"/>
-                <w:rtl w:val="off"/>
-              </w:rPr>
-              <w:t>Fail</w:t>
+              <w:t xml:space="preserve">Fail(Due to source issue)</w:t>
             </w:r>
           </w:p>
         </w:tc>
@@ -43263,7 +43259,11 @@
           <w:tcPr>
             <w:tcW w:w="5640" w:type="dxa"/>
           </w:tcPr>
-          <w:p/>
+          <w:p>
+            <w:r>
+              <w:t xml:space="preserve">Null at source table stg_maximus__pd_prop_sp_pv for its columns</w:t>
+            </w:r>
+          </w:p>
         </w:tc>
       </w:tr>
     </w:tbl>
@@ -45779,11 +45779,7 @@
           </w:tcPr>
           <w:p>
             <w:r>
-              <w:rPr>
-                <w:lang w:val="en-US"/>
-                <w:rtl w:val="off"/>
-              </w:rPr>
-              <w:t>Fail</w:t>
+              <w:t xml:space="preserve">Fail(Due to source issue)</w:t>
             </w:r>
           </w:p>
         </w:tc>
@@ -45827,7 +45823,11 @@
           <w:tcPr>
             <w:tcW w:w="5640" w:type="dxa"/>
           </w:tcPr>
-          <w:p/>
+          <w:p>
+            <w:r>
+              <w:t xml:space="preserve">Null at source tables stg_maximus__pd_prop_msdp_pv and stg_maximus__pd_prop_sp_pv for its columns</w:t>
+            </w:r>
+          </w:p>
         </w:tc>
       </w:tr>
     </w:tbl>
@@ -46575,11 +46575,7 @@
           </w:tcPr>
           <w:p>
             <w:r>
-              <w:rPr>
-                <w:lang w:val="en-US"/>
-                <w:rtl w:val="off"/>
-              </w:rPr>
-              <w:t>Fail</w:t>
+              <w:t xml:space="preserve">Fail(Due to source issue)</w:t>
             </w:r>
           </w:p>
         </w:tc>
@@ -46623,7 +46619,11 @@
           <w:tcPr>
             <w:tcW w:w="5640" w:type="dxa"/>
           </w:tcPr>
-          <w:p/>
+          <w:p>
+            <w:r>
+              <w:t xml:space="preserve">Null at source table stg_maximus__pd_prop_sp_pv for its columns</w:t>
+            </w:r>
+          </w:p>
         </w:tc>
       </w:tr>
     </w:tbl>
@@ -46973,11 +46973,7 @@
           </w:tcPr>
           <w:p>
             <w:r>
-              <w:rPr>
-                <w:lang w:val="en-US"/>
-                <w:rtl w:val="off"/>
-              </w:rPr>
-              <w:t>Fail</w:t>
+              <w:t xml:space="preserve">Fail(Due to source issue)</w:t>
             </w:r>
           </w:p>
         </w:tc>
@@ -47021,7 +47017,11 @@
           <w:tcPr>
             <w:tcW w:w="5640" w:type="dxa"/>
           </w:tcPr>
-          <w:p/>
+          <w:p>
+            <w:r>
+              <w:t xml:space="preserve">Null at source table stg_maximus__pd_prop_sp_pv for its columns</w:t>
+            </w:r>
+          </w:p>
         </w:tc>
       </w:tr>
     </w:tbl>
@@ -49891,11 +49891,7 @@
           </w:tcPr>
           <w:p>
             <w:r>
-              <w:rPr>
-                <w:lang w:val="en-US"/>
-                <w:rtl w:val="off"/>
-              </w:rPr>
-              <w:t>Fail</w:t>
+              <w:t xml:space="preserve">Fail(Due to source issue)</w:t>
             </w:r>
           </w:p>
         </w:tc>
@@ -49939,7 +49935,11 @@
           <w:tcPr>
             <w:tcW w:w="5640" w:type="dxa"/>
           </w:tcPr>
-          <w:p/>
+          <w:p>
+            <w:r>
+              <w:t xml:space="preserve">Null at source table stg_maximus__pd_prop_sp_pv for its columns</w:t>
+            </w:r>
+          </w:p>
         </w:tc>
       </w:tr>
     </w:tbl>
@@ -50289,11 +50289,7 @@
           </w:tcPr>
           <w:p>
             <w:r>
-              <w:rPr>
-                <w:lang w:val="en-US"/>
-                <w:rtl w:val="off"/>
-              </w:rPr>
-              <w:t>Fail</w:t>
+              <w:t xml:space="preserve">Fail(Due to source issue)</w:t>
             </w:r>
           </w:p>
         </w:tc>
@@ -50337,7 +50333,11 @@
           <w:tcPr>
             <w:tcW w:w="5640" w:type="dxa"/>
           </w:tcPr>
-          <w:p/>
+          <w:p>
+            <w:r>
+              <w:t xml:space="preserve">Null at source table stg_maximus__pd_prop_sp_pv for its columns</w:t>
+            </w:r>
+          </w:p>
         </w:tc>
       </w:tr>
     </w:tbl>
@@ -51129,11 +51129,7 @@
           </w:tcPr>
           <w:p>
             <w:r>
-              <w:rPr>
-                <w:lang w:val="en-US"/>
-                <w:rtl w:val="off"/>
-              </w:rPr>
-              <w:t>Fail</w:t>
+              <w:t xml:space="preserve">Fail(Due to source issue)</w:t>
             </w:r>
           </w:p>
         </w:tc>
@@ -51177,7 +51173,11 @@
           <w:tcPr>
             <w:tcW w:w="5640" w:type="dxa"/>
           </w:tcPr>
-          <w:p/>
+          <w:p>
+            <w:r>
+              <w:t xml:space="preserve">Null at source table stg_maximus__pd_prop_sp_pv for its columns</w:t>
+            </w:r>
+          </w:p>
         </w:tc>
       </w:tr>
     </w:tbl>
@@ -51969,11 +51969,7 @@
           </w:tcPr>
           <w:p>
             <w:r>
-              <w:rPr>
-                <w:lang w:val="en-US"/>
-                <w:rtl w:val="off"/>
-              </w:rPr>
-              <w:t>Fail</w:t>
+              <w:t xml:space="preserve">Fail(Due to source issue)</w:t>
             </w:r>
           </w:p>
         </w:tc>
@@ -52017,7 +52013,11 @@
           <w:tcPr>
             <w:tcW w:w="5640" w:type="dxa"/>
           </w:tcPr>
-          <w:p/>
+          <w:p>
+            <w:r>
+              <w:t xml:space="preserve">Null at source table stg_maximus__pd_prop_sp_pv for its columns</w:t>
+            </w:r>
+          </w:p>
         </w:tc>
       </w:tr>
     </w:tbl>
@@ -52367,11 +52367,7 @@
           </w:tcPr>
           <w:p>
             <w:r>
-              <w:rPr>
-                <w:lang w:val="en-US"/>
-                <w:rtl w:val="off"/>
-              </w:rPr>
-              <w:t>Fail</w:t>
+              <w:t xml:space="preserve">Fail(Due to source issue)</w:t>
             </w:r>
           </w:p>
         </w:tc>
@@ -52415,7 +52411,11 @@
           <w:tcPr>
             <w:tcW w:w="5640" w:type="dxa"/>
           </w:tcPr>
-          <w:p/>
+          <w:p>
+            <w:r>
+              <w:t xml:space="preserve">Null at source table stg_maximus__pd_prop_sp_pv for its columns</w:t>
+            </w:r>
+          </w:p>
         </w:tc>
       </w:tr>
     </w:tbl>
@@ -53605,11 +53605,7 @@
           </w:tcPr>
           <w:p>
             <w:r>
-              <w:rPr>
-                <w:lang w:val="en-US"/>
-                <w:rtl w:val="off"/>
-              </w:rPr>
-              <w:t>Fail</w:t>
+              <w:t xml:space="preserve">Fail(Due to source issue)</w:t>
             </w:r>
           </w:p>
         </w:tc>
@@ -53653,7 +53649,11 @@
           <w:tcPr>
             <w:tcW w:w="5640" w:type="dxa"/>
           </w:tcPr>
-          <w:p/>
+          <w:p>
+            <w:r>
+              <w:t xml:space="preserve">Null at source table stg_maximus__pd_prop_sp_pv for its columns</w:t>
+            </w:r>
+          </w:p>
         </w:tc>
       </w:tr>
     </w:tbl>

--- a/BGIL_DBT/validation/DM-T/DM-T2_MAXIMUS.docx
+++ b/BGIL_DBT/validation/DM-T/DM-T2_MAXIMUS.docx
@@ -12739,7 +12739,7 @@
                 <w:lang w:val="en-US"/>
                 <w:rtl w:val="off"/>
               </w:rPr>
-              <w:t>Fail</w:t>
+              <w:t>Pass</w:t>
             </w:r>
           </w:p>
         </w:tc>
@@ -13044,10 +13044,10 @@
             </w:r>
             <w:r>
               <w:drawing>
-                <wp:inline distT="0" distB="0" distL="0" distR="0">
-                  <wp:extent cx="5486400" cy="1545590"/>
+                <wp:inline distT="0" distB="0" distL="180" distR="180">
+                  <wp:extent cx="5486400" cy="1706245"/>
                   <wp:effectExtent l="0" t="0" r="0" b="0"/>
-                  <wp:docPr id="1035" name="shape1035" hidden="0"/>
+                  <wp:docPr id="1070" name="shape1070" hidden="0"/>
                   <wp:cNvGraphicFramePr>
                     <a:graphicFrameLocks xmlns:a="http://schemas.openxmlformats.org/drawingml/2006/main" noChangeAspect="1"/>
                   </wp:cNvGraphicFramePr>
@@ -13076,7 +13076,7 @@
                         <pic:spPr>
                           <a:xfrm>
                             <a:off x="0" y="0"/>
-                            <a:ext cx="5486400" cy="1545590"/>
+                            <a:ext cx="5486400" cy="1706245"/>
                           </a:xfrm>
                           <a:prstGeom prst="rect"/>
                         </pic:spPr>
@@ -16077,7 +16077,7 @@
           </w:tcPr>
           <w:p>
             <w:r>
-              <w:t xml:space="preserve">Fail(Due to source issue)</w:t>
+              <w:t>Fail(Due to source issue)</w:t>
             </w:r>
           </w:p>
         </w:tc>
@@ -16123,7 +16123,7 @@
           </w:tcPr>
           <w:p>
             <w:r>
-              <w:t xml:space="preserve">Null at source table stg_maximus__pd_prop_sp_pv for its columns</w:t>
+              <w:t>Null at source table stg_maximus__pd_prop_sp_pv for its columns</w:t>
             </w:r>
           </w:p>
         </w:tc>
@@ -17359,7 +17359,7 @@
           </w:tcPr>
           <w:p>
             <w:r>
-              <w:t xml:space="preserve">Fail(Due to source issue)</w:t>
+              <w:t>Fail(Due to source issue)</w:t>
             </w:r>
           </w:p>
         </w:tc>
@@ -17405,7 +17405,7 @@
           </w:tcPr>
           <w:p>
             <w:r>
-              <w:t xml:space="preserve">Null at source table stg_maximus__pd_prop_sp_pv for its columns</w:t>
+              <w:t>Null at source table stg_maximus__pd_prop_sp_pv for its columns</w:t>
             </w:r>
           </w:p>
         </w:tc>
@@ -18597,7 +18597,7 @@
           </w:tcPr>
           <w:p>
             <w:r>
-              <w:t xml:space="preserve">Fail(Due to source issue)</w:t>
+              <w:t>Fail(Due to source issue)</w:t>
             </w:r>
           </w:p>
         </w:tc>
@@ -18643,7 +18643,7 @@
           </w:tcPr>
           <w:p>
             <w:r>
-              <w:t xml:space="preserve">Null at source table stg_maximus__pd_prop_sp_pv for its columns</w:t>
+              <w:t>Null at source table stg_maximus__pd_prop_sp_pv for its columns</w:t>
             </w:r>
           </w:p>
         </w:tc>
@@ -21455,7 +21455,7 @@
           </w:tcPr>
           <w:p>
             <w:r>
-              <w:t xml:space="preserve">Fail(Due to source issue)</w:t>
+              <w:t>Fail(Due to source issue)</w:t>
             </w:r>
           </w:p>
         </w:tc>
@@ -21501,7 +21501,7 @@
           </w:tcPr>
           <w:p>
             <w:r>
-              <w:t xml:space="preserve">Null at source table stg_maximus__pd_prop_sp_pv for its columns</w:t>
+              <w:t>Null at source table stg_maximus__pd_prop_sp_pv for its columns</w:t>
             </w:r>
           </w:p>
         </w:tc>
@@ -22609,7 +22609,7 @@
           </w:tcPr>
           <w:p>
             <w:r>
-              <w:t xml:space="preserve">Fail(Due to source issue)</w:t>
+              <w:t>Fail(Due to source issue)</w:t>
             </w:r>
           </w:p>
         </w:tc>
@@ -22655,7 +22655,7 @@
           </w:tcPr>
           <w:p>
             <w:r>
-              <w:t xml:space="preserve">Null at source table stg_maximus__pd_prop_sp_pv for its columns</w:t>
+              <w:t>Null at source table stg_maximus__pd_prop_sp_pv for its columns</w:t>
             </w:r>
           </w:p>
         </w:tc>
@@ -23385,7 +23385,7 @@
           </w:tcPr>
           <w:p>
             <w:r>
-              <w:t xml:space="preserve">Fail(Due to source issue)</w:t>
+              <w:t>Fail(Due to source issue)</w:t>
             </w:r>
           </w:p>
         </w:tc>
@@ -23431,7 +23431,7 @@
           </w:tcPr>
           <w:p>
             <w:r>
-              <w:t xml:space="preserve">Null at source table stg_maximus__pd_prop_sp_pv for its columns</w:t>
+              <w:t>Null at source table stg_maximus__pd_prop_sp_pv for its columns</w:t>
             </w:r>
           </w:p>
         </w:tc>
@@ -23783,7 +23783,7 @@
           </w:tcPr>
           <w:p>
             <w:r>
-              <w:t xml:space="preserve">Fail(Due to source issue)</w:t>
+              <w:t>Fail(Due to source issue)</w:t>
             </w:r>
           </w:p>
         </w:tc>
@@ -23829,7 +23829,7 @@
           </w:tcPr>
           <w:p>
             <w:r>
-              <w:t xml:space="preserve">Null at source table stg_maximus__pd_prop_sp_pv for its columns</w:t>
+              <w:t>Null at source table stg_maximus__pd_prop_sp_pv for its columns</w:t>
             </w:r>
           </w:p>
         </w:tc>
@@ -24181,7 +24181,7 @@
           </w:tcPr>
           <w:p>
             <w:r>
-              <w:t xml:space="preserve">Fail(Due to source issue)</w:t>
+              <w:t>Fail(Due to source issue)</w:t>
             </w:r>
           </w:p>
         </w:tc>
@@ -24227,7 +24227,7 @@
           </w:tcPr>
           <w:p>
             <w:r>
-              <w:t xml:space="preserve">Null at source table stg_maximus__pd_prop_sp_pv for its columns</w:t>
+              <w:t>Null at source table stg_maximus__pd_prop_sp_pv for its columns</w:t>
             </w:r>
           </w:p>
         </w:tc>
@@ -24957,7 +24957,7 @@
           </w:tcPr>
           <w:p>
             <w:r>
-              <w:t xml:space="preserve">Fail(Due to source issue)</w:t>
+              <w:t>Fail(Due to source issue)</w:t>
             </w:r>
           </w:p>
         </w:tc>
@@ -25003,7 +25003,7 @@
           </w:tcPr>
           <w:p>
             <w:r>
-              <w:t xml:space="preserve">Null at source table stg_maximus__pd_prop_sp_pv for its columns</w:t>
+              <w:t>Null at source table stg_maximus__pd_prop_sp_pv for its columns</w:t>
             </w:r>
           </w:p>
         </w:tc>
@@ -25355,7 +25355,7 @@
           </w:tcPr>
           <w:p>
             <w:r>
-              <w:t xml:space="preserve">Fail(Due to source issue)</w:t>
+              <w:t>Fail(Due to source issue)</w:t>
             </w:r>
           </w:p>
         </w:tc>
@@ -25401,7 +25401,7 @@
           </w:tcPr>
           <w:p>
             <w:r>
-              <w:t xml:space="preserve">Null at source table stg_maximus__pd_prop_sp_pv for its columns</w:t>
+              <w:t>Null at source table stg_maximus__pd_prop_sp_pv for its columns</w:t>
             </w:r>
           </w:p>
         </w:tc>
@@ -27457,7 +27457,7 @@
           </w:tcPr>
           <w:p>
             <w:r>
-              <w:t xml:space="preserve">Fail(Due to source issue)</w:t>
+              <w:t>Fail(Due to source issue)</w:t>
             </w:r>
           </w:p>
         </w:tc>
@@ -27503,7 +27503,7 @@
           </w:tcPr>
           <w:p>
             <w:r>
-              <w:t xml:space="preserve">Null at source table stg_maximus__pd_prop_sp_pv for its columns</w:t>
+              <w:t>Null at source table stg_maximus__pd_prop_sp_pv for its columns</w:t>
             </w:r>
           </w:p>
         </w:tc>
@@ -27855,7 +27855,7 @@
           </w:tcPr>
           <w:p>
             <w:r>
-              <w:t xml:space="preserve">Fail(Due to source issue)</w:t>
+              <w:t>Fail(Due to source issue)</w:t>
             </w:r>
           </w:p>
         </w:tc>
@@ -27901,7 +27901,7 @@
           </w:tcPr>
           <w:p>
             <w:r>
-              <w:t xml:space="preserve">Null at source table stg_maximus__pd_prop_sp_pv for its columns</w:t>
+              <w:t>Null at source table stg_maximus__pd_prop_sp_pv for its columns</w:t>
             </w:r>
           </w:p>
         </w:tc>
@@ -29009,7 +29009,7 @@
           </w:tcPr>
           <w:p>
             <w:r>
-              <w:t xml:space="preserve">Fail(Due to source issue)</w:t>
+              <w:t>Fail(Due to source issue)</w:t>
             </w:r>
           </w:p>
         </w:tc>
@@ -29055,7 +29055,7 @@
           </w:tcPr>
           <w:p>
             <w:r>
-              <w:t xml:space="preserve">Null at source table stg_maximus__pd_prop_sp_pv for its columns</w:t>
+              <w:t>Null at source table stg_maximus__pd_prop_sp_pv for its columns</w:t>
             </w:r>
           </w:p>
         </w:tc>
@@ -29407,7 +29407,7 @@
           </w:tcPr>
           <w:p>
             <w:r>
-              <w:t xml:space="preserve">Fail(Due to source issue)</w:t>
+              <w:t>Fail(Due to source issue)</w:t>
             </w:r>
           </w:p>
         </w:tc>
@@ -29453,7 +29453,7 @@
           </w:tcPr>
           <w:p>
             <w:r>
-              <w:t xml:space="preserve">Null at source table stg_maximus__pd_prop_sp_pv for its columns</w:t>
+              <w:t>Null at source table stg_maximus__pd_prop_sp_pv for its columns</w:t>
             </w:r>
           </w:p>
         </w:tc>
@@ -29805,7 +29805,7 @@
           </w:tcPr>
           <w:p>
             <w:r>
-              <w:t xml:space="preserve">Fail(Due to source issue)</w:t>
+              <w:t>Fail(Due to source issue)</w:t>
             </w:r>
           </w:p>
         </w:tc>
@@ -29851,7 +29851,7 @@
           </w:tcPr>
           <w:p>
             <w:r>
-              <w:t xml:space="preserve">Null at source table stg_maximus__pd_prop_sp_pv for its columns</w:t>
+              <w:t>Null at source table stg_maximus__pd_prop_sp_pv for its columns</w:t>
             </w:r>
           </w:p>
         </w:tc>
@@ -30979,7 +30979,7 @@
           </w:tcPr>
           <w:p>
             <w:r>
-              <w:t xml:space="preserve">Fail(Due to source issue)</w:t>
+              <w:t>Fail(Due to source issue)</w:t>
             </w:r>
           </w:p>
         </w:tc>
@@ -31025,7 +31025,7 @@
           </w:tcPr>
           <w:p>
             <w:r>
-              <w:t xml:space="preserve">Null at source table stg_maximus__pd_prop_sp_pv for its columns</w:t>
+              <w:t>Null at source table stg_maximus__pd_prop_sp_pv for its columns</w:t>
             </w:r>
           </w:p>
         </w:tc>
@@ -31755,7 +31755,7 @@
           </w:tcPr>
           <w:p>
             <w:r>
-              <w:t xml:space="preserve">Fail(Due to source issue)</w:t>
+              <w:t>Fail(Due to source issue)</w:t>
             </w:r>
           </w:p>
         </w:tc>
@@ -31801,7 +31801,7 @@
           </w:tcPr>
           <w:p>
             <w:r>
-              <w:t xml:space="preserve">Null at source table stg_maximus__pd_prop_sp_pv for its columns</w:t>
+              <w:t>Null at source table stg_maximus__pd_prop_sp_pv for its columns</w:t>
             </w:r>
           </w:p>
         </w:tc>
@@ -33665,7 +33665,7 @@
           </w:tcPr>
           <w:p>
             <w:r>
-              <w:t xml:space="preserve">Fail(Due to source issue)</w:t>
+              <w:t>Fail(Due to source issue)</w:t>
             </w:r>
           </w:p>
         </w:tc>
@@ -33711,7 +33711,7 @@
           </w:tcPr>
           <w:p>
             <w:r>
-              <w:t xml:space="preserve">Null at source table stg_maximus__pd_prop_sp_pv for its columns</w:t>
+              <w:t>Null at source table stg_maximus__pd_prop_sp_pv for its columns</w:t>
             </w:r>
           </w:p>
         </w:tc>
@@ -34063,7 +34063,7 @@
           </w:tcPr>
           <w:p>
             <w:r>
-              <w:t xml:space="preserve">Fail(Due to source issue)</w:t>
+              <w:t>Fail(Due to source issue)</w:t>
             </w:r>
           </w:p>
         </w:tc>
@@ -34109,7 +34109,7 @@
           </w:tcPr>
           <w:p>
             <w:r>
-              <w:t xml:space="preserve">Null at source table stg_maximus__pd_prop_sp_pv for its columns</w:t>
+              <w:t>Null at source table stg_maximus__pd_prop_sp_pv for its columns</w:t>
             </w:r>
           </w:p>
         </w:tc>
@@ -34461,7 +34461,7 @@
           </w:tcPr>
           <w:p>
             <w:r>
-              <w:t xml:space="preserve">Fail(Due to source issue)</w:t>
+              <w:t>Fail(Due to source issue)</w:t>
             </w:r>
           </w:p>
         </w:tc>
@@ -34507,7 +34507,7 @@
           </w:tcPr>
           <w:p>
             <w:r>
-              <w:t xml:space="preserve">Null at source table stg_maximus__pd_prop_sp_pv for its columns</w:t>
+              <w:t>Null at source table stg_maximus__pd_prop_sp_pv for its columns</w:t>
             </w:r>
           </w:p>
         </w:tc>
@@ -42817,7 +42817,7 @@
           </w:tcPr>
           <w:p>
             <w:r>
-              <w:t xml:space="preserve">Fail(Due to source issue)</w:t>
+              <w:t>Fail(Due to source issue)</w:t>
             </w:r>
           </w:p>
         </w:tc>
@@ -42863,7 +42863,7 @@
           </w:tcPr>
           <w:p>
             <w:r>
-              <w:t xml:space="preserve">Null at source table stg_maximus__pd_prop_sp_pv for its columns</w:t>
+              <w:t>Null at source table stg_maximus__pd_prop_sp_pv for its columns</w:t>
             </w:r>
           </w:p>
         </w:tc>
@@ -43215,7 +43215,7 @@
           </w:tcPr>
           <w:p>
             <w:r>
-              <w:t xml:space="preserve">Fail(Due to source issue)</w:t>
+              <w:t>Fail(Due to source issue)</w:t>
             </w:r>
           </w:p>
         </w:tc>
@@ -43261,7 +43261,7 @@
           </w:tcPr>
           <w:p>
             <w:r>
-              <w:t xml:space="preserve">Null at source table stg_maximus__pd_prop_sp_pv for its columns</w:t>
+              <w:t>Null at source table stg_maximus__pd_prop_sp_pv for its columns</w:t>
             </w:r>
           </w:p>
         </w:tc>
@@ -45779,7 +45779,7 @@
           </w:tcPr>
           <w:p>
             <w:r>
-              <w:t xml:space="preserve">Fail(Due to source issue)</w:t>
+              <w:t>Fail(Due to source issue)</w:t>
             </w:r>
           </w:p>
         </w:tc>
@@ -45825,7 +45825,7 @@
           </w:tcPr>
           <w:p>
             <w:r>
-              <w:t xml:space="preserve">Null at source tables stg_maximus__pd_prop_msdp_pv and stg_maximus__pd_prop_sp_pv for its columns</w:t>
+              <w:t>Null at source tables stg_maximus__pd_prop_msdp_pv and stg_maximus__pd_prop_sp_pv for its columns</w:t>
             </w:r>
           </w:p>
         </w:tc>
@@ -46575,7 +46575,7 @@
           </w:tcPr>
           <w:p>
             <w:r>
-              <w:t xml:space="preserve">Fail(Due to source issue)</w:t>
+              <w:t>Fail(Due to source issue)</w:t>
             </w:r>
           </w:p>
         </w:tc>
@@ -46621,7 +46621,7 @@
           </w:tcPr>
           <w:p>
             <w:r>
-              <w:t xml:space="preserve">Null at source table stg_maximus__pd_prop_sp_pv for its columns</w:t>
+              <w:t>Null at source table stg_maximus__pd_prop_sp_pv for its columns</w:t>
             </w:r>
           </w:p>
         </w:tc>
@@ -46973,7 +46973,7 @@
           </w:tcPr>
           <w:p>
             <w:r>
-              <w:t xml:space="preserve">Fail(Due to source issue)</w:t>
+              <w:t>Fail(Due to source issue)</w:t>
             </w:r>
           </w:p>
         </w:tc>
@@ -47019,7 +47019,7 @@
           </w:tcPr>
           <w:p>
             <w:r>
-              <w:t xml:space="preserve">Null at source table stg_maximus__pd_prop_sp_pv for its columns</w:t>
+              <w:t>Null at source table stg_maximus__pd_prop_sp_pv for its columns</w:t>
             </w:r>
           </w:p>
         </w:tc>
@@ -49891,7 +49891,7 @@
           </w:tcPr>
           <w:p>
             <w:r>
-              <w:t xml:space="preserve">Fail(Due to source issue)</w:t>
+              <w:t>Fail(Due to source issue)</w:t>
             </w:r>
           </w:p>
         </w:tc>
@@ -49937,7 +49937,7 @@
           </w:tcPr>
           <w:p>
             <w:r>
-              <w:t xml:space="preserve">Null at source table stg_maximus__pd_prop_sp_pv for its columns</w:t>
+              <w:t>Null at source table stg_maximus__pd_prop_sp_pv for its columns</w:t>
             </w:r>
           </w:p>
         </w:tc>
@@ -50289,7 +50289,7 @@
           </w:tcPr>
           <w:p>
             <w:r>
-              <w:t xml:space="preserve">Fail(Due to source issue)</w:t>
+              <w:t>Fail(Due to source issue)</w:t>
             </w:r>
           </w:p>
         </w:tc>
@@ -50335,7 +50335,7 @@
           </w:tcPr>
           <w:p>
             <w:r>
-              <w:t xml:space="preserve">Null at source table stg_maximus__pd_prop_sp_pv for its columns</w:t>
+              <w:t>Null at source table stg_maximus__pd_prop_sp_pv for its columns</w:t>
             </w:r>
           </w:p>
         </w:tc>
@@ -51129,7 +51129,7 @@
           </w:tcPr>
           <w:p>
             <w:r>
-              <w:t xml:space="preserve">Fail(Due to source issue)</w:t>
+              <w:t>Fail(Due to source issue)</w:t>
             </w:r>
           </w:p>
         </w:tc>
@@ -51175,7 +51175,7 @@
           </w:tcPr>
           <w:p>
             <w:r>
-              <w:t xml:space="preserve">Null at source table stg_maximus__pd_prop_sp_pv for its columns</w:t>
+              <w:t>Null at source table stg_maximus__pd_prop_sp_pv for its columns</w:t>
             </w:r>
           </w:p>
         </w:tc>
@@ -51969,7 +51969,7 @@
           </w:tcPr>
           <w:p>
             <w:r>
-              <w:t xml:space="preserve">Fail(Due to source issue)</w:t>
+              <w:t>Fail(Due to source issue)</w:t>
             </w:r>
           </w:p>
         </w:tc>
@@ -52015,7 +52015,7 @@
           </w:tcPr>
           <w:p>
             <w:r>
-              <w:t xml:space="preserve">Null at source table stg_maximus__pd_prop_sp_pv for its columns</w:t>
+              <w:t>Null at source table stg_maximus__pd_prop_sp_pv for its columns</w:t>
             </w:r>
           </w:p>
         </w:tc>
@@ -52367,7 +52367,7 @@
           </w:tcPr>
           <w:p>
             <w:r>
-              <w:t xml:space="preserve">Fail(Due to source issue)</w:t>
+              <w:t>Fail(Due to source issue)</w:t>
             </w:r>
           </w:p>
         </w:tc>
@@ -52413,7 +52413,7 @@
           </w:tcPr>
           <w:p>
             <w:r>
-              <w:t xml:space="preserve">Null at source table stg_maximus__pd_prop_sp_pv for its columns</w:t>
+              <w:t>Null at source table stg_maximus__pd_prop_sp_pv for its columns</w:t>
             </w:r>
           </w:p>
         </w:tc>
@@ -53605,7 +53605,7 @@
           </w:tcPr>
           <w:p>
             <w:r>
-              <w:t xml:space="preserve">Fail(Due to source issue)</w:t>
+              <w:t>Fail(Due to source issue)</w:t>
             </w:r>
           </w:p>
         </w:tc>
@@ -53651,7 +53651,7 @@
           </w:tcPr>
           <w:p>
             <w:r>
-              <w:t xml:space="preserve">Null at source table stg_maximus__pd_prop_sp_pv for its columns</w:t>
+              <w:t>Null at source table stg_maximus__pd_prop_sp_pv for its columns</w:t>
             </w:r>
           </w:p>
         </w:tc>
@@ -54426,133 +54426,133 @@
     <w:lsdException w:name="heading 7" w:uiPriority="9" w:qFormat="1"/>
     <w:lsdException w:name="heading 8" w:uiPriority="9" w:qFormat="1"/>
     <w:lsdException w:name="heading 9" w:uiPriority="9" w:qFormat="1"/>
-    <w:lsdException w:name="toc 1" w:uiPriority="135"/>
-    <w:lsdException w:name="toc 2" w:uiPriority="135"/>
-    <w:lsdException w:name="toc 3" w:uiPriority="135"/>
-    <w:lsdException w:name="toc 4" w:uiPriority="135"/>
-    <w:lsdException w:name="toc 5" w:uiPriority="135"/>
-    <w:lsdException w:name="toc 6" w:uiPriority="135"/>
-    <w:lsdException w:name="toc 7" w:uiPriority="135"/>
-    <w:lsdException w:name="toc 8" w:uiPriority="135"/>
-    <w:lsdException w:name="toc 9" w:uiPriority="135"/>
-    <w:lsdException w:name="caption" w:uiPriority="131" w:qFormat="1"/>
-    <w:lsdException w:name="Title" w:semiHidden="0" w:uiPriority="34" w:unhideWhenUsed="0" w:qFormat="1"/>
+    <w:lsdException w:name="toc 1" w:uiPriority="309"/>
+    <w:lsdException w:name="toc 2" w:uiPriority="309"/>
+    <w:lsdException w:name="toc 3" w:uiPriority="309"/>
+    <w:lsdException w:name="toc 4" w:uiPriority="309"/>
+    <w:lsdException w:name="toc 5" w:uiPriority="309"/>
+    <w:lsdException w:name="toc 6" w:uiPriority="309"/>
+    <w:lsdException w:name="toc 7" w:uiPriority="309"/>
+    <w:lsdException w:name="toc 8" w:uiPriority="309"/>
+    <w:lsdException w:name="toc 9" w:uiPriority="309"/>
+    <w:lsdException w:name="caption" w:uiPriority="305" w:qFormat="1"/>
+    <w:lsdException w:name="Title" w:semiHidden="0" w:uiPriority="52" w:unhideWhenUsed="0" w:qFormat="1"/>
     <w:lsdException w:name="Default Paragraph Font" w:uiPriority="1"/>
-    <w:lsdException w:name="Subtitle" w:semiHidden="0" w:uiPriority="35" w:unhideWhenUsed="0" w:qFormat="1"/>
-    <w:lsdException w:name="Strong" w:semiHidden="0" w:uiPriority="82" w:unhideWhenUsed="0" w:qFormat="1"/>
-    <w:lsdException w:name="Emphasis" w:semiHidden="0" w:uiPriority="80" w:unhideWhenUsed="0" w:qFormat="1"/>
-    <w:lsdException w:name="Table Grid" w:semiHidden="0" w:uiPriority="311" w:unhideWhenUsed="0"/>
+    <w:lsdException w:name="Subtitle" w:semiHidden="0" w:uiPriority="53" w:unhideWhenUsed="0" w:qFormat="1"/>
+    <w:lsdException w:name="Strong" w:semiHidden="0" w:uiPriority="130" w:unhideWhenUsed="0" w:qFormat="1"/>
+    <w:lsdException w:name="Emphasis" w:semiHidden="0" w:uiPriority="128" w:unhideWhenUsed="0" w:qFormat="1"/>
+    <w:lsdException w:name="Table Grid" w:semiHidden="0" w:uiPriority="785" w:unhideWhenUsed="0"/>
     <w:lsdException w:name="Placeholder Text" w:unhideWhenUsed="0"/>
     <w:lsdException w:name="No Spacing" w:semiHidden="0" w:uiPriority="1" w:unhideWhenUsed="0" w:qFormat="1"/>
-    <w:lsdException w:name="Light Shading" w:semiHidden="0" w:uiPriority="336" w:unhideWhenUsed="0"/>
-    <w:lsdException w:name="Light List" w:semiHidden="0" w:uiPriority="337" w:unhideWhenUsed="0"/>
-    <w:lsdException w:name="Light Grid" w:semiHidden="0" w:uiPriority="338" w:unhideWhenUsed="0"/>
-    <w:lsdException w:name="Medium Shading 1" w:semiHidden="0" w:uiPriority="339" w:unhideWhenUsed="0"/>
-    <w:lsdException w:name="Medium Shading 2" w:semiHidden="0" w:uiPriority="598" w:unhideWhenUsed="0"/>
-    <w:lsdException w:name="Medium List 1" w:semiHidden="0" w:uiPriority="599" w:unhideWhenUsed="0"/>
-    <w:lsdException w:name="Medium List 2" w:semiHidden="0" w:uiPriority="600" w:unhideWhenUsed="0"/>
-    <w:lsdException w:name="Medium Grid 1" w:semiHidden="0" w:uiPriority="601" w:unhideWhenUsed="0"/>
-    <w:lsdException w:name="Medium Grid 2" w:semiHidden="0" w:uiPriority="608" w:unhideWhenUsed="0"/>
-    <w:lsdException w:name="Medium Grid 3" w:semiHidden="0" w:uiPriority="609" w:unhideWhenUsed="0"/>
-    <w:lsdException w:name="Dark List" w:semiHidden="0" w:uiPriority="628" w:unhideWhenUsed="0"/>
-    <w:lsdException w:name="Colorful Shading" w:semiHidden="0" w:uiPriority="629" w:unhideWhenUsed="0"/>
-    <w:lsdException w:name="Colorful List" w:semiHidden="0" w:uiPriority="630" w:unhideWhenUsed="0"/>
-    <w:lsdException w:name="Colorful Grid" w:semiHidden="0" w:uiPriority="631" w:unhideWhenUsed="0"/>
-    <w:lsdException w:name="Light Shading Accent 1" w:semiHidden="0" w:uiPriority="336" w:unhideWhenUsed="0"/>
-    <w:lsdException w:name="Light List Accent 1" w:semiHidden="0" w:uiPriority="337" w:unhideWhenUsed="0"/>
-    <w:lsdException w:name="Light Grid Accent 1" w:semiHidden="0" w:uiPriority="338" w:unhideWhenUsed="0"/>
-    <w:lsdException w:name="Medium Shading 1 Accent 1" w:semiHidden="0" w:uiPriority="339" w:unhideWhenUsed="0"/>
-    <w:lsdException w:name="Medium Shading 2 Accent 1" w:semiHidden="0" w:uiPriority="598" w:unhideWhenUsed="0"/>
-    <w:lsdException w:name="Medium List 1 Accent 1" w:semiHidden="0" w:uiPriority="599" w:unhideWhenUsed="0"/>
+    <w:lsdException w:name="Light Shading" w:semiHidden="0" w:uiPriority="822" w:unhideWhenUsed="0"/>
+    <w:lsdException w:name="Light List" w:semiHidden="0" w:uiPriority="823" w:unhideWhenUsed="0"/>
+    <w:lsdException w:name="Light Grid" w:semiHidden="0" w:uiPriority="824" w:unhideWhenUsed="0"/>
+    <w:lsdException w:name="Medium Shading 1" w:semiHidden="0" w:uiPriority="825" w:unhideWhenUsed="0"/>
+    <w:lsdException w:name="Medium Shading 2" w:semiHidden="0" w:uiPriority="1432" w:unhideWhenUsed="0"/>
+    <w:lsdException w:name="Medium List 1" w:semiHidden="0" w:uiPriority="1433" w:unhideWhenUsed="0"/>
+    <w:lsdException w:name="Medium List 2" w:semiHidden="0" w:uiPriority="1536" w:unhideWhenUsed="0"/>
+    <w:lsdException w:name="Medium Grid 1" w:semiHidden="0" w:uiPriority="1537" w:unhideWhenUsed="0"/>
+    <w:lsdException w:name="Medium Grid 2" w:semiHidden="0" w:uiPriority="1544" w:unhideWhenUsed="0"/>
+    <w:lsdException w:name="Medium Grid 3" w:semiHidden="0" w:uiPriority="1545" w:unhideWhenUsed="0"/>
+    <w:lsdException w:name="Dark List" w:semiHidden="0" w:uiPriority="1576" w:unhideWhenUsed="0"/>
+    <w:lsdException w:name="Colorful Shading" w:semiHidden="0" w:uiPriority="1577" w:unhideWhenUsed="0"/>
+    <w:lsdException w:name="Colorful List" w:semiHidden="0" w:uiPriority="1584" w:unhideWhenUsed="0"/>
+    <w:lsdException w:name="Colorful Grid" w:semiHidden="0" w:uiPriority="1585" w:unhideWhenUsed="0"/>
+    <w:lsdException w:name="Light Shading Accent 1" w:semiHidden="0" w:uiPriority="822" w:unhideWhenUsed="0"/>
+    <w:lsdException w:name="Light List Accent 1" w:semiHidden="0" w:uiPriority="823" w:unhideWhenUsed="0"/>
+    <w:lsdException w:name="Light Grid Accent 1" w:semiHidden="0" w:uiPriority="824" w:unhideWhenUsed="0"/>
+    <w:lsdException w:name="Medium Shading 1 Accent 1" w:semiHidden="0" w:uiPriority="825" w:unhideWhenUsed="0"/>
+    <w:lsdException w:name="Medium Shading 2 Accent 1" w:semiHidden="0" w:uiPriority="1432" w:unhideWhenUsed="0"/>
+    <w:lsdException w:name="Medium List 1 Accent 1" w:semiHidden="0" w:uiPriority="1433" w:unhideWhenUsed="0"/>
     <w:lsdException w:name="Revision" w:unhideWhenUsed="0"/>
-    <w:lsdException w:name="List Paragraph" w:semiHidden="0" w:uiPriority="130" w:unhideWhenUsed="0" w:qFormat="1"/>
-    <w:lsdException w:name="Quote" w:semiHidden="0" w:uiPriority="101" w:unhideWhenUsed="0" w:qFormat="1"/>
-    <w:lsdException w:name="Intense Quote" w:semiHidden="0" w:uiPriority="114" w:unhideWhenUsed="0" w:qFormat="1"/>
-    <w:lsdException w:name="Medium List 2 Accent 1" w:semiHidden="0" w:uiPriority="600" w:unhideWhenUsed="0"/>
-    <w:lsdException w:name="Medium Grid 1 Accent 1" w:semiHidden="0" w:uiPriority="601" w:unhideWhenUsed="0"/>
-    <w:lsdException w:name="Medium Grid 2 Accent 1" w:semiHidden="0" w:uiPriority="608" w:unhideWhenUsed="0"/>
-    <w:lsdException w:name="Medium Grid 3 Accent 1" w:semiHidden="0" w:uiPriority="609" w:unhideWhenUsed="0"/>
-    <w:lsdException w:name="Dark List Accent 1" w:semiHidden="0" w:uiPriority="628" w:unhideWhenUsed="0"/>
-    <w:lsdException w:name="Colorful Shading Accent 1" w:semiHidden="0" w:uiPriority="629" w:unhideWhenUsed="0"/>
-    <w:lsdException w:name="Colorful List Accent 1" w:semiHidden="0" w:uiPriority="630" w:unhideWhenUsed="0"/>
-    <w:lsdException w:name="Colorful Grid Accent 1" w:semiHidden="0" w:uiPriority="631" w:unhideWhenUsed="0"/>
-    <w:lsdException w:name="Light Shading Accent 2" w:semiHidden="0" w:uiPriority="336" w:unhideWhenUsed="0"/>
-    <w:lsdException w:name="Light List Accent 2" w:semiHidden="0" w:uiPriority="337" w:unhideWhenUsed="0"/>
-    <w:lsdException w:name="Light Grid Accent 2" w:semiHidden="0" w:uiPriority="338" w:unhideWhenUsed="0"/>
-    <w:lsdException w:name="Medium Shading 1 Accent 2" w:semiHidden="0" w:uiPriority="339" w:unhideWhenUsed="0"/>
-    <w:lsdException w:name="Medium Shading 2 Accent 2" w:semiHidden="0" w:uiPriority="598" w:unhideWhenUsed="0"/>
-    <w:lsdException w:name="Medium List 1 Accent 2" w:semiHidden="0" w:uiPriority="599" w:unhideWhenUsed="0"/>
-    <w:lsdException w:name="Medium List 2 Accent 2" w:semiHidden="0" w:uiPriority="600" w:unhideWhenUsed="0"/>
-    <w:lsdException w:name="Medium Grid 1 Accent 2" w:semiHidden="0" w:uiPriority="601" w:unhideWhenUsed="0"/>
-    <w:lsdException w:name="Medium Grid 2 Accent 2" w:semiHidden="0" w:uiPriority="608" w:unhideWhenUsed="0"/>
-    <w:lsdException w:name="Medium Grid 3 Accent 2" w:semiHidden="0" w:uiPriority="609" w:unhideWhenUsed="0"/>
-    <w:lsdException w:name="Dark List Accent 2" w:semiHidden="0" w:uiPriority="628" w:unhideWhenUsed="0"/>
-    <w:lsdException w:name="Colorful Shading Accent 2" w:semiHidden="0" w:uiPriority="629" w:unhideWhenUsed="0"/>
-    <w:lsdException w:name="Colorful List Accent 2" w:semiHidden="0" w:uiPriority="630" w:unhideWhenUsed="0"/>
-    <w:lsdException w:name="Colorful Grid Accent 2" w:semiHidden="0" w:uiPriority="631" w:unhideWhenUsed="0"/>
-    <w:lsdException w:name="Light Shading Accent 3" w:semiHidden="0" w:uiPriority="336" w:unhideWhenUsed="0"/>
-    <w:lsdException w:name="Light List Accent 3" w:semiHidden="0" w:uiPriority="337" w:unhideWhenUsed="0"/>
-    <w:lsdException w:name="Light Grid Accent 3" w:semiHidden="0" w:uiPriority="338" w:unhideWhenUsed="0"/>
-    <w:lsdException w:name="Medium Shading 1 Accent 3" w:semiHidden="0" w:uiPriority="339" w:unhideWhenUsed="0"/>
-    <w:lsdException w:name="Medium Shading 2 Accent 3" w:semiHidden="0" w:uiPriority="598" w:unhideWhenUsed="0"/>
-    <w:lsdException w:name="Medium List 1 Accent 3" w:semiHidden="0" w:uiPriority="599" w:unhideWhenUsed="0"/>
-    <w:lsdException w:name="Medium List 2 Accent 3" w:semiHidden="0" w:uiPriority="600" w:unhideWhenUsed="0"/>
-    <w:lsdException w:name="Medium Grid 1 Accent 3" w:semiHidden="0" w:uiPriority="601" w:unhideWhenUsed="0"/>
-    <w:lsdException w:name="Medium Grid 2 Accent 3" w:semiHidden="0" w:uiPriority="608" w:unhideWhenUsed="0"/>
-    <w:lsdException w:name="Medium Grid 3 Accent 3" w:semiHidden="0" w:uiPriority="609" w:unhideWhenUsed="0"/>
-    <w:lsdException w:name="Dark List Accent 3" w:semiHidden="0" w:uiPriority="628" w:unhideWhenUsed="0"/>
-    <w:lsdException w:name="Colorful Shading Accent 3" w:semiHidden="0" w:uiPriority="629" w:unhideWhenUsed="0"/>
-    <w:lsdException w:name="Colorful List Accent 3" w:semiHidden="0" w:uiPriority="630" w:unhideWhenUsed="0"/>
-    <w:lsdException w:name="Colorful Grid Accent 3" w:semiHidden="0" w:uiPriority="631" w:unhideWhenUsed="0"/>
-    <w:lsdException w:name="Light Shading Accent 4" w:semiHidden="0" w:uiPriority="336" w:unhideWhenUsed="0"/>
-    <w:lsdException w:name="Light List Accent 4" w:semiHidden="0" w:uiPriority="337" w:unhideWhenUsed="0"/>
-    <w:lsdException w:name="Light Grid Accent 4" w:semiHidden="0" w:uiPriority="338" w:unhideWhenUsed="0"/>
-    <w:lsdException w:name="Medium Shading 1 Accent 4" w:semiHidden="0" w:uiPriority="339" w:unhideWhenUsed="0"/>
-    <w:lsdException w:name="Medium Shading 2 Accent 4" w:semiHidden="0" w:uiPriority="598" w:unhideWhenUsed="0"/>
-    <w:lsdException w:name="Medium List 1 Accent 4" w:semiHidden="0" w:uiPriority="599" w:unhideWhenUsed="0"/>
-    <w:lsdException w:name="Medium List 2 Accent 4" w:semiHidden="0" w:uiPriority="600" w:unhideWhenUsed="0"/>
-    <w:lsdException w:name="Medium Grid 1 Accent 4" w:semiHidden="0" w:uiPriority="601" w:unhideWhenUsed="0"/>
-    <w:lsdException w:name="Medium Grid 2 Accent 4" w:semiHidden="0" w:uiPriority="608" w:unhideWhenUsed="0"/>
-    <w:lsdException w:name="Medium Grid 3 Accent 4" w:semiHidden="0" w:uiPriority="609" w:unhideWhenUsed="0"/>
-    <w:lsdException w:name="Dark List Accent 4" w:semiHidden="0" w:uiPriority="628" w:unhideWhenUsed="0"/>
-    <w:lsdException w:name="Colorful Shading Accent 4" w:semiHidden="0" w:uiPriority="629" w:unhideWhenUsed="0"/>
-    <w:lsdException w:name="Colorful List Accent 4" w:semiHidden="0" w:uiPriority="630" w:unhideWhenUsed="0"/>
-    <w:lsdException w:name="Colorful Grid Accent 4" w:semiHidden="0" w:uiPriority="631" w:unhideWhenUsed="0"/>
-    <w:lsdException w:name="Light Shading Accent 5" w:semiHidden="0" w:uiPriority="336" w:unhideWhenUsed="0"/>
-    <w:lsdException w:name="Light List Accent 5" w:semiHidden="0" w:uiPriority="337" w:unhideWhenUsed="0"/>
-    <w:lsdException w:name="Light Grid Accent 5" w:semiHidden="0" w:uiPriority="338" w:unhideWhenUsed="0"/>
-    <w:lsdException w:name="Medium Shading 1 Accent 5" w:semiHidden="0" w:uiPriority="339" w:unhideWhenUsed="0"/>
-    <w:lsdException w:name="Medium Shading 2 Accent 5" w:semiHidden="0" w:uiPriority="598" w:unhideWhenUsed="0"/>
-    <w:lsdException w:name="Medium List 1 Accent 5" w:semiHidden="0" w:uiPriority="599" w:unhideWhenUsed="0"/>
-    <w:lsdException w:name="Medium List 2 Accent 5" w:semiHidden="0" w:uiPriority="600" w:unhideWhenUsed="0"/>
-    <w:lsdException w:name="Medium Grid 1 Accent 5" w:semiHidden="0" w:uiPriority="601" w:unhideWhenUsed="0"/>
-    <w:lsdException w:name="Medium Grid 2 Accent 5" w:semiHidden="0" w:uiPriority="608" w:unhideWhenUsed="0"/>
-    <w:lsdException w:name="Medium Grid 3 Accent 5" w:semiHidden="0" w:uiPriority="609" w:unhideWhenUsed="0"/>
-    <w:lsdException w:name="Dark List Accent 5" w:semiHidden="0" w:uiPriority="628" w:unhideWhenUsed="0"/>
-    <w:lsdException w:name="Colorful Shading Accent 5" w:semiHidden="0" w:uiPriority="629" w:unhideWhenUsed="0"/>
-    <w:lsdException w:name="Colorful List Accent 5" w:semiHidden="0" w:uiPriority="630" w:unhideWhenUsed="0"/>
-    <w:lsdException w:name="Colorful Grid Accent 5" w:semiHidden="0" w:uiPriority="631" w:unhideWhenUsed="0"/>
-    <w:lsdException w:name="Light Shading Accent 6" w:semiHidden="0" w:uiPriority="336" w:unhideWhenUsed="0"/>
-    <w:lsdException w:name="Light List Accent 6" w:semiHidden="0" w:uiPriority="337" w:unhideWhenUsed="0"/>
-    <w:lsdException w:name="Light Grid Accent 6" w:semiHidden="0" w:uiPriority="338" w:unhideWhenUsed="0"/>
-    <w:lsdException w:name="Medium Shading 1 Accent 6" w:semiHidden="0" w:uiPriority="339" w:unhideWhenUsed="0"/>
-    <w:lsdException w:name="Medium Shading 2 Accent 6" w:semiHidden="0" w:uiPriority="598" w:unhideWhenUsed="0"/>
-    <w:lsdException w:name="Medium List 1 Accent 6" w:semiHidden="0" w:uiPriority="599" w:unhideWhenUsed="0"/>
-    <w:lsdException w:name="Medium List 2 Accent 6" w:semiHidden="0" w:uiPriority="600" w:unhideWhenUsed="0"/>
-    <w:lsdException w:name="Medium Grid 1 Accent 6" w:semiHidden="0" w:uiPriority="601" w:unhideWhenUsed="0"/>
-    <w:lsdException w:name="Medium Grid 2 Accent 6" w:semiHidden="0" w:uiPriority="608" w:unhideWhenUsed="0"/>
-    <w:lsdException w:name="Medium Grid 3 Accent 6" w:semiHidden="0" w:uiPriority="609" w:unhideWhenUsed="0"/>
-    <w:lsdException w:name="Dark List Accent 6" w:semiHidden="0" w:uiPriority="628" w:unhideWhenUsed="0"/>
-    <w:lsdException w:name="Colorful Shading Accent 6" w:semiHidden="0" w:uiPriority="629" w:unhideWhenUsed="0"/>
-    <w:lsdException w:name="Colorful List Accent 6" w:semiHidden="0" w:uiPriority="630" w:unhideWhenUsed="0"/>
-    <w:lsdException w:name="Colorful Grid Accent 6" w:semiHidden="0" w:uiPriority="631" w:unhideWhenUsed="0"/>
-    <w:lsdException w:name="Subtle Emphasis" w:semiHidden="0" w:uiPriority="55" w:unhideWhenUsed="0" w:qFormat="1"/>
-    <w:lsdException w:name="Intense Emphasis" w:semiHidden="0" w:uiPriority="81" w:unhideWhenUsed="0" w:qFormat="1"/>
-    <w:lsdException w:name="Subtle Reference" w:semiHidden="0" w:uiPriority="115" w:unhideWhenUsed="0" w:qFormat="1"/>
-    <w:lsdException w:name="Intense Reference" w:semiHidden="0" w:uiPriority="128" w:unhideWhenUsed="0" w:qFormat="1"/>
-    <w:lsdException w:name="Book Title" w:semiHidden="0" w:uiPriority="129" w:unhideWhenUsed="0" w:qFormat="1"/>
-    <w:lsdException w:name="Bibliography" w:uiPriority="133"/>
-    <w:lsdException w:name="TOC Heading" w:uiPriority="135" w:qFormat="1"/>
+    <w:lsdException w:name="List Paragraph" w:semiHidden="0" w:uiPriority="304" w:unhideWhenUsed="0" w:qFormat="1"/>
+    <w:lsdException w:name="Quote" w:semiHidden="0" w:uiPriority="257" w:unhideWhenUsed="0" w:qFormat="1"/>
+    <w:lsdException w:name="Intense Quote" w:semiHidden="0" w:uiPriority="276" w:unhideWhenUsed="0" w:qFormat="1"/>
+    <w:lsdException w:name="Medium List 2 Accent 1" w:semiHidden="0" w:uiPriority="1536" w:unhideWhenUsed="0"/>
+    <w:lsdException w:name="Medium Grid 1 Accent 1" w:semiHidden="0" w:uiPriority="1537" w:unhideWhenUsed="0"/>
+    <w:lsdException w:name="Medium Grid 2 Accent 1" w:semiHidden="0" w:uiPriority="1544" w:unhideWhenUsed="0"/>
+    <w:lsdException w:name="Medium Grid 3 Accent 1" w:semiHidden="0" w:uiPriority="1545" w:unhideWhenUsed="0"/>
+    <w:lsdException w:name="Dark List Accent 1" w:semiHidden="0" w:uiPriority="1576" w:unhideWhenUsed="0"/>
+    <w:lsdException w:name="Colorful Shading Accent 1" w:semiHidden="0" w:uiPriority="1577" w:unhideWhenUsed="0"/>
+    <w:lsdException w:name="Colorful List Accent 1" w:semiHidden="0" w:uiPriority="1584" w:unhideWhenUsed="0"/>
+    <w:lsdException w:name="Colorful Grid Accent 1" w:semiHidden="0" w:uiPriority="1585" w:unhideWhenUsed="0"/>
+    <w:lsdException w:name="Light Shading Accent 2" w:semiHidden="0" w:uiPriority="822" w:unhideWhenUsed="0"/>
+    <w:lsdException w:name="Light List Accent 2" w:semiHidden="0" w:uiPriority="823" w:unhideWhenUsed="0"/>
+    <w:lsdException w:name="Light Grid Accent 2" w:semiHidden="0" w:uiPriority="824" w:unhideWhenUsed="0"/>
+    <w:lsdException w:name="Medium Shading 1 Accent 2" w:semiHidden="0" w:uiPriority="825" w:unhideWhenUsed="0"/>
+    <w:lsdException w:name="Medium Shading 2 Accent 2" w:semiHidden="0" w:uiPriority="1432" w:unhideWhenUsed="0"/>
+    <w:lsdException w:name="Medium List 1 Accent 2" w:semiHidden="0" w:uiPriority="1433" w:unhideWhenUsed="0"/>
+    <w:lsdException w:name="Medium List 2 Accent 2" w:semiHidden="0" w:uiPriority="1536" w:unhideWhenUsed="0"/>
+    <w:lsdException w:name="Medium Grid 1 Accent 2" w:semiHidden="0" w:uiPriority="1537" w:unhideWhenUsed="0"/>
+    <w:lsdException w:name="Medium Grid 2 Accent 2" w:semiHidden="0" w:uiPriority="1544" w:unhideWhenUsed="0"/>
+    <w:lsdException w:name="Medium Grid 3 Accent 2" w:semiHidden="0" w:uiPriority="1545" w:unhideWhenUsed="0"/>
+    <w:lsdException w:name="Dark List Accent 2" w:semiHidden="0" w:uiPriority="1576" w:unhideWhenUsed="0"/>
+    <w:lsdException w:name="Colorful Shading Accent 2" w:semiHidden="0" w:uiPriority="1577" w:unhideWhenUsed="0"/>
+    <w:lsdException w:name="Colorful List Accent 2" w:semiHidden="0" w:uiPriority="1584" w:unhideWhenUsed="0"/>
+    <w:lsdException w:name="Colorful Grid Accent 2" w:semiHidden="0" w:uiPriority="1585" w:unhideWhenUsed="0"/>
+    <w:lsdException w:name="Light Shading Accent 3" w:semiHidden="0" w:uiPriority="822" w:unhideWhenUsed="0"/>
+    <w:lsdException w:name="Light List Accent 3" w:semiHidden="0" w:uiPriority="823" w:unhideWhenUsed="0"/>
+    <w:lsdException w:name="Light Grid Accent 3" w:semiHidden="0" w:uiPriority="824" w:unhideWhenUsed="0"/>
+    <w:lsdException w:name="Medium Shading 1 Accent 3" w:semiHidden="0" w:uiPriority="825" w:unhideWhenUsed="0"/>
+    <w:lsdException w:name="Medium Shading 2 Accent 3" w:semiHidden="0" w:uiPriority="1432" w:unhideWhenUsed="0"/>
+    <w:lsdException w:name="Medium List 1 Accent 3" w:semiHidden="0" w:uiPriority="1433" w:unhideWhenUsed="0"/>
+    <w:lsdException w:name="Medium List 2 Accent 3" w:semiHidden="0" w:uiPriority="1536" w:unhideWhenUsed="0"/>
+    <w:lsdException w:name="Medium Grid 1 Accent 3" w:semiHidden="0" w:uiPriority="1537" w:unhideWhenUsed="0"/>
+    <w:lsdException w:name="Medium Grid 2 Accent 3" w:semiHidden="0" w:uiPriority="1544" w:unhideWhenUsed="0"/>
+    <w:lsdException w:name="Medium Grid 3 Accent 3" w:semiHidden="0" w:uiPriority="1545" w:unhideWhenUsed="0"/>
+    <w:lsdException w:name="Dark List Accent 3" w:semiHidden="0" w:uiPriority="1576" w:unhideWhenUsed="0"/>
+    <w:lsdException w:name="Colorful Shading Accent 3" w:semiHidden="0" w:uiPriority="1577" w:unhideWhenUsed="0"/>
+    <w:lsdException w:name="Colorful List Accent 3" w:semiHidden="0" w:uiPriority="1584" w:unhideWhenUsed="0"/>
+    <w:lsdException w:name="Colorful Grid Accent 3" w:semiHidden="0" w:uiPriority="1585" w:unhideWhenUsed="0"/>
+    <w:lsdException w:name="Light Shading Accent 4" w:semiHidden="0" w:uiPriority="822" w:unhideWhenUsed="0"/>
+    <w:lsdException w:name="Light List Accent 4" w:semiHidden="0" w:uiPriority="823" w:unhideWhenUsed="0"/>
+    <w:lsdException w:name="Light Grid Accent 4" w:semiHidden="0" w:uiPriority="824" w:unhideWhenUsed="0"/>
+    <w:lsdException w:name="Medium Shading 1 Accent 4" w:semiHidden="0" w:uiPriority="825" w:unhideWhenUsed="0"/>
+    <w:lsdException w:name="Medium Shading 2 Accent 4" w:semiHidden="0" w:uiPriority="1432" w:unhideWhenUsed="0"/>
+    <w:lsdException w:name="Medium List 1 Accent 4" w:semiHidden="0" w:uiPriority="1433" w:unhideWhenUsed="0"/>
+    <w:lsdException w:name="Medium List 2 Accent 4" w:semiHidden="0" w:uiPriority="1536" w:unhideWhenUsed="0"/>
+    <w:lsdException w:name="Medium Grid 1 Accent 4" w:semiHidden="0" w:uiPriority="1537" w:unhideWhenUsed="0"/>
+    <w:lsdException w:name="Medium Grid 2 Accent 4" w:semiHidden="0" w:uiPriority="1544" w:unhideWhenUsed="0"/>
+    <w:lsdException w:name="Medium Grid 3 Accent 4" w:semiHidden="0" w:uiPriority="1545" w:unhideWhenUsed="0"/>
+    <w:lsdException w:name="Dark List Accent 4" w:semiHidden="0" w:uiPriority="1576" w:unhideWhenUsed="0"/>
+    <w:lsdException w:name="Colorful Shading Accent 4" w:semiHidden="0" w:uiPriority="1577" w:unhideWhenUsed="0"/>
+    <w:lsdException w:name="Colorful List Accent 4" w:semiHidden="0" w:uiPriority="1584" w:unhideWhenUsed="0"/>
+    <w:lsdException w:name="Colorful Grid Accent 4" w:semiHidden="0" w:uiPriority="1585" w:unhideWhenUsed="0"/>
+    <w:lsdException w:name="Light Shading Accent 5" w:semiHidden="0" w:uiPriority="822" w:unhideWhenUsed="0"/>
+    <w:lsdException w:name="Light List Accent 5" w:semiHidden="0" w:uiPriority="823" w:unhideWhenUsed="0"/>
+    <w:lsdException w:name="Light Grid Accent 5" w:semiHidden="0" w:uiPriority="824" w:unhideWhenUsed="0"/>
+    <w:lsdException w:name="Medium Shading 1 Accent 5" w:semiHidden="0" w:uiPriority="825" w:unhideWhenUsed="0"/>
+    <w:lsdException w:name="Medium Shading 2 Accent 5" w:semiHidden="0" w:uiPriority="1432" w:unhideWhenUsed="0"/>
+    <w:lsdException w:name="Medium List 1 Accent 5" w:semiHidden="0" w:uiPriority="1433" w:unhideWhenUsed="0"/>
+    <w:lsdException w:name="Medium List 2 Accent 5" w:semiHidden="0" w:uiPriority="1536" w:unhideWhenUsed="0"/>
+    <w:lsdException w:name="Medium Grid 1 Accent 5" w:semiHidden="0" w:uiPriority="1537" w:unhideWhenUsed="0"/>
+    <w:lsdException w:name="Medium Grid 2 Accent 5" w:semiHidden="0" w:uiPriority="1544" w:unhideWhenUsed="0"/>
+    <w:lsdException w:name="Medium Grid 3 Accent 5" w:semiHidden="0" w:uiPriority="1545" w:unhideWhenUsed="0"/>
+    <w:lsdException w:name="Dark List Accent 5" w:semiHidden="0" w:uiPriority="1576" w:unhideWhenUsed="0"/>
+    <w:lsdException w:name="Colorful Shading Accent 5" w:semiHidden="0" w:uiPriority="1577" w:unhideWhenUsed="0"/>
+    <w:lsdException w:name="Colorful List Accent 5" w:semiHidden="0" w:uiPriority="1584" w:unhideWhenUsed="0"/>
+    <w:lsdException w:name="Colorful Grid Accent 5" w:semiHidden="0" w:uiPriority="1585" w:unhideWhenUsed="0"/>
+    <w:lsdException w:name="Light Shading Accent 6" w:semiHidden="0" w:uiPriority="822" w:unhideWhenUsed="0"/>
+    <w:lsdException w:name="Light List Accent 6" w:semiHidden="0" w:uiPriority="823" w:unhideWhenUsed="0"/>
+    <w:lsdException w:name="Light Grid Accent 6" w:semiHidden="0" w:uiPriority="824" w:unhideWhenUsed="0"/>
+    <w:lsdException w:name="Medium Shading 1 Accent 6" w:semiHidden="0" w:uiPriority="825" w:unhideWhenUsed="0"/>
+    <w:lsdException w:name="Medium Shading 2 Accent 6" w:semiHidden="0" w:uiPriority="1432" w:unhideWhenUsed="0"/>
+    <w:lsdException w:name="Medium List 1 Accent 6" w:semiHidden="0" w:uiPriority="1433" w:unhideWhenUsed="0"/>
+    <w:lsdException w:name="Medium List 2 Accent 6" w:semiHidden="0" w:uiPriority="1536" w:unhideWhenUsed="0"/>
+    <w:lsdException w:name="Medium Grid 1 Accent 6" w:semiHidden="0" w:uiPriority="1537" w:unhideWhenUsed="0"/>
+    <w:lsdException w:name="Medium Grid 2 Accent 6" w:semiHidden="0" w:uiPriority="1544" w:unhideWhenUsed="0"/>
+    <w:lsdException w:name="Medium Grid 3 Accent 6" w:semiHidden="0" w:uiPriority="1545" w:unhideWhenUsed="0"/>
+    <w:lsdException w:name="Dark List Accent 6" w:semiHidden="0" w:uiPriority="1576" w:unhideWhenUsed="0"/>
+    <w:lsdException w:name="Colorful Shading Accent 6" w:semiHidden="0" w:uiPriority="1577" w:unhideWhenUsed="0"/>
+    <w:lsdException w:name="Colorful List Accent 6" w:semiHidden="0" w:uiPriority="1584" w:unhideWhenUsed="0"/>
+    <w:lsdException w:name="Colorful Grid Accent 6" w:semiHidden="0" w:uiPriority="1585" w:unhideWhenUsed="0"/>
+    <w:lsdException w:name="Subtle Emphasis" w:semiHidden="0" w:uiPriority="85" w:unhideWhenUsed="0" w:qFormat="1"/>
+    <w:lsdException w:name="Intense Emphasis" w:semiHidden="0" w:uiPriority="129" w:unhideWhenUsed="0" w:qFormat="1"/>
+    <w:lsdException w:name="Subtle Reference" w:semiHidden="0" w:uiPriority="277" w:unhideWhenUsed="0" w:qFormat="1"/>
+    <w:lsdException w:name="Intense Reference" w:semiHidden="0" w:uiPriority="296" w:unhideWhenUsed="0" w:qFormat="1"/>
+    <w:lsdException w:name="Book Title" w:semiHidden="0" w:uiPriority="297" w:unhideWhenUsed="0" w:qFormat="1"/>
+    <w:lsdException w:name="Bibliography" w:uiPriority="307"/>
+    <w:lsdException w:name="TOC Heading" w:uiPriority="309" w:qFormat="1"/>
   </w:latentStyles>
   <w:style w:type="paragraph" w:default="1" w:styleId="Normal">
     <w:name w:val="Normal"/>

--- a/BGIL_DBT/validation/DM-T/DM-T2_MAXIMUS.docx
+++ b/BGIL_DBT/validation/DM-T/DM-T2_MAXIMUS.docx
@@ -12735,11 +12735,7 @@
           </w:tcPr>
           <w:p>
             <w:r>
-              <w:rPr>
-                <w:lang w:val="en-US"/>
-                <w:rtl w:val="off"/>
-              </w:rPr>
-              <w:t>Pass</w:t>
+              <w:t xml:space="preserve">Pass</w:t>
             </w:r>
           </w:p>
         </w:tc>
@@ -12783,7 +12779,11 @@
           <w:tcPr>
             <w:tcW w:w="5640" w:type="dxa"/>
           </w:tcPr>
-          <w:p/>
+          <w:p>
+            <w:r>
+              <w:t xml:space="preserve">Incremental run completed; rows now load.</w:t>
+            </w:r>
+          </w:p>
         </w:tc>
       </w:tr>
     </w:tbl>
@@ -17757,11 +17757,7 @@
           </w:tcPr>
           <w:p>
             <w:r>
-              <w:rPr>
-                <w:lang w:val="en-US"/>
-                <w:rtl w:val="off"/>
-              </w:rPr>
-              <w:t>Fail</w:t>
+              <w:t xml:space="preserve">Fail(Due to source issue)</w:t>
             </w:r>
           </w:p>
         </w:tc>
@@ -17805,7 +17801,11 @@
           <w:tcPr>
             <w:tcW w:w="5640" w:type="dxa"/>
           </w:tcPr>
-          <w:p/>
+          <w:p>
+            <w:r>
+              <w:t xml:space="preserve">Null at source table stg_maximus__pd_prop_sp_pv for its columns</w:t>
+            </w:r>
+          </w:p>
         </w:tc>
       </w:tr>
     </w:tbl>
@@ -18155,11 +18155,7 @@
           </w:tcPr>
           <w:p>
             <w:r>
-              <w:rPr>
-                <w:lang w:val="en-US"/>
-                <w:rtl w:val="off"/>
-              </w:rPr>
-              <w:t>Fail</w:t>
+              <w:t xml:space="preserve">Fail(Due to source issue)</w:t>
             </w:r>
           </w:p>
         </w:tc>
@@ -18203,7 +18199,11 @@
           <w:tcPr>
             <w:tcW w:w="5640" w:type="dxa"/>
           </w:tcPr>
-          <w:p/>
+          <w:p>
+            <w:r>
+              <w:t xml:space="preserve">Null at source table stg_maximus__pd_prop_sp_pv for its columns</w:t>
+            </w:r>
+          </w:p>
         </w:tc>
       </w:tr>
     </w:tbl>
@@ -18995,11 +18995,7 @@
           </w:tcPr>
           <w:p>
             <w:r>
-              <w:rPr>
-                <w:lang w:val="en-US"/>
-                <w:rtl w:val="off"/>
-              </w:rPr>
-              <w:t>Fail</w:t>
+              <w:t xml:space="preserve">Fail(Due to source issue)</w:t>
             </w:r>
           </w:p>
         </w:tc>
@@ -19043,7 +19039,11 @@
           <w:tcPr>
             <w:tcW w:w="5640" w:type="dxa"/>
           </w:tcPr>
-          <w:p/>
+          <w:p>
+            <w:r>
+              <w:t xml:space="preserve">Null at source table stg_maximus__pd_prop_sp_pv for its columns</w:t>
+            </w:r>
+          </w:p>
         </w:tc>
       </w:tr>
     </w:tbl>
@@ -19437,11 +19437,7 @@
           </w:tcPr>
           <w:p>
             <w:r>
-              <w:rPr>
-                <w:lang w:val="en-US"/>
-                <w:rtl w:val="off"/>
-              </w:rPr>
-              <w:t>Fail</w:t>
+              <w:t xml:space="preserve">Fail(Due to source issue)</w:t>
             </w:r>
           </w:p>
         </w:tc>
@@ -19485,7 +19481,11 @@
           <w:tcPr>
             <w:tcW w:w="5640" w:type="dxa"/>
           </w:tcPr>
-          <w:p/>
+          <w:p>
+            <w:r>
+              <w:t xml:space="preserve">Null at source table stg_maximus__pd_prop_sp_pv for its columns</w:t>
+            </w:r>
+          </w:p>
         </w:tc>
       </w:tr>
     </w:tbl>
@@ -35743,11 +35743,7 @@
           </w:tcPr>
           <w:p>
             <w:r>
-              <w:rPr>
-                <w:lang w:val="en-US"/>
-                <w:rtl w:val="off"/>
-              </w:rPr>
-              <w:t>Fail</w:t>
+              <w:t xml:space="preserve">Fail(Due to source issue)</w:t>
             </w:r>
           </w:p>
         </w:tc>
@@ -35791,7 +35787,11 @@
           <w:tcPr>
             <w:tcW w:w="5640" w:type="dxa"/>
           </w:tcPr>
-          <w:p/>
+          <w:p>
+            <w:r>
+              <w:t xml:space="preserve">Null at source table stg_maximus__pd_prop_sp_pv for its columns</w:t>
+            </w:r>
+          </w:p>
         </w:tc>
       </w:tr>
     </w:tbl>
@@ -36141,11 +36141,7 @@
           </w:tcPr>
           <w:p>
             <w:r>
-              <w:rPr>
-                <w:lang w:val="en-US"/>
-                <w:rtl w:val="off"/>
-              </w:rPr>
-              <w:t>Fail</w:t>
+              <w:t xml:space="preserve">Fail(Due to source issue)</w:t>
             </w:r>
           </w:p>
         </w:tc>
@@ -36189,7 +36185,11 @@
           <w:tcPr>
             <w:tcW w:w="5640" w:type="dxa"/>
           </w:tcPr>
-          <w:p/>
+          <w:p>
+            <w:r>
+              <w:t xml:space="preserve">Null at source table stg_maximus__pd_prop_sp_pv for its columns</w:t>
+            </w:r>
+          </w:p>
         </w:tc>
       </w:tr>
     </w:tbl>
@@ -36539,11 +36539,7 @@
           </w:tcPr>
           <w:p>
             <w:r>
-              <w:rPr>
-                <w:lang w:val="en-US"/>
-                <w:rtl w:val="off"/>
-              </w:rPr>
-              <w:t>Fail</w:t>
+              <w:t xml:space="preserve">Fail(Due to source issue)</w:t>
             </w:r>
           </w:p>
         </w:tc>
@@ -36587,7 +36583,11 @@
           <w:tcPr>
             <w:tcW w:w="5640" w:type="dxa"/>
           </w:tcPr>
-          <w:p/>
+          <w:p>
+            <w:r>
+              <w:t xml:space="preserve">Null at source table stg_maximus__pd_prop_sp_pv for its columns</w:t>
+            </w:r>
+          </w:p>
         </w:tc>
       </w:tr>
     </w:tbl>
@@ -36937,11 +36937,7 @@
           </w:tcPr>
           <w:p>
             <w:r>
-              <w:rPr>
-                <w:lang w:val="en-US"/>
-                <w:rtl w:val="off"/>
-              </w:rPr>
-              <w:t>Fail</w:t>
+              <w:t xml:space="preserve">Fail(Due to source issue)</w:t>
             </w:r>
           </w:p>
         </w:tc>
@@ -36985,7 +36981,11 @@
           <w:tcPr>
             <w:tcW w:w="5640" w:type="dxa"/>
           </w:tcPr>
-          <w:p/>
+          <w:p>
+            <w:r>
+              <w:t xml:space="preserve">Null at source table stg_maximus__pd_prop_sp_pv for its columns</w:t>
+            </w:r>
+          </w:p>
         </w:tc>
       </w:tr>
     </w:tbl>
@@ -39103,11 +39103,7 @@
           </w:tcPr>
           <w:p>
             <w:r>
-              <w:rPr>
-                <w:lang w:val="en-US"/>
-                <w:rtl w:val="off"/>
-              </w:rPr>
-              <w:t>Fail</w:t>
+              <w:t xml:space="preserve">Fail(Due to source issue)</w:t>
             </w:r>
           </w:p>
         </w:tc>
@@ -39151,7 +39147,11 @@
           <w:tcPr>
             <w:tcW w:w="5640" w:type="dxa"/>
           </w:tcPr>
-          <w:p/>
+          <w:p>
+            <w:r>
+              <w:t xml:space="preserve">Column missing from source stg_maximus__pd_prop_msdp_pv; stg_maximus__pd_prop_sp_pv missing columns (date_of_joiningdfadvocate, date_of_joininghcadvocate, date_of_joiningstadvocate, cancel_on).</w:t>
+            </w:r>
+          </w:p>
         </w:tc>
       </w:tr>
     </w:tbl>
@@ -39501,11 +39501,7 @@
           </w:tcPr>
           <w:p>
             <w:r>
-              <w:rPr>
-                <w:lang w:val="en-US"/>
-                <w:rtl w:val="off"/>
-              </w:rPr>
-              <w:t>Fail</w:t>
+              <w:t xml:space="preserve">Fail(Due to source issue)</w:t>
             </w:r>
           </w:p>
         </w:tc>
@@ -39549,7 +39545,11 @@
           <w:tcPr>
             <w:tcW w:w="5640" w:type="dxa"/>
           </w:tcPr>
-          <w:p/>
+          <w:p>
+            <w:r>
+              <w:t xml:space="preserve">Null at source table stg_maximus__pd_prop_sp_pv for its columns</w:t>
+            </w:r>
+          </w:p>
         </w:tc>
       </w:tr>
     </w:tbl>
@@ -39899,11 +39899,7 @@
           </w:tcPr>
           <w:p>
             <w:r>
-              <w:rPr>
-                <w:lang w:val="en-US"/>
-                <w:rtl w:val="off"/>
-              </w:rPr>
-              <w:t>Fail</w:t>
+              <w:t xml:space="preserve">Fail(Due to source issue)</w:t>
             </w:r>
           </w:p>
         </w:tc>
@@ -39947,7 +39943,11 @@
           <w:tcPr>
             <w:tcW w:w="5640" w:type="dxa"/>
           </w:tcPr>
-          <w:p/>
+          <w:p>
+            <w:r>
+              <w:t xml:space="preserve">Null at source table stg_maximus__pd_prop_sp_pv for its columns</w:t>
+            </w:r>
+          </w:p>
         </w:tc>
       </w:tr>
     </w:tbl>
@@ -41181,11 +41181,7 @@
           </w:tcPr>
           <w:p>
             <w:r>
-              <w:rPr>
-                <w:lang w:val="en-US"/>
-                <w:rtl w:val="off"/>
-              </w:rPr>
-              <w:t>Fail</w:t>
+              <w:t xml:space="preserve">Fail(Due to source issue)</w:t>
             </w:r>
           </w:p>
         </w:tc>
@@ -41229,7 +41225,11 @@
           <w:tcPr>
             <w:tcW w:w="5640" w:type="dxa"/>
           </w:tcPr>
-          <w:p/>
+          <w:p>
+            <w:r>
+              <w:t xml:space="preserve">Null at source table stg_maximus__pd_prop_sp_pv for its columns</w:t>
+            </w:r>
+          </w:p>
         </w:tc>
       </w:tr>
     </w:tbl>
@@ -41579,11 +41579,7 @@
           </w:tcPr>
           <w:p>
             <w:r>
-              <w:rPr>
-                <w:lang w:val="en-US"/>
-                <w:rtl w:val="off"/>
-              </w:rPr>
-              <w:t>Fail</w:t>
+              <w:t xml:space="preserve">Fail(Due to source issue)</w:t>
             </w:r>
           </w:p>
         </w:tc>
@@ -41627,7 +41623,11 @@
           <w:tcPr>
             <w:tcW w:w="5640" w:type="dxa"/>
           </w:tcPr>
-          <w:p/>
+          <w:p>
+            <w:r>
+              <w:t xml:space="preserve">Null at source table stg_maximus__pd_prop_sp_pv for its columns</w:t>
+            </w:r>
+          </w:p>
         </w:tc>
       </w:tr>
     </w:tbl>
@@ -41977,11 +41977,7 @@
           </w:tcPr>
           <w:p>
             <w:r>
-              <w:rPr>
-                <w:lang w:val="en-US"/>
-                <w:rtl w:val="off"/>
-              </w:rPr>
-              <w:t>Fail</w:t>
+              <w:t xml:space="preserve">Fail(Due to source issue)</w:t>
             </w:r>
           </w:p>
         </w:tc>
@@ -42025,7 +42021,11 @@
           <w:tcPr>
             <w:tcW w:w="5640" w:type="dxa"/>
           </w:tcPr>
-          <w:p/>
+          <w:p>
+            <w:r>
+              <w:t xml:space="preserve">Null at source table stg_maximus__pd_prop_sp_pv for its columns</w:t>
+            </w:r>
+          </w:p>
         </w:tc>
       </w:tr>
     </w:tbl>
@@ -44055,11 +44055,7 @@
           </w:tcPr>
           <w:p>
             <w:r>
-              <w:rPr>
-                <w:lang w:val="en-US"/>
-                <w:rtl w:val="off"/>
-              </w:rPr>
-              <w:t>Fail</w:t>
+              <w:t xml:space="preserve">Fail(Due to source issue)</w:t>
             </w:r>
           </w:p>
         </w:tc>
@@ -44103,7 +44099,11 @@
           <w:tcPr>
             <w:tcW w:w="5640" w:type="dxa"/>
           </w:tcPr>
-          <w:p/>
+          <w:p>
+            <w:r>
+              <w:t xml:space="preserve">Null at source table stg_maximus__pd_prop_sp_pv for its columns</w:t>
+            </w:r>
+          </w:p>
         </w:tc>
       </w:tr>
     </w:tbl>
@@ -46177,11 +46177,7 @@
           </w:tcPr>
           <w:p>
             <w:r>
-              <w:rPr>
-                <w:lang w:val="en-US"/>
-                <w:rtl w:val="off"/>
-              </w:rPr>
-              <w:t>Fail</w:t>
+              <w:t xml:space="preserve">Fail(Due to source issue)</w:t>
             </w:r>
           </w:p>
         </w:tc>
@@ -46225,7 +46221,11 @@
           <w:tcPr>
             <w:tcW w:w="5640" w:type="dxa"/>
           </w:tcPr>
-          <w:p/>
+          <w:p>
+            <w:r>
+              <w:t xml:space="preserve">Null at source table stg_maximus__pd_prop_sp_pv for its columns</w:t>
+            </w:r>
+          </w:p>
         </w:tc>
       </w:tr>
     </w:tbl>
@@ -47371,11 +47371,7 @@
           </w:tcPr>
           <w:p>
             <w:r>
-              <w:rPr>
-                <w:lang w:val="en-US"/>
-                <w:rtl w:val="off"/>
-              </w:rPr>
-              <w:t>Fail</w:t>
+              <w:t xml:space="preserve">Fail(Due to source issue)</w:t>
             </w:r>
           </w:p>
         </w:tc>
@@ -47419,7 +47415,11 @@
           <w:tcPr>
             <w:tcW w:w="5640" w:type="dxa"/>
           </w:tcPr>
-          <w:p/>
+          <w:p>
+            <w:r>
+              <w:t xml:space="preserve">Null at source table stg_maximus__pd_prop_sp_pv for its columns</w:t>
+            </w:r>
+          </w:p>
         </w:tc>
       </w:tr>
     </w:tbl>
@@ -48211,11 +48211,7 @@
           </w:tcPr>
           <w:p>
             <w:r>
-              <w:rPr>
-                <w:lang w:val="en-US"/>
-                <w:rtl w:val="off"/>
-              </w:rPr>
-              <w:t>Fail</w:t>
+              <w:t xml:space="preserve">Fail(Due to source issue)</w:t>
             </w:r>
           </w:p>
         </w:tc>
@@ -48259,7 +48255,11 @@
           <w:tcPr>
             <w:tcW w:w="5640" w:type="dxa"/>
           </w:tcPr>
-          <w:p/>
+          <w:p>
+            <w:r>
+              <w:t xml:space="preserve">Column missing from source stg_maximus__pd_prop_sp_pv and stg_maximus__pd_prop_msdp_pv.</w:t>
+            </w:r>
+          </w:p>
         </w:tc>
       </w:tr>
     </w:tbl>
@@ -49493,11 +49493,7 @@
           </w:tcPr>
           <w:p>
             <w:r>
-              <w:rPr>
-                <w:lang w:val="en-US"/>
-                <w:rtl w:val="off"/>
-              </w:rPr>
-              <w:t>Fail</w:t>
+              <w:t xml:space="preserve">Fail(Due to source issue)</w:t>
             </w:r>
           </w:p>
         </w:tc>
@@ -49541,7 +49537,11 @@
           <w:tcPr>
             <w:tcW w:w="5640" w:type="dxa"/>
           </w:tcPr>
-          <w:p/>
+          <w:p>
+            <w:r>
+              <w:t xml:space="preserve">Null at source table stg_maximus__pd_prop_sp_pv for its columns</w:t>
+            </w:r>
+          </w:p>
         </w:tc>
       </w:tr>
     </w:tbl>
@@ -53207,11 +53207,7 @@
           </w:tcPr>
           <w:p>
             <w:r>
-              <w:rPr>
-                <w:lang w:val="en-US"/>
-                <w:rtl w:val="off"/>
-              </w:rPr>
-              <w:t>Fail</w:t>
+              <w:t xml:space="preserve">Fail(Due to source issue)</w:t>
             </w:r>
           </w:p>
         </w:tc>
@@ -53255,7 +53251,11 @@
           <w:tcPr>
             <w:tcW w:w="5640" w:type="dxa"/>
           </w:tcPr>
-          <w:p/>
+          <w:p>
+            <w:r>
+              <w:t xml:space="preserve">Null at source table stg_maximus__pd_prop_sp_pv for its columns</w:t>
+            </w:r>
+          </w:p>
         </w:tc>
       </w:tr>
     </w:tbl>
@@ -54003,11 +54003,7 @@
           </w:tcPr>
           <w:p>
             <w:r>
-              <w:rPr>
-                <w:lang w:val="en-US"/>
-                <w:rtl w:val="off"/>
-              </w:rPr>
-              <w:t>Fail</w:t>
+              <w:t xml:space="preserve">Fail(Due to source issue)</w:t>
             </w:r>
           </w:p>
         </w:tc>
@@ -54051,7 +54047,11 @@
           <w:tcPr>
             <w:tcW w:w="5640" w:type="dxa"/>
           </w:tcPr>
-          <w:p/>
+          <w:p>
+            <w:r>
+              <w:t xml:space="preserve">Null at source table stg_maximus__pd_prop_sp_pv for its columns</w:t>
+            </w:r>
+          </w:p>
         </w:tc>
       </w:tr>
     </w:tbl>
